--- a/học cách làm j đó/NCKH(new).docx
+++ b/học cách làm j đó/NCKH(new).docx
@@ -170,7 +170,6 @@
           <w:szCs w:val="40"/>
         </w:rPr>
       </w:pPr>
-      <w:bookmarkStart w:id="0" w:name="_GoBack"/>
       <w:r>
         <w:rPr>
           <w:b/>
@@ -182,7 +181,6 @@
         <w:t>Body Tracking Game</w:t>
       </w:r>
     </w:p>
-    <w:bookmarkEnd w:id="0"/>
     <w:p>
       <w:pPr>
         <w:pStyle w:val="ListParagraph"/>
@@ -861,26 +859,11 @@
             </w:pPr>
             <w:r>
               <w:rPr>
-                <w:b/>
-                <w:szCs w:val="26"/>
-              </w:rPr>
-              <w:t>Thứ nhất</w:t>
-            </w:r>
-            <w:r>
-              <w:rPr>
-                <w:b/>
+                <w:bCs/>
                 <w:szCs w:val="26"/>
                 <w:lang w:val="en-US"/>
               </w:rPr>
-              <w:t>:</w:t>
-            </w:r>
-            <w:r>
-              <w:rPr>
-                <w:bCs/>
-                <w:szCs w:val="26"/>
-                <w:lang w:val="en-US"/>
-              </w:rPr>
-              <w:t xml:space="preserve"> Là</w:t>
+              <w:t>Là</w:t>
             </w:r>
             <w:r>
               <w:rPr>
@@ -953,23 +936,19 @@
                 <w:szCs w:val="26"/>
                 <w:lang w:val="en-US"/>
               </w:rPr>
-              <w:t xml:space="preserve">. Khác với các ứng dụng truyền thống, dự án của chúng </w:t>
-            </w:r>
-            <w:r>
-              <w:rPr>
-                <w:bCs/>
-                <w:szCs w:val="26"/>
+              <w:t xml:space="preserve">. </w:t>
+            </w:r>
+            <w:r>
+              <w:t xml:space="preserve"> giúp </w:t>
+            </w:r>
+            <w:r>
+              <w:t>giúp trẻ vừa học vừa chơi một cách tự nhiên</w:t>
+            </w:r>
+            <w:r>
+              <w:rPr>
                 <w:lang w:val="en-US"/>
               </w:rPr>
-              <w:t>em</w:t>
-            </w:r>
-            <w:r>
-              <w:rPr>
-                <w:bCs/>
-                <w:szCs w:val="26"/>
-                <w:lang w:val="en-US"/>
-              </w:rPr>
-              <w:t xml:space="preserve"> giúp bé không chỉ làm quen với màu sắc, chữ cái, con số mà còn </w:t>
+              <w:t xml:space="preserve">. </w:t>
             </w:r>
             <w:r>
               <w:rPr>
@@ -978,7 +957,7 @@
                 <w:szCs w:val="26"/>
                 <w:lang w:val="en-US"/>
               </w:rPr>
-              <w:t>vận động tay, chân</w:t>
+              <w:t>Ứ</w:t>
             </w:r>
             <w:r>
               <w:rPr>
@@ -987,15 +966,14 @@
                 <w:szCs w:val="26"/>
                 <w:lang w:val="en-US"/>
               </w:rPr>
-              <w:t>..</w:t>
+              <w:t>ng dụng</w:t>
             </w:r>
             <w:r>
               <w:rPr>
                 <w:bCs/>
                 <w:szCs w:val="26"/>
-                <w:lang w:val="en-US"/>
-              </w:rPr>
-              <w:t xml:space="preserve"> thay vì chỉ ngồi yên một chỗ. Điều này giúp trẻ </w:t>
+              </w:rPr>
+              <w:t xml:space="preserve"> </w:t>
             </w:r>
             <w:r>
               <w:rPr>
@@ -1004,231 +982,155 @@
                 <w:szCs w:val="26"/>
                 <w:lang w:val="en-US"/>
               </w:rPr>
-              <w:t>khám phá thế giới học tập một cách tự nhiên và đầy hứng thú</w:t>
-            </w:r>
-            <w:r>
-              <w:rPr>
+              <w:t>trí tuệ nhân tạo</w:t>
+            </w:r>
+            <w:r>
+              <w:rPr>
+                <w:b/>
                 <w:bCs/>
                 <w:szCs w:val="26"/>
+              </w:rPr>
+              <w:t xml:space="preserve"> </w:t>
+            </w:r>
+            <w:r>
+              <w:rPr>
+                <w:b/>
+                <w:bCs/>
+                <w:szCs w:val="26"/>
                 <w:lang w:val="en-US"/>
               </w:rPr>
-              <w:t>.</w:t>
-            </w:r>
-          </w:p>
-          <w:p>
-            <w:pPr>
-              <w:tabs>
-                <w:tab w:val="left" w:pos="851"/>
-              </w:tabs>
-              <w:spacing w:beforeLines="60" w:before="144" w:afterLines="60" w:after="144" w:line="288" w:lineRule="auto"/>
-              <w:ind w:firstLine="0"/>
-              <w:rPr>
+              <w:t>(</w:t>
+            </w:r>
+            <w:r>
+              <w:rPr>
+                <w:b/>
                 <w:bCs/>
                 <w:szCs w:val="26"/>
+              </w:rPr>
+              <w:t>AI</w:t>
+            </w:r>
+            <w:r>
+              <w:rPr>
+                <w:b/>
+                <w:bCs/>
+                <w:szCs w:val="26"/>
                 <w:lang w:val="en-US"/>
               </w:rPr>
-            </w:pPr>
+              <w:t>)</w:t>
+            </w:r>
+            <w:r>
+              <w:rPr>
+                <w:bCs/>
+                <w:szCs w:val="26"/>
+                <w:lang w:val="en-US"/>
+              </w:rPr>
+              <w:t xml:space="preserve"> </w:t>
+            </w:r>
+            <w:r>
+              <w:rPr>
+                <w:bCs/>
+                <w:szCs w:val="26"/>
+              </w:rPr>
+              <w:t xml:space="preserve">nhận diện chuyển động </w:t>
+            </w:r>
+            <w:r>
+              <w:rPr>
+                <w:bCs/>
+                <w:szCs w:val="26"/>
+                <w:lang w:val="en-US"/>
+              </w:rPr>
+              <w:t xml:space="preserve">để tương tác với các </w:t>
+            </w:r>
+            <w:r>
+              <w:rPr>
+                <w:bCs/>
+                <w:szCs w:val="26"/>
+                <w:lang w:val="en-US"/>
+              </w:rPr>
+              <w:t>chủ đề</w:t>
+            </w:r>
+            <w:r>
+              <w:rPr>
+                <w:bCs/>
+                <w:szCs w:val="26"/>
+                <w:lang w:val="en-US"/>
+              </w:rPr>
+              <w:t xml:space="preserve"> của ứng dụng, </w:t>
+            </w:r>
+            <w:r>
+              <w:rPr>
+                <w:bCs/>
+                <w:szCs w:val="26"/>
+                <w:lang w:val="en-US"/>
+              </w:rPr>
+              <w:t>nổi bật với</w:t>
+            </w:r>
+            <w:r>
+              <w:rPr>
+                <w:bCs/>
+                <w:szCs w:val="26"/>
+                <w:lang w:val="en-US"/>
+              </w:rPr>
+              <w:t xml:space="preserve"> </w:t>
+            </w:r>
             <w:r>
               <w:rPr>
                 <w:b/>
+                <w:bCs/>
                 <w:szCs w:val="26"/>
                 <w:lang w:val="en-US"/>
               </w:rPr>
-              <w:t>Thứ hai:</w:t>
-            </w:r>
-            <w:r>
-              <w:rPr>
+              <w:t>chủ đề</w:t>
+            </w:r>
+            <w:r>
+              <w:rPr>
+                <w:b/>
                 <w:bCs/>
                 <w:szCs w:val="26"/>
                 <w:lang w:val="en-US"/>
               </w:rPr>
-              <w:t xml:space="preserve"> Là việc ứng dụng</w:t>
-            </w:r>
-            <w:r>
-              <w:rPr>
+              <w:t xml:space="preserve"> Ô </w:t>
+            </w:r>
+            <w:r>
+              <w:rPr>
+                <w:b/>
                 <w:bCs/>
                 <w:szCs w:val="26"/>
+                <w:lang w:val="en-US"/>
+              </w:rPr>
+              <w:t>Ăn Quan</w:t>
+            </w:r>
+            <w:r>
+              <w:rPr>
+                <w:b/>
+                <w:bCs/>
+                <w:szCs w:val="26"/>
+                <w:lang w:val="en-US"/>
               </w:rPr>
               <w:t xml:space="preserve"> </w:t>
             </w:r>
             <w:r>
               <w:rPr>
+                <w:b/>
+              </w:rPr>
+              <w:t xml:space="preserve"> </w:t>
+            </w:r>
+            <w:r>
+              <w:rPr>
+                <w:b/>
+              </w:rPr>
+              <w:t>vừa hiện đại vừa giữ gìn bản sắc</w:t>
+            </w:r>
+            <w:r>
+              <w:rPr>
                 <w:bCs/>
                 <w:szCs w:val="26"/>
                 <w:lang w:val="en-US"/>
               </w:rPr>
-              <w:t>trí tuệ nhân tạo</w:t>
-            </w:r>
-            <w:r>
-              <w:rPr>
-                <w:bCs/>
-                <w:szCs w:val="26"/>
-              </w:rPr>
-              <w:t xml:space="preserve"> </w:t>
-            </w:r>
-            <w:r>
-              <w:rPr>
-                <w:bCs/>
-                <w:szCs w:val="26"/>
-                <w:lang w:val="en-US"/>
-              </w:rPr>
-              <w:t>(</w:t>
-            </w:r>
-            <w:r>
-              <w:rPr>
-                <w:bCs/>
-                <w:szCs w:val="26"/>
-              </w:rPr>
-              <w:t>AI</w:t>
-            </w:r>
-            <w:r>
-              <w:rPr>
-                <w:bCs/>
-                <w:szCs w:val="26"/>
-                <w:lang w:val="en-US"/>
-              </w:rPr>
-              <w:t xml:space="preserve">) </w:t>
-            </w:r>
-            <w:r>
-              <w:rPr>
-                <w:bCs/>
-                <w:szCs w:val="26"/>
-              </w:rPr>
-              <w:t xml:space="preserve">nhận diện chuyển động </w:t>
-            </w:r>
-            <w:r>
-              <w:rPr>
-                <w:bCs/>
-                <w:szCs w:val="26"/>
-                <w:lang w:val="en-US"/>
-              </w:rPr>
-              <w:t xml:space="preserve">cơ thể để tương tác với các </w:t>
-            </w:r>
-            <w:r>
-              <w:rPr>
-                <w:bCs/>
-                <w:szCs w:val="26"/>
-                <w:lang w:val="en-US"/>
-              </w:rPr>
-              <w:t>chủ đề</w:t>
-            </w:r>
-            <w:r>
-              <w:rPr>
-                <w:bCs/>
-                <w:szCs w:val="26"/>
-                <w:lang w:val="en-US"/>
-              </w:rPr>
-              <w:t xml:space="preserve"> của ứng dụng, </w:t>
-            </w:r>
-            <w:r>
-              <w:rPr>
-                <w:bCs/>
-                <w:szCs w:val="26"/>
-                <w:lang w:val="en-US"/>
-              </w:rPr>
-              <w:t>nổi bật với</w:t>
-            </w:r>
-            <w:r>
-              <w:rPr>
-                <w:bCs/>
-                <w:szCs w:val="26"/>
-                <w:lang w:val="en-US"/>
-              </w:rPr>
-              <w:t xml:space="preserve"> trò chơi Ô </w:t>
-            </w:r>
-            <w:r>
-              <w:rPr>
-                <w:bCs/>
-                <w:szCs w:val="26"/>
-                <w:lang w:val="en-US"/>
-              </w:rPr>
-              <w:t>Ăn Quan</w:t>
-            </w:r>
-            <w:r>
-              <w:rPr>
-                <w:bCs/>
-                <w:szCs w:val="26"/>
-                <w:lang w:val="en-US"/>
-              </w:rPr>
-              <w:t xml:space="preserve"> - một trò chơi dân gian Việt Nam, góp phần vào việc giữ gìn bản sắc dân tộc.</w:t>
-            </w:r>
-          </w:p>
-          <w:p>
-            <w:pPr>
-              <w:tabs>
-                <w:tab w:val="left" w:pos="851"/>
-              </w:tabs>
-              <w:spacing w:beforeLines="60" w:before="144" w:afterLines="60" w:after="144" w:line="288" w:lineRule="auto"/>
-              <w:ind w:firstLine="0"/>
-              <w:rPr>
-                <w:szCs w:val="26"/>
-                <w:lang w:val="en-US"/>
-              </w:rPr>
-            </w:pPr>
-            <w:r>
-              <w:rPr>
-                <w:b/>
-                <w:szCs w:val="26"/>
-              </w:rPr>
-              <w:t xml:space="preserve">Thứ </w:t>
-            </w:r>
-            <w:r>
-              <w:rPr>
-                <w:b/>
-                <w:szCs w:val="26"/>
-                <w:lang w:val="en-US"/>
-              </w:rPr>
-              <w:t>ba</w:t>
-            </w:r>
-            <w:r>
-              <w:rPr>
-                <w:b/>
-                <w:szCs w:val="26"/>
-              </w:rPr>
-              <w:t>:</w:t>
-            </w:r>
-            <w:r>
-              <w:rPr>
-                <w:bCs/>
-                <w:szCs w:val="26"/>
-              </w:rPr>
-              <w:t xml:space="preserve"> Đề tài không chỉ tập trung vào mặt học thuật mà còn giải quyết những thách thức thực tiễn trong việc dạy trẻ tự kỷ thông qua một ứng dụng học tập đa </w:t>
-            </w:r>
-            <w:r>
-              <w:rPr>
-                <w:bCs/>
-                <w:szCs w:val="26"/>
-                <w:lang w:val="en-US"/>
-              </w:rPr>
-              <w:t>hoạt động</w:t>
-            </w:r>
-            <w:r>
-              <w:rPr>
-                <w:bCs/>
-                <w:szCs w:val="26"/>
-              </w:rPr>
-              <w:t xml:space="preserve">, </w:t>
-            </w:r>
-            <w:r>
-              <w:rPr>
-                <w:bCs/>
-                <w:szCs w:val="26"/>
-                <w:lang w:val="en-US"/>
-              </w:rPr>
-              <w:t>dễ triển khai</w:t>
-            </w:r>
-            <w:r>
-              <w:rPr>
-                <w:bCs/>
-                <w:szCs w:val="26"/>
-              </w:rPr>
-              <w:t>, và linh hoạt về môi trường sử dụng.</w:t>
-            </w:r>
-            <w:r>
-              <w:rPr>
-                <w:szCs w:val="26"/>
-              </w:rPr>
-              <w:t xml:space="preserve"> </w:t>
+              <w:t xml:space="preserve">. </w:t>
+            </w:r>
+            <w:r>
+              <w:t>Đồng thời, đây là giải pháp thiết thực hỗ trợ trẻ tự kỷ, dễ triển khai và linh hoạt trong nhiều môi trường.</w:t>
             </w:r>
           </w:p>
         </w:tc>
@@ -1265,88 +1167,7 @@
           </w:tcPr>
           <w:p>
             <w:pPr>
-              <w:pBdr>
-                <w:top w:val="nil"/>
-                <w:left w:val="nil"/>
-                <w:bottom w:val="nil"/>
-                <w:right w:val="nil"/>
-                <w:between w:val="nil"/>
-              </w:pBdr>
-              <w:tabs>
-                <w:tab w:val="left" w:pos="284"/>
-              </w:tabs>
-              <w:spacing w:beforeLines="60" w:before="144" w:afterLines="60" w:after="144" w:line="288" w:lineRule="auto"/>
-              <w:ind w:firstLine="0"/>
-              <w:rPr>
-                <w:szCs w:val="26"/>
-              </w:rPr>
-            </w:pPr>
-            <w:r>
-              <w:rPr>
-                <w:szCs w:val="26"/>
-              </w:rPr>
-              <w:t>Đề tài sử dụng nền tảng khoa học từ các lĩnh vực: Tâm lý học giáo dục</w:t>
-            </w:r>
-            <w:r>
-              <w:rPr>
-                <w:szCs w:val="26"/>
-                <w:lang w:val="en-US"/>
-              </w:rPr>
-              <w:t xml:space="preserve">; Nội dung kiến thức cơ bản phù hợp với trẻ trong độ tuổi từ 3 đến 7 tuổi; </w:t>
-            </w:r>
-            <w:r>
-              <w:rPr>
-                <w:szCs w:val="26"/>
-              </w:rPr>
-              <w:t xml:space="preserve"> Trí tuệ nhân tạo (AI), Nhận diện chuyển động (</w:t>
-            </w:r>
-            <w:r>
-              <w:rPr>
-                <w:szCs w:val="26"/>
-                <w:lang w:val="en-US"/>
-              </w:rPr>
-              <w:t>P</w:t>
-            </w:r>
-            <w:r>
-              <w:rPr>
-                <w:szCs w:val="26"/>
-              </w:rPr>
-              <w:t xml:space="preserve">ose </w:t>
-            </w:r>
-            <w:r>
-              <w:rPr>
-                <w:szCs w:val="26"/>
-                <w:lang w:val="en-US"/>
-              </w:rPr>
-              <w:t>estimation</w:t>
-            </w:r>
-            <w:r>
-              <w:rPr>
-                <w:szCs w:val="26"/>
-              </w:rPr>
-              <w:t>), và thiết kế trải nghiệm học tập dựa trên trò chơi.</w:t>
-            </w:r>
-            <w:r>
-              <w:rPr>
-                <w:szCs w:val="26"/>
-                <w:lang w:val="en-US"/>
-              </w:rPr>
-              <w:t xml:space="preserve"> Ứng dụng học tập</w:t>
-            </w:r>
-            <w:r>
-              <w:rPr>
-                <w:szCs w:val="26"/>
-              </w:rPr>
-              <w:t xml:space="preserve"> được xây dựng dựa trên:</w:t>
-            </w:r>
-          </w:p>
-          <w:p>
-            <w:pPr>
               <w:pStyle w:val="ListParagraph"/>
-              <w:numPr>
-                <w:ilvl w:val="0"/>
-                <w:numId w:val="10"/>
-              </w:numPr>
               <w:pBdr>
                 <w:top w:val="nil"/>
                 <w:left w:val="nil"/>
@@ -1358,177 +1179,38 @@
               <w:ind w:left="77" w:firstLine="0"/>
               <w:rPr>
                 <w:szCs w:val="26"/>
+                <w:lang w:val="en-US"/>
               </w:rPr>
             </w:pPr>
             <w:r>
-              <w:rPr>
-                <w:szCs w:val="26"/>
+              <w:t>Đề tài được xây dựng trên cơ sở Tâm lý học giáo dục và kiến thức phù hợp với trẻ từ 3 đến 7 tuổi</w:t>
+            </w:r>
+            <w:r>
+              <w:rPr>
                 <w:lang w:val="en-US"/>
               </w:rPr>
-              <w:t>H</w:t>
-            </w:r>
-            <w:r>
-              <w:rPr>
-                <w:szCs w:val="26"/>
-              </w:rPr>
-              <w:t>ệ thống ứng dụng thị giác máy tính</w:t>
-            </w:r>
-            <w:r>
-              <w:rPr>
-                <w:szCs w:val="26"/>
+              <w:t>,bao gồm</w:t>
+            </w:r>
+            <w:r>
+              <w:t xml:space="preserve"> trẻ tự kỷ, kết hợp với </w:t>
+            </w:r>
+            <w:r>
+              <w:rPr>
                 <w:lang w:val="en-US"/>
               </w:rPr>
-              <w:t xml:space="preserve"> </w:t>
-            </w:r>
-            <w:r>
-              <w:rPr>
-                <w:szCs w:val="26"/>
-              </w:rPr>
-              <w:t>(Computer Vision)</w:t>
-            </w:r>
-            <w:r>
-              <w:rPr>
-                <w:szCs w:val="26"/>
-              </w:rPr>
-              <w:t xml:space="preserve">, </w:t>
-            </w:r>
-            <w:r>
-              <w:rPr>
-                <w:szCs w:val="26"/>
+              <w:t>nghiên cứu</w:t>
+            </w:r>
+            <w:r>
+              <w:t xml:space="preserve">về hành vi, thói quen và khả năng tương tác của trẻ. Ứng dụng tích hợp Trí tuệ nhân tạo (AI), thị giác máy tính (Computer Vision) và học máy (Machine Learning) thông qua MediaPipe, OpenCV để nhận diện chuyển động cơ thể theo thời gian thực. Hệ thống đồng thời cung cấp phản hồi trực </w:t>
+            </w:r>
+            <w:r>
+              <w:t>quan và các trò chơi tương tác</w:t>
+            </w:r>
+            <w:r>
+              <w:rPr>
                 <w:lang w:val="en-US"/>
               </w:rPr>
-              <w:t xml:space="preserve"> </w:t>
-            </w:r>
-            <w:r>
-              <w:rPr>
-                <w:szCs w:val="26"/>
-              </w:rPr>
-              <w:t>kết hợp với</w:t>
-            </w:r>
-            <w:r>
-              <w:rPr>
-                <w:szCs w:val="26"/>
-                <w:lang w:val="en-US"/>
-              </w:rPr>
-              <w:t xml:space="preserve"> học máy (</w:t>
-            </w:r>
-            <w:r>
-              <w:rPr>
-                <w:szCs w:val="26"/>
-              </w:rPr>
-              <w:t>Machine Learning</w:t>
-            </w:r>
-            <w:r>
-              <w:rPr>
-                <w:szCs w:val="26"/>
-                <w:lang w:val="en-US"/>
-              </w:rPr>
-              <w:t>)</w:t>
-            </w:r>
-            <w:r>
-              <w:rPr>
-                <w:szCs w:val="26"/>
-                <w:lang w:val="en-US"/>
-              </w:rPr>
-              <w:t>,</w:t>
-            </w:r>
-            <w:r>
-              <w:rPr>
-                <w:szCs w:val="26"/>
-              </w:rPr>
-              <w:t xml:space="preserve"> thông qua thư viện MediaPipe</w:t>
-            </w:r>
-            <w:r>
-              <w:rPr>
-                <w:szCs w:val="26"/>
-                <w:lang w:val="en-US"/>
-              </w:rPr>
-              <w:t>, OpenCV</w:t>
-            </w:r>
-            <w:r>
-              <w:rPr>
-                <w:szCs w:val="26"/>
-              </w:rPr>
-              <w:t xml:space="preserve"> để thực hiện nhận diện chuyển động cơ thể theo thời gian thực. Bên cạnh đó, hệ thống còn cung cấp</w:t>
-            </w:r>
-            <w:r>
-              <w:rPr>
-                <w:szCs w:val="26"/>
-                <w:lang w:val="en-US"/>
-              </w:rPr>
-              <w:t xml:space="preserve"> các</w:t>
-            </w:r>
-            <w:r>
-              <w:rPr>
-                <w:szCs w:val="26"/>
-              </w:rPr>
-              <w:t xml:space="preserve"> phản hồi trực quan</w:t>
-            </w:r>
-            <w:r>
-              <w:rPr>
-                <w:szCs w:val="26"/>
-                <w:lang w:val="en-US"/>
-              </w:rPr>
-              <w:t xml:space="preserve">, </w:t>
-            </w:r>
-            <w:r>
-              <w:rPr>
-                <w:szCs w:val="26"/>
-              </w:rPr>
-              <w:t>các trò chơi tương tác nhằm tạo hứng thú cho trẻ trong việc tiếp cận các kiến thức nền tảng như bảng chữ cái, nhận biết màu sắc và số học.</w:t>
-            </w:r>
-          </w:p>
-          <w:p>
-            <w:pPr>
-              <w:pStyle w:val="ListParagraph"/>
-              <w:numPr>
-                <w:ilvl w:val="0"/>
-                <w:numId w:val="10"/>
-              </w:numPr>
-              <w:pBdr>
-                <w:top w:val="nil"/>
-                <w:left w:val="nil"/>
-                <w:bottom w:val="nil"/>
-                <w:right w:val="nil"/>
-                <w:between w:val="nil"/>
-              </w:pBdr>
-              <w:spacing w:beforeLines="60" w:before="144" w:afterLines="60" w:after="144" w:line="288" w:lineRule="auto"/>
-              <w:ind w:left="77" w:firstLine="0"/>
-              <w:rPr>
-                <w:szCs w:val="26"/>
-              </w:rPr>
-            </w:pPr>
-            <w:r>
-              <w:rPr>
-                <w:szCs w:val="26"/>
-              </w:rPr>
-              <w:t>Cơ sở lý thuyết về hành vi, thói quen và khả năng tương tác của trẻ</w:t>
-            </w:r>
-            <w:r>
-              <w:rPr>
-                <w:szCs w:val="26"/>
-                <w:lang w:val="en-US"/>
-              </w:rPr>
-              <w:t xml:space="preserve"> em bao gồm cả trẻ</w:t>
-            </w:r>
-            <w:r>
-              <w:rPr>
-                <w:szCs w:val="26"/>
-              </w:rPr>
-              <w:t xml:space="preserve"> tự kỷ</w:t>
-            </w:r>
-            <w:r>
-              <w:rPr>
-                <w:szCs w:val="26"/>
-                <w:lang w:val="en-US"/>
-              </w:rPr>
-              <w:t xml:space="preserve"> trong độ tuổi từ 3 đến 7</w:t>
-            </w:r>
-            <w:r>
-              <w:rPr>
-                <w:szCs w:val="26"/>
-              </w:rPr>
-              <w:t>.</w:t>
+              <w:t xml:space="preserve"> nhiều chủ đề.</w:t>
             </w:r>
           </w:p>
         </w:tc>
@@ -1567,119 +1249,6 @@
           <w:p>
             <w:pPr>
               <w:tabs>
-                <w:tab w:val="left" w:pos="851"/>
-              </w:tabs>
-              <w:spacing w:beforeLines="60" w:before="144" w:afterLines="60" w:after="144" w:line="288" w:lineRule="auto"/>
-              <w:ind w:firstLine="344"/>
-              <w:rPr>
-                <w:szCs w:val="26"/>
-                <w:lang w:val="en-US"/>
-              </w:rPr>
-            </w:pPr>
-            <w:r>
-              <w:rPr>
-                <w:szCs w:val="26"/>
-                <w:lang w:val="en-US"/>
-              </w:rPr>
-              <w:t>Là c</w:t>
-            </w:r>
-            <w:r>
-              <w:rPr>
-                <w:szCs w:val="26"/>
-              </w:rPr>
-              <w:t xml:space="preserve">ông cụ giúp giáo viên, phụ huynh và chuyên gia trị liệu dễ dàng đồng hành cùng </w:t>
-            </w:r>
-            <w:r>
-              <w:rPr>
-                <w:szCs w:val="26"/>
-                <w:lang w:val="en-US"/>
-              </w:rPr>
-              <w:t>trẻ</w:t>
-            </w:r>
-            <w:r>
-              <w:rPr>
-                <w:szCs w:val="26"/>
-                <w:lang w:val="en-US"/>
-              </w:rPr>
-              <w:t xml:space="preserve"> tự kỷ</w:t>
-            </w:r>
-            <w:r>
-              <w:rPr>
-                <w:szCs w:val="26"/>
-              </w:rPr>
-              <w:t xml:space="preserve"> trong việc học, chơi và vận động, góp phần tăng hiệu quả can thiệp sớm.</w:t>
-            </w:r>
-          </w:p>
-          <w:p>
-            <w:pPr>
-              <w:pBdr>
-                <w:top w:val="nil"/>
-                <w:left w:val="nil"/>
-                <w:bottom w:val="nil"/>
-                <w:right w:val="nil"/>
-                <w:between w:val="nil"/>
-              </w:pBdr>
-              <w:tabs>
-                <w:tab w:val="left" w:pos="851"/>
-              </w:tabs>
-              <w:spacing w:beforeLines="60" w:before="144" w:afterLines="60" w:after="144" w:line="288" w:lineRule="auto"/>
-              <w:ind w:firstLine="344"/>
-              <w:rPr>
-                <w:szCs w:val="26"/>
-                <w:lang w:val="en-US"/>
-              </w:rPr>
-            </w:pPr>
-            <w:r>
-              <w:rPr>
-                <w:szCs w:val="26"/>
-                <w:lang w:val="en-US"/>
-              </w:rPr>
-              <w:lastRenderedPageBreak/>
-              <w:t>Ứng dụng học tập</w:t>
-            </w:r>
-            <w:r>
-              <w:rPr>
-                <w:szCs w:val="26"/>
-              </w:rPr>
-              <w:t xml:space="preserve"> được thiết kế để sử dụng tại nhà, tại lớp học mầm non, hoặc các trung tâm trị liệu cho trẻ </w:t>
-            </w:r>
-            <w:r>
-              <w:rPr>
-                <w:szCs w:val="26"/>
-                <w:lang w:val="en-US"/>
-              </w:rPr>
-              <w:t xml:space="preserve">tự kỷ ở mức độ nhẹ… vì tính </w:t>
-            </w:r>
-            <w:r>
-              <w:rPr>
-                <w:szCs w:val="26"/>
-              </w:rPr>
-              <w:t>dễ triển khai</w:t>
-            </w:r>
-            <w:r>
-              <w:rPr>
-                <w:szCs w:val="26"/>
-                <w:lang w:val="en-US"/>
-              </w:rPr>
-              <w:t xml:space="preserve"> và</w:t>
-            </w:r>
-            <w:r>
-              <w:rPr>
-                <w:szCs w:val="26"/>
-              </w:rPr>
-              <w:t xml:space="preserve"> chi phí thấp, bởi c</w:t>
-            </w:r>
-            <w:r>
-              <w:rPr>
-                <w:szCs w:val="26"/>
-                <w:lang w:val="en-US"/>
-              </w:rPr>
-              <w:t>hỉ cần cài đặt trên các thiết bị có tích hợp Camera.</w:t>
-            </w:r>
-          </w:p>
-          <w:p>
-            <w:pPr>
-              <w:tabs>
                 <w:tab w:val="left" w:pos="284"/>
               </w:tabs>
               <w:spacing w:beforeLines="60" w:before="144" w:afterLines="60" w:after="144" w:line="288" w:lineRule="auto"/>
@@ -1689,29 +1258,25 @@
               </w:rPr>
             </w:pPr>
             <w:r>
-              <w:rPr>
-                <w:szCs w:val="26"/>
+              <w:t>Ứng dụng là công cụ hỗ trợ giáo viên, phụ huynh đồng hành cùng trẻ trong học tập, vui chơi và vận động</w:t>
+            </w:r>
+            <w:r>
+              <w:rPr>
                 <w:lang w:val="en-US"/>
               </w:rPr>
-              <w:t>T</w:t>
-            </w:r>
-            <w:r>
-              <w:rPr>
-                <w:szCs w:val="26"/>
-              </w:rPr>
-              <w:t xml:space="preserve">ích hợp các giá trị văn hóa Việt Nam thông qua trò chơi dân gian Ô </w:t>
-            </w:r>
-            <w:r>
-              <w:rPr>
-                <w:szCs w:val="26"/>
-              </w:rPr>
-              <w:t>Ăn Quan</w:t>
-            </w:r>
-            <w:r>
-              <w:rPr>
-                <w:szCs w:val="26"/>
-              </w:rPr>
-              <w:t>, tạo cơ hội để trẻ vừa được học tập hiệu quả, vừa góp phần giữ gìn bản sắc văn hóa dân tộc.</w:t>
+              <w:t>. D</w:t>
+            </w:r>
+            <w:r>
+              <w:t>ễ triển khai và</w:t>
+            </w:r>
+            <w:r>
+              <w:rPr>
+                <w:lang w:val="en-US"/>
+              </w:rPr>
+              <w:t xml:space="preserve"> sử dụng ở nhiều nơi</w:t>
+            </w:r>
+            <w:r>
+              <w:t>. Đồng thời, việc lồng ghép trò chơi dân gian Ô Ăn Quan giúp trẻ học tập hiệu quả, gìn giữ và phát huy bản sắc văn hóa Việt Nam.</w:t>
             </w:r>
           </w:p>
         </w:tc>
@@ -1739,7 +1304,6 @@
                 <w:b/>
                 <w:szCs w:val="26"/>
               </w:rPr>
-              <w:lastRenderedPageBreak/>
               <w:t>Tính cộng đồng</w:t>
             </w:r>
           </w:p>
@@ -1760,183 +1324,36 @@
               </w:rPr>
             </w:pPr>
             <w:r>
-              <w:rPr>
-                <w:szCs w:val="26"/>
-              </w:rPr>
-              <w:t>Khi được áp dụng rộng rãi, đề tài không chỉ giúp tăng cơ hội tiếp cận</w:t>
-            </w:r>
-            <w:r>
-              <w:rPr>
-                <w:szCs w:val="26"/>
+              <w:t>Khi được triển khai rộng rãi, đề tài không chỉ mở ra cơ hội tiếp cận phương pháp giáo dụ</w:t>
+            </w:r>
+            <w:r>
+              <w:t xml:space="preserve">c hiện đại cho trẻ 3–7 tuổi </w:t>
+            </w:r>
+            <w:r>
+              <w:rPr>
                 <w:lang w:val="en-US"/>
               </w:rPr>
-              <w:t xml:space="preserve"> một phương pháp</w:t>
-            </w:r>
-            <w:r>
-              <w:rPr>
-                <w:szCs w:val="26"/>
-              </w:rPr>
-              <w:t xml:space="preserve"> giáo dục </w:t>
-            </w:r>
-            <w:r>
-              <w:rPr>
-                <w:szCs w:val="26"/>
+              <w:t>hỗ trợ</w:t>
+            </w:r>
+            <w:r>
+              <w:t xml:space="preserve"> phát triển toàn diện, mà còn góp phần nâng cao nhận thức cộng đồng về vai trò của công nghệ trong giáo dục</w:t>
+            </w:r>
+            <w:r>
+              <w:rPr>
                 <w:lang w:val="en-US"/>
               </w:rPr>
-              <w:t>hiện đại</w:t>
-            </w:r>
-            <w:r>
-              <w:rPr>
-                <w:szCs w:val="26"/>
-              </w:rPr>
-              <w:t xml:space="preserve"> cho trẻ em</w:t>
-            </w:r>
-            <w:r>
-              <w:rPr>
-                <w:szCs w:val="26"/>
-                <w:lang w:val="en-US"/>
-              </w:rPr>
-              <w:t xml:space="preserve"> trong độ tuổi từ 3-7 tuổi nhằm hướng đến việc phát triển trẻ em một cách toàn diện,</w:t>
-            </w:r>
-            <w:r>
-              <w:rPr>
-                <w:szCs w:val="26"/>
-              </w:rPr>
-              <w:t xml:space="preserve"> mà còn góp phần:</w:t>
-            </w:r>
-          </w:p>
-          <w:p>
-            <w:pPr>
-              <w:tabs>
-                <w:tab w:val="left" w:pos="851"/>
-              </w:tabs>
-              <w:spacing w:beforeLines="60" w:before="144" w:afterLines="60" w:after="144" w:line="288" w:lineRule="auto"/>
-              <w:rPr>
-                <w:szCs w:val="26"/>
-                <w:lang w:val="en-US"/>
-              </w:rPr>
-            </w:pPr>
-            <w:r>
-              <w:rPr>
-                <w:szCs w:val="26"/>
-                <w:lang w:val="en-US"/>
-              </w:rPr>
-              <w:t xml:space="preserve">+ </w:t>
-            </w:r>
-            <w:r>
-              <w:rPr>
-                <w:szCs w:val="26"/>
-              </w:rPr>
-              <w:t>Nâng cao nhận thức cộng đồng về vai trò của công nghệ</w:t>
-            </w:r>
-            <w:r>
-              <w:rPr>
-                <w:szCs w:val="26"/>
-                <w:lang w:val="en-US"/>
-              </w:rPr>
-              <w:t xml:space="preserve"> hiện đại</w:t>
-            </w:r>
-            <w:r>
-              <w:rPr>
-                <w:szCs w:val="26"/>
-              </w:rPr>
-              <w:t xml:space="preserve"> trong giáo dục</w:t>
-            </w:r>
-            <w:r>
-              <w:rPr>
-                <w:szCs w:val="26"/>
-                <w:lang w:val="en-US"/>
-              </w:rPr>
-              <w:t xml:space="preserve"> cho trẻ em trong thời đại hiện nay.</w:t>
-            </w:r>
-          </w:p>
-          <w:p>
-            <w:pPr>
-              <w:tabs>
-                <w:tab w:val="left" w:pos="851"/>
-              </w:tabs>
-              <w:spacing w:beforeLines="60" w:before="144" w:afterLines="60" w:after="144" w:line="288" w:lineRule="auto"/>
-              <w:rPr>
-                <w:szCs w:val="26"/>
-                <w:lang w:val="en-US"/>
-              </w:rPr>
-            </w:pPr>
-            <w:r>
-              <w:rPr>
-                <w:szCs w:val="26"/>
-                <w:lang w:val="en-US"/>
-              </w:rPr>
-              <w:t>+ H</w:t>
-            </w:r>
-            <w:r>
-              <w:rPr>
-                <w:szCs w:val="26"/>
-              </w:rPr>
-              <w:t>iện đại hóa trò chơi dân gian</w:t>
-            </w:r>
-            <w:r>
-              <w:rPr>
-                <w:szCs w:val="26"/>
-                <w:lang w:val="en-US"/>
-              </w:rPr>
-              <w:t xml:space="preserve"> để phù hợp với bối cảnh hiện tại nhằm </w:t>
-            </w:r>
-            <w:r>
-              <w:rPr>
-                <w:szCs w:val="26"/>
-              </w:rPr>
-              <w:t>giữ gìn bản sắc văn hóa trong bối cảnh hội nhập.</w:t>
-            </w:r>
-          </w:p>
-          <w:p>
-            <w:pPr>
-              <w:tabs>
-                <w:tab w:val="left" w:pos="851"/>
-              </w:tabs>
-              <w:spacing w:beforeLines="60" w:before="144" w:afterLines="60" w:after="144" w:line="288" w:lineRule="auto"/>
-              <w:rPr>
-                <w:szCs w:val="26"/>
-                <w:lang w:val="en-US"/>
-              </w:rPr>
-            </w:pPr>
-            <w:r>
-              <w:rPr>
-                <w:szCs w:val="26"/>
-                <w:lang w:val="en-US"/>
-              </w:rPr>
-              <w:t xml:space="preserve">+ </w:t>
-            </w:r>
-            <w:r>
-              <w:rPr>
-                <w:szCs w:val="26"/>
-              </w:rPr>
-              <w:t xml:space="preserve">Thúc đẩy sự bình đẳng trong tiếp cận giáo dục, đặc biệt cho các đối tượng yếu thế như trẻ </w:t>
-            </w:r>
-            <w:r>
-              <w:rPr>
-                <w:szCs w:val="26"/>
-                <w:lang w:val="en-US"/>
-              </w:rPr>
-              <w:t>tự kỷ</w:t>
-            </w:r>
-            <w:r>
-              <w:rPr>
-                <w:szCs w:val="26"/>
-              </w:rPr>
-              <w:t xml:space="preserve">, trẻ </w:t>
-            </w:r>
-            <w:r>
-              <w:rPr>
-                <w:szCs w:val="26"/>
-                <w:lang w:val="en-US"/>
-              </w:rPr>
-              <w:t xml:space="preserve">em ở </w:t>
-            </w:r>
-            <w:r>
-              <w:rPr>
-                <w:szCs w:val="26"/>
-              </w:rPr>
-              <w:t>vùng sâu vùng xa.</w:t>
+              <w:t>.</w:t>
+            </w:r>
+            <w:r>
+              <w:t xml:space="preserve"> </w:t>
+            </w:r>
+            <w:r>
+              <w:t xml:space="preserve">Đồng thời, dự án góp phần hiện đại </w:t>
+            </w:r>
+            <w:bookmarkStart w:id="0" w:name="_GoBack"/>
+            <w:bookmarkEnd w:id="0"/>
+            <w:r>
+              <w:t>hóa trò chơi dân gian, giữ gìn bản sắc văn hóa và thúc đẩy bình đẳng trong tiếp cận giáo dục, đặc biệt cho trẻ tự kỷ và trẻ em vùng sâu vùng xa.</w:t>
             </w:r>
           </w:p>
         </w:tc>
@@ -2127,143 +1544,18 @@
         <w:spacing w:beforeLines="60" w:before="144" w:afterLines="60" w:after="144" w:line="288" w:lineRule="auto"/>
         <w:ind w:firstLine="0"/>
         <w:rPr>
-          <w:b/>
-          <w:szCs w:val="26"/>
-        </w:rPr>
-      </w:pPr>
-      <w:r>
-        <w:rPr>
-          <w:b/>
-          <w:szCs w:val="26"/>
-        </w:rPr>
-        <w:t>Lĩnh vực dự thi: Phần mềm tin học</w:t>
-      </w:r>
-    </w:p>
-    <w:p>
-      <w:pPr>
-        <w:tabs>
-          <w:tab w:val="left" w:pos="851"/>
-        </w:tabs>
+          <w:szCs w:val="26"/>
+        </w:rPr>
+      </w:pPr>
+    </w:p>
+    <w:p>
+      <w:pPr>
         <w:spacing w:beforeLines="60" w:before="144" w:afterLines="60" w:after="144" w:line="288" w:lineRule="auto"/>
         <w:ind w:firstLine="0"/>
         <w:rPr>
-          <w:rStyle w:val="Heading1Char"/>
-          <w:rFonts w:eastAsiaTheme="minorHAnsi" w:cstheme="minorBidi"/>
-          <w:color w:val="385623" w:themeColor="accent6" w:themeShade="80"/>
-          <w:sz w:val="26"/>
-          <w:szCs w:val="26"/>
-        </w:rPr>
-      </w:pPr>
-      <w:r>
-        <w:rPr>
-          <w:b/>
-          <w:szCs w:val="26"/>
-        </w:rPr>
-        <w:t xml:space="preserve">Đề tài: </w:t>
-      </w:r>
-      <w:r>
-        <w:rPr>
-          <w:rStyle w:val="Heading1Char"/>
-          <w:color w:val="385623" w:themeColor="accent6" w:themeShade="80"/>
-          <w:sz w:val="26"/>
-          <w:szCs w:val="26"/>
-        </w:rPr>
-        <w:t xml:space="preserve">Body Tracking Game - Ứng dụng tích hợp trí tuệ nhân tạo giúp trẻ mầm non, trẻ tự kỷ kết hợp học tập với vận động thể chất thông qua các trò chơi - nổi bật với “Ô </w:t>
-      </w:r>
-      <w:r>
-        <w:rPr>
-          <w:rStyle w:val="Heading1Char"/>
-          <w:color w:val="385623" w:themeColor="accent6" w:themeShade="80"/>
-          <w:sz w:val="26"/>
-          <w:szCs w:val="26"/>
-        </w:rPr>
-        <w:t>Ăn Quan</w:t>
-      </w:r>
-      <w:r>
-        <w:rPr>
-          <w:rStyle w:val="Heading1Char"/>
-          <w:color w:val="385623" w:themeColor="accent6" w:themeShade="80"/>
-          <w:sz w:val="26"/>
-          <w:szCs w:val="26"/>
-        </w:rPr>
-        <w:t>” (một trò chơi dân gian Việt Nam)”</w:t>
-      </w:r>
-    </w:p>
-    <w:p>
-      <w:pPr>
-        <w:pStyle w:val="ListParagraph"/>
-        <w:spacing w:beforeLines="60" w:before="144" w:afterLines="60" w:after="144" w:line="288" w:lineRule="auto"/>
-        <w:ind w:left="-142" w:right="532" w:firstLine="142"/>
-        <w:rPr>
-          <w:rFonts w:eastAsiaTheme="majorEastAsia" w:cstheme="majorBidi"/>
-          <w:b/>
-          <w:color w:val="074749"/>
-          <w:szCs w:val="26"/>
-        </w:rPr>
-      </w:pPr>
-      <w:r>
-        <w:rPr>
-          <w:b/>
-          <w:szCs w:val="26"/>
-        </w:rPr>
-        <w:t xml:space="preserve">Tác giả: </w:t>
-      </w:r>
-    </w:p>
-    <w:p>
-      <w:pPr>
-        <w:numPr>
-          <w:ilvl w:val="1"/>
-          <w:numId w:val="9"/>
-        </w:numPr>
-        <w:pBdr>
-          <w:top w:val="nil"/>
-          <w:left w:val="nil"/>
-          <w:bottom w:val="nil"/>
-          <w:right w:val="nil"/>
-          <w:between w:val="nil"/>
-        </w:pBdr>
-        <w:spacing w:beforeLines="60" w:before="144" w:afterLines="60" w:after="144" w:line="288" w:lineRule="auto"/>
-        <w:ind w:left="1260"/>
-        <w:rPr>
-          <w:b/>
-          <w:szCs w:val="26"/>
-        </w:rPr>
-      </w:pPr>
-      <w:r>
-        <w:rPr>
-          <w:b/>
-          <w:szCs w:val="26"/>
-        </w:rPr>
-        <w:t>Vũ Hoàng Thanh Mai</w:t>
-      </w:r>
-    </w:p>
-    <w:p>
-      <w:pPr>
-        <w:numPr>
-          <w:ilvl w:val="1"/>
-          <w:numId w:val="9"/>
-        </w:numPr>
-        <w:pBdr>
-          <w:top w:val="nil"/>
-          <w:left w:val="nil"/>
-          <w:bottom w:val="nil"/>
-          <w:right w:val="nil"/>
-          <w:between w:val="nil"/>
-        </w:pBdr>
-        <w:spacing w:beforeLines="60" w:before="144" w:afterLines="60" w:after="144" w:line="288" w:lineRule="auto"/>
-        <w:ind w:left="1260"/>
-        <w:rPr>
-          <w:b/>
-          <w:szCs w:val="26"/>
-        </w:rPr>
-      </w:pPr>
-      <w:r>
-        <w:rPr>
-          <w:b/>
-          <w:szCs w:val="26"/>
-        </w:rPr>
-        <w:t>Nguyễn Hoàng Việt.</w:t>
-      </w:r>
+          <w:szCs w:val="26"/>
+        </w:rPr>
+      </w:pPr>
     </w:p>
     <w:p>
       <w:pPr>
@@ -2273,86 +1565,15 @@
           <w:szCs w:val="26"/>
         </w:rPr>
       </w:pPr>
-      <w:r>
-        <w:rPr>
-          <w:b/>
-          <w:szCs w:val="26"/>
-        </w:rPr>
-        <w:t xml:space="preserve">Giáo viên hướng dẫn: </w:t>
-      </w:r>
-      <w:r>
-        <w:rPr>
-          <w:bCs/>
-          <w:szCs w:val="26"/>
-        </w:rPr>
-        <w:t xml:space="preserve">Th.S </w:t>
-      </w:r>
-      <w:r>
-        <w:rPr>
-          <w:bCs/>
-          <w:szCs w:val="26"/>
-        </w:rPr>
-        <w:t>Nguyễn</w:t>
-      </w:r>
-      <w:r>
-        <w:rPr>
-          <w:szCs w:val="26"/>
-        </w:rPr>
-        <w:t xml:space="preserve"> Thị Hoài Vy</w:t>
-      </w:r>
-      <w:r>
-        <w:rPr>
-          <w:szCs w:val="26"/>
-        </w:rPr>
-        <w:t xml:space="preserve"> </w:t>
-      </w:r>
-      <w:r>
-        <w:rPr>
-          <w:szCs w:val="26"/>
-        </w:rPr>
-        <w:t>–</w:t>
-      </w:r>
-      <w:r>
-        <w:rPr>
-          <w:szCs w:val="26"/>
-        </w:rPr>
-        <w:t xml:space="preserve"> </w:t>
-      </w:r>
-      <w:r>
-        <w:rPr>
-          <w:szCs w:val="26"/>
-        </w:rPr>
-        <w:t>Trường THPT Nguyễn Hữu Huân</w:t>
-      </w:r>
-      <w:r>
-        <w:rPr>
-          <w:szCs w:val="26"/>
-        </w:rPr>
-        <w:t>.</w:t>
-      </w:r>
     </w:p>
     <w:p>
       <w:pPr>
         <w:spacing w:beforeLines="60" w:before="144" w:afterLines="60" w:after="144" w:line="288" w:lineRule="auto"/>
         <w:ind w:firstLine="0"/>
         <w:rPr>
-          <w:b/>
-          <w:szCs w:val="26"/>
-        </w:rPr>
-      </w:pPr>
-      <w:r>
-        <w:rPr>
-          <w:b/>
-          <w:szCs w:val="26"/>
-        </w:rPr>
-        <w:t xml:space="preserve">Thời gian: </w:t>
-      </w:r>
-      <w:r>
-        <w:rPr>
-          <w:szCs w:val="26"/>
-        </w:rPr>
-        <w:t>Từ tháng 4/2025 đến tháng 07/2025.</w:t>
-      </w:r>
+          <w:szCs w:val="26"/>
+        </w:rPr>
+      </w:pPr>
     </w:p>
     <w:p>
       <w:pPr>
@@ -2362,26 +1583,24 @@
           <w:szCs w:val="26"/>
         </w:rPr>
       </w:pPr>
-      <w:r>
-        <w:rPr>
-          <w:b/>
-          <w:szCs w:val="26"/>
-        </w:rPr>
-        <w:t xml:space="preserve">Địa điểm thực hiện Đề tài: </w:t>
-      </w:r>
-      <w:r>
-        <w:rPr>
-          <w:b/>
-          <w:szCs w:val="26"/>
-        </w:rPr>
-        <w:t xml:space="preserve"> </w:t>
-      </w:r>
-      <w:r>
-        <w:rPr>
-          <w:szCs w:val="26"/>
-        </w:rPr>
-        <w:t>Trường THPT Nguyễn Hữu Huân.</w:t>
-      </w:r>
+    </w:p>
+    <w:p>
+      <w:pPr>
+        <w:spacing w:beforeLines="60" w:before="144" w:afterLines="60" w:after="144" w:line="288" w:lineRule="auto"/>
+        <w:ind w:firstLine="0"/>
+        <w:rPr>
+          <w:szCs w:val="26"/>
+        </w:rPr>
+      </w:pPr>
+    </w:p>
+    <w:p>
+      <w:pPr>
+        <w:spacing w:beforeLines="60" w:before="144" w:afterLines="60" w:after="144" w:line="288" w:lineRule="auto"/>
+        <w:ind w:firstLine="0"/>
+        <w:rPr>
+          <w:szCs w:val="26"/>
+        </w:rPr>
+      </w:pPr>
     </w:p>
     <w:p>
       <w:pPr>
@@ -2533,7 +1752,7 @@
                 <w:noProof/>
                 <w:webHidden/>
               </w:rPr>
-              <w:t>5</w:t>
+              <w:t>4</w:t>
             </w:r>
             <w:r>
               <w:rPr>
@@ -2607,7 +1826,7 @@
                 <w:noProof/>
                 <w:webHidden/>
               </w:rPr>
-              <w:t>5</w:t>
+              <w:t>4</w:t>
             </w:r>
             <w:r>
               <w:rPr>
@@ -2682,7 +1901,7 @@
                 <w:noProof/>
                 <w:webHidden/>
               </w:rPr>
-              <w:t>5</w:t>
+              <w:t>4</w:t>
             </w:r>
             <w:r>
               <w:rPr>
@@ -2757,7 +1976,7 @@
                 <w:noProof/>
                 <w:webHidden/>
               </w:rPr>
-              <w:t>6</w:t>
+              <w:t>5</w:t>
             </w:r>
             <w:r>
               <w:rPr>
@@ -2832,7 +2051,7 @@
                 <w:noProof/>
                 <w:webHidden/>
               </w:rPr>
-              <w:t>7</w:t>
+              <w:t>6</w:t>
             </w:r>
             <w:r>
               <w:rPr>
@@ -2907,7 +2126,7 @@
                 <w:noProof/>
                 <w:webHidden/>
               </w:rPr>
-              <w:t>8</w:t>
+              <w:t>7</w:t>
             </w:r>
             <w:r>
               <w:rPr>
@@ -2981,7 +2200,7 @@
                 <w:noProof/>
                 <w:webHidden/>
               </w:rPr>
-              <w:t>8</w:t>
+              <w:t>7</w:t>
             </w:r>
             <w:r>
               <w:rPr>
@@ -3077,7 +2296,7 @@
                 <w:noProof/>
                 <w:webHidden/>
               </w:rPr>
-              <w:t>8</w:t>
+              <w:t>7</w:t>
             </w:r>
             <w:r>
               <w:rPr>
@@ -3152,7 +2371,7 @@
                 <w:noProof/>
                 <w:webHidden/>
               </w:rPr>
-              <w:t>8</w:t>
+              <w:t>7</w:t>
             </w:r>
             <w:r>
               <w:rPr>
@@ -3226,7 +2445,7 @@
                 <w:noProof/>
                 <w:webHidden/>
               </w:rPr>
-              <w:t>9</w:t>
+              <w:t>8</w:t>
             </w:r>
             <w:r>
               <w:rPr>
@@ -3301,7 +2520,7 @@
                 <w:noProof/>
                 <w:webHidden/>
               </w:rPr>
-              <w:t>9</w:t>
+              <w:t>8</w:t>
             </w:r>
             <w:r>
               <w:rPr>
@@ -3376,7 +2595,7 @@
                 <w:noProof/>
                 <w:webHidden/>
               </w:rPr>
-              <w:t>9</w:t>
+              <w:t>8</w:t>
             </w:r>
             <w:r>
               <w:rPr>
@@ -3451,7 +2670,7 @@
                 <w:noProof/>
                 <w:webHidden/>
               </w:rPr>
-              <w:t>10</w:t>
+              <w:t>9</w:t>
             </w:r>
             <w:r>
               <w:rPr>
@@ -3525,7 +2744,7 @@
                 <w:noProof/>
                 <w:webHidden/>
               </w:rPr>
-              <w:t>10</w:t>
+              <w:t>9</w:t>
             </w:r>
             <w:r>
               <w:rPr>
@@ -3600,7 +2819,7 @@
                 <w:noProof/>
                 <w:webHidden/>
               </w:rPr>
-              <w:t>10</w:t>
+              <w:t>9</w:t>
             </w:r>
             <w:r>
               <w:rPr>
@@ -3675,7 +2894,7 @@
                 <w:noProof/>
                 <w:webHidden/>
               </w:rPr>
-              <w:t>10</w:t>
+              <w:t>9</w:t>
             </w:r>
             <w:r>
               <w:rPr>
@@ -3749,7 +2968,7 @@
                 <w:noProof/>
                 <w:webHidden/>
               </w:rPr>
-              <w:t>11</w:t>
+              <w:t>10</w:t>
             </w:r>
             <w:r>
               <w:rPr>
@@ -3824,7 +3043,7 @@
                 <w:noProof/>
                 <w:webHidden/>
               </w:rPr>
-              <w:t>11</w:t>
+              <w:t>10</w:t>
             </w:r>
             <w:r>
               <w:rPr>
@@ -3899,7 +3118,7 @@
                 <w:noProof/>
                 <w:webHidden/>
               </w:rPr>
-              <w:t>11</w:t>
+              <w:t>10</w:t>
             </w:r>
             <w:r>
               <w:rPr>
@@ -3974,7 +3193,7 @@
                 <w:noProof/>
                 <w:webHidden/>
               </w:rPr>
-              <w:t>11</w:t>
+              <w:t>10</w:t>
             </w:r>
             <w:r>
               <w:rPr>
@@ -4049,7 +3268,7 @@
                 <w:noProof/>
                 <w:webHidden/>
               </w:rPr>
-              <w:t>12</w:t>
+              <w:t>11</w:t>
             </w:r>
             <w:r>
               <w:rPr>
@@ -4145,7 +3364,7 @@
                 <w:noProof/>
                 <w:webHidden/>
               </w:rPr>
-              <w:t>17</w:t>
+              <w:t>16</w:t>
             </w:r>
             <w:r>
               <w:rPr>
@@ -4219,7 +3438,7 @@
                 <w:noProof/>
                 <w:webHidden/>
               </w:rPr>
-              <w:t>17</w:t>
+              <w:t>16</w:t>
             </w:r>
             <w:r>
               <w:rPr>
@@ -4294,7 +3513,7 @@
                 <w:noProof/>
                 <w:webHidden/>
               </w:rPr>
-              <w:t>17</w:t>
+              <w:t>16</w:t>
             </w:r>
             <w:r>
               <w:rPr>
@@ -4369,7 +3588,7 @@
                 <w:noProof/>
                 <w:webHidden/>
               </w:rPr>
-              <w:t>18</w:t>
+              <w:t>17</w:t>
             </w:r>
             <w:r>
               <w:rPr>
@@ -4443,7 +3662,7 @@
                 <w:noProof/>
                 <w:webHidden/>
               </w:rPr>
-              <w:t>18</w:t>
+              <w:t>17</w:t>
             </w:r>
             <w:r>
               <w:rPr>
@@ -4517,7 +3736,7 @@
                 <w:noProof/>
                 <w:webHidden/>
               </w:rPr>
-              <w:t>19</w:t>
+              <w:t>18</w:t>
             </w:r>
             <w:r>
               <w:rPr>
@@ -4613,7 +3832,7 @@
                 <w:noProof/>
                 <w:webHidden/>
               </w:rPr>
-              <w:t>19</w:t>
+              <w:t>18</w:t>
             </w:r>
             <w:r>
               <w:rPr>
@@ -4709,7 +3928,7 @@
                 <w:noProof/>
                 <w:webHidden/>
               </w:rPr>
-              <w:t>19</w:t>
+              <w:t>18</w:t>
             </w:r>
             <w:r>
               <w:rPr>
@@ -4805,7 +4024,7 @@
                 <w:noProof/>
                 <w:webHidden/>
               </w:rPr>
-              <w:t>19</w:t>
+              <w:t>18</w:t>
             </w:r>
             <w:r>
               <w:rPr>
@@ -4907,1043 +4126,6 @@
         <w:spacing w:beforeLines="60" w:before="144" w:afterLines="60" w:after="144" w:line="288" w:lineRule="auto"/>
         <w:jc w:val="center"/>
         <w:rPr>
-          <w:b/>
-          <w:bCs/>
-          <w:color w:val="385623" w:themeColor="accent6" w:themeShade="80"/>
-          <w:szCs w:val="26"/>
-        </w:rPr>
-      </w:pPr>
-      <w:r>
-        <w:rPr>
-          <w:b/>
-          <w:bCs/>
-          <w:color w:val="385623" w:themeColor="accent6" w:themeShade="80"/>
-          <w:szCs w:val="26"/>
-        </w:rPr>
-        <w:lastRenderedPageBreak/>
-        <w:t>DANH MỤC HÌNH ẢNH</w:t>
-      </w:r>
-    </w:p>
-    <w:p>
-      <w:pPr>
-        <w:pBdr>
-          <w:top w:val="nil"/>
-          <w:left w:val="nil"/>
-          <w:bottom w:val="nil"/>
-          <w:right w:val="nil"/>
-          <w:between w:val="nil"/>
-        </w:pBdr>
-        <w:spacing w:beforeLines="60" w:before="144" w:afterLines="60" w:after="144" w:line="288" w:lineRule="auto"/>
-        <w:rPr>
-          <w:szCs w:val="26"/>
-        </w:rPr>
-      </w:pPr>
-    </w:p>
-    <w:p>
-      <w:pPr>
-        <w:pStyle w:val="TableofFigures"/>
-        <w:tabs>
-          <w:tab w:val="right" w:leader="dot" w:pos="9736"/>
-        </w:tabs>
-        <w:rPr>
-          <w:rFonts w:asciiTheme="minorHAnsi" w:eastAsiaTheme="minorEastAsia" w:hAnsiTheme="minorHAnsi"/>
-          <w:noProof/>
-          <w:kern w:val="2"/>
-          <w:sz w:val="24"/>
-          <w:szCs w:val="24"/>
-          <w14:ligatures w14:val="standardContextual"/>
-        </w:rPr>
-      </w:pPr>
-      <w:r>
-        <w:rPr>
-          <w:szCs w:val="26"/>
-        </w:rPr>
-        <w:fldChar w:fldCharType="begin"/>
-      </w:r>
-      <w:r>
-        <w:rPr>
-          <w:szCs w:val="26"/>
-        </w:rPr>
-        <w:instrText xml:space="preserve"> TOC \h \z \c "Hình" </w:instrText>
-      </w:r>
-      <w:r>
-        <w:rPr>
-          <w:szCs w:val="26"/>
-        </w:rPr>
-        <w:fldChar w:fldCharType="separate"/>
-      </w:r>
-      <w:hyperlink w:anchor="_Toc204021728" w:history="1">
-        <w:r>
-          <w:rPr>
-            <w:rStyle w:val="Hyperlink"/>
-            <w:noProof/>
-          </w:rPr>
-          <w:t>Hình 1: Sơ đồ cơ chế hoạt động</w:t>
-        </w:r>
-        <w:r>
-          <w:rPr>
-            <w:noProof/>
-            <w:webHidden/>
-          </w:rPr>
-          <w:tab/>
-        </w:r>
-        <w:r>
-          <w:rPr>
-            <w:noProof/>
-            <w:webHidden/>
-          </w:rPr>
-          <w:fldChar w:fldCharType="begin"/>
-        </w:r>
-        <w:r>
-          <w:rPr>
-            <w:noProof/>
-            <w:webHidden/>
-          </w:rPr>
-          <w:instrText xml:space="preserve"> PAGEREF _Toc204021728 \h </w:instrText>
-        </w:r>
-        <w:r>
-          <w:rPr>
-            <w:noProof/>
-            <w:webHidden/>
-          </w:rPr>
-        </w:r>
-        <w:r>
-          <w:rPr>
-            <w:noProof/>
-            <w:webHidden/>
-          </w:rPr>
-          <w:fldChar w:fldCharType="separate"/>
-        </w:r>
-        <w:r>
-          <w:rPr>
-            <w:noProof/>
-            <w:webHidden/>
-          </w:rPr>
-          <w:t>12</w:t>
-        </w:r>
-        <w:r>
-          <w:rPr>
-            <w:noProof/>
-            <w:webHidden/>
-          </w:rPr>
-          <w:fldChar w:fldCharType="end"/>
-        </w:r>
-      </w:hyperlink>
-    </w:p>
-    <w:p>
-      <w:pPr>
-        <w:pStyle w:val="TableofFigures"/>
-        <w:tabs>
-          <w:tab w:val="right" w:leader="dot" w:pos="9736"/>
-        </w:tabs>
-        <w:rPr>
-          <w:rFonts w:asciiTheme="minorHAnsi" w:eastAsiaTheme="minorEastAsia" w:hAnsiTheme="minorHAnsi"/>
-          <w:noProof/>
-          <w:kern w:val="2"/>
-          <w:sz w:val="24"/>
-          <w:szCs w:val="24"/>
-          <w14:ligatures w14:val="standardContextual"/>
-        </w:rPr>
-      </w:pPr>
-      <w:hyperlink w:anchor="_Toc204021729" w:history="1">
-        <w:r>
-          <w:rPr>
-            <w:rStyle w:val="Hyperlink"/>
-            <w:noProof/>
-          </w:rPr>
-          <w:t>Hình 2: Các bước hoạt động của mô hình</w:t>
-        </w:r>
-        <w:r>
-          <w:rPr>
-            <w:noProof/>
-            <w:webHidden/>
-          </w:rPr>
-          <w:tab/>
-        </w:r>
-        <w:r>
-          <w:rPr>
-            <w:noProof/>
-            <w:webHidden/>
-          </w:rPr>
-          <w:fldChar w:fldCharType="begin"/>
-        </w:r>
-        <w:r>
-          <w:rPr>
-            <w:noProof/>
-            <w:webHidden/>
-          </w:rPr>
-          <w:instrText xml:space="preserve"> PAGEREF _Toc204021729 \h </w:instrText>
-        </w:r>
-        <w:r>
-          <w:rPr>
-            <w:noProof/>
-            <w:webHidden/>
-          </w:rPr>
-        </w:r>
-        <w:r>
-          <w:rPr>
-            <w:noProof/>
-            <w:webHidden/>
-          </w:rPr>
-          <w:fldChar w:fldCharType="separate"/>
-        </w:r>
-        <w:r>
-          <w:rPr>
-            <w:noProof/>
-            <w:webHidden/>
-          </w:rPr>
-          <w:t>12</w:t>
-        </w:r>
-        <w:r>
-          <w:rPr>
-            <w:noProof/>
-            <w:webHidden/>
-          </w:rPr>
-          <w:fldChar w:fldCharType="end"/>
-        </w:r>
-      </w:hyperlink>
-    </w:p>
-    <w:p>
-      <w:pPr>
-        <w:pStyle w:val="TableofFigures"/>
-        <w:tabs>
-          <w:tab w:val="right" w:leader="dot" w:pos="9736"/>
-        </w:tabs>
-        <w:rPr>
-          <w:rFonts w:asciiTheme="minorHAnsi" w:eastAsiaTheme="minorEastAsia" w:hAnsiTheme="minorHAnsi"/>
-          <w:noProof/>
-          <w:kern w:val="2"/>
-          <w:sz w:val="24"/>
-          <w:szCs w:val="24"/>
-          <w14:ligatures w14:val="standardContextual"/>
-        </w:rPr>
-      </w:pPr>
-      <w:hyperlink w:anchor="_Toc204021730" w:history="1">
-        <w:r>
-          <w:rPr>
-            <w:rStyle w:val="Hyperlink"/>
-            <w:noProof/>
-          </w:rPr>
-          <w:t>Hình 3: Chu trình phát triển ứng dụng sử dụng MediaPipe</w:t>
-        </w:r>
-        <w:r>
-          <w:rPr>
-            <w:noProof/>
-            <w:webHidden/>
-          </w:rPr>
-          <w:tab/>
-        </w:r>
-        <w:r>
-          <w:rPr>
-            <w:noProof/>
-            <w:webHidden/>
-          </w:rPr>
-          <w:fldChar w:fldCharType="begin"/>
-        </w:r>
-        <w:r>
-          <w:rPr>
-            <w:noProof/>
-            <w:webHidden/>
-          </w:rPr>
-          <w:instrText xml:space="preserve"> PAGEREF _Toc204021730 \h </w:instrText>
-        </w:r>
-        <w:r>
-          <w:rPr>
-            <w:noProof/>
-            <w:webHidden/>
-          </w:rPr>
-        </w:r>
-        <w:r>
-          <w:rPr>
-            <w:noProof/>
-            <w:webHidden/>
-          </w:rPr>
-          <w:fldChar w:fldCharType="separate"/>
-        </w:r>
-        <w:r>
-          <w:rPr>
-            <w:noProof/>
-            <w:webHidden/>
-          </w:rPr>
-          <w:t>13</w:t>
-        </w:r>
-        <w:r>
-          <w:rPr>
-            <w:noProof/>
-            <w:webHidden/>
-          </w:rPr>
-          <w:fldChar w:fldCharType="end"/>
-        </w:r>
-      </w:hyperlink>
-    </w:p>
-    <w:p>
-      <w:pPr>
-        <w:pStyle w:val="TableofFigures"/>
-        <w:tabs>
-          <w:tab w:val="right" w:leader="dot" w:pos="9736"/>
-        </w:tabs>
-        <w:rPr>
-          <w:rFonts w:asciiTheme="minorHAnsi" w:eastAsiaTheme="minorEastAsia" w:hAnsiTheme="minorHAnsi"/>
-          <w:noProof/>
-          <w:kern w:val="2"/>
-          <w:sz w:val="24"/>
-          <w:szCs w:val="24"/>
-          <w14:ligatures w14:val="standardContextual"/>
-        </w:rPr>
-      </w:pPr>
-      <w:hyperlink w:anchor="_Toc204021731" w:history="1">
-        <w:r>
-          <w:rPr>
-            <w:rStyle w:val="Hyperlink"/>
-            <w:noProof/>
-          </w:rPr>
-          <w:t>Hình 4: Nhận diện các điểm trên cơ thể người</w:t>
-        </w:r>
-        <w:r>
-          <w:rPr>
-            <w:noProof/>
-            <w:webHidden/>
-          </w:rPr>
-          <w:tab/>
-        </w:r>
-        <w:r>
-          <w:rPr>
-            <w:noProof/>
-            <w:webHidden/>
-          </w:rPr>
-          <w:fldChar w:fldCharType="begin"/>
-        </w:r>
-        <w:r>
-          <w:rPr>
-            <w:noProof/>
-            <w:webHidden/>
-          </w:rPr>
-          <w:instrText xml:space="preserve"> PAGEREF _Toc204021731 \h </w:instrText>
-        </w:r>
-        <w:r>
-          <w:rPr>
-            <w:noProof/>
-            <w:webHidden/>
-          </w:rPr>
-        </w:r>
-        <w:r>
-          <w:rPr>
-            <w:noProof/>
-            <w:webHidden/>
-          </w:rPr>
-          <w:fldChar w:fldCharType="separate"/>
-        </w:r>
-        <w:r>
-          <w:rPr>
-            <w:noProof/>
-            <w:webHidden/>
-          </w:rPr>
-          <w:t>13</w:t>
-        </w:r>
-        <w:r>
-          <w:rPr>
-            <w:noProof/>
-            <w:webHidden/>
-          </w:rPr>
-          <w:fldChar w:fldCharType="end"/>
-        </w:r>
-      </w:hyperlink>
-    </w:p>
-    <w:p>
-      <w:pPr>
-        <w:pStyle w:val="TableofFigures"/>
-        <w:tabs>
-          <w:tab w:val="right" w:leader="dot" w:pos="9736"/>
-        </w:tabs>
-        <w:rPr>
-          <w:rFonts w:asciiTheme="minorHAnsi" w:eastAsiaTheme="minorEastAsia" w:hAnsiTheme="minorHAnsi"/>
-          <w:noProof/>
-          <w:kern w:val="2"/>
-          <w:sz w:val="24"/>
-          <w:szCs w:val="24"/>
-          <w14:ligatures w14:val="standardContextual"/>
-        </w:rPr>
-      </w:pPr>
-      <w:hyperlink w:anchor="_Toc204021732" w:history="1">
-        <w:r>
-          <w:rPr>
-            <w:rStyle w:val="Hyperlink"/>
-            <w:noProof/>
-          </w:rPr>
-          <w:t>Hình 5: Giao diện chọn chủ đề chơi</w:t>
-        </w:r>
-        <w:r>
-          <w:rPr>
-            <w:noProof/>
-            <w:webHidden/>
-          </w:rPr>
-          <w:tab/>
-        </w:r>
-        <w:r>
-          <w:rPr>
-            <w:noProof/>
-            <w:webHidden/>
-          </w:rPr>
-          <w:fldChar w:fldCharType="begin"/>
-        </w:r>
-        <w:r>
-          <w:rPr>
-            <w:noProof/>
-            <w:webHidden/>
-          </w:rPr>
-          <w:instrText xml:space="preserve"> PAGEREF _Toc204021732 \h </w:instrText>
-        </w:r>
-        <w:r>
-          <w:rPr>
-            <w:noProof/>
-            <w:webHidden/>
-          </w:rPr>
-        </w:r>
-        <w:r>
-          <w:rPr>
-            <w:noProof/>
-            <w:webHidden/>
-          </w:rPr>
-          <w:fldChar w:fldCharType="separate"/>
-        </w:r>
-        <w:r>
-          <w:rPr>
-            <w:noProof/>
-            <w:webHidden/>
-          </w:rPr>
-          <w:t>15</w:t>
-        </w:r>
-        <w:r>
-          <w:rPr>
-            <w:noProof/>
-            <w:webHidden/>
-          </w:rPr>
-          <w:fldChar w:fldCharType="end"/>
-        </w:r>
-      </w:hyperlink>
-    </w:p>
-    <w:p>
-      <w:pPr>
-        <w:pStyle w:val="TableofFigures"/>
-        <w:tabs>
-          <w:tab w:val="right" w:leader="dot" w:pos="9736"/>
-        </w:tabs>
-        <w:rPr>
-          <w:rFonts w:asciiTheme="minorHAnsi" w:eastAsiaTheme="minorEastAsia" w:hAnsiTheme="minorHAnsi"/>
-          <w:noProof/>
-          <w:kern w:val="2"/>
-          <w:sz w:val="24"/>
-          <w:szCs w:val="24"/>
-          <w14:ligatures w14:val="standardContextual"/>
-        </w:rPr>
-      </w:pPr>
-      <w:hyperlink w:anchor="_Toc204021733" w:history="1">
-        <w:r>
-          <w:rPr>
-            <w:rStyle w:val="Hyperlink"/>
-            <w:noProof/>
-          </w:rPr>
-          <w:t>Hình 6: Giao diện nội dung nhận diện màu sắc</w:t>
-        </w:r>
-        <w:r>
-          <w:rPr>
-            <w:noProof/>
-            <w:webHidden/>
-          </w:rPr>
-          <w:tab/>
-        </w:r>
-        <w:r>
-          <w:rPr>
-            <w:noProof/>
-            <w:webHidden/>
-          </w:rPr>
-          <w:fldChar w:fldCharType="begin"/>
-        </w:r>
-        <w:r>
-          <w:rPr>
-            <w:noProof/>
-            <w:webHidden/>
-          </w:rPr>
-          <w:instrText xml:space="preserve"> PAGEREF _Toc204021733 \h </w:instrText>
-        </w:r>
-        <w:r>
-          <w:rPr>
-            <w:noProof/>
-            <w:webHidden/>
-          </w:rPr>
-        </w:r>
-        <w:r>
-          <w:rPr>
-            <w:noProof/>
-            <w:webHidden/>
-          </w:rPr>
-          <w:fldChar w:fldCharType="separate"/>
-        </w:r>
-        <w:r>
-          <w:rPr>
-            <w:noProof/>
-            <w:webHidden/>
-          </w:rPr>
-          <w:t>16</w:t>
-        </w:r>
-        <w:r>
-          <w:rPr>
-            <w:noProof/>
-            <w:webHidden/>
-          </w:rPr>
-          <w:fldChar w:fldCharType="end"/>
-        </w:r>
-      </w:hyperlink>
-    </w:p>
-    <w:p>
-      <w:pPr>
-        <w:pStyle w:val="TableofFigures"/>
-        <w:tabs>
-          <w:tab w:val="right" w:leader="dot" w:pos="9736"/>
-        </w:tabs>
-        <w:rPr>
-          <w:rFonts w:asciiTheme="minorHAnsi" w:eastAsiaTheme="minorEastAsia" w:hAnsiTheme="minorHAnsi"/>
-          <w:noProof/>
-          <w:kern w:val="2"/>
-          <w:sz w:val="24"/>
-          <w:szCs w:val="24"/>
-          <w14:ligatures w14:val="standardContextual"/>
-        </w:rPr>
-      </w:pPr>
-      <w:hyperlink w:anchor="_Toc204021734" w:history="1">
-        <w:r>
-          <w:rPr>
-            <w:rStyle w:val="Hyperlink"/>
-            <w:noProof/>
-          </w:rPr>
-          <w:t>Hình 7: Giao diện nội dung nhận diện số</w:t>
-        </w:r>
-        <w:r>
-          <w:rPr>
-            <w:noProof/>
-            <w:webHidden/>
-          </w:rPr>
-          <w:tab/>
-        </w:r>
-        <w:r>
-          <w:rPr>
-            <w:noProof/>
-            <w:webHidden/>
-          </w:rPr>
-          <w:fldChar w:fldCharType="begin"/>
-        </w:r>
-        <w:r>
-          <w:rPr>
-            <w:noProof/>
-            <w:webHidden/>
-          </w:rPr>
-          <w:instrText xml:space="preserve"> PAGEREF _Toc204021734 \h </w:instrText>
-        </w:r>
-        <w:r>
-          <w:rPr>
-            <w:noProof/>
-            <w:webHidden/>
-          </w:rPr>
-        </w:r>
-        <w:r>
-          <w:rPr>
-            <w:noProof/>
-            <w:webHidden/>
-          </w:rPr>
-          <w:fldChar w:fldCharType="separate"/>
-        </w:r>
-        <w:r>
-          <w:rPr>
-            <w:noProof/>
-            <w:webHidden/>
-          </w:rPr>
-          <w:t>16</w:t>
-        </w:r>
-        <w:r>
-          <w:rPr>
-            <w:noProof/>
-            <w:webHidden/>
-          </w:rPr>
-          <w:fldChar w:fldCharType="end"/>
-        </w:r>
-      </w:hyperlink>
-    </w:p>
-    <w:p>
-      <w:pPr>
-        <w:pStyle w:val="TableofFigures"/>
-        <w:tabs>
-          <w:tab w:val="right" w:leader="dot" w:pos="9736"/>
-        </w:tabs>
-        <w:rPr>
-          <w:rFonts w:asciiTheme="minorHAnsi" w:eastAsiaTheme="minorEastAsia" w:hAnsiTheme="minorHAnsi"/>
-          <w:noProof/>
-          <w:kern w:val="2"/>
-          <w:sz w:val="24"/>
-          <w:szCs w:val="24"/>
-          <w14:ligatures w14:val="standardContextual"/>
-        </w:rPr>
-      </w:pPr>
-      <w:hyperlink w:anchor="_Toc204021735" w:history="1">
-        <w:r>
-          <w:rPr>
-            <w:rStyle w:val="Hyperlink"/>
-            <w:noProof/>
-          </w:rPr>
-          <w:t>Hình 8: Giao diện nội dung nhận diện chữ cái</w:t>
-        </w:r>
-        <w:r>
-          <w:rPr>
-            <w:noProof/>
-            <w:webHidden/>
-          </w:rPr>
-          <w:tab/>
-        </w:r>
-        <w:r>
-          <w:rPr>
-            <w:noProof/>
-            <w:webHidden/>
-          </w:rPr>
-          <w:fldChar w:fldCharType="begin"/>
-        </w:r>
-        <w:r>
-          <w:rPr>
-            <w:noProof/>
-            <w:webHidden/>
-          </w:rPr>
-          <w:instrText xml:space="preserve"> PAGEREF _Toc204021735 \h </w:instrText>
-        </w:r>
-        <w:r>
-          <w:rPr>
-            <w:noProof/>
-            <w:webHidden/>
-          </w:rPr>
-        </w:r>
-        <w:r>
-          <w:rPr>
-            <w:noProof/>
-            <w:webHidden/>
-          </w:rPr>
-          <w:fldChar w:fldCharType="separate"/>
-        </w:r>
-        <w:r>
-          <w:rPr>
-            <w:noProof/>
-            <w:webHidden/>
-          </w:rPr>
-          <w:t>16</w:t>
-        </w:r>
-        <w:r>
-          <w:rPr>
-            <w:noProof/>
-            <w:webHidden/>
-          </w:rPr>
-          <w:fldChar w:fldCharType="end"/>
-        </w:r>
-      </w:hyperlink>
-    </w:p>
-    <w:p>
-      <w:pPr>
-        <w:pStyle w:val="TableofFigures"/>
-        <w:tabs>
-          <w:tab w:val="right" w:leader="dot" w:pos="9736"/>
-        </w:tabs>
-        <w:rPr>
-          <w:rFonts w:asciiTheme="minorHAnsi" w:eastAsiaTheme="minorEastAsia" w:hAnsiTheme="minorHAnsi"/>
-          <w:noProof/>
-          <w:kern w:val="2"/>
-          <w:sz w:val="24"/>
-          <w:szCs w:val="24"/>
-          <w14:ligatures w14:val="standardContextual"/>
-        </w:rPr>
-      </w:pPr>
-      <w:hyperlink w:anchor="_Toc204021736" w:history="1">
-        <w:r>
-          <w:rPr>
-            <w:rStyle w:val="Hyperlink"/>
-            <w:noProof/>
-          </w:rPr>
-          <w:t>Hình 9: Giao diện nội dung Game Ô Ăn Quan</w:t>
-        </w:r>
-        <w:r>
-          <w:rPr>
-            <w:noProof/>
-            <w:webHidden/>
-          </w:rPr>
-          <w:tab/>
-        </w:r>
-        <w:r>
-          <w:rPr>
-            <w:noProof/>
-            <w:webHidden/>
-          </w:rPr>
-          <w:fldChar w:fldCharType="begin"/>
-        </w:r>
-        <w:r>
-          <w:rPr>
-            <w:noProof/>
-            <w:webHidden/>
-          </w:rPr>
-          <w:instrText xml:space="preserve"> PAGEREF _Toc204021736 \h </w:instrText>
-        </w:r>
-        <w:r>
-          <w:rPr>
-            <w:noProof/>
-            <w:webHidden/>
-          </w:rPr>
-        </w:r>
-        <w:r>
-          <w:rPr>
-            <w:noProof/>
-            <w:webHidden/>
-          </w:rPr>
-          <w:fldChar w:fldCharType="separate"/>
-        </w:r>
-        <w:r>
-          <w:rPr>
-            <w:noProof/>
-            <w:webHidden/>
-          </w:rPr>
-          <w:t>17</w:t>
-        </w:r>
-        <w:r>
-          <w:rPr>
-            <w:noProof/>
-            <w:webHidden/>
-          </w:rPr>
-          <w:fldChar w:fldCharType="end"/>
-        </w:r>
-      </w:hyperlink>
-    </w:p>
-    <w:p>
-      <w:pPr>
-        <w:pStyle w:val="TableofFigures"/>
-        <w:tabs>
-          <w:tab w:val="right" w:leader="dot" w:pos="9736"/>
-        </w:tabs>
-        <w:rPr>
-          <w:rFonts w:asciiTheme="minorHAnsi" w:eastAsiaTheme="minorEastAsia" w:hAnsiTheme="minorHAnsi"/>
-          <w:noProof/>
-          <w:kern w:val="2"/>
-          <w:sz w:val="24"/>
-          <w:szCs w:val="24"/>
-          <w14:ligatures w14:val="standardContextual"/>
-        </w:rPr>
-      </w:pPr>
-      <w:hyperlink w:anchor="_Toc204021737" w:history="1">
-        <w:r>
-          <w:rPr>
-            <w:rStyle w:val="Hyperlink"/>
-            <w:noProof/>
-          </w:rPr>
-          <w:t>Hình 10: Một số hình ảnh thực nghiệm tại trường Mần Non Hồng Ân</w:t>
-        </w:r>
-        <w:r>
-          <w:rPr>
-            <w:noProof/>
-            <w:webHidden/>
-          </w:rPr>
-          <w:tab/>
-        </w:r>
-        <w:r>
-          <w:rPr>
-            <w:noProof/>
-            <w:webHidden/>
-          </w:rPr>
-          <w:fldChar w:fldCharType="begin"/>
-        </w:r>
-        <w:r>
-          <w:rPr>
-            <w:noProof/>
-            <w:webHidden/>
-          </w:rPr>
-          <w:instrText xml:space="preserve"> PAGEREF _Toc204021737 \h </w:instrText>
-        </w:r>
-        <w:r>
-          <w:rPr>
-            <w:noProof/>
-            <w:webHidden/>
-          </w:rPr>
-        </w:r>
-        <w:r>
-          <w:rPr>
-            <w:noProof/>
-            <w:webHidden/>
-          </w:rPr>
-          <w:fldChar w:fldCharType="separate"/>
-        </w:r>
-        <w:r>
-          <w:rPr>
-            <w:noProof/>
-            <w:webHidden/>
-          </w:rPr>
-          <w:t>17</w:t>
-        </w:r>
-        <w:r>
-          <w:rPr>
-            <w:noProof/>
-            <w:webHidden/>
-          </w:rPr>
-          <w:fldChar w:fldCharType="end"/>
-        </w:r>
-      </w:hyperlink>
-    </w:p>
-    <w:p>
-      <w:pPr>
-        <w:pBdr>
-          <w:top w:val="nil"/>
-          <w:left w:val="nil"/>
-          <w:bottom w:val="nil"/>
-          <w:right w:val="nil"/>
-          <w:between w:val="nil"/>
-        </w:pBdr>
-        <w:spacing w:beforeLines="60" w:before="144" w:afterLines="60" w:after="144" w:line="288" w:lineRule="auto"/>
-        <w:rPr>
-          <w:szCs w:val="26"/>
-        </w:rPr>
-      </w:pPr>
-      <w:r>
-        <w:rPr>
-          <w:szCs w:val="26"/>
-        </w:rPr>
-        <w:fldChar w:fldCharType="end"/>
-      </w:r>
-    </w:p>
-    <w:p>
-      <w:pPr>
-        <w:spacing w:beforeLines="60" w:before="144" w:afterLines="60" w:after="144" w:line="288" w:lineRule="auto"/>
-        <w:rPr>
-          <w:szCs w:val="26"/>
-        </w:rPr>
-      </w:pPr>
-    </w:p>
-    <w:p>
-      <w:pPr>
-        <w:pBdr>
-          <w:top w:val="nil"/>
-          <w:left w:val="nil"/>
-          <w:bottom w:val="nil"/>
-          <w:right w:val="nil"/>
-          <w:between w:val="nil"/>
-        </w:pBdr>
-        <w:spacing w:beforeLines="60" w:before="144" w:afterLines="60" w:after="144" w:line="288" w:lineRule="auto"/>
-        <w:jc w:val="center"/>
-        <w:rPr>
-          <w:b/>
-          <w:bCs/>
-          <w:color w:val="385623" w:themeColor="accent6" w:themeShade="80"/>
-          <w:szCs w:val="26"/>
-        </w:rPr>
-      </w:pPr>
-      <w:r>
-        <w:rPr>
-          <w:szCs w:val="26"/>
-        </w:rPr>
-        <w:tab/>
-      </w:r>
-      <w:r>
-        <w:rPr>
-          <w:b/>
-          <w:bCs/>
-          <w:color w:val="385623" w:themeColor="accent6" w:themeShade="80"/>
-          <w:szCs w:val="26"/>
-        </w:rPr>
-        <w:t xml:space="preserve">DANH MỤC </w:t>
-      </w:r>
-      <w:r>
-        <w:rPr>
-          <w:b/>
-          <w:bCs/>
-          <w:color w:val="385623" w:themeColor="accent6" w:themeShade="80"/>
-          <w:szCs w:val="26"/>
-        </w:rPr>
-        <w:t>BẢNG</w:t>
-      </w:r>
-    </w:p>
-    <w:p>
-      <w:pPr>
-        <w:pStyle w:val="TableofFigures"/>
-        <w:tabs>
-          <w:tab w:val="right" w:leader="dot" w:pos="9736"/>
-        </w:tabs>
-        <w:rPr>
-          <w:rFonts w:asciiTheme="minorHAnsi" w:eastAsiaTheme="minorEastAsia" w:hAnsiTheme="minorHAnsi"/>
-          <w:noProof/>
-          <w:kern w:val="2"/>
-          <w:sz w:val="24"/>
-          <w:szCs w:val="24"/>
-          <w14:ligatures w14:val="standardContextual"/>
-        </w:rPr>
-      </w:pPr>
-      <w:r>
-        <w:rPr>
-          <w:b/>
-          <w:bCs/>
-          <w:color w:val="385623" w:themeColor="accent6" w:themeShade="80"/>
-          <w:szCs w:val="26"/>
-        </w:rPr>
-        <w:fldChar w:fldCharType="begin"/>
-      </w:r>
-      <w:r>
-        <w:rPr>
-          <w:b/>
-          <w:bCs/>
-          <w:color w:val="385623" w:themeColor="accent6" w:themeShade="80"/>
-          <w:szCs w:val="26"/>
-        </w:rPr>
-        <w:instrText xml:space="preserve"> TOC \h \z \c "Bảng" </w:instrText>
-      </w:r>
-      <w:r>
-        <w:rPr>
-          <w:b/>
-          <w:bCs/>
-          <w:color w:val="385623" w:themeColor="accent6" w:themeShade="80"/>
-          <w:szCs w:val="26"/>
-        </w:rPr>
-        <w:fldChar w:fldCharType="separate"/>
-      </w:r>
-      <w:hyperlink w:anchor="_Toc203490938" w:history="1">
-        <w:r>
-          <w:rPr>
-            <w:rStyle w:val="Hyperlink"/>
-            <w:noProof/>
-          </w:rPr>
-          <w:t>Bảng 1: Kế hoạch nghiên cứu</w:t>
-        </w:r>
-        <w:r>
-          <w:rPr>
-            <w:noProof/>
-            <w:webHidden/>
-          </w:rPr>
-          <w:tab/>
-        </w:r>
-        <w:r>
-          <w:rPr>
-            <w:noProof/>
-            <w:webHidden/>
-          </w:rPr>
-          <w:fldChar w:fldCharType="begin"/>
-        </w:r>
-        <w:r>
-          <w:rPr>
-            <w:noProof/>
-            <w:webHidden/>
-          </w:rPr>
-          <w:instrText xml:space="preserve"> PAGEREF _Toc203490938 \h </w:instrText>
-        </w:r>
-        <w:r>
-          <w:rPr>
-            <w:noProof/>
-            <w:webHidden/>
-          </w:rPr>
-        </w:r>
-        <w:r>
-          <w:rPr>
-            <w:noProof/>
-            <w:webHidden/>
-          </w:rPr>
-          <w:fldChar w:fldCharType="separate"/>
-        </w:r>
-        <w:r>
-          <w:rPr>
-            <w:noProof/>
-            <w:webHidden/>
-          </w:rPr>
-          <w:t>8</w:t>
-        </w:r>
-        <w:r>
-          <w:rPr>
-            <w:noProof/>
-            <w:webHidden/>
-          </w:rPr>
-          <w:fldChar w:fldCharType="end"/>
-        </w:r>
-      </w:hyperlink>
-    </w:p>
-    <w:p>
-      <w:pPr>
-        <w:pStyle w:val="TableofFigures"/>
-        <w:tabs>
-          <w:tab w:val="right" w:leader="dot" w:pos="9736"/>
-        </w:tabs>
-        <w:rPr>
-          <w:rFonts w:asciiTheme="minorHAnsi" w:eastAsiaTheme="minorEastAsia" w:hAnsiTheme="minorHAnsi"/>
-          <w:noProof/>
-          <w:kern w:val="2"/>
-          <w:sz w:val="24"/>
-          <w:szCs w:val="24"/>
-          <w14:ligatures w14:val="standardContextual"/>
-        </w:rPr>
-      </w:pPr>
-      <w:hyperlink w:anchor="_Toc203490939" w:history="1">
-        <w:r>
-          <w:rPr>
-            <w:rStyle w:val="Hyperlink"/>
-            <w:noProof/>
-          </w:rPr>
-          <w:t xml:space="preserve">Bảng 2: Các hành động của người chơi tác động đến Game </w:t>
-        </w:r>
-        <w:r>
-          <w:rPr>
-            <w:noProof/>
-            <w:webHidden/>
-          </w:rPr>
-          <w:tab/>
-        </w:r>
-        <w:r>
-          <w:rPr>
-            <w:noProof/>
-            <w:webHidden/>
-          </w:rPr>
-          <w:fldChar w:fldCharType="begin"/>
-        </w:r>
-        <w:r>
-          <w:rPr>
-            <w:noProof/>
-            <w:webHidden/>
-          </w:rPr>
-          <w:instrText xml:space="preserve"> PAGEREF _Toc203490939 \h </w:instrText>
-        </w:r>
-        <w:r>
-          <w:rPr>
-            <w:noProof/>
-            <w:webHidden/>
-          </w:rPr>
-        </w:r>
-        <w:r>
-          <w:rPr>
-            <w:noProof/>
-            <w:webHidden/>
-          </w:rPr>
-          <w:fldChar w:fldCharType="separate"/>
-        </w:r>
-        <w:r>
-          <w:rPr>
-            <w:noProof/>
-            <w:webHidden/>
-          </w:rPr>
-          <w:t>15</w:t>
-        </w:r>
-        <w:r>
-          <w:rPr>
-            <w:noProof/>
-            <w:webHidden/>
-          </w:rPr>
-          <w:fldChar w:fldCharType="end"/>
-        </w:r>
-      </w:hyperlink>
-    </w:p>
-    <w:p>
-      <w:pPr>
-        <w:pBdr>
-          <w:top w:val="nil"/>
-          <w:left w:val="nil"/>
-          <w:bottom w:val="nil"/>
-          <w:right w:val="nil"/>
-          <w:between w:val="nil"/>
-        </w:pBdr>
-        <w:spacing w:beforeLines="60" w:before="144" w:afterLines="60" w:after="144" w:line="288" w:lineRule="auto"/>
-        <w:jc w:val="center"/>
-        <w:rPr>
           <w:szCs w:val="26"/>
         </w:rPr>
         <w:sectPr>
@@ -5956,15 +4138,6 @@
           <w:docGrid w:linePitch="381"/>
         </w:sectPr>
       </w:pPr>
-      <w:r>
-        <w:rPr>
-          <w:b/>
-          <w:bCs/>
-          <w:color w:val="385623" w:themeColor="accent6" w:themeShade="80"/>
-          <w:szCs w:val="26"/>
-        </w:rPr>
-        <w:fldChar w:fldCharType="end"/>
-      </w:r>
     </w:p>
     <w:p>
       <w:pPr>
@@ -11790,18 +9963,18 @@
               </wp:anchor>
             </w:drawing>
           </mc:Choice>
-          <mc:Fallback xmlns:cx1="http://schemas.microsoft.com/office/drawing/2015/9/8/chartex" xmlns:cx2="http://schemas.microsoft.com/office/drawing/2015/10/21/chartex" xmlns:cx3="http://schemas.microsoft.com/office/drawing/2016/5/9/chartex" xmlns:cx4="http://schemas.microsoft.com/office/drawing/2016/5/10/chartex" xmlns:cx5="http://schemas.microsoft.com/office/drawing/2016/5/11/chartex" xmlns:cx6="http://schemas.microsoft.com/office/drawing/2016/5/12/chartex" xmlns:cx7="http://schemas.microsoft.com/office/drawing/2016/5/13/chartex" xmlns:cx8="http://schemas.microsoft.com/office/drawing/2016/5/14/chartex" xmlns:aink="http://schemas.microsoft.com/office/drawing/2016/ink" xmlns:am3d="http://schemas.microsoft.com/office/drawing/2017/model3d" xmlns:oel="http://schemas.microsoft.com/office/2019/extlst" xmlns:w16cex="http://schemas.microsoft.com/office/word/2018/wordml/cex" xmlns:w16cid="http://schemas.microsoft.com/office/word/2016/wordml/cid" xmlns:w16="http://schemas.microsoft.com/office/word/2018/wordml" xmlns:w16du="http://schemas.microsoft.com/office/word/2023/wordml/word16du" xmlns:w16sdtdh="http://schemas.microsoft.com/office/word/2020/wordml/sdtdatahash" xmlns:w16sdtfl="http://schemas.microsoft.com/office/word/2024/wordml/sdtformatlock">
+          <mc:Fallback>
             <w:pict>
               <v:shapetype w14:anchorId="236A2AD2" id="_x0000_t202" coordsize="21600,21600" o:spt="202" path="m,l,21600r21600,l21600,xe">
                 <v:stroke joinstyle="miter"/>
                 <v:path gradientshapeok="t" o:connecttype="rect"/>
               </v:shapetype>
-              <v:shape id="Text Box 1" o:spid="_x0000_s1026" type="#_x0000_t202" style="position:absolute;left:0;text-align:left;margin-left:100.35pt;margin-top:139.05pt;width:299.25pt;height:.05pt;z-index:251656704;visibility:visible;mso-wrap-style:square;mso-wrap-distance-left:9pt;mso-wrap-distance-top:0;mso-wrap-distance-right:9pt;mso-wrap-distance-bottom:0;mso-position-horizontal:absolute;mso-position-horizontal-relative:text;mso-position-vertical:absolute;mso-position-vertical-relative:text;v-text-anchor:top" o:gfxdata="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" stroked="f">
+              <v:shape id="Text Box 1" o:spid="_x0000_s1026" type="#_x0000_t202" style="position:absolute;left:0;text-align:left;margin-left:100.35pt;margin-top:139.05pt;width:299.25pt;height:.05pt;z-index:251656704;visibility:visible;mso-wrap-style:square;mso-wrap-distance-left:9pt;mso-wrap-distance-top:0;mso-wrap-distance-right:9pt;mso-wrap-distance-bottom:0;mso-position-horizontal:absolute;mso-position-horizontal-relative:text;mso-position-vertical:absolute;mso-position-vertical-relative:text;v-text-anchor:top" o:gfxdata="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" stroked="f">
                 <v:textbox style="mso-fit-shape-to-text:t" inset="0,0,0,0">
                   <w:txbxContent>
                     <w:p>
                       <w:pPr>
-                        <w:pStyle w:val="Chuthich"/>
+                        <w:pStyle w:val="Caption"/>
                         <w:jc w:val="center"/>
                         <w:rPr>
                           <w:rFonts w:ascii="Times New Roman" w:eastAsiaTheme="minorHAnsi" w:hAnsi="Times New Roman" w:cs="Times New Roman"/>
@@ -11810,8 +9983,8 @@
                           <w:szCs w:val="32"/>
                         </w:rPr>
                       </w:pPr>
-                      <w:bookmarkStart w:id="37" w:name="_Toc203332253"/>
-                      <w:bookmarkStart w:id="38" w:name="_Toc204021730"/>
+                      <w:bookmarkStart w:id="38" w:name="_Toc203332253"/>
+                      <w:bookmarkStart w:id="39" w:name="_Toc204021730"/>
                       <w:r>
                         <w:rPr>
                           <w:sz w:val="22"/>
@@ -11879,8 +10052,8 @@
                         </w:rPr>
                         <w:t>hu trình phát triển ứng dụng sử dụng MediaPipe</w:t>
                       </w:r>
-                      <w:bookmarkEnd w:id="37"/>
                       <w:bookmarkEnd w:id="38"/>
+                      <w:bookmarkEnd w:id="39"/>
                     </w:p>
                   </w:txbxContent>
                 </v:textbox>
@@ -12121,7 +10294,7 @@
                                 <w:szCs w:val="32"/>
                               </w:rPr>
                             </w:pPr>
-                            <w:bookmarkStart w:id="38" w:name="_Toc204021731"/>
+                            <w:bookmarkStart w:id="40" w:name="_Toc204021731"/>
                             <w:r>
                               <w:rPr>
                                 <w:sz w:val="22"/>
@@ -12173,7 +10346,7 @@
                               </w:rPr>
                               <w:t>: Nhận diện các điểm trên cơ thể người</w:t>
                             </w:r>
-                            <w:bookmarkEnd w:id="38"/>
+                            <w:bookmarkEnd w:id="40"/>
                           </w:p>
                         </w:txbxContent>
                       </wps:txbx>
@@ -12195,14 +10368,14 @@
               </wp:anchor>
             </w:drawing>
           </mc:Choice>
-          <mc:Fallback xmlns:cx1="http://schemas.microsoft.com/office/drawing/2015/9/8/chartex" xmlns:cx2="http://schemas.microsoft.com/office/drawing/2015/10/21/chartex" xmlns:cx3="http://schemas.microsoft.com/office/drawing/2016/5/9/chartex" xmlns:cx4="http://schemas.microsoft.com/office/drawing/2016/5/10/chartex" xmlns:cx5="http://schemas.microsoft.com/office/drawing/2016/5/11/chartex" xmlns:cx6="http://schemas.microsoft.com/office/drawing/2016/5/12/chartex" xmlns:cx7="http://schemas.microsoft.com/office/drawing/2016/5/13/chartex" xmlns:cx8="http://schemas.microsoft.com/office/drawing/2016/5/14/chartex" xmlns:aink="http://schemas.microsoft.com/office/drawing/2016/ink" xmlns:am3d="http://schemas.microsoft.com/office/drawing/2017/model3d" xmlns:oel="http://schemas.microsoft.com/office/2019/extlst" xmlns:w16cex="http://schemas.microsoft.com/office/word/2018/wordml/cex" xmlns:w16cid="http://schemas.microsoft.com/office/word/2016/wordml/cid" xmlns:w16="http://schemas.microsoft.com/office/word/2018/wordml" xmlns:w16du="http://schemas.microsoft.com/office/word/2023/wordml/word16du" xmlns:w16sdtdh="http://schemas.microsoft.com/office/word/2020/wordml/sdtdatahash" xmlns:w16sdtfl="http://schemas.microsoft.com/office/word/2024/wordml/sdtformatlock">
+          <mc:Fallback>
             <w:pict>
-              <v:shape w14:anchorId="515E1655" id="_x0000_s1027" type="#_x0000_t202" style="position:absolute;left:0;text-align:left;margin-left:115.25pt;margin-top:200.65pt;width:268.65pt;height:23.65pt;z-index:251659776;visibility:visible;mso-wrap-style:square;mso-width-percent:0;mso-height-percent:0;mso-wrap-distance-left:9pt;mso-wrap-distance-top:0;mso-wrap-distance-right:9pt;mso-wrap-distance-bottom:0;mso-position-horizontal:absolute;mso-position-horizontal-relative:text;mso-position-vertical:absolute;mso-position-vertical-relative:text;mso-width-percent:0;mso-height-percent:0;mso-width-relative:margin;mso-height-relative:margin;v-text-anchor:top" o:gfxdata="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" stroked="f">
+              <v:shape w14:anchorId="515E1655" id="_x0000_s1027" type="#_x0000_t202" style="position:absolute;left:0;text-align:left;margin-left:115.25pt;margin-top:200.65pt;width:268.65pt;height:23.65pt;z-index:251659776;visibility:visible;mso-wrap-style:square;mso-width-percent:0;mso-height-percent:0;mso-wrap-distance-left:9pt;mso-wrap-distance-top:0;mso-wrap-distance-right:9pt;mso-wrap-distance-bottom:0;mso-position-horizontal:absolute;mso-position-horizontal-relative:text;mso-position-vertical:absolute;mso-position-vertical-relative:text;mso-width-percent:0;mso-height-percent:0;mso-width-relative:margin;mso-height-relative:margin;v-text-anchor:top" o:gfxdata="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" stroked="f">
                 <v:textbox inset="0,0,0,0">
                   <w:txbxContent>
                     <w:p>
                       <w:pPr>
-                        <w:pStyle w:val="Chuthich"/>
+                        <w:pStyle w:val="Caption"/>
                         <w:jc w:val="center"/>
                         <w:rPr>
                           <w:rFonts w:ascii="Times New Roman" w:eastAsia="Times New Roman" w:hAnsi="Times New Roman" w:cs="Times New Roman"/>
@@ -12211,7 +10384,7 @@
                           <w:szCs w:val="32"/>
                         </w:rPr>
                       </w:pPr>
-                      <w:bookmarkStart w:id="40" w:name="_Toc204021731"/>
+                      <w:bookmarkStart w:id="41" w:name="_Toc204021731"/>
                       <w:r>
                         <w:rPr>
                           <w:sz w:val="22"/>
@@ -12263,7 +10436,7 @@
                         </w:rPr>
                         <w:t>: Nhận diện các điểm trên cơ thể người</w:t>
                       </w:r>
-                      <w:bookmarkEnd w:id="40"/>
+                      <w:bookmarkEnd w:id="41"/>
                     </w:p>
                   </w:txbxContent>
                 </v:textbox>
@@ -14372,9 +12545,9 @@
           <w:lang w:val="en-US"/>
         </w:rPr>
       </w:pPr>
-      <w:bookmarkStart w:id="39" w:name="_heading=h.gknhgqov6rix" w:colFirst="0" w:colLast="0"/>
-      <w:bookmarkStart w:id="40" w:name="_Toc203490939"/>
-      <w:bookmarkEnd w:id="39"/>
+      <w:bookmarkStart w:id="42" w:name="_heading=h.gknhgqov6rix" w:colFirst="0" w:colLast="0"/>
+      <w:bookmarkStart w:id="43" w:name="_Toc203490939"/>
+      <w:bookmarkEnd w:id="42"/>
       <w:r>
         <w:rPr>
           <w:sz w:val="24"/>
@@ -14477,7 +12650,7 @@
           </wp:inline>
         </w:drawing>
       </w:r>
-      <w:bookmarkEnd w:id="40"/>
+      <w:bookmarkEnd w:id="43"/>
     </w:p>
     <w:p>
       <w:pPr>
@@ -14684,7 +12857,7 @@
                 <w:szCs w:val="22"/>
               </w:rPr>
             </w:pPr>
-            <w:bookmarkStart w:id="41" w:name="_Toc204021732"/>
+            <w:bookmarkStart w:id="44" w:name="_Toc204021732"/>
             <w:r>
               <w:rPr>
                 <w:sz w:val="22"/>
@@ -14736,7 +12909,7 @@
               </w:rPr>
               <w:t>: Giao diện chọn chủ đề chơi</w:t>
             </w:r>
-            <w:bookmarkEnd w:id="41"/>
+            <w:bookmarkEnd w:id="44"/>
           </w:p>
           <w:p>
             <w:pPr>
@@ -15021,8 +13194,8 @@
               <w:spacing w:after="0" w:line="276" w:lineRule="auto"/>
               <w:jc w:val="center"/>
             </w:pPr>
-            <w:bookmarkStart w:id="42" w:name="_Toc203332255"/>
-            <w:bookmarkStart w:id="43" w:name="_Toc204021733"/>
+            <w:bookmarkStart w:id="45" w:name="_Toc203332255"/>
+            <w:bookmarkStart w:id="46" w:name="_Toc204021733"/>
             <w:r>
               <w:rPr>
                 <w:sz w:val="22"/>
@@ -15074,8 +13247,8 @@
               </w:rPr>
               <w:t>: Giao diện nội dung nhận diện màu sắc</w:t>
             </w:r>
-            <w:bookmarkEnd w:id="42"/>
-            <w:bookmarkEnd w:id="43"/>
+            <w:bookmarkEnd w:id="45"/>
+            <w:bookmarkEnd w:id="46"/>
           </w:p>
         </w:tc>
       </w:tr>
@@ -15396,7 +13569,7 @@
                 </wp:inline>
               </w:drawing>
             </w:r>
-            <w:bookmarkStart w:id="44" w:name="_Toc203332256"/>
+            <w:bookmarkStart w:id="47" w:name="_Toc203332256"/>
           </w:p>
           <w:p>
             <w:pPr>
@@ -15409,7 +13582,7 @@
                 <w:szCs w:val="22"/>
               </w:rPr>
             </w:pPr>
-            <w:bookmarkStart w:id="45" w:name="_Toc204021734"/>
+            <w:bookmarkStart w:id="48" w:name="_Toc204021734"/>
             <w:r>
               <w:rPr>
                 <w:sz w:val="22"/>
@@ -15458,8 +13631,8 @@
               </w:rPr>
               <w:t>: Giao diện nội dung nhận diện số</w:t>
             </w:r>
-            <w:bookmarkEnd w:id="44"/>
-            <w:bookmarkEnd w:id="45"/>
+            <w:bookmarkEnd w:id="47"/>
+            <w:bookmarkEnd w:id="48"/>
           </w:p>
         </w:tc>
       </w:tr>
@@ -15744,8 +13917,8 @@
                 <w:szCs w:val="22"/>
               </w:rPr>
             </w:pPr>
-            <w:bookmarkStart w:id="46" w:name="_Toc203332257"/>
-            <w:bookmarkStart w:id="47" w:name="_Toc204021735"/>
+            <w:bookmarkStart w:id="49" w:name="_Toc203332257"/>
+            <w:bookmarkStart w:id="50" w:name="_Toc204021735"/>
             <w:r>
               <w:rPr>
                 <w:sz w:val="22"/>
@@ -15797,8 +13970,8 @@
               </w:rPr>
               <w:t>: Giao diện nội dung nhận diện chữ cái</w:t>
             </w:r>
-            <w:bookmarkEnd w:id="46"/>
-            <w:bookmarkEnd w:id="47"/>
+            <w:bookmarkEnd w:id="49"/>
+            <w:bookmarkEnd w:id="50"/>
           </w:p>
         </w:tc>
       </w:tr>
@@ -16004,8 +14177,8 @@
                 <w:szCs w:val="26"/>
               </w:rPr>
             </w:pPr>
-            <w:bookmarkStart w:id="48" w:name="_Toc203332258"/>
-            <w:bookmarkStart w:id="49" w:name="_Toc204021736"/>
+            <w:bookmarkStart w:id="51" w:name="_Toc203332258"/>
+            <w:bookmarkStart w:id="52" w:name="_Toc204021736"/>
             <w:r>
               <w:rPr>
                 <w:sz w:val="22"/>
@@ -16081,8 +14254,8 @@
               </w:rPr>
               <w:t>Ăn Quan</w:t>
             </w:r>
-            <w:bookmarkEnd w:id="48"/>
-            <w:bookmarkEnd w:id="49"/>
+            <w:bookmarkEnd w:id="51"/>
+            <w:bookmarkEnd w:id="52"/>
           </w:p>
         </w:tc>
       </w:tr>
@@ -16095,14 +14268,14 @@
           <w:numId w:val="40"/>
         </w:numPr>
       </w:pPr>
-      <w:bookmarkStart w:id="50" w:name="_Toc204021719"/>
+      <w:bookmarkStart w:id="53" w:name="_Toc204021719"/>
       <w:r>
         <w:t>Kết quả t</w:t>
       </w:r>
       <w:r>
         <w:t>hử nghiệm:</w:t>
       </w:r>
-      <w:bookmarkEnd w:id="50"/>
+      <w:bookmarkEnd w:id="53"/>
     </w:p>
     <w:p>
       <w:pPr>
@@ -16636,7 +14809,7 @@
                                 <w:noProof/>
                               </w:rPr>
                             </w:pPr>
-                            <w:bookmarkStart w:id="51" w:name="_Toc204021737"/>
+                            <w:bookmarkStart w:id="54" w:name="_Toc204021737"/>
                             <w:r>
                               <w:t xml:space="preserve">Hình </w:t>
                             </w:r>
@@ -16664,7 +14837,7 @@
                               </w:rPr>
                               <w:t>: Một số hình ảnh thực nghiệm tại trường Mần Non Hồng Ân</w:t>
                             </w:r>
-                            <w:bookmarkEnd w:id="51"/>
+                            <w:bookmarkEnd w:id="54"/>
                           </w:p>
                         </w:txbxContent>
                       </wps:txbx>
@@ -16683,20 +14856,20 @@
               </wp:anchor>
             </w:drawing>
           </mc:Choice>
-          <mc:Fallback xmlns:cx1="http://schemas.microsoft.com/office/drawing/2015/9/8/chartex" xmlns:cx2="http://schemas.microsoft.com/office/drawing/2015/10/21/chartex" xmlns:cx3="http://schemas.microsoft.com/office/drawing/2016/5/9/chartex" xmlns:cx4="http://schemas.microsoft.com/office/drawing/2016/5/10/chartex" xmlns:cx5="http://schemas.microsoft.com/office/drawing/2016/5/11/chartex" xmlns:cx6="http://schemas.microsoft.com/office/drawing/2016/5/12/chartex" xmlns:cx7="http://schemas.microsoft.com/office/drawing/2016/5/13/chartex" xmlns:cx8="http://schemas.microsoft.com/office/drawing/2016/5/14/chartex" xmlns:aink="http://schemas.microsoft.com/office/drawing/2016/ink" xmlns:am3d="http://schemas.microsoft.com/office/drawing/2017/model3d" xmlns:oel="http://schemas.microsoft.com/office/2019/extlst" xmlns:w16cex="http://schemas.microsoft.com/office/word/2018/wordml/cex" xmlns:w16cid="http://schemas.microsoft.com/office/word/2016/wordml/cid" xmlns:w16="http://schemas.microsoft.com/office/word/2018/wordml" xmlns:w16du="http://schemas.microsoft.com/office/word/2023/wordml/word16du" xmlns:w16sdtdh="http://schemas.microsoft.com/office/word/2020/wordml/sdtdatahash" xmlns:w16sdtfl="http://schemas.microsoft.com/office/word/2024/wordml/sdtformatlock">
+          <mc:Fallback>
             <w:pict>
-              <v:shape w14:anchorId="4C5B9152" id="_x0000_s1028" type="#_x0000_t202" style="position:absolute;left:0;text-align:left;margin-left:64.6pt;margin-top:.15pt;width:348.75pt;height:.05pt;z-index:251675136;visibility:visible;mso-wrap-style:square;mso-width-percent:0;mso-wrap-distance-left:9pt;mso-wrap-distance-top:0;mso-wrap-distance-right:9pt;mso-wrap-distance-bottom:0;mso-position-horizontal:absolute;mso-position-horizontal-relative:margin;mso-position-vertical:absolute;mso-position-vertical-relative:text;mso-width-percent:0;mso-width-relative:margin;v-text-anchor:top" o:gfxdata="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" stroked="f">
+              <v:shape w14:anchorId="4C5B9152" id="_x0000_s1028" type="#_x0000_t202" style="position:absolute;left:0;text-align:left;margin-left:64.6pt;margin-top:.15pt;width:348.75pt;height:.05pt;z-index:251675136;visibility:visible;mso-wrap-style:square;mso-width-percent:0;mso-wrap-distance-left:9pt;mso-wrap-distance-top:0;mso-wrap-distance-right:9pt;mso-wrap-distance-bottom:0;mso-position-horizontal:absolute;mso-position-horizontal-relative:margin;mso-position-vertical:absolute;mso-position-vertical-relative:text;mso-width-percent:0;mso-width-relative:margin;v-text-anchor:top" o:gfxdata="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" stroked="f">
                 <v:textbox style="mso-fit-shape-to-text:t" inset="0,0,0,0">
                   <w:txbxContent>
                     <w:p>
                       <w:pPr>
-                        <w:pStyle w:val="Chuthich"/>
+                        <w:pStyle w:val="Caption"/>
                         <w:rPr>
                           <w:rFonts w:ascii="Times New Roman" w:eastAsia="Times New Roman" w:hAnsi="Times New Roman" w:cs="Times New Roman"/>
                           <w:noProof/>
                         </w:rPr>
                       </w:pPr>
-                      <w:bookmarkStart w:id="54" w:name="_Toc204021737"/>
+                      <w:bookmarkStart w:id="55" w:name="_Toc204021737"/>
                       <w:r>
                         <w:t xml:space="preserve">Hình </w:t>
                       </w:r>
@@ -16724,7 +14897,7 @@
                         </w:rPr>
                         <w:t>: Một số hình ảnh thực nghiệm tại trường Mần Non Hồng Ân</w:t>
                       </w:r>
-                      <w:bookmarkEnd w:id="54"/>
+                      <w:bookmarkEnd w:id="55"/>
                     </w:p>
                   </w:txbxContent>
                 </v:textbox>
@@ -16753,14 +14926,14 @@
           <w:color w:val="385623" w:themeColor="accent6" w:themeShade="80"/>
         </w:rPr>
       </w:pPr>
-      <w:bookmarkStart w:id="52" w:name="_Toc204021720"/>
+      <w:bookmarkStart w:id="56" w:name="_Toc204021720"/>
       <w:r>
         <w:rPr>
           <w:color w:val="385623" w:themeColor="accent6" w:themeShade="80"/>
         </w:rPr>
         <w:t>CHƯƠNG 5: KẾT LUẬN, HƯỚNG PHÁT TRIỂN VÀ KIẾN NGHỊ</w:t>
       </w:r>
-      <w:bookmarkEnd w:id="52"/>
+      <w:bookmarkEnd w:id="56"/>
     </w:p>
     <w:p>
       <w:pPr>
@@ -16768,14 +14941,14 @@
         <w:spacing w:before="0" w:line="276" w:lineRule="auto"/>
         <w:ind w:left="0"/>
       </w:pPr>
-      <w:bookmarkStart w:id="53" w:name="_Toc204021721"/>
+      <w:bookmarkStart w:id="57" w:name="_Toc204021721"/>
       <w:r>
         <w:t xml:space="preserve">5.1. </w:t>
       </w:r>
       <w:r>
         <w:t>Kết luận</w:t>
       </w:r>
-      <w:bookmarkEnd w:id="53"/>
+      <w:bookmarkEnd w:id="57"/>
     </w:p>
     <w:p>
       <w:pPr>
@@ -17038,16 +15211,16 @@
         <w:spacing w:before="0" w:line="276" w:lineRule="auto"/>
         <w:ind w:left="0"/>
       </w:pPr>
-      <w:bookmarkStart w:id="54" w:name="_heading=h.9t964flmllc4" w:colFirst="0" w:colLast="0"/>
-      <w:bookmarkStart w:id="55" w:name="_Toc204021722"/>
-      <w:bookmarkEnd w:id="54"/>
+      <w:bookmarkStart w:id="58" w:name="_heading=h.9t964flmllc4" w:colFirst="0" w:colLast="0"/>
+      <w:bookmarkStart w:id="59" w:name="_Toc204021722"/>
+      <w:bookmarkEnd w:id="58"/>
       <w:r>
         <w:t xml:space="preserve">5.2. </w:t>
       </w:r>
       <w:r>
         <w:t>Định hướng phát triển trong tương lai</w:t>
       </w:r>
-      <w:bookmarkEnd w:id="55"/>
+      <w:bookmarkEnd w:id="59"/>
     </w:p>
     <w:p>
       <w:pPr>
@@ -17282,11 +15455,11 @@
         <w:spacing w:beforeLines="60" w:before="144" w:afterLines="60" w:after="144" w:line="288" w:lineRule="auto"/>
         <w:jc w:val="center"/>
       </w:pPr>
-      <w:bookmarkStart w:id="56" w:name="_Toc204021723"/>
+      <w:bookmarkStart w:id="60" w:name="_Toc204021723"/>
       <w:r>
         <w:t>TÀI LIỆU THAM KHẢO</w:t>
       </w:r>
-      <w:bookmarkEnd w:id="56"/>
+      <w:bookmarkEnd w:id="60"/>
     </w:p>
     <w:p>
       <w:pPr>
@@ -17911,11 +16084,11 @@
         </w:numPr>
         <w:spacing w:beforeLines="60" w:before="144" w:afterLines="60" w:after="144" w:line="288" w:lineRule="auto"/>
       </w:pPr>
-      <w:bookmarkStart w:id="57" w:name="_Toc204021724"/>
+      <w:bookmarkStart w:id="61" w:name="_Toc204021724"/>
       <w:r>
         <w:t>PHỤ LỤC</w:t>
       </w:r>
-      <w:bookmarkEnd w:id="57"/>
+      <w:bookmarkEnd w:id="61"/>
     </w:p>
     <w:tbl>
       <w:tblPr>
@@ -17950,11 +16123,11 @@
               <w:jc w:val="center"/>
               <w:outlineLvl w:val="1"/>
             </w:pPr>
-            <w:bookmarkStart w:id="58" w:name="_Toc204021725"/>
+            <w:bookmarkStart w:id="62" w:name="_Toc204021725"/>
             <w:r>
               <w:t>Hướng dẫn sử dụng</w:t>
             </w:r>
-            <w:bookmarkEnd w:id="58"/>
+            <w:bookmarkEnd w:id="62"/>
           </w:p>
         </w:tc>
         <w:tc>
@@ -17974,14 +16147,14 @@
               <w:jc w:val="center"/>
               <w:outlineLvl w:val="1"/>
             </w:pPr>
-            <w:bookmarkStart w:id="59" w:name="_Toc204021726"/>
+            <w:bookmarkStart w:id="63" w:name="_Toc204021726"/>
             <w:r>
               <w:rPr>
                 <w:lang w:val="en-US"/>
               </w:rPr>
               <w:t>Video mô tả</w:t>
             </w:r>
-            <w:bookmarkEnd w:id="59"/>
+            <w:bookmarkEnd w:id="63"/>
             <w:r>
               <w:rPr>
                 <w:lang w:val="en-US"/>
@@ -18007,7 +16180,7 @@
               <w:jc w:val="center"/>
               <w:outlineLvl w:val="1"/>
             </w:pPr>
-            <w:bookmarkStart w:id="60" w:name="_Toc204021727"/>
+            <w:bookmarkStart w:id="64" w:name="_Toc204021727"/>
             <w:r>
               <w:rPr>
                 <w:lang w:val="en-US"/>
@@ -18017,7 +16190,7 @@
             <w:r>
               <w:t xml:space="preserve"> ứng dụng:</w:t>
             </w:r>
-            <w:bookmarkEnd w:id="60"/>
+            <w:bookmarkEnd w:id="64"/>
           </w:p>
         </w:tc>
       </w:tr>
@@ -18488,7 +16661,7 @@
           <w:rPr>
             <w:noProof/>
           </w:rPr>
-          <w:t>3</w:t>
+          <w:t>2</w:t>
         </w:r>
         <w:r>
           <w:rPr>
@@ -24730,7 +22903,7 @@
 </file>
 
 <file path=customXml/itemProps1.xml><?xml version="1.0" encoding="utf-8"?>
-<ds:datastoreItem xmlns:ds="http://schemas.openxmlformats.org/officeDocument/2006/customXml" ds:itemID="{DA6D8233-3786-4AE5-981C-0D3FD4D83680}">
+<ds:datastoreItem xmlns:ds="http://schemas.openxmlformats.org/officeDocument/2006/customXml" ds:itemID="{AE9583FA-0370-4881-A002-5DB73D3B795F}">
   <ds:schemaRefs>
     <ds:schemaRef ds:uri="http://schemas.openxmlformats.org/officeDocument/2006/bibliography"/>
   </ds:schemaRefs>

--- a/học cách làm j đó/NCKH(new).docx
+++ b/học cách làm j đó/NCKH(new).docx
@@ -1,6 +1,6 @@
 
 <file path=word/document.xml><?xml version="1.0" encoding="utf-8"?>
-<w:document xmlns:wpc="http://schemas.microsoft.com/office/word/2010/wordprocessingCanvas" xmlns:cx="http://schemas.microsoft.com/office/drawing/2014/chartex" xmlns:mc="http://schemas.openxmlformats.org/markup-compatibility/2006" xmlns:o="urn:schemas-microsoft-com:office:office" xmlns:r="http://schemas.openxmlformats.org/officeDocument/2006/relationships" xmlns:m="http://schemas.openxmlformats.org/officeDocument/2006/math" xmlns:v="urn:schemas-microsoft-com:vml" xmlns:wp14="http://schemas.microsoft.com/office/word/2010/wordprocessingDrawing" xmlns:wp="http://schemas.openxmlformats.org/drawingml/2006/wordprocessingDrawing" xmlns:w10="urn:schemas-microsoft-com:office:word" xmlns:w="http://schemas.openxmlformats.org/wordprocessingml/2006/main" xmlns:w14="http://schemas.microsoft.com/office/word/2010/wordml" xmlns:w15="http://schemas.microsoft.com/office/word/2012/wordml" xmlns:w16se="http://schemas.microsoft.com/office/word/2015/wordml/symex" xmlns:wpg="http://schemas.microsoft.com/office/word/2010/wordprocessingGroup" xmlns:wpi="http://schemas.microsoft.com/office/word/2010/wordprocessingInk" xmlns:wne="http://schemas.microsoft.com/office/word/2006/wordml" xmlns:wps="http://schemas.microsoft.com/office/word/2010/wordprocessingShape" mc:Ignorable="w14 w15 w16se wp14">
+<w:document xmlns:wpc="http://schemas.microsoft.com/office/word/2010/wordprocessingCanvas" xmlns:cx="http://schemas.microsoft.com/office/drawing/2014/chartex" xmlns:cx1="http://schemas.microsoft.com/office/drawing/2015/9/8/chartex" xmlns:cx2="http://schemas.microsoft.com/office/drawing/2015/10/21/chartex" xmlns:cx3="http://schemas.microsoft.com/office/drawing/2016/5/9/chartex" xmlns:cx4="http://schemas.microsoft.com/office/drawing/2016/5/10/chartex" xmlns:cx5="http://schemas.microsoft.com/office/drawing/2016/5/11/chartex" xmlns:cx6="http://schemas.microsoft.com/office/drawing/2016/5/12/chartex" xmlns:cx7="http://schemas.microsoft.com/office/drawing/2016/5/13/chartex" xmlns:cx8="http://schemas.microsoft.com/office/drawing/2016/5/14/chartex" xmlns:mc="http://schemas.openxmlformats.org/markup-compatibility/2006" xmlns:aink="http://schemas.microsoft.com/office/drawing/2016/ink" xmlns:am3d="http://schemas.microsoft.com/office/drawing/2017/model3d" xmlns:o="urn:schemas-microsoft-com:office:office" xmlns:oel="http://schemas.microsoft.com/office/2019/extlst" xmlns:r="http://schemas.openxmlformats.org/officeDocument/2006/relationships" xmlns:m="http://schemas.openxmlformats.org/officeDocument/2006/math" xmlns:v="urn:schemas-microsoft-com:vml" xmlns:wp14="http://schemas.microsoft.com/office/word/2010/wordprocessingDrawing" xmlns:wp="http://schemas.openxmlformats.org/drawingml/2006/wordprocessingDrawing" xmlns:w10="urn:schemas-microsoft-com:office:word" xmlns:w="http://schemas.openxmlformats.org/wordprocessingml/2006/main" xmlns:w14="http://schemas.microsoft.com/office/word/2010/wordml" xmlns:w15="http://schemas.microsoft.com/office/word/2012/wordml" xmlns:w16cex="http://schemas.microsoft.com/office/word/2018/wordml/cex" xmlns:w16cid="http://schemas.microsoft.com/office/word/2016/wordml/cid" xmlns:w16="http://schemas.microsoft.com/office/word/2018/wordml" xmlns:w16du="http://schemas.microsoft.com/office/word/2023/wordml/word16du" xmlns:w16sdtdh="http://schemas.microsoft.com/office/word/2020/wordml/sdtdatahash" xmlns:w16sdtfl="http://schemas.microsoft.com/office/word/2024/wordml/sdtformatlock" xmlns:w16se="http://schemas.microsoft.com/office/word/2015/wordml/symex" xmlns:wpg="http://schemas.microsoft.com/office/word/2010/wordprocessingGroup" xmlns:wpi="http://schemas.microsoft.com/office/word/2010/wordprocessingInk" xmlns:wne="http://schemas.microsoft.com/office/word/2006/wordml" xmlns:wps="http://schemas.microsoft.com/office/word/2010/wordprocessingShape" mc:Ignorable="w14 w15 w16se w16cid w16 w16cex w16sdtdh w16sdtfl w16du wp14">
   <w:body>
     <w:p>
       <w:pPr>
@@ -138,7 +138,7 @@
     </w:p>
     <w:p>
       <w:pPr>
-        <w:pStyle w:val="ListParagraph"/>
+        <w:pStyle w:val="oancuaDanhsach"/>
         <w:spacing w:beforeLines="60" w:before="144" w:afterLines="60" w:after="144" w:line="288" w:lineRule="auto"/>
         <w:rPr>
           <w:color w:val="000000" w:themeColor="text1"/>
@@ -158,7 +158,7 @@
     </w:p>
     <w:p>
       <w:pPr>
-        <w:pStyle w:val="ListParagraph"/>
+        <w:pStyle w:val="oancuaDanhsach"/>
         <w:spacing w:beforeLines="60" w:before="144" w:afterLines="60" w:after="144" w:line="288" w:lineRule="auto"/>
         <w:ind w:left="0" w:right="206" w:firstLine="0"/>
         <w:jc w:val="center"/>
@@ -183,7 +183,7 @@
     </w:p>
     <w:p>
       <w:pPr>
-        <w:pStyle w:val="ListParagraph"/>
+        <w:pStyle w:val="oancuaDanhsach"/>
         <w:spacing w:beforeLines="60" w:before="144" w:afterLines="60" w:after="144" w:line="288" w:lineRule="auto"/>
         <w:ind w:left="-360" w:right="58" w:firstLine="0"/>
         <w:rPr>
@@ -297,7 +297,7 @@
     </w:p>
     <w:p>
       <w:pPr>
-        <w:pStyle w:val="ListParagraph"/>
+        <w:pStyle w:val="oancuaDanhsach"/>
         <w:tabs>
           <w:tab w:val="left" w:pos="2025"/>
           <w:tab w:val="center" w:pos="4635"/>
@@ -341,7 +341,7 @@
     </w:p>
     <w:p>
       <w:pPr>
-        <w:pStyle w:val="ListParagraph"/>
+        <w:pStyle w:val="oancuaDanhsach"/>
         <w:tabs>
           <w:tab w:val="left" w:pos="2025"/>
           <w:tab w:val="center" w:pos="4635"/>
@@ -410,7 +410,7 @@
     </w:p>
     <w:p>
       <w:pPr>
-        <w:pStyle w:val="ListParagraph"/>
+        <w:pStyle w:val="oancuaDanhsach"/>
         <w:spacing w:beforeLines="60" w:before="144" w:afterLines="60" w:after="144" w:line="288" w:lineRule="auto"/>
         <w:ind w:left="0" w:right="58" w:firstLine="0"/>
         <w:rPr>
@@ -432,7 +432,7 @@
     </w:p>
     <w:p>
       <w:pPr>
-        <w:pStyle w:val="ListParagraph"/>
+        <w:pStyle w:val="oancuaDanhsach"/>
         <w:spacing w:beforeLines="60" w:before="144" w:afterLines="60" w:after="144" w:line="288" w:lineRule="auto"/>
         <w:ind w:left="0" w:right="58" w:firstLine="0"/>
         <w:rPr>
@@ -464,7 +464,7 @@
     </w:p>
     <w:p>
       <w:pPr>
-        <w:pStyle w:val="ListParagraph"/>
+        <w:pStyle w:val="oancuaDanhsach"/>
         <w:numPr>
           <w:ilvl w:val="0"/>
           <w:numId w:val="10"/>
@@ -520,7 +520,7 @@
     </w:p>
     <w:p>
       <w:pPr>
-        <w:pStyle w:val="ListParagraph"/>
+        <w:pStyle w:val="oancuaDanhsach"/>
         <w:numPr>
           <w:ilvl w:val="0"/>
           <w:numId w:val="10"/>
@@ -601,7 +601,7 @@
     </w:p>
     <w:p>
       <w:pPr>
-        <w:pStyle w:val="Footer"/>
+        <w:pStyle w:val="Chntrang"/>
         <w:tabs>
           <w:tab w:val="left" w:pos="3801"/>
         </w:tabs>
@@ -632,7 +632,7 @@
     </w:p>
     <w:p>
       <w:pPr>
-        <w:pStyle w:val="Footer"/>
+        <w:pStyle w:val="Chntrang"/>
         <w:tabs>
           <w:tab w:val="left" w:pos="3801"/>
         </w:tabs>
@@ -647,7 +647,7 @@
     </w:p>
     <w:p>
       <w:pPr>
-        <w:pStyle w:val="Footer"/>
+        <w:pStyle w:val="Chntrang"/>
         <w:tabs>
           <w:tab w:val="left" w:pos="3801"/>
         </w:tabs>
@@ -662,7 +662,7 @@
     </w:p>
     <w:p>
       <w:pPr>
-        <w:pStyle w:val="Footer"/>
+        <w:pStyle w:val="Chntrang"/>
         <w:spacing w:beforeLines="60" w:before="144" w:afterLines="60" w:after="144" w:line="288" w:lineRule="auto"/>
         <w:ind w:firstLine="0"/>
         <w:jc w:val="center"/>
@@ -790,7 +790,7 @@
     </w:p>
     <w:tbl>
       <w:tblPr>
-        <w:tblStyle w:val="TableGrid"/>
+        <w:tblStyle w:val="LiBang"/>
         <w:tblpPr w:leftFromText="180" w:rightFromText="180" w:vertAnchor="text" w:tblpY="1"/>
         <w:tblOverlap w:val="never"/>
         <w:tblW w:w="0" w:type="auto"/>
@@ -939,10 +939,7 @@
               <w:t xml:space="preserve">. </w:t>
             </w:r>
             <w:r>
-              <w:t xml:space="preserve"> giúp </w:t>
-            </w:r>
-            <w:r>
-              <w:t>giúp trẻ vừa học vừa chơi một cách tự nhiên</w:t>
+              <w:t xml:space="preserve"> giúp giúp trẻ vừa học vừa chơi một cách tự nhiên</w:t>
             </w:r>
             <w:r>
               <w:rPr>
@@ -1113,13 +1110,7 @@
               <w:rPr>
                 <w:b/>
               </w:rPr>
-              <w:t xml:space="preserve"> </w:t>
-            </w:r>
-            <w:r>
-              <w:rPr>
-                <w:b/>
-              </w:rPr>
-              <w:t>vừa hiện đại vừa giữ gìn bản sắc</w:t>
+              <w:t xml:space="preserve"> vừa hiện đại vừa giữ gìn bản sắc</w:t>
             </w:r>
             <w:r>
               <w:rPr>
@@ -1167,7 +1158,7 @@
           </w:tcPr>
           <w:p>
             <w:pPr>
-              <w:pStyle w:val="ListParagraph"/>
+              <w:pStyle w:val="oancuaDanhsach"/>
               <w:pBdr>
                 <w:top w:val="nil"/>
                 <w:left w:val="nil"/>
@@ -1201,10 +1192,7 @@
               <w:t>nghiên cứu</w:t>
             </w:r>
             <w:r>
-              <w:t xml:space="preserve">về hành vi, thói quen và khả năng tương tác của trẻ. Ứng dụng tích hợp Trí tuệ nhân tạo (AI), thị giác máy tính (Computer Vision) và học máy (Machine Learning) thông qua MediaPipe, OpenCV để nhận diện chuyển động cơ thể theo thời gian thực. Hệ thống đồng thời cung cấp phản hồi trực </w:t>
-            </w:r>
-            <w:r>
-              <w:t>quan và các trò chơi tương tác</w:t>
+              <w:t>về hành vi, thói quen và khả năng tương tác của trẻ. Ứng dụng tích hợp Trí tuệ nhân tạo (AI), thị giác máy tính (Computer Vision) và học máy (Machine Learning) thông qua MediaPipe, OpenCV để nhận diện chuyển động cơ thể theo thời gian thực. Hệ thống đồng thời cung cấp phản hồi trực quan và các trò chơi tương tác</w:t>
             </w:r>
             <w:r>
               <w:rPr>
@@ -1345,15 +1333,7 @@
               <w:t>.</w:t>
             </w:r>
             <w:r>
-              <w:t xml:space="preserve"> </w:t>
-            </w:r>
-            <w:r>
-              <w:t xml:space="preserve">Đồng thời, dự án góp phần hiện đại </w:t>
-            </w:r>
-            <w:bookmarkStart w:id="0" w:name="_GoBack"/>
-            <w:bookmarkEnd w:id="0"/>
-            <w:r>
-              <w:t>hóa trò chơi dân gian, giữ gìn bản sắc văn hóa và thúc đẩy bình đẳng trong tiếp cận giáo dục, đặc biệt cho trẻ tự kỷ và trẻ em vùng sâu vùng xa.</w:t>
+              <w:t xml:space="preserve"> Đồng thời, dự án góp phần hiện đại hóa trò chơi dân gian, giữ gìn bản sắc văn hóa và thúc đẩy bình đẳng trong tiếp cận giáo dục, đặc biệt cho trẻ tự kỷ và trẻ em vùng sâu vùng xa.</w:t>
             </w:r>
           </w:p>
         </w:tc>
@@ -1645,7 +1625,7 @@
       <w:sdtContent>
         <w:p>
           <w:pPr>
-            <w:pStyle w:val="TOCHeading"/>
+            <w:pStyle w:val="uMucluc"/>
             <w:spacing w:beforeLines="60" w:before="144" w:afterLines="60" w:after="144" w:line="288" w:lineRule="auto"/>
             <w:jc w:val="center"/>
             <w:rPr>
@@ -1667,7 +1647,7 @@
         </w:p>
         <w:p>
           <w:pPr>
-            <w:pStyle w:val="TOC1"/>
+            <w:pStyle w:val="Mucluc1"/>
             <w:tabs>
               <w:tab w:val="right" w:leader="dot" w:pos="9736"/>
             </w:tabs>
@@ -1678,6 +1658,7 @@
               <w:caps w:val="0"/>
               <w:noProof/>
               <w:kern w:val="2"/>
+              <w:lang w:eastAsia="zh-CN"/>
               <w14:ligatures w14:val="standardContextual"/>
             </w:rPr>
           </w:pPr>
@@ -1705,10 +1686,10 @@
             </w:rPr>
             <w:fldChar w:fldCharType="separate"/>
           </w:r>
-          <w:hyperlink w:anchor="_Toc204021698" w:history="1">
-            <w:r>
-              <w:rPr>
-                <w:rStyle w:val="Hyperlink"/>
+          <w:hyperlink w:anchor="_Toc207530886" w:history="1">
+            <w:r>
+              <w:rPr>
+                <w:rStyle w:val="Siuktni"/>
                 <w:noProof/>
               </w:rPr>
               <w:t>A. LÝ DO CHỌN ĐỀ TÀI</w:t>
@@ -1732,7 +1713,7 @@
                 <w:noProof/>
                 <w:webHidden/>
               </w:rPr>
-              <w:instrText xml:space="preserve"> PAGEREF _Toc204021698 \h </w:instrText>
+              <w:instrText xml:space="preserve"> PAGEREF _Toc207530886 \h </w:instrText>
             </w:r>
             <w:r>
               <w:rPr>
@@ -1752,7 +1733,7 @@
                 <w:noProof/>
                 <w:webHidden/>
               </w:rPr>
-              <w:t>4</w:t>
+              <w:t>3</w:t>
             </w:r>
             <w:r>
               <w:rPr>
@@ -1765,7 +1746,7 @@
         </w:p>
         <w:p>
           <w:pPr>
-            <w:pStyle w:val="TOC1"/>
+            <w:pStyle w:val="Mucluc1"/>
             <w:tabs>
               <w:tab w:val="right" w:leader="dot" w:pos="9736"/>
             </w:tabs>
@@ -1776,13 +1757,14 @@
               <w:caps w:val="0"/>
               <w:noProof/>
               <w:kern w:val="2"/>
+              <w:lang w:eastAsia="zh-CN"/>
               <w14:ligatures w14:val="standardContextual"/>
             </w:rPr>
           </w:pPr>
-          <w:hyperlink w:anchor="_Toc204021699" w:history="1">
-            <w:r>
-              <w:rPr>
-                <w:rStyle w:val="Hyperlink"/>
+          <w:hyperlink w:anchor="_Toc207530887" w:history="1">
+            <w:r>
+              <w:rPr>
+                <w:rStyle w:val="Siuktni"/>
                 <w:noProof/>
               </w:rPr>
               <w:t>B. CÂU HỎI NGHIÊN CỨU – VẤN ĐỀ NGHIÊN CỨU – MỤC TIÊU VÀ YÊU CẦU CỦA ĐỀ TÀI</w:t>
@@ -1806,7 +1788,7 @@
                 <w:noProof/>
                 <w:webHidden/>
               </w:rPr>
-              <w:instrText xml:space="preserve"> PAGEREF _Toc204021699 \h </w:instrText>
+              <w:instrText xml:space="preserve"> PAGEREF _Toc207530887 \h </w:instrText>
             </w:r>
             <w:r>
               <w:rPr>
@@ -1826,7 +1808,7 @@
                 <w:noProof/>
                 <w:webHidden/>
               </w:rPr>
-              <w:t>4</w:t>
+              <w:t>3</w:t>
             </w:r>
             <w:r>
               <w:rPr>
@@ -1839,7 +1821,7 @@
         </w:p>
         <w:p>
           <w:pPr>
-            <w:pStyle w:val="TOC2"/>
+            <w:pStyle w:val="Mucluc2"/>
             <w:tabs>
               <w:tab w:val="right" w:leader="dot" w:pos="9736"/>
             </w:tabs>
@@ -1851,13 +1833,14 @@
               <w:kern w:val="2"/>
               <w:sz w:val="24"/>
               <w:szCs w:val="24"/>
+              <w:lang w:eastAsia="zh-CN"/>
               <w14:ligatures w14:val="standardContextual"/>
             </w:rPr>
           </w:pPr>
-          <w:hyperlink w:anchor="_Toc204021700" w:history="1">
-            <w:r>
-              <w:rPr>
-                <w:rStyle w:val="Hyperlink"/>
+          <w:hyperlink w:anchor="_Toc207530888" w:history="1">
+            <w:r>
+              <w:rPr>
+                <w:rStyle w:val="Siuktni"/>
                 <w:noProof/>
               </w:rPr>
               <w:t>B.1.  CÂU HỎI NGHIÊN CỨU</w:t>
@@ -1881,7 +1864,7 @@
                 <w:noProof/>
                 <w:webHidden/>
               </w:rPr>
-              <w:instrText xml:space="preserve"> PAGEREF _Toc204021700 \h </w:instrText>
+              <w:instrText xml:space="preserve"> PAGEREF _Toc207530888 \h </w:instrText>
             </w:r>
             <w:r>
               <w:rPr>
@@ -1901,7 +1884,7 @@
                 <w:noProof/>
                 <w:webHidden/>
               </w:rPr>
-              <w:t>4</w:t>
+              <w:t>3</w:t>
             </w:r>
             <w:r>
               <w:rPr>
@@ -1914,7 +1897,7 @@
         </w:p>
         <w:p>
           <w:pPr>
-            <w:pStyle w:val="TOC2"/>
+            <w:pStyle w:val="Mucluc2"/>
             <w:tabs>
               <w:tab w:val="right" w:leader="dot" w:pos="9736"/>
             </w:tabs>
@@ -1926,13 +1909,14 @@
               <w:kern w:val="2"/>
               <w:sz w:val="24"/>
               <w:szCs w:val="24"/>
+              <w:lang w:eastAsia="zh-CN"/>
               <w14:ligatures w14:val="standardContextual"/>
             </w:rPr>
           </w:pPr>
-          <w:hyperlink w:anchor="_Toc204021701" w:history="1">
-            <w:r>
-              <w:rPr>
-                <w:rStyle w:val="Hyperlink"/>
+          <w:hyperlink w:anchor="_Toc207530889" w:history="1">
+            <w:r>
+              <w:rPr>
+                <w:rStyle w:val="Siuktni"/>
                 <w:noProof/>
               </w:rPr>
               <w:t>B.2.  VẤN ĐỀ NGHIÊN CỨU</w:t>
@@ -1956,7 +1940,7 @@
                 <w:noProof/>
                 <w:webHidden/>
               </w:rPr>
-              <w:instrText xml:space="preserve"> PAGEREF _Toc204021701 \h </w:instrText>
+              <w:instrText xml:space="preserve"> PAGEREF _Toc207530889 \h </w:instrText>
             </w:r>
             <w:r>
               <w:rPr>
@@ -1976,7 +1960,7 @@
                 <w:noProof/>
                 <w:webHidden/>
               </w:rPr>
-              <w:t>5</w:t>
+              <w:t>4</w:t>
             </w:r>
             <w:r>
               <w:rPr>
@@ -1989,7 +1973,7 @@
         </w:p>
         <w:p>
           <w:pPr>
-            <w:pStyle w:val="TOC2"/>
+            <w:pStyle w:val="Mucluc2"/>
             <w:tabs>
               <w:tab w:val="right" w:leader="dot" w:pos="9736"/>
             </w:tabs>
@@ -2001,13 +1985,14 @@
               <w:kern w:val="2"/>
               <w:sz w:val="24"/>
               <w:szCs w:val="24"/>
+              <w:lang w:eastAsia="zh-CN"/>
               <w14:ligatures w14:val="standardContextual"/>
             </w:rPr>
           </w:pPr>
-          <w:hyperlink w:anchor="_Toc204021702" w:history="1">
-            <w:r>
-              <w:rPr>
-                <w:rStyle w:val="Hyperlink"/>
+          <w:hyperlink w:anchor="_Toc207530890" w:history="1">
+            <w:r>
+              <w:rPr>
+                <w:rStyle w:val="Siuktni"/>
                 <w:noProof/>
               </w:rPr>
               <w:t>B.3. MỤC TIÊU NGHIÊN CỨU</w:t>
@@ -2031,7 +2016,7 @@
                 <w:noProof/>
                 <w:webHidden/>
               </w:rPr>
-              <w:instrText xml:space="preserve"> PAGEREF _Toc204021702 \h </w:instrText>
+              <w:instrText xml:space="preserve"> PAGEREF _Toc207530890 \h </w:instrText>
             </w:r>
             <w:r>
               <w:rPr>
@@ -2051,7 +2036,7 @@
                 <w:noProof/>
                 <w:webHidden/>
               </w:rPr>
-              <w:t>6</w:t>
+              <w:t>5</w:t>
             </w:r>
             <w:r>
               <w:rPr>
@@ -2064,7 +2049,7 @@
         </w:p>
         <w:p>
           <w:pPr>
-            <w:pStyle w:val="TOC2"/>
+            <w:pStyle w:val="Mucluc2"/>
             <w:tabs>
               <w:tab w:val="right" w:leader="dot" w:pos="9736"/>
             </w:tabs>
@@ -2076,13 +2061,14 @@
               <w:kern w:val="2"/>
               <w:sz w:val="24"/>
               <w:szCs w:val="24"/>
+              <w:lang w:eastAsia="zh-CN"/>
               <w14:ligatures w14:val="standardContextual"/>
             </w:rPr>
           </w:pPr>
-          <w:hyperlink w:anchor="_Toc204021703" w:history="1">
-            <w:r>
-              <w:rPr>
-                <w:rStyle w:val="Hyperlink"/>
+          <w:hyperlink w:anchor="_Toc207530891" w:history="1">
+            <w:r>
+              <w:rPr>
+                <w:rStyle w:val="Siuktni"/>
                 <w:noProof/>
               </w:rPr>
               <w:t>B.4. YÊU CẦU ĐỀ TÀI</w:t>
@@ -2106,7 +2092,7 @@
                 <w:noProof/>
                 <w:webHidden/>
               </w:rPr>
-              <w:instrText xml:space="preserve"> PAGEREF _Toc204021703 \h </w:instrText>
+              <w:instrText xml:space="preserve"> PAGEREF _Toc207530891 \h </w:instrText>
             </w:r>
             <w:r>
               <w:rPr>
@@ -2126,7 +2112,7 @@
                 <w:noProof/>
                 <w:webHidden/>
               </w:rPr>
-              <w:t>7</w:t>
+              <w:t>6</w:t>
             </w:r>
             <w:r>
               <w:rPr>
@@ -2139,7 +2125,7 @@
         </w:p>
         <w:p>
           <w:pPr>
-            <w:pStyle w:val="TOC1"/>
+            <w:pStyle w:val="Mucluc1"/>
             <w:tabs>
               <w:tab w:val="right" w:leader="dot" w:pos="9736"/>
             </w:tabs>
@@ -2150,13 +2136,14 @@
               <w:caps w:val="0"/>
               <w:noProof/>
               <w:kern w:val="2"/>
+              <w:lang w:eastAsia="zh-CN"/>
               <w14:ligatures w14:val="standardContextual"/>
             </w:rPr>
           </w:pPr>
-          <w:hyperlink w:anchor="_Toc204021704" w:history="1">
-            <w:r>
-              <w:rPr>
-                <w:rStyle w:val="Hyperlink"/>
+          <w:hyperlink w:anchor="_Toc207530892" w:history="1">
+            <w:r>
+              <w:rPr>
+                <w:rStyle w:val="Siuktni"/>
                 <w:noProof/>
               </w:rPr>
               <w:t>CHƯƠNG 1. KẾ HOẠCH VÀ PHƯƠNG PHÁP NGHIÊN CỨU</w:t>
@@ -2180,7 +2167,7 @@
                 <w:noProof/>
                 <w:webHidden/>
               </w:rPr>
-              <w:instrText xml:space="preserve"> PAGEREF _Toc204021704 \h </w:instrText>
+              <w:instrText xml:space="preserve"> PAGEREF _Toc207530892 \h </w:instrText>
             </w:r>
             <w:r>
               <w:rPr>
@@ -2200,7 +2187,7 @@
                 <w:noProof/>
                 <w:webHidden/>
               </w:rPr>
-              <w:t>7</w:t>
+              <w:t>6</w:t>
             </w:r>
             <w:r>
               <w:rPr>
@@ -2213,7 +2200,7 @@
         </w:p>
         <w:p>
           <w:pPr>
-            <w:pStyle w:val="TOC2"/>
+            <w:pStyle w:val="Mucluc2"/>
             <w:tabs>
               <w:tab w:val="left" w:pos="1300"/>
               <w:tab w:val="right" w:leader="dot" w:pos="9736"/>
@@ -2226,13 +2213,14 @@
               <w:kern w:val="2"/>
               <w:sz w:val="24"/>
               <w:szCs w:val="24"/>
+              <w:lang w:eastAsia="zh-CN"/>
               <w14:ligatures w14:val="standardContextual"/>
             </w:rPr>
           </w:pPr>
-          <w:hyperlink w:anchor="_Toc204021705" w:history="1">
-            <w:r>
-              <w:rPr>
-                <w:rStyle w:val="Hyperlink"/>
+          <w:hyperlink w:anchor="_Toc207530893" w:history="1">
+            <w:r>
+              <w:rPr>
+                <w:rStyle w:val="Siuktni"/>
                 <w:noProof/>
               </w:rPr>
               <w:t>1.1.</w:t>
@@ -2246,13 +2234,14 @@
                 <w:kern w:val="2"/>
                 <w:sz w:val="24"/>
                 <w:szCs w:val="24"/>
+                <w:lang w:eastAsia="zh-CN"/>
                 <w14:ligatures w14:val="standardContextual"/>
               </w:rPr>
               <w:tab/>
             </w:r>
             <w:r>
               <w:rPr>
-                <w:rStyle w:val="Hyperlink"/>
+                <w:rStyle w:val="Siuktni"/>
                 <w:noProof/>
               </w:rPr>
               <w:t>Kế hoạch nghiên cứu</w:t>
@@ -2276,7 +2265,7 @@
                 <w:noProof/>
                 <w:webHidden/>
               </w:rPr>
-              <w:instrText xml:space="preserve"> PAGEREF _Toc204021705 \h </w:instrText>
+              <w:instrText xml:space="preserve"> PAGEREF _Toc207530893 \h </w:instrText>
             </w:r>
             <w:r>
               <w:rPr>
@@ -2296,7 +2285,7 @@
                 <w:noProof/>
                 <w:webHidden/>
               </w:rPr>
-              <w:t>7</w:t>
+              <w:t>6</w:t>
             </w:r>
             <w:r>
               <w:rPr>
@@ -2309,7 +2298,7 @@
         </w:p>
         <w:p>
           <w:pPr>
-            <w:pStyle w:val="TOC2"/>
+            <w:pStyle w:val="Mucluc2"/>
             <w:tabs>
               <w:tab w:val="right" w:leader="dot" w:pos="9736"/>
             </w:tabs>
@@ -2321,13 +2310,14 @@
               <w:kern w:val="2"/>
               <w:sz w:val="24"/>
               <w:szCs w:val="24"/>
+              <w:lang w:eastAsia="zh-CN"/>
               <w14:ligatures w14:val="standardContextual"/>
             </w:rPr>
           </w:pPr>
-          <w:hyperlink w:anchor="_Toc204021706" w:history="1">
-            <w:r>
-              <w:rPr>
-                <w:rStyle w:val="Hyperlink"/>
+          <w:hyperlink w:anchor="_Toc207530894" w:history="1">
+            <w:r>
+              <w:rPr>
+                <w:rStyle w:val="Siuktni"/>
                 <w:noProof/>
               </w:rPr>
               <w:t>1.2. Phương pháp nghiên cứu</w:t>
@@ -2351,7 +2341,7 @@
                 <w:noProof/>
                 <w:webHidden/>
               </w:rPr>
-              <w:instrText xml:space="preserve"> PAGEREF _Toc204021706 \h </w:instrText>
+              <w:instrText xml:space="preserve"> PAGEREF _Toc207530894 \h </w:instrText>
             </w:r>
             <w:r>
               <w:rPr>
@@ -2371,7 +2361,7 @@
                 <w:noProof/>
                 <w:webHidden/>
               </w:rPr>
-              <w:t>7</w:t>
+              <w:t>6</w:t>
             </w:r>
             <w:r>
               <w:rPr>
@@ -2384,7 +2374,7 @@
         </w:p>
         <w:p>
           <w:pPr>
-            <w:pStyle w:val="TOC1"/>
+            <w:pStyle w:val="Mucluc1"/>
             <w:tabs>
               <w:tab w:val="right" w:leader="dot" w:pos="9736"/>
             </w:tabs>
@@ -2395,13 +2385,14 @@
               <w:caps w:val="0"/>
               <w:noProof/>
               <w:kern w:val="2"/>
+              <w:lang w:eastAsia="zh-CN"/>
               <w14:ligatures w14:val="standardContextual"/>
             </w:rPr>
           </w:pPr>
-          <w:hyperlink w:anchor="_Toc204021707" w:history="1">
-            <w:r>
-              <w:rPr>
-                <w:rStyle w:val="Hyperlink"/>
+          <w:hyperlink w:anchor="_Toc207530895" w:history="1">
+            <w:r>
+              <w:rPr>
+                <w:rStyle w:val="Siuktni"/>
                 <w:noProof/>
               </w:rPr>
               <w:t>CHƯƠNG 2: PHÂN TÍCH THỰC TRẠNG</w:t>
@@ -2425,7 +2416,7 @@
                 <w:noProof/>
                 <w:webHidden/>
               </w:rPr>
-              <w:instrText xml:space="preserve"> PAGEREF _Toc204021707 \h </w:instrText>
+              <w:instrText xml:space="preserve"> PAGEREF _Toc207530895 \h </w:instrText>
             </w:r>
             <w:r>
               <w:rPr>
@@ -2445,7 +2436,7 @@
                 <w:noProof/>
                 <w:webHidden/>
               </w:rPr>
-              <w:t>8</w:t>
+              <w:t>7</w:t>
             </w:r>
             <w:r>
               <w:rPr>
@@ -2458,7 +2449,7 @@
         </w:p>
         <w:p>
           <w:pPr>
-            <w:pStyle w:val="TOC2"/>
+            <w:pStyle w:val="Mucluc2"/>
             <w:tabs>
               <w:tab w:val="right" w:leader="dot" w:pos="9736"/>
             </w:tabs>
@@ -2470,13 +2461,14 @@
               <w:kern w:val="2"/>
               <w:sz w:val="24"/>
               <w:szCs w:val="24"/>
+              <w:lang w:eastAsia="zh-CN"/>
               <w14:ligatures w14:val="standardContextual"/>
             </w:rPr>
           </w:pPr>
-          <w:hyperlink w:anchor="_Toc204021708" w:history="1">
-            <w:r>
-              <w:rPr>
-                <w:rStyle w:val="Hyperlink"/>
+          <w:hyperlink w:anchor="_Toc207530896" w:history="1">
+            <w:r>
+              <w:rPr>
+                <w:rStyle w:val="Siuktni"/>
                 <w:noProof/>
               </w:rPr>
               <w:t>2.1. Thực trạng học tập và hành vi của trẻ em từ 3 đến 7 tuổi</w:t>
@@ -2500,7 +2492,7 @@
                 <w:noProof/>
                 <w:webHidden/>
               </w:rPr>
-              <w:instrText xml:space="preserve"> PAGEREF _Toc204021708 \h </w:instrText>
+              <w:instrText xml:space="preserve"> PAGEREF _Toc207530896 \h </w:instrText>
             </w:r>
             <w:r>
               <w:rPr>
@@ -2520,7 +2512,7 @@
                 <w:noProof/>
                 <w:webHidden/>
               </w:rPr>
-              <w:t>8</w:t>
+              <w:t>7</w:t>
             </w:r>
             <w:r>
               <w:rPr>
@@ -2533,7 +2525,7 @@
         </w:p>
         <w:p>
           <w:pPr>
-            <w:pStyle w:val="TOC2"/>
+            <w:pStyle w:val="Mucluc2"/>
             <w:tabs>
               <w:tab w:val="right" w:leader="dot" w:pos="9736"/>
             </w:tabs>
@@ -2545,13 +2537,14 @@
               <w:kern w:val="2"/>
               <w:sz w:val="24"/>
               <w:szCs w:val="24"/>
+              <w:lang w:eastAsia="zh-CN"/>
               <w14:ligatures w14:val="standardContextual"/>
             </w:rPr>
           </w:pPr>
-          <w:hyperlink w:anchor="_Toc204021709" w:history="1">
-            <w:r>
-              <w:rPr>
-                <w:rStyle w:val="Hyperlink"/>
+          <w:hyperlink w:anchor="_Toc207530897" w:history="1">
+            <w:r>
+              <w:rPr>
+                <w:rStyle w:val="Siuktni"/>
                 <w:noProof/>
               </w:rPr>
               <w:t>2.2. Thực trạng môi trường học tập và phương pháp giảng dạy hiện nay</w:t>
@@ -2575,7 +2568,7 @@
                 <w:noProof/>
                 <w:webHidden/>
               </w:rPr>
-              <w:instrText xml:space="preserve"> PAGEREF _Toc204021709 \h </w:instrText>
+              <w:instrText xml:space="preserve"> PAGEREF _Toc207530897 \h </w:instrText>
             </w:r>
             <w:r>
               <w:rPr>
@@ -2595,7 +2588,7 @@
                 <w:noProof/>
                 <w:webHidden/>
               </w:rPr>
-              <w:t>8</w:t>
+              <w:t>7</w:t>
             </w:r>
             <w:r>
               <w:rPr>
@@ -2608,7 +2601,7 @@
         </w:p>
         <w:p>
           <w:pPr>
-            <w:pStyle w:val="TOC2"/>
+            <w:pStyle w:val="Mucluc2"/>
             <w:tabs>
               <w:tab w:val="right" w:leader="dot" w:pos="9736"/>
             </w:tabs>
@@ -2620,13 +2613,14 @@
               <w:kern w:val="2"/>
               <w:sz w:val="24"/>
               <w:szCs w:val="24"/>
+              <w:lang w:eastAsia="zh-CN"/>
               <w14:ligatures w14:val="standardContextual"/>
             </w:rPr>
           </w:pPr>
-          <w:hyperlink w:anchor="_Toc204021710" w:history="1">
-            <w:r>
-              <w:rPr>
-                <w:rStyle w:val="Hyperlink"/>
+          <w:hyperlink w:anchor="_Toc207530898" w:history="1">
+            <w:r>
+              <w:rPr>
+                <w:rStyle w:val="Siuktni"/>
                 <w:noProof/>
               </w:rPr>
               <w:t>Đánh giá thực trạng</w:t>
@@ -2650,7 +2644,7 @@
                 <w:noProof/>
                 <w:webHidden/>
               </w:rPr>
-              <w:instrText xml:space="preserve"> PAGEREF _Toc204021710 \h </w:instrText>
+              <w:instrText xml:space="preserve"> PAGEREF _Toc207530898 \h </w:instrText>
             </w:r>
             <w:r>
               <w:rPr>
@@ -2670,7 +2664,7 @@
                 <w:noProof/>
                 <w:webHidden/>
               </w:rPr>
-              <w:t>9</w:t>
+              <w:t>8</w:t>
             </w:r>
             <w:r>
               <w:rPr>
@@ -2683,7 +2677,7 @@
         </w:p>
         <w:p>
           <w:pPr>
-            <w:pStyle w:val="TOC1"/>
+            <w:pStyle w:val="Mucluc1"/>
             <w:tabs>
               <w:tab w:val="right" w:leader="dot" w:pos="9736"/>
             </w:tabs>
@@ -2694,13 +2688,14 @@
               <w:caps w:val="0"/>
               <w:noProof/>
               <w:kern w:val="2"/>
+              <w:lang w:eastAsia="zh-CN"/>
               <w14:ligatures w14:val="standardContextual"/>
             </w:rPr>
           </w:pPr>
-          <w:hyperlink w:anchor="_Toc204021711" w:history="1">
-            <w:r>
-              <w:rPr>
-                <w:rStyle w:val="Hyperlink"/>
+          <w:hyperlink w:anchor="_Toc207530899" w:history="1">
+            <w:r>
+              <w:rPr>
+                <w:rStyle w:val="Siuktni"/>
                 <w:noProof/>
               </w:rPr>
               <w:t>CHƯƠNG 3: PHÂN TÍCH CÁC YẾU TỐ ẢNH HƯỞNG THỰC TRẠNG, ĐÁNH GIÁ VÀ NHẬN XÉT TÁC ĐỘNG CỦA GIẢI PHÁP</w:t>
@@ -2724,7 +2719,7 @@
                 <w:noProof/>
                 <w:webHidden/>
               </w:rPr>
-              <w:instrText xml:space="preserve"> PAGEREF _Toc204021711 \h </w:instrText>
+              <w:instrText xml:space="preserve"> PAGEREF _Toc207530899 \h </w:instrText>
             </w:r>
             <w:r>
               <w:rPr>
@@ -2744,7 +2739,7 @@
                 <w:noProof/>
                 <w:webHidden/>
               </w:rPr>
-              <w:t>9</w:t>
+              <w:t>8</w:t>
             </w:r>
             <w:r>
               <w:rPr>
@@ -2757,7 +2752,7 @@
         </w:p>
         <w:p>
           <w:pPr>
-            <w:pStyle w:val="TOC2"/>
+            <w:pStyle w:val="Mucluc2"/>
             <w:tabs>
               <w:tab w:val="right" w:leader="dot" w:pos="9736"/>
             </w:tabs>
@@ -2769,13 +2764,14 @@
               <w:kern w:val="2"/>
               <w:sz w:val="24"/>
               <w:szCs w:val="24"/>
+              <w:lang w:eastAsia="zh-CN"/>
               <w14:ligatures w14:val="standardContextual"/>
             </w:rPr>
           </w:pPr>
-          <w:hyperlink w:anchor="_Toc204021712" w:history="1">
-            <w:r>
-              <w:rPr>
-                <w:rStyle w:val="Hyperlink"/>
+          <w:hyperlink w:anchor="_Toc207530900" w:history="1">
+            <w:r>
+              <w:rPr>
+                <w:rStyle w:val="Siuktni"/>
                 <w:noProof/>
               </w:rPr>
               <w:t>3.1. Các yếu tố ảnh hưởng đến thực trạng việc học tập của trẻ</w:t>
@@ -2799,7 +2795,7 @@
                 <w:noProof/>
                 <w:webHidden/>
               </w:rPr>
-              <w:instrText xml:space="preserve"> PAGEREF _Toc204021712 \h </w:instrText>
+              <w:instrText xml:space="preserve"> PAGEREF _Toc207530900 \h </w:instrText>
             </w:r>
             <w:r>
               <w:rPr>
@@ -2819,7 +2815,7 @@
                 <w:noProof/>
                 <w:webHidden/>
               </w:rPr>
-              <w:t>9</w:t>
+              <w:t>8</w:t>
             </w:r>
             <w:r>
               <w:rPr>
@@ -2832,7 +2828,7 @@
         </w:p>
         <w:p>
           <w:pPr>
-            <w:pStyle w:val="TOC2"/>
+            <w:pStyle w:val="Mucluc2"/>
             <w:tabs>
               <w:tab w:val="right" w:leader="dot" w:pos="9736"/>
             </w:tabs>
@@ -2844,13 +2840,14 @@
               <w:kern w:val="2"/>
               <w:sz w:val="24"/>
               <w:szCs w:val="24"/>
+              <w:lang w:eastAsia="zh-CN"/>
               <w14:ligatures w14:val="standardContextual"/>
             </w:rPr>
           </w:pPr>
-          <w:hyperlink w:anchor="_Toc204021713" w:history="1">
-            <w:r>
-              <w:rPr>
-                <w:rStyle w:val="Hyperlink"/>
+          <w:hyperlink w:anchor="_Toc207530901" w:history="1">
+            <w:r>
+              <w:rPr>
+                <w:rStyle w:val="Siuktni"/>
                 <w:noProof/>
               </w:rPr>
               <w:t>3.2. Đánh giá, nhận xét tác động của giải pháp</w:t>
@@ -2874,7 +2871,7 @@
                 <w:noProof/>
                 <w:webHidden/>
               </w:rPr>
-              <w:instrText xml:space="preserve"> PAGEREF _Toc204021713 \h </w:instrText>
+              <w:instrText xml:space="preserve"> PAGEREF _Toc207530901 \h </w:instrText>
             </w:r>
             <w:r>
               <w:rPr>
@@ -2894,7 +2891,7 @@
                 <w:noProof/>
                 <w:webHidden/>
               </w:rPr>
-              <w:t>9</w:t>
+              <w:t>8</w:t>
             </w:r>
             <w:r>
               <w:rPr>
@@ -2907,7 +2904,7 @@
         </w:p>
         <w:p>
           <w:pPr>
-            <w:pStyle w:val="TOC1"/>
+            <w:pStyle w:val="Mucluc1"/>
             <w:tabs>
               <w:tab w:val="right" w:leader="dot" w:pos="9736"/>
             </w:tabs>
@@ -2918,13 +2915,14 @@
               <w:caps w:val="0"/>
               <w:noProof/>
               <w:kern w:val="2"/>
+              <w:lang w:eastAsia="zh-CN"/>
               <w14:ligatures w14:val="standardContextual"/>
             </w:rPr>
           </w:pPr>
-          <w:hyperlink w:anchor="_Toc204021714" w:history="1">
-            <w:r>
-              <w:rPr>
-                <w:rStyle w:val="Hyperlink"/>
+          <w:hyperlink w:anchor="_Toc207530902" w:history="1">
+            <w:r>
+              <w:rPr>
+                <w:rStyle w:val="Siuktni"/>
                 <w:noProof/>
               </w:rPr>
               <w:t>CHƯƠNG 4. THỰC HIỆN GIẢI PHÁP</w:t>
@@ -2948,7 +2946,7 @@
                 <w:noProof/>
                 <w:webHidden/>
               </w:rPr>
-              <w:instrText xml:space="preserve"> PAGEREF _Toc204021714 \h </w:instrText>
+              <w:instrText xml:space="preserve"> PAGEREF _Toc207530902 \h </w:instrText>
             </w:r>
             <w:r>
               <w:rPr>
@@ -2968,7 +2966,7 @@
                 <w:noProof/>
                 <w:webHidden/>
               </w:rPr>
-              <w:t>10</w:t>
+              <w:t>9</w:t>
             </w:r>
             <w:r>
               <w:rPr>
@@ -2981,7 +2979,7 @@
         </w:p>
         <w:p>
           <w:pPr>
-            <w:pStyle w:val="TOC2"/>
+            <w:pStyle w:val="Mucluc2"/>
             <w:tabs>
               <w:tab w:val="right" w:leader="dot" w:pos="9736"/>
             </w:tabs>
@@ -2993,13 +2991,14 @@
               <w:kern w:val="2"/>
               <w:sz w:val="24"/>
               <w:szCs w:val="24"/>
+              <w:lang w:eastAsia="zh-CN"/>
               <w14:ligatures w14:val="standardContextual"/>
             </w:rPr>
           </w:pPr>
-          <w:hyperlink w:anchor="_Toc204021715" w:history="1">
-            <w:r>
-              <w:rPr>
-                <w:rStyle w:val="Hyperlink"/>
+          <w:hyperlink w:anchor="_Toc207530903" w:history="1">
+            <w:r>
+              <w:rPr>
+                <w:rStyle w:val="Siuktni"/>
                 <w:noProof/>
               </w:rPr>
               <w:t>4.1. Mô tả tổng quan giải pháp</w:t>
@@ -3023,7 +3022,7 @@
                 <w:noProof/>
                 <w:webHidden/>
               </w:rPr>
-              <w:instrText xml:space="preserve"> PAGEREF _Toc204021715 \h </w:instrText>
+              <w:instrText xml:space="preserve"> PAGEREF _Toc207530903 \h </w:instrText>
             </w:r>
             <w:r>
               <w:rPr>
@@ -3043,7 +3042,7 @@
                 <w:noProof/>
                 <w:webHidden/>
               </w:rPr>
-              <w:t>10</w:t>
+              <w:t>9</w:t>
             </w:r>
             <w:r>
               <w:rPr>
@@ -3056,7 +3055,7 @@
         </w:p>
         <w:p>
           <w:pPr>
-            <w:pStyle w:val="TOC2"/>
+            <w:pStyle w:val="Mucluc2"/>
             <w:tabs>
               <w:tab w:val="right" w:leader="dot" w:pos="9736"/>
             </w:tabs>
@@ -3068,13 +3067,14 @@
               <w:kern w:val="2"/>
               <w:sz w:val="24"/>
               <w:szCs w:val="24"/>
+              <w:lang w:eastAsia="zh-CN"/>
               <w14:ligatures w14:val="standardContextual"/>
             </w:rPr>
           </w:pPr>
-          <w:hyperlink w:anchor="_Toc204021716" w:history="1">
-            <w:r>
-              <w:rPr>
-                <w:rStyle w:val="Hyperlink"/>
+          <w:hyperlink w:anchor="_Toc207530904" w:history="1">
+            <w:r>
+              <w:rPr>
+                <w:rStyle w:val="Siuktni"/>
                 <w:noProof/>
               </w:rPr>
               <w:t>4.2. Mô hình giải pháp</w:t>
@@ -3098,7 +3098,7 @@
                 <w:noProof/>
                 <w:webHidden/>
               </w:rPr>
-              <w:instrText xml:space="preserve"> PAGEREF _Toc204021716 \h </w:instrText>
+              <w:instrText xml:space="preserve"> PAGEREF _Toc207530904 \h </w:instrText>
             </w:r>
             <w:r>
               <w:rPr>
@@ -3118,7 +3118,7 @@
                 <w:noProof/>
                 <w:webHidden/>
               </w:rPr>
-              <w:t>10</w:t>
+              <w:t>9</w:t>
             </w:r>
             <w:r>
               <w:rPr>
@@ -3131,7 +3131,7 @@
         </w:p>
         <w:p>
           <w:pPr>
-            <w:pStyle w:val="TOC2"/>
+            <w:pStyle w:val="Mucluc2"/>
             <w:tabs>
               <w:tab w:val="right" w:leader="dot" w:pos="9736"/>
             </w:tabs>
@@ -3143,13 +3143,14 @@
               <w:kern w:val="2"/>
               <w:sz w:val="24"/>
               <w:szCs w:val="24"/>
+              <w:lang w:eastAsia="zh-CN"/>
               <w14:ligatures w14:val="standardContextual"/>
             </w:rPr>
           </w:pPr>
-          <w:hyperlink w:anchor="_Toc204021717" w:history="1">
-            <w:r>
-              <w:rPr>
-                <w:rStyle w:val="Hyperlink"/>
+          <w:hyperlink w:anchor="_Toc207530905" w:history="1">
+            <w:r>
+              <w:rPr>
+                <w:rStyle w:val="Siuktni"/>
                 <w:noProof/>
               </w:rPr>
               <w:t>4.3. Các công cụ sử dụng để thực hiện giải pháp</w:t>
@@ -3173,7 +3174,7 @@
                 <w:noProof/>
                 <w:webHidden/>
               </w:rPr>
-              <w:instrText xml:space="preserve"> PAGEREF _Toc204021717 \h </w:instrText>
+              <w:instrText xml:space="preserve"> PAGEREF _Toc207530905 \h </w:instrText>
             </w:r>
             <w:r>
               <w:rPr>
@@ -3193,7 +3194,7 @@
                 <w:noProof/>
                 <w:webHidden/>
               </w:rPr>
-              <w:t>10</w:t>
+              <w:t>9</w:t>
             </w:r>
             <w:r>
               <w:rPr>
@@ -3206,7 +3207,7 @@
         </w:p>
         <w:p>
           <w:pPr>
-            <w:pStyle w:val="TOC2"/>
+            <w:pStyle w:val="Mucluc2"/>
             <w:tabs>
               <w:tab w:val="right" w:leader="dot" w:pos="9736"/>
             </w:tabs>
@@ -3218,13 +3219,14 @@
               <w:kern w:val="2"/>
               <w:sz w:val="24"/>
               <w:szCs w:val="24"/>
+              <w:lang w:eastAsia="zh-CN"/>
               <w14:ligatures w14:val="standardContextual"/>
             </w:rPr>
           </w:pPr>
-          <w:hyperlink w:anchor="_Toc204021718" w:history="1">
-            <w:r>
-              <w:rPr>
-                <w:rStyle w:val="Hyperlink"/>
+          <w:hyperlink w:anchor="_Toc207530906" w:history="1">
+            <w:r>
+              <w:rPr>
+                <w:rStyle w:val="Siuktni"/>
                 <w:noProof/>
               </w:rPr>
               <w:t>4.4. Thuyết minh nguyên lý hoạt động</w:t>
@@ -3248,7 +3250,7 @@
                 <w:noProof/>
                 <w:webHidden/>
               </w:rPr>
-              <w:instrText xml:space="preserve"> PAGEREF _Toc204021718 \h </w:instrText>
+              <w:instrText xml:space="preserve"> PAGEREF _Toc207530906 \h </w:instrText>
             </w:r>
             <w:r>
               <w:rPr>
@@ -3268,7 +3270,7 @@
                 <w:noProof/>
                 <w:webHidden/>
               </w:rPr>
-              <w:t>11</w:t>
+              <w:t>10</w:t>
             </w:r>
             <w:r>
               <w:rPr>
@@ -3281,7 +3283,7 @@
         </w:p>
         <w:p>
           <w:pPr>
-            <w:pStyle w:val="TOC2"/>
+            <w:pStyle w:val="Mucluc2"/>
             <w:tabs>
               <w:tab w:val="left" w:pos="1300"/>
               <w:tab w:val="right" w:leader="dot" w:pos="9736"/>
@@ -3294,13 +3296,14 @@
               <w:kern w:val="2"/>
               <w:sz w:val="24"/>
               <w:szCs w:val="24"/>
+              <w:lang w:eastAsia="zh-CN"/>
               <w14:ligatures w14:val="standardContextual"/>
             </w:rPr>
           </w:pPr>
-          <w:hyperlink w:anchor="_Toc204021719" w:history="1">
-            <w:r>
-              <w:rPr>
-                <w:rStyle w:val="Hyperlink"/>
+          <w:hyperlink w:anchor="_Toc207530907" w:history="1">
+            <w:r>
+              <w:rPr>
+                <w:rStyle w:val="Siuktni"/>
                 <w:noProof/>
               </w:rPr>
               <w:t>4.5.</w:t>
@@ -3314,13 +3317,14 @@
                 <w:kern w:val="2"/>
                 <w:sz w:val="24"/>
                 <w:szCs w:val="24"/>
+                <w:lang w:eastAsia="zh-CN"/>
                 <w14:ligatures w14:val="standardContextual"/>
               </w:rPr>
               <w:tab/>
             </w:r>
             <w:r>
               <w:rPr>
-                <w:rStyle w:val="Hyperlink"/>
+                <w:rStyle w:val="Siuktni"/>
                 <w:noProof/>
               </w:rPr>
               <w:t>Kết quả thử nghiệm:</w:t>
@@ -3344,7 +3348,7 @@
                 <w:noProof/>
                 <w:webHidden/>
               </w:rPr>
-              <w:instrText xml:space="preserve"> PAGEREF _Toc204021719 \h </w:instrText>
+              <w:instrText xml:space="preserve"> PAGEREF _Toc207530907 \h </w:instrText>
             </w:r>
             <w:r>
               <w:rPr>
@@ -3364,7 +3368,7 @@
                 <w:noProof/>
                 <w:webHidden/>
               </w:rPr>
-              <w:t>16</w:t>
+              <w:t>15</w:t>
             </w:r>
             <w:r>
               <w:rPr>
@@ -3377,7 +3381,7 @@
         </w:p>
         <w:p>
           <w:pPr>
-            <w:pStyle w:val="TOC1"/>
+            <w:pStyle w:val="Mucluc1"/>
             <w:tabs>
               <w:tab w:val="right" w:leader="dot" w:pos="9736"/>
             </w:tabs>
@@ -3388,13 +3392,14 @@
               <w:caps w:val="0"/>
               <w:noProof/>
               <w:kern w:val="2"/>
+              <w:lang w:eastAsia="zh-CN"/>
               <w14:ligatures w14:val="standardContextual"/>
             </w:rPr>
           </w:pPr>
-          <w:hyperlink w:anchor="_Toc204021720" w:history="1">
-            <w:r>
-              <w:rPr>
-                <w:rStyle w:val="Hyperlink"/>
+          <w:hyperlink w:anchor="_Toc207530908" w:history="1">
+            <w:r>
+              <w:rPr>
+                <w:rStyle w:val="Siuktni"/>
                 <w:noProof/>
               </w:rPr>
               <w:t>CHƯƠNG 5: KẾT LUẬN, HƯỚNG PHÁT TRIỂN VÀ KIẾN NGHỊ</w:t>
@@ -3418,7 +3423,7 @@
                 <w:noProof/>
                 <w:webHidden/>
               </w:rPr>
-              <w:instrText xml:space="preserve"> PAGEREF _Toc204021720 \h </w:instrText>
+              <w:instrText xml:space="preserve"> PAGEREF _Toc207530908 \h </w:instrText>
             </w:r>
             <w:r>
               <w:rPr>
@@ -3438,7 +3443,7 @@
                 <w:noProof/>
                 <w:webHidden/>
               </w:rPr>
-              <w:t>16</w:t>
+              <w:t>15</w:t>
             </w:r>
             <w:r>
               <w:rPr>
@@ -3451,7 +3456,7 @@
         </w:p>
         <w:p>
           <w:pPr>
-            <w:pStyle w:val="TOC2"/>
+            <w:pStyle w:val="Mucluc2"/>
             <w:tabs>
               <w:tab w:val="right" w:leader="dot" w:pos="9736"/>
             </w:tabs>
@@ -3463,13 +3468,14 @@
               <w:kern w:val="2"/>
               <w:sz w:val="24"/>
               <w:szCs w:val="24"/>
+              <w:lang w:eastAsia="zh-CN"/>
               <w14:ligatures w14:val="standardContextual"/>
             </w:rPr>
           </w:pPr>
-          <w:hyperlink w:anchor="_Toc204021721" w:history="1">
-            <w:r>
-              <w:rPr>
-                <w:rStyle w:val="Hyperlink"/>
+          <w:hyperlink w:anchor="_Toc207530909" w:history="1">
+            <w:r>
+              <w:rPr>
+                <w:rStyle w:val="Siuktni"/>
                 <w:noProof/>
               </w:rPr>
               <w:t>5.1. Kết luận</w:t>
@@ -3493,7 +3499,7 @@
                 <w:noProof/>
                 <w:webHidden/>
               </w:rPr>
-              <w:instrText xml:space="preserve"> PAGEREF _Toc204021721 \h </w:instrText>
+              <w:instrText xml:space="preserve"> PAGEREF _Toc207530909 \h </w:instrText>
             </w:r>
             <w:r>
               <w:rPr>
@@ -3513,7 +3519,7 @@
                 <w:noProof/>
                 <w:webHidden/>
               </w:rPr>
-              <w:t>16</w:t>
+              <w:t>15</w:t>
             </w:r>
             <w:r>
               <w:rPr>
@@ -3526,7 +3532,7 @@
         </w:p>
         <w:p>
           <w:pPr>
-            <w:pStyle w:val="TOC2"/>
+            <w:pStyle w:val="Mucluc2"/>
             <w:tabs>
               <w:tab w:val="right" w:leader="dot" w:pos="9736"/>
             </w:tabs>
@@ -3538,13 +3544,14 @@
               <w:kern w:val="2"/>
               <w:sz w:val="24"/>
               <w:szCs w:val="24"/>
+              <w:lang w:eastAsia="zh-CN"/>
               <w14:ligatures w14:val="standardContextual"/>
             </w:rPr>
           </w:pPr>
-          <w:hyperlink w:anchor="_Toc204021722" w:history="1">
-            <w:r>
-              <w:rPr>
-                <w:rStyle w:val="Hyperlink"/>
+          <w:hyperlink w:anchor="_Toc207530910" w:history="1">
+            <w:r>
+              <w:rPr>
+                <w:rStyle w:val="Siuktni"/>
                 <w:noProof/>
               </w:rPr>
               <w:t>5.2. Định hướng phát triển trong tương lai</w:t>
@@ -3568,7 +3575,7 @@
                 <w:noProof/>
                 <w:webHidden/>
               </w:rPr>
-              <w:instrText xml:space="preserve"> PAGEREF _Toc204021722 \h </w:instrText>
+              <w:instrText xml:space="preserve"> PAGEREF _Toc207530910 \h </w:instrText>
             </w:r>
             <w:r>
               <w:rPr>
@@ -3588,7 +3595,7 @@
                 <w:noProof/>
                 <w:webHidden/>
               </w:rPr>
-              <w:t>17</w:t>
+              <w:t>16</w:t>
             </w:r>
             <w:r>
               <w:rPr>
@@ -3601,7 +3608,7 @@
         </w:p>
         <w:p>
           <w:pPr>
-            <w:pStyle w:val="TOC1"/>
+            <w:pStyle w:val="Mucluc1"/>
             <w:tabs>
               <w:tab w:val="right" w:leader="dot" w:pos="9736"/>
             </w:tabs>
@@ -3612,13 +3619,14 @@
               <w:caps w:val="0"/>
               <w:noProof/>
               <w:kern w:val="2"/>
+              <w:lang w:eastAsia="zh-CN"/>
               <w14:ligatures w14:val="standardContextual"/>
             </w:rPr>
           </w:pPr>
-          <w:hyperlink w:anchor="_Toc204021723" w:history="1">
-            <w:r>
-              <w:rPr>
-                <w:rStyle w:val="Hyperlink"/>
+          <w:hyperlink w:anchor="_Toc207530911" w:history="1">
+            <w:r>
+              <w:rPr>
+                <w:rStyle w:val="Siuktni"/>
                 <w:noProof/>
               </w:rPr>
               <w:t>TÀI LIỆU THAM KHẢO</w:t>
@@ -3642,7 +3650,7 @@
                 <w:noProof/>
                 <w:webHidden/>
               </w:rPr>
-              <w:instrText xml:space="preserve"> PAGEREF _Toc204021723 \h </w:instrText>
+              <w:instrText xml:space="preserve"> PAGEREF _Toc207530911 \h </w:instrText>
             </w:r>
             <w:r>
               <w:rPr>
@@ -3662,7 +3670,7 @@
                 <w:noProof/>
                 <w:webHidden/>
               </w:rPr>
-              <w:t>17</w:t>
+              <w:t>16</w:t>
             </w:r>
             <w:r>
               <w:rPr>
@@ -3675,7 +3683,7 @@
         </w:p>
         <w:p>
           <w:pPr>
-            <w:pStyle w:val="TOC1"/>
+            <w:pStyle w:val="Mucluc1"/>
             <w:tabs>
               <w:tab w:val="right" w:leader="dot" w:pos="9736"/>
             </w:tabs>
@@ -3686,13 +3694,14 @@
               <w:caps w:val="0"/>
               <w:noProof/>
               <w:kern w:val="2"/>
+              <w:lang w:eastAsia="zh-CN"/>
               <w14:ligatures w14:val="standardContextual"/>
             </w:rPr>
           </w:pPr>
-          <w:hyperlink w:anchor="_Toc204021724" w:history="1">
-            <w:r>
-              <w:rPr>
-                <w:rStyle w:val="Hyperlink"/>
+          <w:hyperlink w:anchor="_Toc207530912" w:history="1">
+            <w:r>
+              <w:rPr>
+                <w:rStyle w:val="Siuktni"/>
                 <w:noProof/>
               </w:rPr>
               <w:t>PHỤ LỤC</w:t>
@@ -3716,7 +3725,7 @@
                 <w:noProof/>
                 <w:webHidden/>
               </w:rPr>
-              <w:instrText xml:space="preserve"> PAGEREF _Toc204021724 \h </w:instrText>
+              <w:instrText xml:space="preserve"> PAGEREF _Toc207530912 \h </w:instrText>
             </w:r>
             <w:r>
               <w:rPr>
@@ -3736,7 +3745,7 @@
                 <w:noProof/>
                 <w:webHidden/>
               </w:rPr>
-              <w:t>18</w:t>
+              <w:t>17</w:t>
             </w:r>
             <w:r>
               <w:rPr>
@@ -3749,7 +3758,7 @@
         </w:p>
         <w:p>
           <w:pPr>
-            <w:pStyle w:val="TOC2"/>
+            <w:pStyle w:val="Mucluc2"/>
             <w:tabs>
               <w:tab w:val="left" w:pos="1300"/>
               <w:tab w:val="right" w:leader="dot" w:pos="9736"/>
@@ -3762,13 +3771,14 @@
               <w:kern w:val="2"/>
               <w:sz w:val="24"/>
               <w:szCs w:val="24"/>
+              <w:lang w:eastAsia="zh-CN"/>
               <w14:ligatures w14:val="standardContextual"/>
             </w:rPr>
           </w:pPr>
-          <w:hyperlink w:anchor="_Toc204021725" w:history="1">
-            <w:r>
-              <w:rPr>
-                <w:rStyle w:val="Hyperlink"/>
+          <w:hyperlink w:anchor="_Toc207530913" w:history="1">
+            <w:r>
+              <w:rPr>
+                <w:rStyle w:val="Siuktni"/>
                 <w:noProof/>
               </w:rPr>
               <w:t>1.</w:t>
@@ -3782,13 +3792,14 @@
                 <w:kern w:val="2"/>
                 <w:sz w:val="24"/>
                 <w:szCs w:val="24"/>
+                <w:lang w:eastAsia="zh-CN"/>
                 <w14:ligatures w14:val="standardContextual"/>
               </w:rPr>
               <w:tab/>
             </w:r>
             <w:r>
               <w:rPr>
-                <w:rStyle w:val="Hyperlink"/>
+                <w:rStyle w:val="Siuktni"/>
                 <w:noProof/>
               </w:rPr>
               <w:t>Hướng dẫn sử dụng</w:t>
@@ -3812,7 +3823,7 @@
                 <w:noProof/>
                 <w:webHidden/>
               </w:rPr>
-              <w:instrText xml:space="preserve"> PAGEREF _Toc204021725 \h </w:instrText>
+              <w:instrText xml:space="preserve"> PAGEREF _Toc207530913 \h </w:instrText>
             </w:r>
             <w:r>
               <w:rPr>
@@ -3832,7 +3843,7 @@
                 <w:noProof/>
                 <w:webHidden/>
               </w:rPr>
-              <w:t>18</w:t>
+              <w:t>17</w:t>
             </w:r>
             <w:r>
               <w:rPr>
@@ -3845,7 +3856,7 @@
         </w:p>
         <w:p>
           <w:pPr>
-            <w:pStyle w:val="TOC2"/>
+            <w:pStyle w:val="Mucluc2"/>
             <w:tabs>
               <w:tab w:val="left" w:pos="1300"/>
               <w:tab w:val="right" w:leader="dot" w:pos="9736"/>
@@ -3858,13 +3869,14 @@
               <w:kern w:val="2"/>
               <w:sz w:val="24"/>
               <w:szCs w:val="24"/>
+              <w:lang w:eastAsia="zh-CN"/>
               <w14:ligatures w14:val="standardContextual"/>
             </w:rPr>
           </w:pPr>
-          <w:hyperlink w:anchor="_Toc204021726" w:history="1">
-            <w:r>
-              <w:rPr>
-                <w:rStyle w:val="Hyperlink"/>
+          <w:hyperlink w:anchor="_Toc207530914" w:history="1">
+            <w:r>
+              <w:rPr>
+                <w:rStyle w:val="Siuktni"/>
                 <w:noProof/>
               </w:rPr>
               <w:t>2.</w:t>
@@ -3878,13 +3890,14 @@
                 <w:kern w:val="2"/>
                 <w:sz w:val="24"/>
                 <w:szCs w:val="24"/>
+                <w:lang w:eastAsia="zh-CN"/>
                 <w14:ligatures w14:val="standardContextual"/>
               </w:rPr>
               <w:tab/>
             </w:r>
             <w:r>
               <w:rPr>
-                <w:rStyle w:val="Hyperlink"/>
+                <w:rStyle w:val="Siuktni"/>
                 <w:noProof/>
               </w:rPr>
               <w:t>Video mô tả</w:t>
@@ -3908,7 +3921,7 @@
                 <w:noProof/>
                 <w:webHidden/>
               </w:rPr>
-              <w:instrText xml:space="preserve"> PAGEREF _Toc204021726 \h </w:instrText>
+              <w:instrText xml:space="preserve"> PAGEREF _Toc207530914 \h </w:instrText>
             </w:r>
             <w:r>
               <w:rPr>
@@ -3928,7 +3941,7 @@
                 <w:noProof/>
                 <w:webHidden/>
               </w:rPr>
-              <w:t>18</w:t>
+              <w:t>17</w:t>
             </w:r>
             <w:r>
               <w:rPr>
@@ -3941,7 +3954,7 @@
         </w:p>
         <w:p>
           <w:pPr>
-            <w:pStyle w:val="TOC2"/>
+            <w:pStyle w:val="Mucluc2"/>
             <w:tabs>
               <w:tab w:val="left" w:pos="1300"/>
               <w:tab w:val="right" w:leader="dot" w:pos="9736"/>
@@ -3954,13 +3967,14 @@
               <w:kern w:val="2"/>
               <w:sz w:val="24"/>
               <w:szCs w:val="24"/>
+              <w:lang w:eastAsia="zh-CN"/>
               <w14:ligatures w14:val="standardContextual"/>
             </w:rPr>
           </w:pPr>
-          <w:hyperlink w:anchor="_Toc204021727" w:history="1">
-            <w:r>
-              <w:rPr>
-                <w:rStyle w:val="Hyperlink"/>
+          <w:hyperlink w:anchor="_Toc207530915" w:history="1">
+            <w:r>
+              <w:rPr>
+                <w:rStyle w:val="Siuktni"/>
                 <w:noProof/>
               </w:rPr>
               <w:t>3.</w:t>
@@ -3974,13 +3988,14 @@
                 <w:kern w:val="2"/>
                 <w:sz w:val="24"/>
                 <w:szCs w:val="24"/>
+                <w:lang w:eastAsia="zh-CN"/>
                 <w14:ligatures w14:val="standardContextual"/>
               </w:rPr>
               <w:tab/>
             </w:r>
             <w:r>
               <w:rPr>
-                <w:rStyle w:val="Hyperlink"/>
+                <w:rStyle w:val="Siuktni"/>
                 <w:noProof/>
               </w:rPr>
               <w:t>Tải ứng dụng:</w:t>
@@ -4004,7 +4019,7 @@
                 <w:noProof/>
                 <w:webHidden/>
               </w:rPr>
-              <w:instrText xml:space="preserve"> PAGEREF _Toc204021727 \h </w:instrText>
+              <w:instrText xml:space="preserve"> PAGEREF _Toc207530915 \h </w:instrText>
             </w:r>
             <w:r>
               <w:rPr>
@@ -4024,7 +4039,7 @@
                 <w:noProof/>
                 <w:webHidden/>
               </w:rPr>
-              <w:t>18</w:t>
+              <w:t>17</w:t>
             </w:r>
             <w:r>
               <w:rPr>
@@ -4116,15 +4131,6 @@
     </w:p>
     <w:p>
       <w:pPr>
-        <w:pBdr>
-          <w:top w:val="nil"/>
-          <w:left w:val="nil"/>
-          <w:bottom w:val="nil"/>
-          <w:right w:val="nil"/>
-          <w:between w:val="nil"/>
-        </w:pBdr>
-        <w:spacing w:beforeLines="60" w:before="144" w:afterLines="60" w:after="144" w:line="288" w:lineRule="auto"/>
-        <w:jc w:val="center"/>
         <w:rPr>
           <w:szCs w:val="26"/>
         </w:rPr>
@@ -4141,11 +4147,11 @@
     </w:p>
     <w:p>
       <w:pPr>
-        <w:pStyle w:val="Heading1"/>
+        <w:pStyle w:val="u1"/>
         <w:spacing w:before="0" w:afterLines="60" w:after="144" w:line="276" w:lineRule="auto"/>
         <w:jc w:val="both"/>
       </w:pPr>
-      <w:bookmarkStart w:id="1" w:name="_Toc204021698"/>
+      <w:bookmarkStart w:id="0" w:name="_Toc207530886"/>
       <w:r>
         <w:lastRenderedPageBreak/>
         <w:t>A.</w:t>
@@ -4162,7 +4168,26 @@
       <w:r>
         <w:t xml:space="preserve"> TÀI</w:t>
       </w:r>
-      <w:bookmarkEnd w:id="1"/>
+      <w:bookmarkEnd w:id="0"/>
+    </w:p>
+    <w:p>
+      <w:pPr>
+        <w:pStyle w:val="u2"/>
+        <w:tabs>
+          <w:tab w:val="left" w:pos="720"/>
+        </w:tabs>
+        <w:spacing w:before="0" w:line="276" w:lineRule="auto"/>
+        <w:ind w:left="720" w:hanging="90"/>
+      </w:pPr>
+      <w:r>
+        <w:t>A</w:t>
+      </w:r>
+      <w:r>
+        <w:t xml:space="preserve">.1.  </w:t>
+      </w:r>
+      <w:r>
+        <w:t xml:space="preserve">CƠ SỞ KHOA HỌC </w:t>
+      </w:r>
     </w:p>
     <w:p>
       <w:pPr>
@@ -4334,64 +4359,539 @@
     </w:p>
     <w:p>
       <w:pPr>
-        <w:spacing w:after="0" w:line="276" w:lineRule="auto"/>
-        <w:ind w:firstLine="450"/>
-        <w:rPr>
-          <w:szCs w:val="26"/>
-        </w:rPr>
-      </w:pPr>
-      <w:r>
-        <w:rPr>
-          <w:szCs w:val="26"/>
-        </w:rPr>
-        <w:t xml:space="preserve">Đây là một ứng dụng kết hợp trí tuệ nhân tạo (AI) để giúp các bé từ 3 đến 7 tuổi – bao gồm cả trẻ mầm non và trẻ mắc chứng tự kỷ mức độ nhẹ </w:t>
-      </w:r>
-      <w:r>
-        <w:rPr>
-          <w:szCs w:val="26"/>
-        </w:rPr>
-        <w:t xml:space="preserve"> có thể </w:t>
-      </w:r>
-      <w:r>
-        <w:rPr>
-          <w:szCs w:val="26"/>
-        </w:rPr>
-        <w:t>vừa học, vừa chơi, lại vừa vận động.</w:t>
-      </w:r>
-      <w:r>
-        <w:rPr>
-          <w:szCs w:val="26"/>
-        </w:rPr>
-        <w:t xml:space="preserve"> </w:t>
-      </w:r>
-      <w:r>
-        <w:rPr>
-          <w:szCs w:val="26"/>
-        </w:rPr>
-        <w:t xml:space="preserve">Điểm nhấn của ứng dụng chính là việc lồng ghép trò chơi dân gian Việt Nam, tiêu biểu là "Ô </w:t>
-      </w:r>
-      <w:r>
-        <w:rPr>
-          <w:szCs w:val="26"/>
-        </w:rPr>
-        <w:t>Ăn Quan</w:t>
-      </w:r>
-      <w:r>
-        <w:rPr>
-          <w:szCs w:val="26"/>
-        </w:rPr>
-        <w:t xml:space="preserve">". </w:t>
-      </w:r>
-      <w:r>
-        <w:rPr>
-          <w:szCs w:val="26"/>
-        </w:rPr>
-        <w:t>Với định hướng kết hợp giữa công nghệ hiện đại và giá trị truyền thống, đề tài không chỉ góp phần đổi mới phương pháp giáo dục cho trẻ em, mà còn mang ý nghĩa xã hội sâu sắc khi thúc đẩy một môi trường học tập toàn diện, bình đẳng và giàu bản sắc Việt Nam.</w:t>
-      </w:r>
-    </w:p>
-    <w:p>
-      <w:pPr>
-        <w:pStyle w:val="Heading1"/>
+        <w:pStyle w:val="u2"/>
+        <w:tabs>
+          <w:tab w:val="left" w:pos="720"/>
+        </w:tabs>
+        <w:spacing w:before="0" w:line="276" w:lineRule="auto"/>
+        <w:ind w:left="720" w:hanging="90"/>
+      </w:pPr>
+      <w:r>
+        <w:t>A.</w:t>
+      </w:r>
+      <w:r>
+        <w:t>2</w:t>
+      </w:r>
+      <w:r>
+        <w:t xml:space="preserve">.  </w:t>
+      </w:r>
+      <w:r>
+        <w:t>LỊCH SỬ VẤN ĐỀ NGHIÊN CỨU</w:t>
+      </w:r>
+    </w:p>
+    <w:p>
+      <w:pPr>
+        <w:rPr>
+          <w:szCs w:val="26"/>
+        </w:rPr>
+      </w:pPr>
+      <w:r>
+        <w:tab/>
+      </w:r>
+      <w:r>
+        <w:rPr>
+          <w:szCs w:val="26"/>
+        </w:rPr>
+        <w:t>Trong những năm gần đây, cùng với sự phát triển của công nghệ trí tuệ nhân tạo và cảm biến chuyển động, nhiều ứng dụng giáo dục – giải trí đã được phát triển nhằm hỗ trợ trẻ em trong quá trình học tập. Đặc biệt, các sản phẩm tập trung vào học thông qua trò chơi (game-based learning) và tăng cường vận động thể chất (active learning) đang được quan tâm rộng rãi.</w:t>
+      </w:r>
+    </w:p>
+    <w:tbl>
+      <w:tblPr>
+        <w:tblStyle w:val="LiBang"/>
+        <w:tblW w:w="0" w:type="auto"/>
+        <w:tblLook w:val="04A0" w:firstRow="1" w:lastRow="0" w:firstColumn="1" w:lastColumn="0" w:noHBand="0" w:noVBand="1"/>
+      </w:tblPr>
+      <w:tblGrid>
+        <w:gridCol w:w="3706"/>
+        <w:gridCol w:w="2547"/>
+        <w:gridCol w:w="3367"/>
+      </w:tblGrid>
+      <w:tr>
+        <w:tc>
+          <w:tcPr>
+            <w:tcW w:w="0" w:type="auto"/>
+            <w:hideMark/>
+          </w:tcPr>
+          <w:p>
+            <w:pPr>
+              <w:spacing w:after="160" w:line="259" w:lineRule="auto"/>
+              <w:ind w:firstLine="0"/>
+              <w:jc w:val="center"/>
+              <w:rPr>
+                <w:rFonts w:eastAsiaTheme="minorHAnsi" w:cstheme="minorBidi"/>
+                <w:b/>
+                <w:bCs/>
+                <w:szCs w:val="26"/>
+              </w:rPr>
+            </w:pPr>
+            <w:r>
+              <w:rPr>
+                <w:rFonts w:eastAsiaTheme="minorHAnsi" w:cstheme="minorBidi"/>
+                <w:b/>
+                <w:bCs/>
+                <w:szCs w:val="26"/>
+              </w:rPr>
+              <w:t>Ứng dụng</w:t>
+            </w:r>
+          </w:p>
+        </w:tc>
+        <w:tc>
+          <w:tcPr>
+            <w:tcW w:w="0" w:type="auto"/>
+            <w:hideMark/>
+          </w:tcPr>
+          <w:p>
+            <w:pPr>
+              <w:spacing w:after="160" w:line="259" w:lineRule="auto"/>
+              <w:ind w:firstLine="0"/>
+              <w:jc w:val="center"/>
+              <w:rPr>
+                <w:rFonts w:eastAsiaTheme="minorHAnsi" w:cstheme="minorBidi"/>
+                <w:b/>
+                <w:bCs/>
+                <w:szCs w:val="26"/>
+              </w:rPr>
+            </w:pPr>
+            <w:r>
+              <w:rPr>
+                <w:rFonts w:eastAsiaTheme="minorHAnsi" w:cstheme="minorBidi"/>
+                <w:b/>
+                <w:bCs/>
+                <w:szCs w:val="26"/>
+              </w:rPr>
+              <w:t>Ưu điểm</w:t>
+            </w:r>
+          </w:p>
+        </w:tc>
+        <w:tc>
+          <w:tcPr>
+            <w:tcW w:w="0" w:type="auto"/>
+            <w:hideMark/>
+          </w:tcPr>
+          <w:p>
+            <w:pPr>
+              <w:spacing w:after="160" w:line="259" w:lineRule="auto"/>
+              <w:ind w:firstLine="0"/>
+              <w:jc w:val="center"/>
+              <w:rPr>
+                <w:rFonts w:eastAsiaTheme="minorHAnsi" w:cstheme="minorBidi"/>
+                <w:b/>
+                <w:bCs/>
+                <w:szCs w:val="26"/>
+              </w:rPr>
+            </w:pPr>
+            <w:r>
+              <w:rPr>
+                <w:rFonts w:eastAsiaTheme="minorHAnsi" w:cstheme="minorBidi"/>
+                <w:b/>
+                <w:bCs/>
+                <w:szCs w:val="26"/>
+              </w:rPr>
+              <w:t>Nhược điểm</w:t>
+            </w:r>
+          </w:p>
+        </w:tc>
+      </w:tr>
+      <w:tr>
+        <w:tc>
+          <w:tcPr>
+            <w:tcW w:w="0" w:type="auto"/>
+            <w:hideMark/>
+          </w:tcPr>
+          <w:p>
+            <w:pPr>
+              <w:spacing w:after="160" w:line="259" w:lineRule="auto"/>
+              <w:ind w:firstLine="0"/>
+              <w:jc w:val="left"/>
+              <w:rPr>
+                <w:rFonts w:eastAsiaTheme="minorHAnsi" w:cstheme="minorBidi"/>
+                <w:szCs w:val="26"/>
+              </w:rPr>
+            </w:pPr>
+            <w:r>
+              <w:rPr>
+                <w:rFonts w:eastAsiaTheme="minorHAnsi" w:cstheme="minorBidi"/>
+                <w:b/>
+                <w:bCs/>
+                <w:szCs w:val="26"/>
+              </w:rPr>
+              <w:t xml:space="preserve">GoNoodle </w:t>
+            </w:r>
+            <w:r>
+              <w:rPr>
+                <w:rFonts w:eastAsiaTheme="minorHAnsi" w:cstheme="minorBidi"/>
+                <w:szCs w:val="26"/>
+              </w:rPr>
+              <w:t>– Ứng dụng khuyến khích vận động qua video và trò chơi</w:t>
+            </w:r>
+          </w:p>
+        </w:tc>
+        <w:tc>
+          <w:tcPr>
+            <w:tcW w:w="0" w:type="auto"/>
+            <w:hideMark/>
+          </w:tcPr>
+          <w:p>
+            <w:pPr>
+              <w:spacing w:after="160" w:line="259" w:lineRule="auto"/>
+              <w:ind w:firstLine="0"/>
+              <w:jc w:val="left"/>
+              <w:rPr>
+                <w:rFonts w:eastAsiaTheme="minorHAnsi" w:cstheme="minorBidi"/>
+                <w:szCs w:val="26"/>
+              </w:rPr>
+            </w:pPr>
+            <w:r>
+              <w:rPr>
+                <w:rFonts w:eastAsiaTheme="minorHAnsi" w:cstheme="minorBidi"/>
+                <w:szCs w:val="26"/>
+              </w:rPr>
+              <w:t xml:space="preserve">- Hàng trăm hoạt động vận động vui nhộn </w:t>
+            </w:r>
+            <w:r>
+              <w:rPr>
+                <w:rFonts w:eastAsiaTheme="minorHAnsi" w:cstheme="minorBidi"/>
+                <w:szCs w:val="26"/>
+              </w:rPr>
+              <w:br/>
+              <w:t xml:space="preserve">- Dễ áp dụng tại lớp học và ở nhà </w:t>
+            </w:r>
+            <w:r>
+              <w:rPr>
+                <w:rFonts w:eastAsiaTheme="minorHAnsi" w:cstheme="minorBidi"/>
+                <w:szCs w:val="26"/>
+              </w:rPr>
+              <w:br/>
+              <w:t>- Giúp trẻ giảm căng thẳng, tăng sự tập trung</w:t>
+            </w:r>
+          </w:p>
+        </w:tc>
+        <w:tc>
+          <w:tcPr>
+            <w:tcW w:w="0" w:type="auto"/>
+            <w:hideMark/>
+          </w:tcPr>
+          <w:p>
+            <w:pPr>
+              <w:spacing w:after="160" w:line="259" w:lineRule="auto"/>
+              <w:ind w:firstLine="0"/>
+              <w:jc w:val="left"/>
+              <w:rPr>
+                <w:rFonts w:eastAsiaTheme="minorHAnsi" w:cstheme="minorBidi"/>
+                <w:szCs w:val="26"/>
+              </w:rPr>
+            </w:pPr>
+            <w:r>
+              <w:rPr>
+                <w:rFonts w:eastAsiaTheme="minorHAnsi" w:cstheme="minorBidi"/>
+                <w:szCs w:val="26"/>
+              </w:rPr>
+              <w:t xml:space="preserve">- Nội dung chủ yếu bằng tiếng Anh </w:t>
+            </w:r>
+            <w:r>
+              <w:rPr>
+                <w:rFonts w:eastAsiaTheme="minorHAnsi" w:cstheme="minorBidi"/>
+                <w:szCs w:val="26"/>
+              </w:rPr>
+              <w:br/>
+              <w:t xml:space="preserve">- Cần có sự hướng dẫn của giáo viên/cha mẹ </w:t>
+            </w:r>
+            <w:r>
+              <w:rPr>
+                <w:rFonts w:eastAsiaTheme="minorHAnsi" w:cstheme="minorBidi"/>
+                <w:szCs w:val="26"/>
+              </w:rPr>
+              <w:br/>
+              <w:t>- Không cá nhân hóa theo nhu cầu trẻ tự kỷ</w:t>
+            </w:r>
+          </w:p>
+        </w:tc>
+      </w:tr>
+      <w:tr>
+        <w:tc>
+          <w:tcPr>
+            <w:tcW w:w="0" w:type="auto"/>
+            <w:hideMark/>
+          </w:tcPr>
+          <w:p>
+            <w:pPr>
+              <w:spacing w:after="160" w:line="259" w:lineRule="auto"/>
+              <w:ind w:firstLine="0"/>
+              <w:jc w:val="left"/>
+              <w:rPr>
+                <w:rFonts w:eastAsiaTheme="minorHAnsi" w:cstheme="minorBidi"/>
+                <w:szCs w:val="26"/>
+              </w:rPr>
+            </w:pPr>
+            <w:r>
+              <w:rPr>
+                <w:rFonts w:eastAsiaTheme="minorHAnsi" w:cstheme="minorBidi"/>
+                <w:b/>
+                <w:bCs/>
+                <w:szCs w:val="26"/>
+              </w:rPr>
+              <w:t>Super Stretch Yoga</w:t>
+            </w:r>
+            <w:r>
+              <w:rPr>
+                <w:rFonts w:eastAsiaTheme="minorHAnsi" w:cstheme="minorBidi"/>
+                <w:szCs w:val="26"/>
+              </w:rPr>
+              <w:t xml:space="preserve"> – Ứng dụng yoga cho trẻ em</w:t>
+            </w:r>
+          </w:p>
+        </w:tc>
+        <w:tc>
+          <w:tcPr>
+            <w:tcW w:w="0" w:type="auto"/>
+            <w:hideMark/>
+          </w:tcPr>
+          <w:p>
+            <w:pPr>
+              <w:spacing w:after="160" w:line="259" w:lineRule="auto"/>
+              <w:ind w:firstLine="0"/>
+              <w:jc w:val="left"/>
+              <w:rPr>
+                <w:rFonts w:eastAsiaTheme="minorHAnsi" w:cstheme="minorBidi"/>
+                <w:szCs w:val="26"/>
+              </w:rPr>
+            </w:pPr>
+            <w:r>
+              <w:rPr>
+                <w:rFonts w:eastAsiaTheme="minorHAnsi" w:cstheme="minorBidi"/>
+                <w:szCs w:val="26"/>
+              </w:rPr>
+              <w:t xml:space="preserve">- Khuyến khích sự linh hoạt, thư giãn </w:t>
+            </w:r>
+            <w:r>
+              <w:rPr>
+                <w:rFonts w:eastAsiaTheme="minorHAnsi" w:cstheme="minorBidi"/>
+                <w:szCs w:val="26"/>
+              </w:rPr>
+              <w:br/>
+            </w:r>
+            <w:r>
+              <w:rPr>
+                <w:rFonts w:eastAsiaTheme="minorHAnsi" w:cstheme="minorBidi"/>
+                <w:szCs w:val="26"/>
+              </w:rPr>
+              <w:lastRenderedPageBreak/>
+              <w:t>- Hình ảnh minh họa sinh động</w:t>
+            </w:r>
+          </w:p>
+        </w:tc>
+        <w:tc>
+          <w:tcPr>
+            <w:tcW w:w="0" w:type="auto"/>
+            <w:hideMark/>
+          </w:tcPr>
+          <w:p>
+            <w:pPr>
+              <w:spacing w:after="160" w:line="259" w:lineRule="auto"/>
+              <w:ind w:firstLine="0"/>
+              <w:jc w:val="left"/>
+              <w:rPr>
+                <w:rFonts w:eastAsiaTheme="minorHAnsi" w:cstheme="minorBidi"/>
+                <w:szCs w:val="26"/>
+              </w:rPr>
+            </w:pPr>
+            <w:r>
+              <w:rPr>
+                <w:rFonts w:eastAsiaTheme="minorHAnsi" w:cstheme="minorBidi"/>
+                <w:szCs w:val="26"/>
+              </w:rPr>
+              <w:lastRenderedPageBreak/>
+              <w:t xml:space="preserve">- Chủ yếu tập trung vào yoga, thiếu yếu tố học tập kiến thức </w:t>
+            </w:r>
+            <w:r>
+              <w:rPr>
+                <w:rFonts w:eastAsiaTheme="minorHAnsi" w:cstheme="minorBidi"/>
+                <w:szCs w:val="26"/>
+              </w:rPr>
+              <w:br/>
+            </w:r>
+            <w:r>
+              <w:rPr>
+                <w:rFonts w:eastAsiaTheme="minorHAnsi" w:cstheme="minorBidi"/>
+                <w:szCs w:val="26"/>
+              </w:rPr>
+              <w:lastRenderedPageBreak/>
+              <w:t>- Trẻ tự kỷ khó theo kịp các tư thế phức tạp</w:t>
+            </w:r>
+          </w:p>
+        </w:tc>
+      </w:tr>
+      <w:tr>
+        <w:tc>
+          <w:tcPr>
+            <w:tcW w:w="0" w:type="auto"/>
+            <w:hideMark/>
+          </w:tcPr>
+          <w:p>
+            <w:pPr>
+              <w:spacing w:after="160" w:line="259" w:lineRule="auto"/>
+              <w:ind w:firstLine="0"/>
+              <w:jc w:val="left"/>
+              <w:rPr>
+                <w:rFonts w:eastAsiaTheme="minorHAnsi" w:cstheme="minorBidi"/>
+                <w:szCs w:val="26"/>
+              </w:rPr>
+            </w:pPr>
+            <w:r>
+              <w:rPr>
+                <w:rFonts w:eastAsiaTheme="minorHAnsi" w:cstheme="minorBidi"/>
+                <w:b/>
+                <w:bCs/>
+                <w:szCs w:val="26"/>
+              </w:rPr>
+              <w:t>Autism iHelp</w:t>
+            </w:r>
+            <w:r>
+              <w:rPr>
+                <w:rFonts w:eastAsiaTheme="minorHAnsi" w:cstheme="minorBidi"/>
+                <w:szCs w:val="26"/>
+              </w:rPr>
+              <w:t xml:space="preserve"> – Ứng dụng hỗ trợ học từ vựng cho trẻ tự kỷ</w:t>
+            </w:r>
+          </w:p>
+        </w:tc>
+        <w:tc>
+          <w:tcPr>
+            <w:tcW w:w="0" w:type="auto"/>
+            <w:hideMark/>
+          </w:tcPr>
+          <w:p>
+            <w:pPr>
+              <w:spacing w:after="160" w:line="259" w:lineRule="auto"/>
+              <w:ind w:firstLine="0"/>
+              <w:jc w:val="left"/>
+              <w:rPr>
+                <w:rFonts w:eastAsiaTheme="minorHAnsi" w:cstheme="minorBidi"/>
+                <w:szCs w:val="26"/>
+              </w:rPr>
+            </w:pPr>
+            <w:r>
+              <w:rPr>
+                <w:rFonts w:eastAsiaTheme="minorHAnsi" w:cstheme="minorBidi"/>
+                <w:szCs w:val="26"/>
+              </w:rPr>
+              <w:t xml:space="preserve">- Hình ảnh trực quan, dễ hiểu </w:t>
+            </w:r>
+            <w:r>
+              <w:rPr>
+                <w:rFonts w:eastAsiaTheme="minorHAnsi" w:cstheme="minorBidi"/>
+                <w:szCs w:val="26"/>
+              </w:rPr>
+              <w:br/>
+              <w:t>- Có nhiều chủ đề gần gũi</w:t>
+            </w:r>
+          </w:p>
+        </w:tc>
+        <w:tc>
+          <w:tcPr>
+            <w:tcW w:w="0" w:type="auto"/>
+            <w:hideMark/>
+          </w:tcPr>
+          <w:p>
+            <w:pPr>
+              <w:spacing w:after="160" w:line="259" w:lineRule="auto"/>
+              <w:ind w:firstLine="0"/>
+              <w:jc w:val="left"/>
+              <w:rPr>
+                <w:rFonts w:eastAsiaTheme="minorHAnsi" w:cstheme="minorBidi"/>
+                <w:szCs w:val="26"/>
+              </w:rPr>
+            </w:pPr>
+            <w:r>
+              <w:rPr>
+                <w:rFonts w:eastAsiaTheme="minorHAnsi" w:cstheme="minorBidi"/>
+                <w:szCs w:val="26"/>
+              </w:rPr>
+              <w:t xml:space="preserve">- Thiếu yếu tố vận động </w:t>
+            </w:r>
+            <w:r>
+              <w:rPr>
+                <w:rFonts w:eastAsiaTheme="minorHAnsi" w:cstheme="minorBidi"/>
+                <w:szCs w:val="26"/>
+              </w:rPr>
+              <w:br/>
+              <w:t>- Thiên về học ngôn ngữ, ít phát triển kỹ năng xã hội và thể chất</w:t>
+            </w:r>
+          </w:p>
+        </w:tc>
+      </w:tr>
+    </w:tbl>
+    <w:p>
+      <w:pPr>
+        <w:pStyle w:val="Chuthich"/>
+        <w:jc w:val="center"/>
+        <w:rPr>
+          <w:szCs w:val="26"/>
+        </w:rPr>
+      </w:pPr>
+      <w:r>
+        <w:rPr>
+          <w:sz w:val="22"/>
+          <w:szCs w:val="22"/>
+        </w:rPr>
+        <w:t xml:space="preserve">Bảng </w:t>
+      </w:r>
+      <w:r>
+        <w:rPr>
+          <w:sz w:val="22"/>
+          <w:szCs w:val="22"/>
+        </w:rPr>
+        <w:fldChar w:fldCharType="begin"/>
+      </w:r>
+      <w:r>
+        <w:rPr>
+          <w:sz w:val="22"/>
+          <w:szCs w:val="22"/>
+        </w:rPr>
+        <w:instrText xml:space="preserve"> SEQ Bảng \* ARABIC </w:instrText>
+      </w:r>
+      <w:r>
+        <w:rPr>
+          <w:sz w:val="22"/>
+          <w:szCs w:val="22"/>
+        </w:rPr>
+        <w:fldChar w:fldCharType="separate"/>
+      </w:r>
+      <w:r>
+        <w:rPr>
+          <w:noProof/>
+          <w:sz w:val="22"/>
+          <w:szCs w:val="22"/>
+        </w:rPr>
+        <w:t>1</w:t>
+      </w:r>
+      <w:r>
+        <w:rPr>
+          <w:sz w:val="22"/>
+          <w:szCs w:val="22"/>
+        </w:rPr>
+        <w:fldChar w:fldCharType="end"/>
+      </w:r>
+      <w:r>
+        <w:rPr>
+          <w:sz w:val="22"/>
+          <w:szCs w:val="22"/>
+          <w:lang w:val="en-US"/>
+        </w:rPr>
+        <w:t xml:space="preserve">: </w:t>
+      </w:r>
+      <w:r>
+        <w:rPr>
+          <w:sz w:val="22"/>
+          <w:szCs w:val="22"/>
+          <w:lang w:val="en-US"/>
+        </w:rPr>
+        <w:t>Bảng đánh giá tổng quan một số ứng dụng trên thị trường</w:t>
+      </w:r>
+    </w:p>
+    <w:p>
+      <w:pPr>
+        <w:pStyle w:val="u1"/>
         <w:numPr>
           <w:ilvl w:val="0"/>
           <w:numId w:val="0"/>
@@ -4399,7 +4899,7 @@
         <w:spacing w:before="0" w:line="276" w:lineRule="auto"/>
         <w:ind w:left="450"/>
       </w:pPr>
-      <w:bookmarkStart w:id="2" w:name="_Toc204021699"/>
+      <w:bookmarkStart w:id="1" w:name="_Toc207530887"/>
       <w:r>
         <w:t>B.</w:t>
       </w:r>
@@ -4409,18 +4909,18 @@
       <w:r>
         <w:t>CÂU HỎI NGHIÊN CỨU – VẤN ĐỀ NGHIÊN CỨU – MỤC TIÊU VÀ YÊU CẦU CỦA ĐỀ TÀI</w:t>
       </w:r>
-      <w:bookmarkEnd w:id="2"/>
-    </w:p>
-    <w:p>
-      <w:pPr>
-        <w:pStyle w:val="Heading2"/>
+      <w:bookmarkEnd w:id="1"/>
+    </w:p>
+    <w:p>
+      <w:pPr>
+        <w:pStyle w:val="u2"/>
         <w:tabs>
-          <w:tab w:val="left" w:pos="720"/>
+          <w:tab w:val="left" w:pos="630"/>
         </w:tabs>
         <w:spacing w:before="0" w:line="276" w:lineRule="auto"/>
-        <w:ind w:left="720" w:hanging="90"/>
-      </w:pPr>
-      <w:bookmarkStart w:id="3" w:name="_Toc204021700"/>
+        <w:ind w:left="720" w:hanging="360"/>
+      </w:pPr>
+      <w:bookmarkStart w:id="2" w:name="_Toc207530888"/>
       <w:r>
         <w:t>B.1</w:t>
       </w:r>
@@ -4433,7 +4933,7 @@
       <w:r>
         <w:t>CÂU HỎI NGHIÊN CỨU</w:t>
       </w:r>
-      <w:bookmarkEnd w:id="3"/>
+      <w:bookmarkEnd w:id="2"/>
     </w:p>
     <w:p>
       <w:pPr>
@@ -4491,7 +4991,7 @@
           <w:tab w:val="left" w:pos="993"/>
         </w:tabs>
         <w:spacing w:after="0" w:line="276" w:lineRule="auto"/>
-        <w:ind w:left="714" w:firstLine="450"/>
+        <w:ind w:left="630" w:firstLine="450"/>
         <w:rPr>
           <w:sz w:val="22"/>
         </w:rPr>
@@ -4510,7 +5010,7 @@
     </w:p>
     <w:p>
       <w:pPr>
-        <w:pStyle w:val="ListParagraph"/>
+        <w:pStyle w:val="oancuaDanhsach"/>
         <w:numPr>
           <w:ilvl w:val="0"/>
           <w:numId w:val="3"/>
@@ -4567,11 +5067,10 @@
     </w:p>
     <w:p>
       <w:pPr>
-        <w:pStyle w:val="Heading2"/>
-      </w:pPr>
-      <w:bookmarkStart w:id="4" w:name="_Toc204021701"/>
-      <w:r>
-        <w:lastRenderedPageBreak/>
+        <w:pStyle w:val="u2"/>
+      </w:pPr>
+      <w:bookmarkStart w:id="3" w:name="_Toc207530889"/>
+      <w:r>
         <w:t>B.2</w:t>
       </w:r>
       <w:r>
@@ -4583,7 +5082,7 @@
       <w:r>
         <w:t>VẤN ĐỀ NGHIÊN CỨU</w:t>
       </w:r>
-      <w:bookmarkEnd w:id="4"/>
+      <w:bookmarkEnd w:id="3"/>
     </w:p>
     <w:p>
       <w:pPr>
@@ -4841,7 +5340,14 @@
         <w:rPr>
           <w:szCs w:val="26"/>
         </w:rPr>
-        <w:t xml:space="preserve">, tạo điều kiện cho tất cả trẻ em – bao gồm cả trẻ ASD – được học tập một cách tự nhiên, vui vẻ và hiệu quả thông qua vận động. Nhằm </w:t>
+        <w:t xml:space="preserve">, tạo điều kiện cho tất cả trẻ em – bao gồm cả trẻ ASD – được học tập một cách tự nhiên, vui vẻ và hiệu quả thông qua vận </w:t>
+      </w:r>
+      <w:r>
+        <w:rPr>
+          <w:szCs w:val="26"/>
+        </w:rPr>
+        <w:lastRenderedPageBreak/>
+        <w:t xml:space="preserve">động. Nhằm </w:t>
       </w:r>
       <w:r>
         <w:rPr>
@@ -4859,503 +5365,10 @@
     </w:p>
     <w:p>
       <w:pPr>
-        <w:pStyle w:val="Heading3"/>
-        <w:numPr>
-          <w:ilvl w:val="0"/>
-          <w:numId w:val="0"/>
-        </w:numPr>
-        <w:spacing w:before="0" w:after="0" w:line="276" w:lineRule="auto"/>
-        <w:ind w:left="630" w:hanging="357"/>
-      </w:pPr>
-      <w:r>
-        <w:t xml:space="preserve">B.2.1. </w:t>
-      </w:r>
-      <w:r>
-        <w:t>Các công trình nghiên cứu trong nước</w:t>
-      </w:r>
-    </w:p>
-    <w:p>
-      <w:pPr>
-        <w:numPr>
-          <w:ilvl w:val="0"/>
-          <w:numId w:val="3"/>
-        </w:numPr>
-        <w:tabs>
-          <w:tab w:val="left" w:pos="851"/>
-          <w:tab w:val="left" w:pos="993"/>
-        </w:tabs>
-        <w:spacing w:after="0" w:line="276" w:lineRule="auto"/>
-        <w:ind w:hanging="357"/>
-        <w:rPr>
-          <w:szCs w:val="26"/>
-        </w:rPr>
-      </w:pPr>
-      <w:r>
-        <w:rPr>
-          <w:b/>
-          <w:szCs w:val="26"/>
-        </w:rPr>
-        <w:t>ThS. Trần Thị Hồng Ngọc</w:t>
-      </w:r>
-      <w:r>
-        <w:rPr>
-          <w:szCs w:val="26"/>
-        </w:rPr>
-        <w:t xml:space="preserve"> (2021), Trường Đại học Sư phạm TP.HCM, trong đề tài </w:t>
-      </w:r>
-      <w:r>
-        <w:rPr>
-          <w:i/>
-          <w:szCs w:val="26"/>
-        </w:rPr>
-        <w:t>“Thiết kế trò chơi học tập cho trẻ mẫu giáo lớn nhằm phát triển nhận thức toán học”</w:t>
-      </w:r>
-      <w:r>
-        <w:rPr>
-          <w:szCs w:val="26"/>
-        </w:rPr>
-        <w:t xml:space="preserve"> đã nhấn mạnh vai trò của các trò chơi học tập đối với việc kích thích tư duy và sự tập trung của trẻ. Tác giả cũng đề xuất việc xây dựng môi trường học tập sinh động thông qua việc kết hợp giữa hình ảnh trực quan, màu sắc và hoạt động thể chất để giúp trẻ tiếp cận khái niệm một cách tự nhiên.</w:t>
-      </w:r>
-    </w:p>
-    <w:p>
-      <w:pPr>
-        <w:numPr>
-          <w:ilvl w:val="0"/>
-          <w:numId w:val="3"/>
-        </w:numPr>
-        <w:tabs>
-          <w:tab w:val="left" w:pos="851"/>
-          <w:tab w:val="left" w:pos="993"/>
-        </w:tabs>
-        <w:spacing w:after="0" w:line="276" w:lineRule="auto"/>
-        <w:ind w:hanging="357"/>
-        <w:rPr>
-          <w:szCs w:val="26"/>
-        </w:rPr>
-      </w:pPr>
-      <w:r>
-        <w:rPr>
-          <w:b/>
-          <w:szCs w:val="26"/>
-        </w:rPr>
-        <w:t>PGS.TS. Nguyễn Ánh Tuyết</w:t>
-      </w:r>
-      <w:r>
-        <w:rPr>
-          <w:szCs w:val="26"/>
-        </w:rPr>
-        <w:t xml:space="preserve"> (2019), Viện Khoa học Giáo dục Việt Nam, nghiên cứu </w:t>
-      </w:r>
-      <w:r>
-        <w:rPr>
-          <w:i/>
-          <w:szCs w:val="26"/>
-        </w:rPr>
-        <w:t>“Tăng cường sự tham gia của trẻ tự kỷ vào hoạt động nhóm qua trò chơi học tập”</w:t>
-      </w:r>
-      <w:r>
-        <w:rPr>
-          <w:szCs w:val="26"/>
-        </w:rPr>
-        <w:t>, cho thấy rằng trẻ em ASD thường gặp khó khăn trong việc tương tác xã hội, tuy nhiên nếu được khuyến khích thông qua trò chơi có yếu tố tương tác và cấu trúc rõ ràng, các em có thể cải thiện hành vi xã hội và kỹ năng giao tiếp.</w:t>
-      </w:r>
-    </w:p>
-    <w:p>
-      <w:pPr>
-        <w:numPr>
-          <w:ilvl w:val="0"/>
-          <w:numId w:val="3"/>
-        </w:numPr>
-        <w:tabs>
-          <w:tab w:val="left" w:pos="851"/>
-          <w:tab w:val="left" w:pos="993"/>
-        </w:tabs>
-        <w:spacing w:after="0" w:line="276" w:lineRule="auto"/>
-        <w:ind w:hanging="357"/>
-        <w:rPr>
-          <w:szCs w:val="26"/>
-        </w:rPr>
-      </w:pPr>
-      <w:r>
-        <w:rPr>
-          <w:b/>
-          <w:szCs w:val="26"/>
-        </w:rPr>
-        <w:t>TS. Nguyễn Thị Hạnh</w:t>
-      </w:r>
-      <w:r>
-        <w:rPr>
-          <w:szCs w:val="26"/>
-        </w:rPr>
-        <w:t xml:space="preserve"> (2020), Đại học Quốc gia TP.HCM, trong công trình </w:t>
-      </w:r>
-      <w:r>
-        <w:rPr>
-          <w:i/>
-          <w:szCs w:val="26"/>
-        </w:rPr>
-        <w:t>“Ứng dụng công nghệ thông minh trong hỗ trợ giáo dục trẻ rối loạn phát triển”</w:t>
-      </w:r>
-      <w:r>
-        <w:rPr>
-          <w:szCs w:val="26"/>
-        </w:rPr>
-        <w:t xml:space="preserve"> đã gợi ý rằng việc sử dụng các công nghệ như cảm biến chuyển động, camera AI và nhận diện hành vi có thể giúp tạo ra các công cụ dạy học phù hợp với khả năng và đặc điểm nhận thức của trẻ, đặc biệt là trẻ có rối loạn phát triển như tự kỷ.</w:t>
-      </w:r>
-    </w:p>
-    <w:p>
-      <w:pPr>
-        <w:pStyle w:val="Heading3"/>
-        <w:numPr>
-          <w:ilvl w:val="0"/>
-          <w:numId w:val="0"/>
-        </w:numPr>
-        <w:spacing w:before="0" w:after="0" w:line="276" w:lineRule="auto"/>
-        <w:ind w:left="270"/>
-      </w:pPr>
-      <w:r>
-        <w:lastRenderedPageBreak/>
-        <w:t>B.2.2</w:t>
-      </w:r>
-      <w:r>
-        <w:t xml:space="preserve">. </w:t>
-      </w:r>
-      <w:r>
-        <w:t>Các công trình nghiên cứu ngoài nước</w:t>
-      </w:r>
-    </w:p>
-    <w:p>
-      <w:pPr>
-        <w:widowControl w:val="0"/>
-        <w:numPr>
-          <w:ilvl w:val="0"/>
-          <w:numId w:val="3"/>
-        </w:numPr>
-        <w:tabs>
-          <w:tab w:val="left" w:pos="851"/>
-          <w:tab w:val="left" w:pos="993"/>
-        </w:tabs>
-        <w:spacing w:after="0" w:line="276" w:lineRule="auto"/>
-        <w:ind w:hanging="357"/>
-        <w:rPr>
-          <w:szCs w:val="26"/>
-        </w:rPr>
-      </w:pPr>
-      <w:r>
-        <w:rPr>
-          <w:b/>
-          <w:szCs w:val="26"/>
-        </w:rPr>
-        <w:t>Diana L. Robins</w:t>
-      </w:r>
-      <w:r>
-        <w:rPr>
-          <w:szCs w:val="26"/>
-        </w:rPr>
-        <w:t xml:space="preserve"> (2014), </w:t>
-      </w:r>
-      <w:r>
-        <w:rPr>
-          <w:i/>
-          <w:szCs w:val="26"/>
-        </w:rPr>
-        <w:t>Early detection of autism spectrum disorders: A critical review</w:t>
-      </w:r>
-      <w:r>
-        <w:rPr>
-          <w:szCs w:val="26"/>
-        </w:rPr>
-        <w:t>, Journal of Autism and Developmental Disorders, đã khẳng định tầm quan trọng của các công cụ hỗ trợ sớm cho trẻ ASD, đặc biệt là các giải pháp có tính tương tác cao giúp trẻ rèn luyện nhận thức thông qua hoạt động hàng ngày.</w:t>
-      </w:r>
-    </w:p>
-    <w:p>
-      <w:pPr>
-        <w:widowControl w:val="0"/>
-        <w:numPr>
-          <w:ilvl w:val="0"/>
-          <w:numId w:val="3"/>
-        </w:numPr>
-        <w:tabs>
-          <w:tab w:val="left" w:pos="851"/>
-          <w:tab w:val="left" w:pos="993"/>
-        </w:tabs>
-        <w:spacing w:after="0" w:line="276" w:lineRule="auto"/>
-        <w:ind w:hanging="357"/>
-        <w:rPr>
-          <w:szCs w:val="26"/>
-        </w:rPr>
-      </w:pPr>
-      <w:r>
-        <w:rPr>
-          <w:b/>
-          <w:szCs w:val="26"/>
-        </w:rPr>
-        <w:t>Alexandra Papoutsaki</w:t>
-      </w:r>
-      <w:r>
-        <w:rPr>
-          <w:szCs w:val="26"/>
-        </w:rPr>
-        <w:t xml:space="preserve"> (2019), </w:t>
-      </w:r>
-      <w:r>
-        <w:rPr>
-          <w:i/>
-          <w:szCs w:val="26"/>
-        </w:rPr>
-        <w:t>Games for Education: Designing Educational Games with Children with Special Needs</w:t>
-      </w:r>
-      <w:r>
-        <w:rPr>
-          <w:szCs w:val="26"/>
-        </w:rPr>
-        <w:t>, tại ACM CHI Conference, đã đề cập đến việc thiết kế trò chơi tương tác cho trẻ có nhu cầu đặc biệt cần đảm bảo: dễ sử dụng, có phần thưởng tích cực, và lồng ghép các kỹ năng vận động tinh – điều này hoàn toàn phù hợp với định hướng của đề tài tích hợp trò chơi dân gian vào học tập của nhóm.</w:t>
-      </w:r>
-    </w:p>
-    <w:p>
-      <w:pPr>
-        <w:widowControl w:val="0"/>
-        <w:numPr>
-          <w:ilvl w:val="0"/>
-          <w:numId w:val="3"/>
-        </w:numPr>
-        <w:tabs>
-          <w:tab w:val="left" w:pos="851"/>
-          <w:tab w:val="left" w:pos="993"/>
-        </w:tabs>
-        <w:spacing w:after="0" w:line="276" w:lineRule="auto"/>
-        <w:ind w:hanging="357"/>
-        <w:rPr>
-          <w:szCs w:val="26"/>
-        </w:rPr>
-      </w:pPr>
-      <w:r>
-        <w:rPr>
-          <w:b/>
-          <w:szCs w:val="26"/>
-        </w:rPr>
-        <w:t>Katrin Bekes &amp; B. Staudt</w:t>
-      </w:r>
-      <w:r>
-        <w:rPr>
-          <w:szCs w:val="26"/>
-        </w:rPr>
-        <w:t xml:space="preserve"> (2020), </w:t>
-      </w:r>
-      <w:r>
-        <w:rPr>
-          <w:i/>
-          <w:szCs w:val="26"/>
-        </w:rPr>
-        <w:t>Gamification in Early Childhood Education</w:t>
-      </w:r>
-      <w:r>
-        <w:rPr>
-          <w:szCs w:val="26"/>
-        </w:rPr>
-        <w:t>, nghiên cứu chỉ ra rằng việc kết hợp các yếu tố trò chơi truyền thống và công nghệ (game-based learning) có thể tạo ra môi trường học tập hấp dẫn hơn, giúp trẻ duy trì sự chú ý và phát triển khả năng tư duy logic từ sớm.</w:t>
-      </w:r>
-    </w:p>
-    <w:p>
-      <w:pPr>
-        <w:widowControl w:val="0"/>
-        <w:spacing w:after="0" w:line="276" w:lineRule="auto"/>
-        <w:ind w:firstLine="0"/>
-        <w:rPr>
-          <w:bCs/>
-          <w:szCs w:val="26"/>
-        </w:rPr>
-      </w:pPr>
-      <w:r>
-        <w:rPr>
-          <w:bCs/>
-          <w:szCs w:val="26"/>
-        </w:rPr>
-        <w:t xml:space="preserve">Từ các công trình nghiên cứu trong và ngoài nước có thể thấy, việc kết hợp giữa công nghệ thông minh, học tập thông qua trò chơi đang dần trở thành xu hướng trong giáo dục trẻ mầm non, đặc biệt đối với trẻ có nhu cầu đặc biệt như ASD. Tuy nhiên, việc </w:t>
-      </w:r>
-      <w:r>
-        <w:rPr>
-          <w:b/>
-          <w:bCs/>
-          <w:szCs w:val="26"/>
-        </w:rPr>
-        <w:t>tích hợp đồng thời</w:t>
-      </w:r>
-      <w:r>
-        <w:rPr>
-          <w:bCs/>
-          <w:szCs w:val="26"/>
-        </w:rPr>
-        <w:t xml:space="preserve"> giữa </w:t>
-      </w:r>
-      <w:r>
-        <w:rPr>
-          <w:b/>
-          <w:bCs/>
-          <w:szCs w:val="26"/>
-        </w:rPr>
-        <w:t>học tập</w:t>
-      </w:r>
-      <w:r>
-        <w:rPr>
-          <w:b/>
-          <w:bCs/>
-          <w:szCs w:val="26"/>
-        </w:rPr>
-        <w:t xml:space="preserve"> </w:t>
-      </w:r>
-      <w:r>
-        <w:rPr>
-          <w:b/>
-          <w:bCs/>
-          <w:szCs w:val="26"/>
-        </w:rPr>
-        <w:t xml:space="preserve">kiến thức </w:t>
-      </w:r>
-      <w:r>
-        <w:rPr>
-          <w:b/>
-          <w:bCs/>
-          <w:szCs w:val="26"/>
-        </w:rPr>
-        <w:t>và</w:t>
-      </w:r>
-      <w:r>
-        <w:rPr>
-          <w:b/>
-          <w:bCs/>
-          <w:szCs w:val="26"/>
-        </w:rPr>
-        <w:t xml:space="preserve"> vận động thể chất </w:t>
-      </w:r>
-      <w:r>
-        <w:rPr>
-          <w:szCs w:val="26"/>
-        </w:rPr>
-        <w:t>bằng</w:t>
-      </w:r>
-      <w:r>
-        <w:rPr>
-          <w:b/>
-          <w:bCs/>
-          <w:szCs w:val="26"/>
-        </w:rPr>
-        <w:t xml:space="preserve"> công nghệ</w:t>
-      </w:r>
-      <w:r>
-        <w:rPr>
-          <w:b/>
-          <w:bCs/>
-          <w:szCs w:val="26"/>
-        </w:rPr>
-        <w:t xml:space="preserve"> </w:t>
-      </w:r>
-      <w:r>
-        <w:rPr>
-          <w:b/>
-          <w:bCs/>
-          <w:szCs w:val="26"/>
-        </w:rPr>
-        <w:t>AI</w:t>
-      </w:r>
-      <w:r>
-        <w:rPr>
-          <w:b/>
-          <w:bCs/>
-          <w:szCs w:val="26"/>
-        </w:rPr>
-        <w:t xml:space="preserve">  (nhận diện chuyển động cơ thể) </w:t>
-      </w:r>
-      <w:r>
-        <w:rPr>
-          <w:szCs w:val="26"/>
-        </w:rPr>
-        <w:t xml:space="preserve">để </w:t>
-      </w:r>
-      <w:r>
-        <w:rPr>
-          <w:bCs/>
-          <w:szCs w:val="26"/>
-        </w:rPr>
-        <w:t xml:space="preserve">tương tác với nội dung học tập </w:t>
-      </w:r>
-      <w:r>
-        <w:rPr>
-          <w:bCs/>
-          <w:szCs w:val="26"/>
-        </w:rPr>
-        <w:t>qua</w:t>
-      </w:r>
-      <w:r>
-        <w:rPr>
-          <w:bCs/>
-          <w:szCs w:val="26"/>
-        </w:rPr>
-        <w:t xml:space="preserve"> các trò chơi (bao gồm </w:t>
-      </w:r>
-      <w:r>
-        <w:rPr>
-          <w:szCs w:val="26"/>
-        </w:rPr>
-        <w:t>trò chơi dân gian Việt Nam</w:t>
-      </w:r>
-      <w:r>
-        <w:rPr>
-          <w:bCs/>
-          <w:szCs w:val="26"/>
-        </w:rPr>
-        <w:t xml:space="preserve">) </w:t>
-      </w:r>
-      <w:r>
-        <w:rPr>
-          <w:bCs/>
-          <w:szCs w:val="26"/>
-        </w:rPr>
-        <w:t>cho</w:t>
-      </w:r>
-      <w:r>
-        <w:rPr>
-          <w:bCs/>
-          <w:szCs w:val="26"/>
-        </w:rPr>
-        <w:t xml:space="preserve"> trẻ</w:t>
-      </w:r>
-      <w:r>
-        <w:rPr>
-          <w:bCs/>
-          <w:szCs w:val="26"/>
-        </w:rPr>
-        <w:t xml:space="preserve"> từ</w:t>
-      </w:r>
-      <w:r>
-        <w:rPr>
-          <w:bCs/>
-          <w:szCs w:val="26"/>
-        </w:rPr>
-        <w:t xml:space="preserve"> 3-7 tuổi tiếp cận kiến thức cơ bản một cách toàn diện vẫn còn là một </w:t>
-      </w:r>
-      <w:r>
-        <w:rPr>
-          <w:b/>
-          <w:bCs/>
-          <w:szCs w:val="26"/>
-        </w:rPr>
-        <w:t>khoảng trống không nhỏ</w:t>
-      </w:r>
-      <w:r>
-        <w:rPr>
-          <w:bCs/>
-          <w:szCs w:val="26"/>
-        </w:rPr>
-        <w:t xml:space="preserve"> trong nghiên cứu tại Việt Nam. Chính điều đó tạo nên tính mới và tính thực tiễn cho đề tài nghiên cứu của nhóm chúng em.</w:t>
-      </w:r>
-    </w:p>
-    <w:p>
-      <w:pPr>
-        <w:pStyle w:val="Heading2"/>
+        <w:pStyle w:val="u2"/>
         <w:spacing w:before="0" w:line="276" w:lineRule="auto"/>
       </w:pPr>
-      <w:bookmarkStart w:id="5" w:name="_Toc204021702"/>
+      <w:bookmarkStart w:id="4" w:name="_Toc207530890"/>
       <w:r>
         <w:t>B.3</w:t>
       </w:r>
@@ -5368,11 +5381,11 @@
       <w:r>
         <w:t>ỤC TIÊU NGHIÊN CỨU</w:t>
       </w:r>
-      <w:bookmarkEnd w:id="5"/>
-    </w:p>
-    <w:p>
-      <w:pPr>
-        <w:pStyle w:val="Heading3"/>
+      <w:bookmarkEnd w:id="4"/>
+    </w:p>
+    <w:p>
+      <w:pPr>
+        <w:pStyle w:val="u3"/>
         <w:numPr>
           <w:ilvl w:val="0"/>
           <w:numId w:val="0"/>
@@ -5563,7 +5576,7 @@
     </w:p>
     <w:p>
       <w:pPr>
-        <w:pStyle w:val="Heading3"/>
+        <w:pStyle w:val="u3"/>
         <w:numPr>
           <w:ilvl w:val="0"/>
           <w:numId w:val="0"/>
@@ -5667,12 +5680,11 @@
     </w:p>
     <w:p>
       <w:pPr>
-        <w:pStyle w:val="Heading2"/>
+        <w:pStyle w:val="u2"/>
         <w:spacing w:before="0" w:line="276" w:lineRule="auto"/>
       </w:pPr>
-      <w:bookmarkStart w:id="6" w:name="_Toc204021703"/>
-      <w:r>
-        <w:lastRenderedPageBreak/>
+      <w:bookmarkStart w:id="5" w:name="_Toc207530891"/>
+      <w:r>
         <w:t>B.4</w:t>
       </w:r>
       <w:r>
@@ -5684,7 +5696,7 @@
       <w:r>
         <w:t>YÊU CẦU ĐỀ TÀI</w:t>
       </w:r>
-      <w:bookmarkEnd w:id="6"/>
+      <w:bookmarkEnd w:id="5"/>
     </w:p>
     <w:p>
       <w:pPr>
@@ -5820,6 +5832,47 @@
     </w:p>
     <w:p>
       <w:pPr>
+        <w:pStyle w:val="u2"/>
+        <w:spacing w:before="0" w:line="276" w:lineRule="auto"/>
+      </w:pPr>
+      <w:r>
+        <w:t>B.</w:t>
+      </w:r>
+      <w:r>
+        <w:t>5</w:t>
+      </w:r>
+      <w:r>
+        <w:t xml:space="preserve">. </w:t>
+      </w:r>
+      <w:r>
+        <w:t>GIẢ THUYẾT KHOA HỌC</w:t>
+      </w:r>
+    </w:p>
+    <w:p>
+      <w:pPr>
+        <w:spacing w:line="276" w:lineRule="auto"/>
+        <w:ind w:firstLine="720"/>
+      </w:pPr>
+      <w:r>
+        <w:t>Đây là một ứng dụng kết hợp trí tuệ nhân tạo (AI) để giúp các bé từ 3 đến 7 tuổi – bao gồm cả trẻ mầm non và trẻ mắc chứng tự kỷ mức độ nhẹ  có thể vừa học, vừa chơi, lại vừa vận động. Điểm nhấn của ứng dụng chính là việc lồng ghép trò chơi dân gian Việt Nam, tiêu biểu là "Ô Ăn Quan". Với định hướng kết hợp giữa công nghệ hiện đại và giá trị truyền thống, đề tài không chỉ góp phần đổi mới phương pháp giáo dục cho trẻ em, mà còn mang ý nghĩa xã hội sâu sắc khi thúc đẩy một môi trường học tập toàn diện, bình đẳng và giàu bản sắc Việt Nam.</w:t>
+      </w:r>
+    </w:p>
+    <w:p/>
+    <w:p>
+      <w:pPr>
+        <w:tabs>
+          <w:tab w:val="left" w:pos="851"/>
+          <w:tab w:val="left" w:pos="993"/>
+        </w:tabs>
+        <w:spacing w:after="0" w:line="276" w:lineRule="auto"/>
+        <w:ind w:left="357" w:firstLine="0"/>
+        <w:rPr>
+          <w:szCs w:val="26"/>
+        </w:rPr>
+      </w:pPr>
+    </w:p>
+    <w:p>
+      <w:pPr>
         <w:tabs>
           <w:tab w:val="left" w:pos="851"/>
           <w:tab w:val="left" w:pos="993"/>
@@ -5833,36 +5886,36 @@
     </w:p>
     <w:p>
       <w:pPr>
-        <w:pStyle w:val="Heading1"/>
+        <w:pStyle w:val="u1"/>
         <w:spacing w:before="0" w:line="276" w:lineRule="auto"/>
         <w:jc w:val="center"/>
         <w:rPr>
           <w:color w:val="385623" w:themeColor="accent6" w:themeShade="80"/>
         </w:rPr>
       </w:pPr>
-      <w:bookmarkStart w:id="7" w:name="_Toc204021704"/>
+      <w:bookmarkStart w:id="6" w:name="_Toc207530892"/>
       <w:r>
         <w:rPr>
           <w:color w:val="385623" w:themeColor="accent6" w:themeShade="80"/>
         </w:rPr>
         <w:t>CHƯƠNG 1. KẾ HOẠCH VÀ PHƯƠNG PHÁP NGHIÊN CỨU</w:t>
       </w:r>
-      <w:bookmarkEnd w:id="7"/>
-    </w:p>
-    <w:p>
-      <w:pPr>
-        <w:pStyle w:val="Heading2"/>
+      <w:bookmarkEnd w:id="6"/>
+    </w:p>
+    <w:p>
+      <w:pPr>
+        <w:pStyle w:val="u2"/>
         <w:numPr>
           <w:ilvl w:val="1"/>
           <w:numId w:val="14"/>
         </w:numPr>
         <w:spacing w:before="0" w:line="276" w:lineRule="auto"/>
       </w:pPr>
-      <w:bookmarkStart w:id="8" w:name="_Toc204021705"/>
+      <w:bookmarkStart w:id="7" w:name="_Toc207530893"/>
       <w:r>
         <w:t>Kế hoạch nghiên cứu</w:t>
       </w:r>
-      <w:bookmarkEnd w:id="8"/>
+      <w:bookmarkEnd w:id="7"/>
     </w:p>
     <w:tbl>
       <w:tblPr>
@@ -7281,14 +7334,14 @@
     </w:tbl>
     <w:p>
       <w:pPr>
-        <w:pStyle w:val="Caption"/>
+        <w:pStyle w:val="Chuthich"/>
         <w:jc w:val="center"/>
         <w:rPr>
           <w:sz w:val="22"/>
           <w:szCs w:val="22"/>
         </w:rPr>
       </w:pPr>
-      <w:bookmarkStart w:id="9" w:name="_Toc203490938"/>
+      <w:bookmarkStart w:id="8" w:name="_Toc203490938"/>
       <w:r>
         <w:rPr>
           <w:sz w:val="22"/>
@@ -7340,25 +7393,25 @@
         </w:rPr>
         <w:t>: Kế hoạch nghiên cứu</w:t>
       </w:r>
+      <w:bookmarkEnd w:id="8"/>
+    </w:p>
+    <w:p>
+      <w:pPr>
+        <w:pStyle w:val="u2"/>
+        <w:spacing w:before="0" w:line="276" w:lineRule="auto"/>
+      </w:pPr>
+      <w:bookmarkStart w:id="9" w:name="_Toc207530894"/>
+      <w:r>
+        <w:t xml:space="preserve">1.2. </w:t>
+      </w:r>
+      <w:r>
+        <w:t>Phương pháp nghiên cứu</w:t>
+      </w:r>
       <w:bookmarkEnd w:id="9"/>
     </w:p>
     <w:p>
       <w:pPr>
-        <w:pStyle w:val="Heading2"/>
-        <w:spacing w:before="0" w:line="276" w:lineRule="auto"/>
-      </w:pPr>
-      <w:bookmarkStart w:id="10" w:name="_Toc204021706"/>
-      <w:r>
-        <w:t xml:space="preserve">1.2. </w:t>
-      </w:r>
-      <w:r>
-        <w:t>Phương pháp nghiên cứu</w:t>
-      </w:r>
-      <w:bookmarkEnd w:id="10"/>
-    </w:p>
-    <w:p>
-      <w:pPr>
-        <w:pStyle w:val="Heading3"/>
+        <w:pStyle w:val="u3"/>
         <w:numPr>
           <w:ilvl w:val="0"/>
           <w:numId w:val="0"/>
@@ -7485,7 +7538,6 @@
           <w:b/>
           <w:szCs w:val="26"/>
         </w:rPr>
-        <w:lastRenderedPageBreak/>
         <w:t xml:space="preserve">Nghiên cứu vai trò giáo dục của trò chơi dân gian Ô </w:t>
       </w:r>
       <w:r>
@@ -7556,7 +7608,7 @@
     </w:p>
     <w:p>
       <w:pPr>
-        <w:pStyle w:val="Heading3"/>
+        <w:pStyle w:val="u3"/>
         <w:numPr>
           <w:ilvl w:val="2"/>
           <w:numId w:val="15"/>
@@ -7564,6 +7616,7 @@
         <w:spacing w:before="0" w:after="0" w:line="276" w:lineRule="auto"/>
       </w:pPr>
       <w:r>
+        <w:lastRenderedPageBreak/>
         <w:t>Nhóm phương pháp nghiên cứu thực tế.</w:t>
       </w:r>
     </w:p>
@@ -7588,7 +7641,7 @@
     </w:p>
     <w:p>
       <w:pPr>
-        <w:pStyle w:val="ListParagraph"/>
+        <w:pStyle w:val="oancuaDanhsach"/>
         <w:numPr>
           <w:ilvl w:val="0"/>
           <w:numId w:val="13"/>
@@ -7618,7 +7671,7 @@
     </w:p>
     <w:p>
       <w:pPr>
-        <w:pStyle w:val="ListParagraph"/>
+        <w:pStyle w:val="oancuaDanhsach"/>
         <w:tabs>
           <w:tab w:val="left" w:pos="851"/>
           <w:tab w:val="left" w:pos="993"/>
@@ -7632,39 +7685,39 @@
     </w:p>
     <w:p>
       <w:pPr>
-        <w:pStyle w:val="Heading1"/>
+        <w:pStyle w:val="u1"/>
         <w:spacing w:before="0" w:line="276" w:lineRule="auto"/>
         <w:jc w:val="center"/>
         <w:rPr>
           <w:color w:val="385623" w:themeColor="accent6" w:themeShade="80"/>
         </w:rPr>
       </w:pPr>
-      <w:bookmarkStart w:id="11" w:name="_Toc204021707"/>
+      <w:bookmarkStart w:id="10" w:name="_Toc207530895"/>
       <w:r>
         <w:rPr>
           <w:color w:val="385623" w:themeColor="accent6" w:themeShade="80"/>
         </w:rPr>
         <w:t>CHƯƠNG 2: PHÂN TÍCH THỰC TRẠNG</w:t>
       </w:r>
+      <w:bookmarkEnd w:id="10"/>
+    </w:p>
+    <w:p>
+      <w:pPr>
+        <w:pStyle w:val="u2"/>
+        <w:spacing w:before="0" w:line="276" w:lineRule="auto"/>
+      </w:pPr>
+      <w:bookmarkStart w:id="11" w:name="_Toc207530896"/>
+      <w:r>
+        <w:t xml:space="preserve">2.1. </w:t>
+      </w:r>
+      <w:r>
+        <w:t>Thực trạng học tập và hành vi của trẻ em từ 3 đến 7 tuổi</w:t>
+      </w:r>
       <w:bookmarkEnd w:id="11"/>
     </w:p>
     <w:p>
       <w:pPr>
-        <w:pStyle w:val="Heading2"/>
-        <w:spacing w:before="0" w:line="276" w:lineRule="auto"/>
-      </w:pPr>
-      <w:bookmarkStart w:id="12" w:name="_Toc204021708"/>
-      <w:r>
-        <w:t xml:space="preserve">2.1. </w:t>
-      </w:r>
-      <w:r>
-        <w:t>Thực trạng học tập và hành vi của trẻ em từ 3 đến 7 tuổi</w:t>
-      </w:r>
-      <w:bookmarkEnd w:id="12"/>
-    </w:p>
-    <w:p>
-      <w:pPr>
-        <w:pStyle w:val="Heading3"/>
+        <w:pStyle w:val="u3"/>
         <w:numPr>
           <w:ilvl w:val="0"/>
           <w:numId w:val="0"/>
@@ -7699,7 +7752,7 @@
     </w:p>
     <w:p>
       <w:pPr>
-        <w:pStyle w:val="Heading3"/>
+        <w:pStyle w:val="u3"/>
         <w:numPr>
           <w:ilvl w:val="2"/>
           <w:numId w:val="16"/>
@@ -7727,7 +7780,7 @@
     </w:p>
     <w:p>
       <w:pPr>
-        <w:pStyle w:val="Heading3"/>
+        <w:pStyle w:val="u3"/>
         <w:numPr>
           <w:ilvl w:val="2"/>
           <w:numId w:val="16"/>
@@ -7758,22 +7811,22 @@
     </w:p>
     <w:p>
       <w:pPr>
-        <w:pStyle w:val="Heading2"/>
+        <w:pStyle w:val="u2"/>
         <w:spacing w:before="0" w:line="276" w:lineRule="auto"/>
         <w:ind w:left="361"/>
       </w:pPr>
-      <w:bookmarkStart w:id="13" w:name="_Toc204021709"/>
+      <w:bookmarkStart w:id="12" w:name="_Toc207530897"/>
       <w:r>
         <w:t xml:space="preserve">2.2. </w:t>
       </w:r>
       <w:r>
         <w:t>Thực trạng môi trường học tập và phương pháp giảng dạy hiện nay</w:t>
       </w:r>
-      <w:bookmarkEnd w:id="13"/>
-    </w:p>
-    <w:p>
-      <w:pPr>
-        <w:pStyle w:val="Heading3"/>
+      <w:bookmarkEnd w:id="12"/>
+    </w:p>
+    <w:p>
+      <w:pPr>
+        <w:pStyle w:val="u3"/>
         <w:numPr>
           <w:ilvl w:val="0"/>
           <w:numId w:val="0"/>
@@ -7823,13 +7876,12 @@
         <w:rPr>
           <w:szCs w:val="26"/>
         </w:rPr>
-        <w:lastRenderedPageBreak/>
         <w:t>Trung bình mỗi ngày trẻ chỉ có khoảng 15–20 phút hoạt động vận động có định hướng, trong khi thời lượng dành cho các hoạt động học tĩnh chiếm đến 60–70%. Điều này đi ngược lại với đặc điểm phát triển thể chất – tâm lý của trẻ mầm non” (Viện Nghiên cứu Phát triển Giáo dục Trẻ nhỏ, 2025).</w:t>
       </w:r>
     </w:p>
     <w:p>
       <w:pPr>
-        <w:pStyle w:val="Heading3"/>
+        <w:pStyle w:val="u3"/>
         <w:numPr>
           <w:ilvl w:val="0"/>
           <w:numId w:val="0"/>
@@ -7860,12 +7912,19 @@
         <w:rPr>
           <w:szCs w:val="26"/>
         </w:rPr>
-        <w:t>Ngoài môi trường học tập hạn chế, một thực trạng đáng báo động là sự thiếu quan tâm của phụ huynh đối với các hoạt động vui chơi của trẻ. Nhiều bậc cha mẹ bận rộn, không có thời gian tương tác cùng con, nên để trẻ giải trí bằng các trò chơi điện tử mang tính thụ động. Theo Báo cáo Hành vi Trẻ em Việt Nam năm 2025 (Viện Tâm lý học Phát triển Trẻ em, 2025), có đến 68% trẻ trong độ tuổi 3–7 dành trên 2 giờ mỗi ngày để sử dụng thiết bị điện tử, trong khi chỉ 20% trẻ được tham gia hoạt động vận động ngoài trời thường xuyên.</w:t>
-      </w:r>
-    </w:p>
-    <w:p>
-      <w:pPr>
-        <w:pStyle w:val="Heading3"/>
+        <w:t xml:space="preserve">Ngoài môi trường học tập hạn chế, một thực trạng đáng báo động là sự thiếu quan tâm của phụ huynh đối với các hoạt động vui chơi của trẻ. Nhiều bậc cha mẹ bận rộn, không </w:t>
+      </w:r>
+      <w:r>
+        <w:rPr>
+          <w:szCs w:val="26"/>
+        </w:rPr>
+        <w:lastRenderedPageBreak/>
+        <w:t>có thời gian tương tác cùng con, nên để trẻ giải trí bằng các trò chơi điện tử mang tính thụ động. Theo Báo cáo Hành vi Trẻ em Việt Nam năm 2025 (Viện Tâm lý học Phát triển Trẻ em, 2025), có đến 68% trẻ trong độ tuổi 3–7 dành trên 2 giờ mỗi ngày để sử dụng thiết bị điện tử, trong khi chỉ 20% trẻ được tham gia hoạt động vận động ngoài trời thường xuyên.</w:t>
+      </w:r>
+    </w:p>
+    <w:p>
+      <w:pPr>
+        <w:pStyle w:val="u3"/>
         <w:numPr>
           <w:ilvl w:val="2"/>
           <w:numId w:val="17"/>
@@ -7897,17 +7956,17 @@
     </w:p>
     <w:p>
       <w:pPr>
-        <w:pStyle w:val="Heading2"/>
+        <w:pStyle w:val="u2"/>
         <w:tabs>
           <w:tab w:val="left" w:pos="360"/>
         </w:tabs>
         <w:spacing w:before="0" w:line="276" w:lineRule="auto"/>
       </w:pPr>
-      <w:bookmarkStart w:id="14" w:name="_Toc204021710"/>
+      <w:bookmarkStart w:id="13" w:name="_Toc207530898"/>
       <w:r>
         <w:t>Đánh giá thực trạng</w:t>
       </w:r>
-      <w:bookmarkEnd w:id="14"/>
+      <w:bookmarkEnd w:id="13"/>
     </w:p>
     <w:p>
       <w:pPr>
@@ -7965,7 +8024,7 @@
     </w:p>
     <w:p>
       <w:pPr>
-        <w:pStyle w:val="Heading1"/>
+        <w:pStyle w:val="u1"/>
         <w:numPr>
           <w:ilvl w:val="0"/>
           <w:numId w:val="0"/>
@@ -7979,7 +8038,7 @@
           <w:szCs w:val="26"/>
         </w:rPr>
       </w:pPr>
-      <w:bookmarkStart w:id="15" w:name="_Toc204021711"/>
+      <w:bookmarkStart w:id="14" w:name="_Toc207530899"/>
       <w:r>
         <w:rPr>
           <w:color w:val="385623" w:themeColor="accent6" w:themeShade="80"/>
@@ -8019,26 +8078,26 @@
       <w:r>
         <w:t xml:space="preserve"> NHẬN XÉT TÁC ĐỘNG CỦA GIẢI PHÁP</w:t>
       </w:r>
-      <w:bookmarkEnd w:id="15"/>
-    </w:p>
-    <w:p>
-      <w:pPr>
-        <w:pStyle w:val="Heading2"/>
+      <w:bookmarkEnd w:id="14"/>
+    </w:p>
+    <w:p>
+      <w:pPr>
+        <w:pStyle w:val="u2"/>
         <w:spacing w:before="0" w:line="276" w:lineRule="auto"/>
         <w:ind w:left="0"/>
       </w:pPr>
-      <w:bookmarkStart w:id="16" w:name="_Toc204021712"/>
+      <w:bookmarkStart w:id="15" w:name="_Toc207530900"/>
       <w:r>
         <w:t xml:space="preserve">3.1. </w:t>
       </w:r>
       <w:r>
         <w:t>Các yếu tố ảnh hưởng đến thực trạng việc học tập của trẻ</w:t>
       </w:r>
-      <w:bookmarkEnd w:id="16"/>
-    </w:p>
-    <w:p>
-      <w:pPr>
-        <w:pStyle w:val="ListParagraph"/>
+      <w:bookmarkEnd w:id="15"/>
+    </w:p>
+    <w:p>
+      <w:pPr>
+        <w:pStyle w:val="oancuaDanhsach"/>
         <w:numPr>
           <w:ilvl w:val="0"/>
           <w:numId w:val="18"/>
@@ -8078,7 +8137,7 @@
     </w:p>
     <w:p>
       <w:pPr>
-        <w:pStyle w:val="ListParagraph"/>
+        <w:pStyle w:val="oancuaDanhsach"/>
         <w:numPr>
           <w:ilvl w:val="0"/>
           <w:numId w:val="18"/>
@@ -8104,7 +8163,7 @@
     </w:p>
     <w:p>
       <w:pPr>
-        <w:pStyle w:val="ListParagraph"/>
+        <w:pStyle w:val="oancuaDanhsach"/>
         <w:numPr>
           <w:ilvl w:val="0"/>
           <w:numId w:val="18"/>
@@ -8130,7 +8189,7 @@
     </w:p>
     <w:p>
       <w:pPr>
-        <w:pStyle w:val="ListParagraph"/>
+        <w:pStyle w:val="oancuaDanhsach"/>
         <w:numPr>
           <w:ilvl w:val="0"/>
           <w:numId w:val="18"/>
@@ -8156,7 +8215,7 @@
     </w:p>
     <w:p>
       <w:pPr>
-        <w:pStyle w:val="ListParagraph"/>
+        <w:pStyle w:val="oancuaDanhsach"/>
         <w:numPr>
           <w:ilvl w:val="0"/>
           <w:numId w:val="18"/>
@@ -8182,22 +8241,22 @@
     </w:p>
     <w:p>
       <w:pPr>
-        <w:pStyle w:val="Heading2"/>
+        <w:pStyle w:val="u2"/>
         <w:spacing w:before="0" w:line="276" w:lineRule="auto"/>
         <w:ind w:left="0"/>
       </w:pPr>
-      <w:bookmarkStart w:id="17" w:name="_Toc204021713"/>
+      <w:bookmarkStart w:id="16" w:name="_Toc207530901"/>
       <w:r>
         <w:t xml:space="preserve">3.2. </w:t>
       </w:r>
       <w:r>
         <w:t>Đánh giá, nhận xét tác động của giải pháp</w:t>
       </w:r>
-      <w:bookmarkEnd w:id="17"/>
-    </w:p>
-    <w:p>
-      <w:pPr>
-        <w:pStyle w:val="ListParagraph"/>
+      <w:bookmarkEnd w:id="16"/>
+    </w:p>
+    <w:p>
+      <w:pPr>
+        <w:pStyle w:val="oancuaDanhsach"/>
         <w:numPr>
           <w:ilvl w:val="0"/>
           <w:numId w:val="41"/>
@@ -8229,7 +8288,7 @@
     </w:p>
     <w:p>
       <w:pPr>
-        <w:pStyle w:val="ListParagraph"/>
+        <w:pStyle w:val="oancuaDanhsach"/>
         <w:numPr>
           <w:ilvl w:val="0"/>
           <w:numId w:val="41"/>
@@ -8261,7 +8320,7 @@
     </w:p>
     <w:p>
       <w:pPr>
-        <w:pStyle w:val="ListParagraph"/>
+        <w:pStyle w:val="oancuaDanhsach"/>
         <w:numPr>
           <w:ilvl w:val="0"/>
           <w:numId w:val="41"/>
@@ -8282,7 +8341,6 @@
           <w:bCs/>
           <w:szCs w:val="26"/>
         </w:rPr>
-        <w:lastRenderedPageBreak/>
         <w:t>Rèn luyện tư duy:</w:t>
       </w:r>
       <w:r>
@@ -8294,7 +8352,7 @@
     </w:p>
     <w:p>
       <w:pPr>
-        <w:pStyle w:val="ListParagraph"/>
+        <w:pStyle w:val="oancuaDanhsach"/>
         <w:numPr>
           <w:ilvl w:val="0"/>
           <w:numId w:val="41"/>
@@ -8326,7 +8384,7 @@
     </w:p>
     <w:p>
       <w:pPr>
-        <w:pStyle w:val="ListParagraph"/>
+        <w:pStyle w:val="oancuaDanhsach"/>
         <w:numPr>
           <w:ilvl w:val="0"/>
           <w:numId w:val="41"/>
@@ -8358,7 +8416,7 @@
     </w:p>
     <w:p>
       <w:pPr>
-        <w:pStyle w:val="ListParagraph"/>
+        <w:pStyle w:val="oancuaDanhsach"/>
         <w:numPr>
           <w:ilvl w:val="0"/>
           <w:numId w:val="41"/>
@@ -8379,6 +8437,7 @@
           <w:bCs/>
           <w:szCs w:val="26"/>
         </w:rPr>
+        <w:lastRenderedPageBreak/>
         <w:t>Thúc đẩy tương tác xã hội:</w:t>
       </w:r>
       <w:r>
@@ -8390,7 +8449,7 @@
     </w:p>
     <w:p>
       <w:pPr>
-        <w:pStyle w:val="ListParagraph"/>
+        <w:pStyle w:val="oancuaDanhsach"/>
         <w:tabs>
           <w:tab w:val="center" w:pos="4320"/>
           <w:tab w:val="right" w:pos="8640"/>
@@ -8404,7 +8463,7 @@
     </w:p>
     <w:p>
       <w:pPr>
-        <w:pStyle w:val="Heading1"/>
+        <w:pStyle w:val="u1"/>
         <w:numPr>
           <w:ilvl w:val="0"/>
           <w:numId w:val="0"/>
@@ -8416,30 +8475,30 @@
           <w:color w:val="385623" w:themeColor="accent6" w:themeShade="80"/>
         </w:rPr>
       </w:pPr>
-      <w:bookmarkStart w:id="18" w:name="_Toc204021714"/>
+      <w:bookmarkStart w:id="17" w:name="_Toc207530902"/>
       <w:r>
         <w:rPr>
           <w:color w:val="385623" w:themeColor="accent6" w:themeShade="80"/>
         </w:rPr>
         <w:t>CHƯƠNG 4. THỰC HIỆN GIẢI PHÁP</w:t>
       </w:r>
+      <w:bookmarkEnd w:id="17"/>
+    </w:p>
+    <w:p>
+      <w:pPr>
+        <w:pStyle w:val="u2"/>
+        <w:spacing w:before="0" w:line="276" w:lineRule="auto"/>
+      </w:pPr>
+      <w:bookmarkStart w:id="18" w:name="_heading=h.r6hydf77am" w:colFirst="0" w:colLast="0"/>
+      <w:bookmarkStart w:id="19" w:name="_Toc207530903"/>
       <w:bookmarkEnd w:id="18"/>
-    </w:p>
-    <w:p>
-      <w:pPr>
-        <w:pStyle w:val="Heading2"/>
-        <w:spacing w:before="0" w:line="276" w:lineRule="auto"/>
-      </w:pPr>
-      <w:bookmarkStart w:id="19" w:name="_heading=h.r6hydf77am" w:colFirst="0" w:colLast="0"/>
-      <w:bookmarkStart w:id="20" w:name="_Toc204021715"/>
+      <w:r>
+        <w:t xml:space="preserve">4.1. </w:t>
+      </w:r>
+      <w:r>
+        <w:t>Mô tả tổng quan giải pháp</w:t>
+      </w:r>
       <w:bookmarkEnd w:id="19"/>
-      <w:r>
-        <w:t xml:space="preserve">4.1. </w:t>
-      </w:r>
-      <w:r>
-        <w:t>Mô tả tổng quan giải pháp</w:t>
-      </w:r>
-      <w:bookmarkEnd w:id="20"/>
     </w:p>
     <w:p>
       <w:pPr>
@@ -8744,17 +8803,17 @@
     </w:p>
     <w:p>
       <w:pPr>
-        <w:pStyle w:val="Heading2"/>
+        <w:pStyle w:val="u2"/>
         <w:spacing w:before="0" w:line="276" w:lineRule="auto"/>
       </w:pPr>
-      <w:bookmarkStart w:id="21" w:name="_Toc204021716"/>
+      <w:bookmarkStart w:id="20" w:name="_Toc207530904"/>
       <w:r>
         <w:t xml:space="preserve">4.2. </w:t>
       </w:r>
       <w:r>
         <w:t>Mô hình giải pháp</w:t>
       </w:r>
-      <w:bookmarkEnd w:id="21"/>
+      <w:bookmarkEnd w:id="20"/>
       <w:r>
         <w:t xml:space="preserve"> </w:t>
       </w:r>
@@ -8771,8 +8830,8 @@
           <w:szCs w:val="26"/>
         </w:rPr>
       </w:pPr>
-      <w:bookmarkStart w:id="22" w:name="_heading=h.tuzc9w292ne1" w:colFirst="0" w:colLast="0"/>
-      <w:bookmarkEnd w:id="22"/>
+      <w:bookmarkStart w:id="21" w:name="_heading=h.tuzc9w292ne1" w:colFirst="0" w:colLast="0"/>
+      <w:bookmarkEnd w:id="21"/>
       <w:r>
         <w:rPr>
           <w:szCs w:val="26"/>
@@ -8940,29 +8999,29 @@
         <w:spacing w:after="0" w:line="276" w:lineRule="auto"/>
         <w:ind w:firstLine="0"/>
       </w:pPr>
-      <w:bookmarkStart w:id="23" w:name="_heading=h.cnf56usanh1" w:colFirst="0" w:colLast="0"/>
+      <w:bookmarkStart w:id="22" w:name="_heading=h.cnf56usanh1" w:colFirst="0" w:colLast="0"/>
+      <w:bookmarkEnd w:id="22"/>
+    </w:p>
+    <w:p>
+      <w:pPr>
+        <w:pStyle w:val="u2"/>
+        <w:spacing w:before="0" w:line="276" w:lineRule="auto"/>
+      </w:pPr>
+      <w:bookmarkStart w:id="23" w:name="_Toc207530905"/>
+      <w:r>
+        <w:t xml:space="preserve">4.3. Các </w:t>
+      </w:r>
+      <w:r>
+        <w:t>công cụ sử dụng</w:t>
+      </w:r>
+      <w:r>
+        <w:t xml:space="preserve"> để thực hiện giải pháp</w:t>
+      </w:r>
       <w:bookmarkEnd w:id="23"/>
     </w:p>
     <w:p>
       <w:pPr>
-        <w:pStyle w:val="Heading2"/>
-        <w:spacing w:before="0" w:line="276" w:lineRule="auto"/>
-      </w:pPr>
-      <w:bookmarkStart w:id="24" w:name="_Toc204021717"/>
-      <w:r>
-        <w:t xml:space="preserve">4.3. Các </w:t>
-      </w:r>
-      <w:r>
-        <w:t>công cụ sử dụng</w:t>
-      </w:r>
-      <w:r>
-        <w:t xml:space="preserve"> để thực hiện giải pháp</w:t>
-      </w:r>
-      <w:bookmarkEnd w:id="24"/>
-    </w:p>
-    <w:p>
-      <w:pPr>
-        <w:pStyle w:val="ListParagraph"/>
+        <w:pStyle w:val="oancuaDanhsach"/>
         <w:numPr>
           <w:ilvl w:val="0"/>
           <w:numId w:val="24"/>
@@ -8972,8 +9031,8 @@
           <w:b/>
         </w:rPr>
       </w:pPr>
-      <w:bookmarkStart w:id="25" w:name="_heading=h.7acpg9tcqcyf" w:colFirst="0" w:colLast="0"/>
-      <w:bookmarkEnd w:id="25"/>
+      <w:bookmarkStart w:id="24" w:name="_heading=h.7acpg9tcqcyf" w:colFirst="0" w:colLast="0"/>
+      <w:bookmarkEnd w:id="24"/>
       <w:r>
         <w:rPr>
           <w:b/>
@@ -9035,7 +9094,7 @@
     </w:p>
     <w:p>
       <w:pPr>
-        <w:pStyle w:val="ListParagraph"/>
+        <w:pStyle w:val="oancuaDanhsach"/>
         <w:numPr>
           <w:ilvl w:val="0"/>
           <w:numId w:val="24"/>
@@ -9046,8 +9105,8 @@
           <w:szCs w:val="26"/>
         </w:rPr>
       </w:pPr>
-      <w:bookmarkStart w:id="26" w:name="_heading=h.al9yfa7bil0e" w:colFirst="0" w:colLast="0"/>
-      <w:bookmarkEnd w:id="26"/>
+      <w:bookmarkStart w:id="25" w:name="_heading=h.al9yfa7bil0e" w:colFirst="0" w:colLast="0"/>
+      <w:bookmarkEnd w:id="25"/>
       <w:r>
         <w:rPr>
           <w:b/>
@@ -9073,7 +9132,6 @@
           <w:b/>
           <w:szCs w:val="26"/>
         </w:rPr>
-        <w:lastRenderedPageBreak/>
         <w:t>MediaPipe (Google):</w:t>
       </w:r>
       <w:r>
@@ -9111,7 +9169,7 @@
     </w:p>
     <w:p>
       <w:pPr>
-        <w:pStyle w:val="ListParagraph"/>
+        <w:pStyle w:val="oancuaDanhsach"/>
         <w:numPr>
           <w:ilvl w:val="0"/>
           <w:numId w:val="28"/>
@@ -9122,8 +9180,8 @@
           <w:szCs w:val="26"/>
         </w:rPr>
       </w:pPr>
-      <w:bookmarkStart w:id="27" w:name="_heading=h.rf5kkzv1e68r" w:colFirst="0" w:colLast="0"/>
-      <w:bookmarkEnd w:id="27"/>
+      <w:bookmarkStart w:id="26" w:name="_heading=h.rf5kkzv1e68r" w:colFirst="0" w:colLast="0"/>
+      <w:bookmarkEnd w:id="26"/>
       <w:r>
         <w:rPr>
           <w:b/>
@@ -9186,7 +9244,7 @@
     </w:p>
     <w:p>
       <w:pPr>
-        <w:pStyle w:val="ListParagraph"/>
+        <w:pStyle w:val="oancuaDanhsach"/>
         <w:numPr>
           <w:ilvl w:val="0"/>
           <w:numId w:val="27"/>
@@ -9197,13 +9255,14 @@
           <w:szCs w:val="26"/>
         </w:rPr>
       </w:pPr>
-      <w:bookmarkStart w:id="28" w:name="_heading=h.qtug4phiecz" w:colFirst="0" w:colLast="0"/>
-      <w:bookmarkEnd w:id="28"/>
-      <w:r>
-        <w:rPr>
-          <w:b/>
-          <w:szCs w:val="26"/>
-        </w:rPr>
+      <w:bookmarkStart w:id="27" w:name="_heading=h.qtug4phiecz" w:colFirst="0" w:colLast="0"/>
+      <w:bookmarkEnd w:id="27"/>
+      <w:r>
+        <w:rPr>
+          <w:b/>
+          <w:szCs w:val="26"/>
+        </w:rPr>
+        <w:lastRenderedPageBreak/>
         <w:t>Môi trường phát triển và kiểm thử</w:t>
       </w:r>
     </w:p>
@@ -9235,7 +9294,7 @@
     </w:p>
     <w:p>
       <w:pPr>
-        <w:pStyle w:val="ListParagraph"/>
+        <w:pStyle w:val="oancuaDanhsach"/>
         <w:numPr>
           <w:ilvl w:val="0"/>
           <w:numId w:val="29"/>
@@ -9246,8 +9305,8 @@
           <w:szCs w:val="26"/>
         </w:rPr>
       </w:pPr>
-      <w:bookmarkStart w:id="29" w:name="_heading=h.4b8ab1r7823b" w:colFirst="0" w:colLast="0"/>
-      <w:bookmarkEnd w:id="29"/>
+      <w:bookmarkStart w:id="28" w:name="_heading=h.4b8ab1r7823b" w:colFirst="0" w:colLast="0"/>
+      <w:bookmarkEnd w:id="28"/>
       <w:r>
         <w:rPr>
           <w:b/>
@@ -9284,10 +9343,10 @@
     </w:p>
     <w:p>
       <w:pPr>
-        <w:pStyle w:val="Heading2"/>
+        <w:pStyle w:val="u2"/>
         <w:spacing w:before="0" w:line="276" w:lineRule="auto"/>
       </w:pPr>
-      <w:bookmarkStart w:id="30" w:name="_Toc204021718"/>
+      <w:bookmarkStart w:id="29" w:name="_Toc207530906"/>
       <w:r>
         <w:t>4.</w:t>
       </w:r>
@@ -9300,25 +9359,25 @@
       <w:r>
         <w:t>Thuyết minh nguyên lý hoạt động</w:t>
       </w:r>
-      <w:bookmarkEnd w:id="30"/>
-    </w:p>
-    <w:p>
-      <w:pPr>
-        <w:pStyle w:val="Heading3"/>
+      <w:bookmarkEnd w:id="29"/>
+    </w:p>
+    <w:p>
+      <w:pPr>
+        <w:pStyle w:val="u3"/>
         <w:numPr>
           <w:ilvl w:val="2"/>
           <w:numId w:val="40"/>
         </w:numPr>
         <w:spacing w:before="0" w:after="0" w:line="276" w:lineRule="auto"/>
         <w:rPr>
-          <w:rStyle w:val="Heading4Char"/>
+          <w:rStyle w:val="u4Char"/>
           <w:rFonts w:ascii="Times New Roman" w:hAnsi="Times New Roman"/>
           <w:i w:val="0"/>
           <w:iCs w:val="0"/>
         </w:rPr>
       </w:pPr>
-      <w:bookmarkStart w:id="31" w:name="_heading=h.946vg7eegyih" w:colFirst="0" w:colLast="0"/>
-      <w:bookmarkEnd w:id="31"/>
+      <w:bookmarkStart w:id="30" w:name="_heading=h.946vg7eegyih" w:colFirst="0" w:colLast="0"/>
+      <w:bookmarkEnd w:id="30"/>
       <w:r>
         <w:t>Cơ chế hoạt động tổng quan</w:t>
       </w:r>
@@ -9390,7 +9449,7 @@
           <w:szCs w:val="26"/>
         </w:rPr>
         <w:drawing>
-          <wp:inline distT="0" distB="0" distL="0" distR="0" wp14:anchorId="1F96D229" wp14:editId="4C2C0083">
+          <wp:inline distT="0" distB="0" distL="0" distR="0" wp14:anchorId="1F96D229" wp14:editId="6948D5EE">
             <wp:extent cx="5005449" cy="1598296"/>
             <wp:effectExtent l="0" t="0" r="5080" b="1905"/>
             <wp:docPr id="1119849841" name="Picture 1"/>
@@ -9434,7 +9493,7 @@
     </w:p>
     <w:p>
       <w:pPr>
-        <w:pStyle w:val="Caption"/>
+        <w:pStyle w:val="Chuthich"/>
         <w:spacing w:after="0" w:line="276" w:lineRule="auto"/>
         <w:jc w:val="center"/>
         <w:rPr>
@@ -9443,8 +9502,8 @@
           <w:lang w:val="en-US"/>
         </w:rPr>
       </w:pPr>
-      <w:bookmarkStart w:id="32" w:name="_Toc203332251"/>
-      <w:bookmarkStart w:id="33" w:name="_Toc204021728"/>
+      <w:bookmarkStart w:id="31" w:name="_Toc203332251"/>
+      <w:bookmarkStart w:id="32" w:name="_Toc204021728"/>
       <w:r>
         <w:rPr>
           <w:sz w:val="24"/>
@@ -9512,12 +9571,12 @@
         </w:rPr>
         <w:t xml:space="preserve"> hoạt động</w:t>
       </w:r>
+      <w:bookmarkEnd w:id="31"/>
       <w:bookmarkEnd w:id="32"/>
-      <w:bookmarkEnd w:id="33"/>
-    </w:p>
-    <w:p>
-      <w:pPr>
-        <w:pStyle w:val="Heading3"/>
+    </w:p>
+    <w:p>
+      <w:pPr>
+        <w:pStyle w:val="u3"/>
         <w:numPr>
           <w:ilvl w:val="2"/>
           <w:numId w:val="40"/>
@@ -9593,7 +9652,7 @@
     </w:p>
     <w:p>
       <w:pPr>
-        <w:pStyle w:val="Caption"/>
+        <w:pStyle w:val="Chuthich"/>
         <w:spacing w:after="0" w:line="276" w:lineRule="auto"/>
         <w:jc w:val="center"/>
         <w:rPr>
@@ -9602,8 +9661,8 @@
           <w:szCs w:val="32"/>
         </w:rPr>
       </w:pPr>
-      <w:bookmarkStart w:id="34" w:name="_Toc203332252"/>
-      <w:bookmarkStart w:id="35" w:name="_Toc204021729"/>
+      <w:bookmarkStart w:id="33" w:name="_Toc203332252"/>
+      <w:bookmarkStart w:id="34" w:name="_Toc204021729"/>
       <w:r>
         <w:rPr>
           <w:sz w:val="22"/>
@@ -9655,12 +9714,12 @@
         </w:rPr>
         <w:t>: Các bước hoạt động của mô hình</w:t>
       </w:r>
+      <w:bookmarkEnd w:id="33"/>
       <w:bookmarkEnd w:id="34"/>
-      <w:bookmarkEnd w:id="35"/>
-    </w:p>
-    <w:p>
-      <w:pPr>
-        <w:pStyle w:val="ListParagraph"/>
+    </w:p>
+    <w:p>
+      <w:pPr>
+        <w:pStyle w:val="oancuaDanhsach"/>
         <w:numPr>
           <w:ilvl w:val="0"/>
           <w:numId w:val="23"/>
@@ -9681,7 +9740,6 @@
           <w:b/>
           <w:szCs w:val="26"/>
         </w:rPr>
-        <w:lastRenderedPageBreak/>
         <w:t>Bước 1: Nhận diện hình ảnh từ Camera</w:t>
       </w:r>
       <w:r>
@@ -9759,7 +9817,7 @@
     </w:p>
     <w:p>
       <w:pPr>
-        <w:pStyle w:val="ListParagraph"/>
+        <w:pStyle w:val="oancuaDanhsach"/>
         <w:numPr>
           <w:ilvl w:val="0"/>
           <w:numId w:val="23"/>
@@ -9809,6 +9867,7 @@
           <w:rFonts w:cs="Times New Roman"/>
           <w:szCs w:val="26"/>
         </w:rPr>
+        <w:lastRenderedPageBreak/>
         <w:t>Dùng MediaPipe để xác định các điểm cơ thể</w:t>
       </w:r>
       <w:r>
@@ -9868,7 +9927,7 @@
                         <w:txbxContent>
                           <w:p>
                             <w:pPr>
-                              <w:pStyle w:val="Caption"/>
+                              <w:pStyle w:val="Chuthich"/>
                               <w:jc w:val="center"/>
                               <w:rPr>
                                 <w:rFonts w:ascii="Times New Roman" w:eastAsiaTheme="minorHAnsi" w:hAnsi="Times New Roman" w:cs="Times New Roman"/>
@@ -9877,8 +9936,8 @@
                                 <w:szCs w:val="32"/>
                               </w:rPr>
                             </w:pPr>
-                            <w:bookmarkStart w:id="36" w:name="_Toc203332253"/>
-                            <w:bookmarkStart w:id="37" w:name="_Toc204021730"/>
+                            <w:bookmarkStart w:id="35" w:name="_Toc203332253"/>
+                            <w:bookmarkStart w:id="36" w:name="_Toc204021730"/>
                             <w:r>
                               <w:rPr>
                                 <w:sz w:val="22"/>
@@ -9946,8 +10005,8 @@
                               </w:rPr>
                               <w:t>hu trình phát triển ứng dụng sử dụng MediaPipe</w:t>
                             </w:r>
+                            <w:bookmarkEnd w:id="35"/>
                             <w:bookmarkEnd w:id="36"/>
-                            <w:bookmarkEnd w:id="37"/>
                           </w:p>
                         </w:txbxContent>
                       </wps:txbx>
@@ -9969,12 +10028,12 @@
                 <v:stroke joinstyle="miter"/>
                 <v:path gradientshapeok="t" o:connecttype="rect"/>
               </v:shapetype>
-              <v:shape id="Text Box 1" o:spid="_x0000_s1026" type="#_x0000_t202" style="position:absolute;left:0;text-align:left;margin-left:100.35pt;margin-top:139.05pt;width:299.25pt;height:.05pt;z-index:251656704;visibility:visible;mso-wrap-style:square;mso-wrap-distance-left:9pt;mso-wrap-distance-top:0;mso-wrap-distance-right:9pt;mso-wrap-distance-bottom:0;mso-position-horizontal:absolute;mso-position-horizontal-relative:text;mso-position-vertical:absolute;mso-position-vertical-relative:text;v-text-anchor:top" o:gfxdata="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" stroked="f">
+              <v:shape id="Text Box 1" o:spid="_x0000_s1026" type="#_x0000_t202" style="position:absolute;left:0;text-align:left;margin-left:100.35pt;margin-top:139.05pt;width:299.25pt;height:.05pt;z-index:251656704;visibility:visible;mso-wrap-style:square;mso-wrap-distance-left:9pt;mso-wrap-distance-top:0;mso-wrap-distance-right:9pt;mso-wrap-distance-bottom:0;mso-position-horizontal:absolute;mso-position-horizontal-relative:text;mso-position-vertical:absolute;mso-position-vertical-relative:text;v-text-anchor:top" o:gfxdata="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" stroked="f">
                 <v:textbox style="mso-fit-shape-to-text:t" inset="0,0,0,0">
                   <w:txbxContent>
                     <w:p>
                       <w:pPr>
-                        <w:pStyle w:val="Caption"/>
+                        <w:pStyle w:val="Chuthich"/>
                         <w:jc w:val="center"/>
                         <w:rPr>
                           <w:rFonts w:ascii="Times New Roman" w:eastAsiaTheme="minorHAnsi" w:hAnsi="Times New Roman" w:cs="Times New Roman"/>
@@ -9983,8 +10042,8 @@
                           <w:szCs w:val="32"/>
                         </w:rPr>
                       </w:pPr>
-                      <w:bookmarkStart w:id="38" w:name="_Toc203332253"/>
-                      <w:bookmarkStart w:id="39" w:name="_Toc204021730"/>
+                      <w:bookmarkStart w:id="37" w:name="_Toc203332253"/>
+                      <w:bookmarkStart w:id="38" w:name="_Toc204021730"/>
                       <w:r>
                         <w:rPr>
                           <w:sz w:val="22"/>
@@ -10052,8 +10111,8 @@
                         </w:rPr>
                         <w:t>hu trình phát triển ứng dụng sử dụng MediaPipe</w:t>
                       </w:r>
+                      <w:bookmarkEnd w:id="37"/>
                       <w:bookmarkEnd w:id="38"/>
-                      <w:bookmarkEnd w:id="39"/>
                     </w:p>
                   </w:txbxContent>
                 </v:textbox>
@@ -10285,7 +10344,7 @@
                         <w:txbxContent>
                           <w:p>
                             <w:pPr>
-                              <w:pStyle w:val="Caption"/>
+                              <w:pStyle w:val="Chuthich"/>
                               <w:jc w:val="center"/>
                               <w:rPr>
                                 <w:rFonts w:ascii="Times New Roman" w:eastAsia="Times New Roman" w:hAnsi="Times New Roman" w:cs="Times New Roman"/>
@@ -10294,7 +10353,7 @@
                                 <w:szCs w:val="32"/>
                               </w:rPr>
                             </w:pPr>
-                            <w:bookmarkStart w:id="40" w:name="_Toc204021731"/>
+                            <w:bookmarkStart w:id="39" w:name="_Toc204021731"/>
                             <w:r>
                               <w:rPr>
                                 <w:sz w:val="22"/>
@@ -10346,7 +10405,7 @@
                               </w:rPr>
                               <w:t>: Nhận diện các điểm trên cơ thể người</w:t>
                             </w:r>
-                            <w:bookmarkEnd w:id="40"/>
+                            <w:bookmarkEnd w:id="39"/>
                           </w:p>
                         </w:txbxContent>
                       </wps:txbx>
@@ -10370,12 +10429,12 @@
           </mc:Choice>
           <mc:Fallback>
             <w:pict>
-              <v:shape w14:anchorId="515E1655" id="_x0000_s1027" type="#_x0000_t202" style="position:absolute;left:0;text-align:left;margin-left:115.25pt;margin-top:200.65pt;width:268.65pt;height:23.65pt;z-index:251659776;visibility:visible;mso-wrap-style:square;mso-width-percent:0;mso-height-percent:0;mso-wrap-distance-left:9pt;mso-wrap-distance-top:0;mso-wrap-distance-right:9pt;mso-wrap-distance-bottom:0;mso-position-horizontal:absolute;mso-position-horizontal-relative:text;mso-position-vertical:absolute;mso-position-vertical-relative:text;mso-width-percent:0;mso-height-percent:0;mso-width-relative:margin;mso-height-relative:margin;v-text-anchor:top" o:gfxdata="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" stroked="f">
+              <v:shape w14:anchorId="515E1655" id="_x0000_s1027" type="#_x0000_t202" style="position:absolute;left:0;text-align:left;margin-left:115.25pt;margin-top:200.65pt;width:268.65pt;height:23.65pt;z-index:251659776;visibility:visible;mso-wrap-style:square;mso-width-percent:0;mso-height-percent:0;mso-wrap-distance-left:9pt;mso-wrap-distance-top:0;mso-wrap-distance-right:9pt;mso-wrap-distance-bottom:0;mso-position-horizontal:absolute;mso-position-horizontal-relative:text;mso-position-vertical:absolute;mso-position-vertical-relative:text;mso-width-percent:0;mso-height-percent:0;mso-width-relative:margin;mso-height-relative:margin;v-text-anchor:top" o:gfxdata="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" stroked="f">
                 <v:textbox inset="0,0,0,0">
                   <w:txbxContent>
                     <w:p>
                       <w:pPr>
-                        <w:pStyle w:val="Caption"/>
+                        <w:pStyle w:val="Chuthich"/>
                         <w:jc w:val="center"/>
                         <w:rPr>
                           <w:rFonts w:ascii="Times New Roman" w:eastAsia="Times New Roman" w:hAnsi="Times New Roman" w:cs="Times New Roman"/>
@@ -10384,7 +10443,7 @@
                           <w:szCs w:val="32"/>
                         </w:rPr>
                       </w:pPr>
-                      <w:bookmarkStart w:id="41" w:name="_Toc204021731"/>
+                      <w:bookmarkStart w:id="40" w:name="_Toc204021731"/>
                       <w:r>
                         <w:rPr>
                           <w:sz w:val="22"/>
@@ -10436,7 +10495,7 @@
                         </w:rPr>
                         <w:t>: Nhận diện các điểm trên cơ thể người</w:t>
                       </w:r>
-                      <w:bookmarkEnd w:id="41"/>
+                      <w:bookmarkEnd w:id="40"/>
                     </w:p>
                   </w:txbxContent>
                 </v:textbox>
@@ -10526,7 +10585,7 @@
     </w:p>
     <w:tbl>
       <w:tblPr>
-        <w:tblStyle w:val="TableGrid"/>
+        <w:tblStyle w:val="LiBang"/>
         <w:tblW w:w="4980" w:type="pct"/>
         <w:tblBorders>
           <w:top w:val="none" w:sz="0" w:space="0" w:color="auto"/>
@@ -10715,7 +10774,7 @@
     </w:tbl>
     <w:p>
       <w:pPr>
-        <w:pStyle w:val="ListParagraph"/>
+        <w:pStyle w:val="oancuaDanhsach"/>
         <w:numPr>
           <w:ilvl w:val="0"/>
           <w:numId w:val="23"/>
@@ -10756,7 +10815,7 @@
     </w:p>
     <w:p>
       <w:pPr>
-        <w:pStyle w:val="ListParagraph"/>
+        <w:pStyle w:val="oancuaDanhsach"/>
         <w:numPr>
           <w:ilvl w:val="0"/>
           <w:numId w:val="38"/>
@@ -10782,7 +10841,7 @@
     </w:p>
     <w:p>
       <w:pPr>
-        <w:pStyle w:val="ListParagraph"/>
+        <w:pStyle w:val="oancuaDanhsach"/>
         <w:tabs>
           <w:tab w:val="left" w:pos="8730"/>
         </w:tabs>
@@ -10825,7 +10884,7 @@
     </w:p>
     <w:p>
       <w:pPr>
-        <w:pStyle w:val="ListParagraph"/>
+        <w:pStyle w:val="oancuaDanhsach"/>
         <w:tabs>
           <w:tab w:val="left" w:pos="8730"/>
         </w:tabs>
@@ -10927,7 +10986,7 @@
     </w:p>
     <w:p>
       <w:pPr>
-        <w:pStyle w:val="ListParagraph"/>
+        <w:pStyle w:val="oancuaDanhsach"/>
         <w:numPr>
           <w:ilvl w:val="0"/>
           <w:numId w:val="38"/>
@@ -10948,13 +11007,12 @@
           <w:b/>
           <w:szCs w:val="26"/>
         </w:rPr>
-        <w:lastRenderedPageBreak/>
         <w:t>Động tác 2: Nhận diện Người dùng có đang nghiêng sang bên nào?</w:t>
       </w:r>
     </w:p>
     <w:p>
       <w:pPr>
-        <w:pStyle w:val="ListParagraph"/>
+        <w:pStyle w:val="oancuaDanhsach"/>
         <w:tabs>
           <w:tab w:val="left" w:pos="8730"/>
         </w:tabs>
@@ -10975,7 +11033,7 @@
     </w:p>
     <w:p>
       <w:pPr>
-        <w:pStyle w:val="ListParagraph"/>
+        <w:pStyle w:val="oancuaDanhsach"/>
         <w:numPr>
           <w:ilvl w:val="0"/>
           <w:numId w:val="7"/>
@@ -11020,7 +11078,7 @@
     </w:p>
     <w:p>
       <w:pPr>
-        <w:pStyle w:val="ListParagraph"/>
+        <w:pStyle w:val="oancuaDanhsach"/>
         <w:numPr>
           <w:ilvl w:val="0"/>
           <w:numId w:val="7"/>
@@ -11065,7 +11123,7 @@
     </w:p>
     <w:p>
       <w:pPr>
-        <w:pStyle w:val="ListParagraph"/>
+        <w:pStyle w:val="oancuaDanhsach"/>
         <w:numPr>
           <w:ilvl w:val="0"/>
           <w:numId w:val="7"/>
@@ -11084,6 +11142,7 @@
           <w:rFonts w:cs="Times New Roman"/>
           <w:szCs w:val="26"/>
         </w:rPr>
+        <w:lastRenderedPageBreak/>
         <w:t xml:space="preserve">Nếu người chơi đứng yên </w:t>
       </w:r>
       <w:r>
@@ -11252,7 +11311,7 @@
     </w:p>
     <w:p>
       <w:pPr>
-        <w:pStyle w:val="ListParagraph"/>
+        <w:pStyle w:val="oancuaDanhsach"/>
         <w:numPr>
           <w:ilvl w:val="0"/>
           <w:numId w:val="38"/>
@@ -11278,7 +11337,7 @@
     </w:p>
     <w:p>
       <w:pPr>
-        <w:pStyle w:val="ListParagraph"/>
+        <w:pStyle w:val="oancuaDanhsach"/>
         <w:tabs>
           <w:tab w:val="left" w:pos="8730"/>
         </w:tabs>
@@ -11315,7 +11374,7 @@
     </w:p>
     <w:p>
       <w:pPr>
-        <w:pStyle w:val="ListParagraph"/>
+        <w:pStyle w:val="oancuaDanhsach"/>
         <w:numPr>
           <w:ilvl w:val="0"/>
           <w:numId w:val="7"/>
@@ -11354,7 +11413,7 @@
     </w:p>
     <w:p>
       <w:pPr>
-        <w:pStyle w:val="ListParagraph"/>
+        <w:pStyle w:val="oancuaDanhsach"/>
         <w:numPr>
           <w:ilvl w:val="0"/>
           <w:numId w:val="7"/>
@@ -11428,7 +11487,7 @@
     </w:p>
     <w:p>
       <w:pPr>
-        <w:pStyle w:val="ListParagraph"/>
+        <w:pStyle w:val="oancuaDanhsach"/>
         <w:numPr>
           <w:ilvl w:val="0"/>
           <w:numId w:val="38"/>
@@ -11454,7 +11513,7 @@
     </w:p>
     <w:p>
       <w:pPr>
-        <w:pStyle w:val="ListParagraph"/>
+        <w:pStyle w:val="oancuaDanhsach"/>
         <w:tabs>
           <w:tab w:val="left" w:pos="8730"/>
         </w:tabs>
@@ -11491,7 +11550,7 @@
     </w:p>
     <w:p>
       <w:pPr>
-        <w:pStyle w:val="ListParagraph"/>
+        <w:pStyle w:val="oancuaDanhsach"/>
         <w:numPr>
           <w:ilvl w:val="0"/>
           <w:numId w:val="7"/>
@@ -11530,7 +11589,7 @@
     </w:p>
     <w:p>
       <w:pPr>
-        <w:pStyle w:val="ListParagraph"/>
+        <w:pStyle w:val="oancuaDanhsach"/>
         <w:numPr>
           <w:ilvl w:val="0"/>
           <w:numId w:val="7"/>
@@ -11733,7 +11792,7 @@
     </w:p>
     <w:p>
       <w:pPr>
-        <w:pStyle w:val="NormalWeb"/>
+        <w:pStyle w:val="ThngthngWeb"/>
         <w:numPr>
           <w:ilvl w:val="0"/>
           <w:numId w:val="38"/>
@@ -11741,7 +11800,7 @@
         <w:spacing w:before="0" w:beforeAutospacing="0" w:after="0" w:afterAutospacing="0" w:line="276" w:lineRule="auto"/>
         <w:jc w:val="both"/>
         <w:rPr>
-          <w:rStyle w:val="Strong"/>
+          <w:rStyle w:val="Manh"/>
           <w:b w:val="0"/>
           <w:bCs w:val="0"/>
           <w:sz w:val="26"/>
@@ -11750,7 +11809,7 @@
       </w:pPr>
       <w:r>
         <w:rPr>
-          <w:rStyle w:val="Strong"/>
+          <w:rStyle w:val="Manh"/>
           <w:sz w:val="26"/>
           <w:szCs w:val="26"/>
         </w:rPr>
@@ -11759,7 +11818,7 @@
     </w:p>
     <w:p>
       <w:pPr>
-        <w:pStyle w:val="NormalWeb"/>
+        <w:pStyle w:val="ThngthngWeb"/>
         <w:spacing w:before="0" w:beforeAutospacing="0" w:after="0" w:afterAutospacing="0" w:line="276" w:lineRule="auto"/>
         <w:ind w:left="426"/>
         <w:jc w:val="both"/>
@@ -11792,7 +11851,7 @@
     </w:p>
     <w:p>
       <w:pPr>
-        <w:pStyle w:val="NormalWeb"/>
+        <w:pStyle w:val="ThngthngWeb"/>
         <w:numPr>
           <w:ilvl w:val="0"/>
           <w:numId w:val="8"/>
@@ -11827,7 +11886,7 @@
       </w:r>
       <w:r>
         <w:rPr>
-          <w:rStyle w:val="Strong"/>
+          <w:rStyle w:val="Manh"/>
           <w:sz w:val="26"/>
           <w:szCs w:val="26"/>
         </w:rPr>
@@ -11836,7 +11895,7 @@
     </w:p>
     <w:p>
       <w:pPr>
-        <w:pStyle w:val="NormalWeb"/>
+        <w:pStyle w:val="ThngthngWeb"/>
         <w:numPr>
           <w:ilvl w:val="0"/>
           <w:numId w:val="8"/>
@@ -11871,7 +11930,7 @@
       </w:r>
       <w:r>
         <w:rPr>
-          <w:rStyle w:val="Strong"/>
+          <w:rStyle w:val="Manh"/>
           <w:sz w:val="26"/>
           <w:szCs w:val="26"/>
         </w:rPr>
@@ -11880,7 +11939,7 @@
     </w:p>
     <w:p>
       <w:pPr>
-        <w:pStyle w:val="NormalWeb"/>
+        <w:pStyle w:val="ThngthngWeb"/>
         <w:spacing w:before="0" w:beforeAutospacing="0" w:after="0" w:afterAutospacing="0" w:line="276" w:lineRule="auto"/>
         <w:ind w:firstLine="142"/>
         <w:jc w:val="center"/>
@@ -11895,7 +11954,6 @@
           <w:sz w:val="26"/>
           <w:szCs w:val="26"/>
         </w:rPr>
-        <w:lastRenderedPageBreak/>
         <w:drawing>
           <wp:inline distT="0" distB="0" distL="0" distR="0" wp14:anchorId="2B1A5DF3" wp14:editId="21167C2C">
             <wp:extent cx="3367087" cy="1519229"/>
@@ -11941,7 +11999,7 @@
     </w:p>
     <w:p>
       <w:pPr>
-        <w:pStyle w:val="NormalWeb"/>
+        <w:pStyle w:val="ThngthngWeb"/>
         <w:spacing w:before="0" w:beforeAutospacing="0" w:after="0" w:afterAutospacing="0" w:line="276" w:lineRule="auto"/>
         <w:jc w:val="both"/>
         <w:rPr>
@@ -11954,11 +12012,12 @@
           <w:sz w:val="26"/>
           <w:szCs w:val="26"/>
         </w:rPr>
+        <w:lastRenderedPageBreak/>
         <w:t xml:space="preserve">Chức năng này dùng để thay thế việc người dùng </w:t>
       </w:r>
       <w:r>
         <w:rPr>
-          <w:rStyle w:val="Strong"/>
+          <w:rStyle w:val="Manh"/>
           <w:sz w:val="26"/>
           <w:szCs w:val="26"/>
         </w:rPr>
@@ -11967,7 +12026,7 @@
     </w:p>
     <w:p>
       <w:pPr>
-        <w:pStyle w:val="ListParagraph"/>
+        <w:pStyle w:val="oancuaDanhsach"/>
         <w:numPr>
           <w:ilvl w:val="0"/>
           <w:numId w:val="23"/>
@@ -12036,7 +12095,7 @@
     </w:p>
     <w:tbl>
       <w:tblPr>
-        <w:tblStyle w:val="TableGrid"/>
+        <w:tblStyle w:val="LiBang"/>
         <w:tblW w:w="9895" w:type="dxa"/>
         <w:jc w:val="center"/>
         <w:tblLook w:val="04A0" w:firstRow="1" w:lastRow="0" w:firstColumn="1" w:lastColumn="0" w:noHBand="0" w:noVBand="1"/>
@@ -12118,7 +12177,7 @@
           </w:tcPr>
           <w:p>
             <w:pPr>
-              <w:pStyle w:val="ListParagraph"/>
+              <w:pStyle w:val="oancuaDanhsach"/>
               <w:numPr>
                 <w:ilvl w:val="0"/>
                 <w:numId w:val="37"/>
@@ -12241,7 +12300,7 @@
           </w:tcPr>
           <w:p>
             <w:pPr>
-              <w:pStyle w:val="ListParagraph"/>
+              <w:pStyle w:val="oancuaDanhsach"/>
               <w:numPr>
                 <w:ilvl w:val="0"/>
                 <w:numId w:val="37"/>
@@ -12325,7 +12384,7 @@
           </w:tcPr>
           <w:p>
             <w:pPr>
-              <w:pStyle w:val="ListParagraph"/>
+              <w:pStyle w:val="oancuaDanhsach"/>
               <w:numPr>
                 <w:ilvl w:val="0"/>
                 <w:numId w:val="37"/>
@@ -12410,7 +12469,7 @@
           </w:tcPr>
           <w:p>
             <w:pPr>
-              <w:pStyle w:val="ListParagraph"/>
+              <w:pStyle w:val="oancuaDanhsach"/>
               <w:numPr>
                 <w:ilvl w:val="0"/>
                 <w:numId w:val="37"/>
@@ -12475,7 +12534,7 @@
           </w:tcPr>
           <w:p>
             <w:pPr>
-              <w:pStyle w:val="ListParagraph"/>
+              <w:pStyle w:val="oancuaDanhsach"/>
               <w:numPr>
                 <w:ilvl w:val="0"/>
                 <w:numId w:val="37"/>
@@ -12536,7 +12595,7 @@
     </w:tbl>
     <w:p>
       <w:pPr>
-        <w:pStyle w:val="Caption"/>
+        <w:pStyle w:val="Chuthich"/>
         <w:spacing w:after="0" w:line="276" w:lineRule="auto"/>
         <w:jc w:val="center"/>
         <w:rPr>
@@ -12545,9 +12604,9 @@
           <w:lang w:val="en-US"/>
         </w:rPr>
       </w:pPr>
-      <w:bookmarkStart w:id="42" w:name="_heading=h.gknhgqov6rix" w:colFirst="0" w:colLast="0"/>
-      <w:bookmarkStart w:id="43" w:name="_Toc203490939"/>
-      <w:bookmarkEnd w:id="42"/>
+      <w:bookmarkStart w:id="41" w:name="_heading=h.gknhgqov6rix" w:colFirst="0" w:colLast="0"/>
+      <w:bookmarkStart w:id="42" w:name="_Toc203490939"/>
+      <w:bookmarkEnd w:id="41"/>
       <w:r>
         <w:rPr>
           <w:sz w:val="24"/>
@@ -12650,11 +12709,11 @@
           </wp:inline>
         </w:drawing>
       </w:r>
-      <w:bookmarkEnd w:id="43"/>
-    </w:p>
-    <w:p>
-      <w:pPr>
-        <w:pStyle w:val="Heading3"/>
+      <w:bookmarkEnd w:id="42"/>
+    </w:p>
+    <w:p>
+      <w:pPr>
+        <w:pStyle w:val="u3"/>
         <w:numPr>
           <w:ilvl w:val="0"/>
           <w:numId w:val="0"/>
@@ -12676,7 +12735,7 @@
     </w:p>
     <w:tbl>
       <w:tblPr>
-        <w:tblStyle w:val="TableGrid"/>
+        <w:tblStyle w:val="LiBang"/>
         <w:tblW w:w="0" w:type="auto"/>
         <w:tblLook w:val="04A0" w:firstRow="1" w:lastRow="0" w:firstColumn="1" w:lastColumn="0" w:noHBand="0" w:noVBand="1"/>
       </w:tblPr>
@@ -12692,7 +12751,7 @@
           </w:tcPr>
           <w:p>
             <w:pPr>
-              <w:pStyle w:val="ListParagraph"/>
+              <w:pStyle w:val="oancuaDanhsach"/>
               <w:numPr>
                 <w:ilvl w:val="0"/>
                 <w:numId w:val="33"/>
@@ -12849,7 +12908,7 @@
           </w:p>
           <w:p>
             <w:pPr>
-              <w:pStyle w:val="Caption"/>
+              <w:pStyle w:val="Chuthich"/>
               <w:spacing w:after="0" w:line="276" w:lineRule="auto"/>
               <w:jc w:val="center"/>
               <w:rPr>
@@ -12857,7 +12916,7 @@
                 <w:szCs w:val="22"/>
               </w:rPr>
             </w:pPr>
-            <w:bookmarkStart w:id="44" w:name="_Toc204021732"/>
+            <w:bookmarkStart w:id="43" w:name="_Toc204021732"/>
             <w:r>
               <w:rPr>
                 <w:sz w:val="22"/>
@@ -12909,7 +12968,7 @@
               </w:rPr>
               <w:t>: Giao diện chọn chủ đề chơi</w:t>
             </w:r>
-            <w:bookmarkEnd w:id="44"/>
+            <w:bookmarkEnd w:id="43"/>
           </w:p>
           <w:p>
             <w:pPr>
@@ -12929,7 +12988,7 @@
           </w:tcPr>
           <w:p>
             <w:pPr>
-              <w:pStyle w:val="ListParagraph"/>
+              <w:pStyle w:val="oancuaDanhsach"/>
               <w:numPr>
                 <w:ilvl w:val="0"/>
                 <w:numId w:val="33"/>
@@ -13190,12 +13249,12 @@
           </w:p>
           <w:p>
             <w:pPr>
-              <w:pStyle w:val="Caption"/>
+              <w:pStyle w:val="Chuthich"/>
               <w:spacing w:after="0" w:line="276" w:lineRule="auto"/>
               <w:jc w:val="center"/>
             </w:pPr>
-            <w:bookmarkStart w:id="45" w:name="_Toc203332255"/>
-            <w:bookmarkStart w:id="46" w:name="_Toc204021733"/>
+            <w:bookmarkStart w:id="44" w:name="_Toc203332255"/>
+            <w:bookmarkStart w:id="45" w:name="_Toc204021733"/>
             <w:r>
               <w:rPr>
                 <w:sz w:val="22"/>
@@ -13247,8 +13306,8 @@
               </w:rPr>
               <w:t>: Giao diện nội dung nhận diện màu sắc</w:t>
             </w:r>
+            <w:bookmarkEnd w:id="44"/>
             <w:bookmarkEnd w:id="45"/>
-            <w:bookmarkEnd w:id="46"/>
           </w:p>
         </w:tc>
       </w:tr>
@@ -13260,7 +13319,7 @@
           </w:tcPr>
           <w:p>
             <w:pPr>
-              <w:pStyle w:val="ListParagraph"/>
+              <w:pStyle w:val="oancuaDanhsach"/>
               <w:numPr>
                 <w:ilvl w:val="0"/>
                 <w:numId w:val="34"/>
@@ -13528,7 +13587,7 @@
                 <w:szCs w:val="26"/>
               </w:rPr>
               <w:drawing>
-                <wp:inline distT="0" distB="0" distL="0" distR="0" wp14:anchorId="5CD8BFFE" wp14:editId="6EC9BB86">
+                <wp:inline distT="0" distB="0" distL="0" distR="0" wp14:anchorId="5CD8BFFE" wp14:editId="5B1254B7">
                   <wp:extent cx="3781059" cy="2115402"/>
                   <wp:effectExtent l="0" t="0" r="0" b="0"/>
                   <wp:docPr id="744588845" name="Picture 2"/>
@@ -13569,7 +13628,7 @@
                 </wp:inline>
               </w:drawing>
             </w:r>
-            <w:bookmarkStart w:id="47" w:name="_Toc203332256"/>
+            <w:bookmarkStart w:id="46" w:name="_Toc203332256"/>
           </w:p>
           <w:p>
             <w:pPr>
@@ -13582,7 +13641,7 @@
                 <w:szCs w:val="22"/>
               </w:rPr>
             </w:pPr>
-            <w:bookmarkStart w:id="48" w:name="_Toc204021734"/>
+            <w:bookmarkStart w:id="47" w:name="_Toc204021734"/>
             <w:r>
               <w:rPr>
                 <w:sz w:val="22"/>
@@ -13631,8 +13690,8 @@
               </w:rPr>
               <w:t>: Giao diện nội dung nhận diện số</w:t>
             </w:r>
+            <w:bookmarkEnd w:id="46"/>
             <w:bookmarkEnd w:id="47"/>
-            <w:bookmarkEnd w:id="48"/>
           </w:p>
         </w:tc>
       </w:tr>
@@ -13644,7 +13703,7 @@
           </w:tcPr>
           <w:p>
             <w:pPr>
-              <w:pStyle w:val="ListParagraph"/>
+              <w:pStyle w:val="oancuaDanhsach"/>
               <w:numPr>
                 <w:ilvl w:val="0"/>
                 <w:numId w:val="34"/>
@@ -13909,7 +13968,7 @@
           </w:p>
           <w:p>
             <w:pPr>
-              <w:pStyle w:val="Caption"/>
+              <w:pStyle w:val="Chuthich"/>
               <w:spacing w:after="0" w:line="276" w:lineRule="auto"/>
               <w:jc w:val="center"/>
               <w:rPr>
@@ -13917,8 +13976,8 @@
                 <w:szCs w:val="22"/>
               </w:rPr>
             </w:pPr>
-            <w:bookmarkStart w:id="49" w:name="_Toc203332257"/>
-            <w:bookmarkStart w:id="50" w:name="_Toc204021735"/>
+            <w:bookmarkStart w:id="48" w:name="_Toc203332257"/>
+            <w:bookmarkStart w:id="49" w:name="_Toc204021735"/>
             <w:r>
               <w:rPr>
                 <w:sz w:val="22"/>
@@ -13970,8 +14029,8 @@
               </w:rPr>
               <w:t>: Giao diện nội dung nhận diện chữ cái</w:t>
             </w:r>
+            <w:bookmarkEnd w:id="48"/>
             <w:bookmarkEnd w:id="49"/>
-            <w:bookmarkEnd w:id="50"/>
           </w:p>
         </w:tc>
       </w:tr>
@@ -13983,7 +14042,7 @@
           </w:tcPr>
           <w:p>
             <w:pPr>
-              <w:pStyle w:val="ListParagraph"/>
+              <w:pStyle w:val="oancuaDanhsach"/>
               <w:numPr>
                 <w:ilvl w:val="0"/>
                 <w:numId w:val="36"/>
@@ -14169,7 +14228,7 @@
           </w:p>
           <w:p>
             <w:pPr>
-              <w:pStyle w:val="Caption"/>
+              <w:pStyle w:val="Chuthich"/>
               <w:spacing w:after="0" w:line="276" w:lineRule="auto"/>
               <w:jc w:val="center"/>
               <w:rPr>
@@ -14177,8 +14236,8 @@
                 <w:szCs w:val="26"/>
               </w:rPr>
             </w:pPr>
-            <w:bookmarkStart w:id="51" w:name="_Toc203332258"/>
-            <w:bookmarkStart w:id="52" w:name="_Toc204021736"/>
+            <w:bookmarkStart w:id="50" w:name="_Toc203332258"/>
+            <w:bookmarkStart w:id="51" w:name="_Toc204021736"/>
             <w:r>
               <w:rPr>
                 <w:sz w:val="22"/>
@@ -14254,32 +14313,32 @@
               </w:rPr>
               <w:t>Ăn Quan</w:t>
             </w:r>
+            <w:bookmarkEnd w:id="50"/>
             <w:bookmarkEnd w:id="51"/>
-            <w:bookmarkEnd w:id="52"/>
           </w:p>
         </w:tc>
       </w:tr>
     </w:tbl>
     <w:p>
       <w:pPr>
-        <w:pStyle w:val="Heading2"/>
+        <w:pStyle w:val="u2"/>
         <w:numPr>
           <w:ilvl w:val="1"/>
           <w:numId w:val="40"/>
         </w:numPr>
       </w:pPr>
-      <w:bookmarkStart w:id="53" w:name="_Toc204021719"/>
+      <w:bookmarkStart w:id="52" w:name="_Toc207530907"/>
       <w:r>
         <w:t>Kết quả t</w:t>
       </w:r>
       <w:r>
         <w:t>hử nghiệm:</w:t>
       </w:r>
-      <w:bookmarkEnd w:id="53"/>
-    </w:p>
-    <w:p>
-      <w:pPr>
-        <w:pStyle w:val="NormalWeb"/>
+      <w:bookmarkEnd w:id="52"/>
+    </w:p>
+    <w:p>
+      <w:pPr>
+        <w:pStyle w:val="ThngthngWeb"/>
         <w:spacing w:before="0" w:beforeAutospacing="0" w:after="0" w:afterAutospacing="0"/>
         <w:ind w:firstLine="450"/>
         <w:jc w:val="both"/>
@@ -14340,7 +14399,7 @@
     </w:p>
     <w:p>
       <w:pPr>
-        <w:pStyle w:val="NormalWeb"/>
+        <w:pStyle w:val="ThngthngWeb"/>
         <w:spacing w:before="0" w:beforeAutospacing="0" w:after="0" w:afterAutospacing="0"/>
         <w:ind w:firstLine="450"/>
         <w:jc w:val="both"/>
@@ -14423,7 +14482,7 @@
     </w:p>
     <w:p>
       <w:pPr>
-        <w:pStyle w:val="NormalWeb"/>
+        <w:pStyle w:val="ThngthngWeb"/>
         <w:spacing w:before="0" w:beforeAutospacing="0" w:after="0" w:afterAutospacing="0"/>
         <w:ind w:firstLine="450"/>
         <w:jc w:val="both"/>
@@ -14431,7 +14490,7 @@
     </w:p>
     <w:tbl>
       <w:tblPr>
-        <w:tblStyle w:val="TableGrid"/>
+        <w:tblStyle w:val="LiBang"/>
         <w:tblW w:w="0" w:type="auto"/>
         <w:tblBorders>
           <w:top w:val="none" w:sz="0" w:space="0" w:color="auto"/>
@@ -14454,7 +14513,7 @@
           </w:tcPr>
           <w:p>
             <w:pPr>
-              <w:pStyle w:val="NormalWeb"/>
+              <w:pStyle w:val="ThngthngWeb"/>
               <w:spacing w:before="0" w:beforeAutospacing="0" w:after="0" w:afterAutospacing="0"/>
               <w:jc w:val="both"/>
             </w:pPr>
@@ -14532,7 +14591,7 @@
           </w:tcPr>
           <w:p>
             <w:pPr>
-              <w:pStyle w:val="NormalWeb"/>
+              <w:pStyle w:val="ThngthngWeb"/>
               <w:spacing w:before="0" w:beforeAutospacing="0" w:after="0" w:afterAutospacing="0"/>
               <w:jc w:val="both"/>
             </w:pPr>
@@ -14601,7 +14660,7 @@
           </w:tcPr>
           <w:p>
             <w:pPr>
-              <w:pStyle w:val="NormalWeb"/>
+              <w:pStyle w:val="ThngthngWeb"/>
               <w:spacing w:before="0" w:beforeAutospacing="0" w:after="0" w:afterAutospacing="0"/>
               <w:jc w:val="both"/>
               <w:rPr>
@@ -14676,7 +14735,7 @@
           </w:tcPr>
           <w:p>
             <w:pPr>
-              <w:pStyle w:val="NormalWeb"/>
+              <w:pStyle w:val="ThngthngWeb"/>
               <w:spacing w:before="0" w:beforeAutospacing="0" w:after="0" w:afterAutospacing="0"/>
               <w:jc w:val="both"/>
               <w:rPr>
@@ -14755,7 +14814,7 @@
     </w:tbl>
     <w:p>
       <w:pPr>
-        <w:pStyle w:val="NormalWeb"/>
+        <w:pStyle w:val="ThngthngWeb"/>
         <w:spacing w:before="0" w:beforeAutospacing="0" w:after="0" w:afterAutospacing="0"/>
         <w:ind w:firstLine="450"/>
         <w:jc w:val="both"/>
@@ -14803,13 +14862,13 @@
                         <w:txbxContent>
                           <w:p>
                             <w:pPr>
-                              <w:pStyle w:val="Caption"/>
+                              <w:pStyle w:val="Chuthich"/>
                               <w:rPr>
                                 <w:rFonts w:ascii="Times New Roman" w:eastAsia="Times New Roman" w:hAnsi="Times New Roman" w:cs="Times New Roman"/>
                                 <w:noProof/>
                               </w:rPr>
                             </w:pPr>
-                            <w:bookmarkStart w:id="54" w:name="_Toc204021737"/>
+                            <w:bookmarkStart w:id="53" w:name="_Toc204021737"/>
                             <w:r>
                               <w:t xml:space="preserve">Hình </w:t>
                             </w:r>
@@ -14837,7 +14896,7 @@
                               </w:rPr>
                               <w:t>: Một số hình ảnh thực nghiệm tại trường Mần Non Hồng Ân</w:t>
                             </w:r>
-                            <w:bookmarkEnd w:id="54"/>
+                            <w:bookmarkEnd w:id="53"/>
                           </w:p>
                         </w:txbxContent>
                       </wps:txbx>
@@ -14858,18 +14917,18 @@
           </mc:Choice>
           <mc:Fallback>
             <w:pict>
-              <v:shape w14:anchorId="4C5B9152" id="_x0000_s1028" type="#_x0000_t202" style="position:absolute;left:0;text-align:left;margin-left:64.6pt;margin-top:.15pt;width:348.75pt;height:.05pt;z-index:251675136;visibility:visible;mso-wrap-style:square;mso-width-percent:0;mso-wrap-distance-left:9pt;mso-wrap-distance-top:0;mso-wrap-distance-right:9pt;mso-wrap-distance-bottom:0;mso-position-horizontal:absolute;mso-position-horizontal-relative:margin;mso-position-vertical:absolute;mso-position-vertical-relative:text;mso-width-percent:0;mso-width-relative:margin;v-text-anchor:top" o:gfxdata="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" stroked="f">
+              <v:shape w14:anchorId="4C5B9152" id="_x0000_s1028" type="#_x0000_t202" style="position:absolute;left:0;text-align:left;margin-left:64.6pt;margin-top:.15pt;width:348.75pt;height:.05pt;z-index:251675136;visibility:visible;mso-wrap-style:square;mso-width-percent:0;mso-wrap-distance-left:9pt;mso-wrap-distance-top:0;mso-wrap-distance-right:9pt;mso-wrap-distance-bottom:0;mso-position-horizontal:absolute;mso-position-horizontal-relative:margin;mso-position-vertical:absolute;mso-position-vertical-relative:text;mso-width-percent:0;mso-width-relative:margin;v-text-anchor:top" o:gfxdata="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" stroked="f">
                 <v:textbox style="mso-fit-shape-to-text:t" inset="0,0,0,0">
                   <w:txbxContent>
                     <w:p>
                       <w:pPr>
-                        <w:pStyle w:val="Caption"/>
+                        <w:pStyle w:val="Chuthich"/>
                         <w:rPr>
                           <w:rFonts w:ascii="Times New Roman" w:eastAsia="Times New Roman" w:hAnsi="Times New Roman" w:cs="Times New Roman"/>
                           <w:noProof/>
                         </w:rPr>
                       </w:pPr>
-                      <w:bookmarkStart w:id="55" w:name="_Toc204021737"/>
+                      <w:bookmarkStart w:id="54" w:name="_Toc204021737"/>
                       <w:r>
                         <w:t xml:space="preserve">Hình </w:t>
                       </w:r>
@@ -14897,7 +14956,7 @@
                         </w:rPr>
                         <w:t>: Một số hình ảnh thực nghiệm tại trường Mần Non Hồng Ân</w:t>
                       </w:r>
-                      <w:bookmarkEnd w:id="55"/>
+                      <w:bookmarkEnd w:id="54"/>
                     </w:p>
                   </w:txbxContent>
                 </v:textbox>
@@ -14915,7 +14974,7 @@
     </w:p>
     <w:p>
       <w:pPr>
-        <w:pStyle w:val="Heading1"/>
+        <w:pStyle w:val="u1"/>
         <w:numPr>
           <w:ilvl w:val="0"/>
           <w:numId w:val="0"/>
@@ -14926,29 +14985,29 @@
           <w:color w:val="385623" w:themeColor="accent6" w:themeShade="80"/>
         </w:rPr>
       </w:pPr>
-      <w:bookmarkStart w:id="56" w:name="_Toc204021720"/>
+      <w:bookmarkStart w:id="55" w:name="_Toc207530908"/>
       <w:r>
         <w:rPr>
           <w:color w:val="385623" w:themeColor="accent6" w:themeShade="80"/>
         </w:rPr>
         <w:t>CHƯƠNG 5: KẾT LUẬN, HƯỚNG PHÁT TRIỂN VÀ KIẾN NGHỊ</w:t>
       </w:r>
-      <w:bookmarkEnd w:id="56"/>
-    </w:p>
-    <w:p>
-      <w:pPr>
-        <w:pStyle w:val="Heading2"/>
+      <w:bookmarkEnd w:id="55"/>
+    </w:p>
+    <w:p>
+      <w:pPr>
+        <w:pStyle w:val="u2"/>
         <w:spacing w:before="0" w:line="276" w:lineRule="auto"/>
         <w:ind w:left="0"/>
       </w:pPr>
-      <w:bookmarkStart w:id="57" w:name="_Toc204021721"/>
+      <w:bookmarkStart w:id="56" w:name="_Toc207530909"/>
       <w:r>
         <w:t xml:space="preserve">5.1. </w:t>
       </w:r>
       <w:r>
         <w:t>Kết luận</w:t>
       </w:r>
-      <w:bookmarkEnd w:id="57"/>
+      <w:bookmarkEnd w:id="56"/>
     </w:p>
     <w:p>
       <w:pPr>
@@ -15207,20 +15266,20 @@
     </w:p>
     <w:p>
       <w:pPr>
-        <w:pStyle w:val="Heading2"/>
+        <w:pStyle w:val="u2"/>
         <w:spacing w:before="0" w:line="276" w:lineRule="auto"/>
         <w:ind w:left="0"/>
       </w:pPr>
-      <w:bookmarkStart w:id="58" w:name="_heading=h.9t964flmllc4" w:colFirst="0" w:colLast="0"/>
-      <w:bookmarkStart w:id="59" w:name="_Toc204021722"/>
+      <w:bookmarkStart w:id="57" w:name="_heading=h.9t964flmllc4" w:colFirst="0" w:colLast="0"/>
+      <w:bookmarkStart w:id="58" w:name="_Toc207530910"/>
+      <w:bookmarkEnd w:id="57"/>
+      <w:r>
+        <w:t xml:space="preserve">5.2. </w:t>
+      </w:r>
+      <w:r>
+        <w:t>Định hướng phát triển trong tương lai</w:t>
+      </w:r>
       <w:bookmarkEnd w:id="58"/>
-      <w:r>
-        <w:t xml:space="preserve">5.2. </w:t>
-      </w:r>
-      <w:r>
-        <w:t>Định hướng phát triển trong tương lai</w:t>
-      </w:r>
-      <w:bookmarkEnd w:id="59"/>
     </w:p>
     <w:p>
       <w:pPr>
@@ -15451,15 +15510,15 @@
     </w:p>
     <w:p>
       <w:pPr>
-        <w:pStyle w:val="Heading1"/>
+        <w:pStyle w:val="u1"/>
         <w:spacing w:beforeLines="60" w:before="144" w:afterLines="60" w:after="144" w:line="288" w:lineRule="auto"/>
         <w:jc w:val="center"/>
       </w:pPr>
-      <w:bookmarkStart w:id="60" w:name="_Toc204021723"/>
+      <w:bookmarkStart w:id="59" w:name="_Toc207530911"/>
       <w:r>
         <w:t>TÀI LIỆU THAM KHẢO</w:t>
       </w:r>
-      <w:bookmarkEnd w:id="60"/>
+      <w:bookmarkEnd w:id="59"/>
     </w:p>
     <w:p>
       <w:pPr>
@@ -15494,7 +15553,7 @@
     </w:p>
     <w:p>
       <w:pPr>
-        <w:pStyle w:val="ListParagraph"/>
+        <w:pStyle w:val="oancuaDanhsach"/>
         <w:numPr>
           <w:ilvl w:val="0"/>
           <w:numId w:val="35"/>
@@ -15524,7 +15583,7 @@
     </w:p>
     <w:p>
       <w:pPr>
-        <w:pStyle w:val="ListParagraph"/>
+        <w:pStyle w:val="oancuaDanhsach"/>
         <w:numPr>
           <w:ilvl w:val="0"/>
           <w:numId w:val="35"/>
@@ -15554,7 +15613,7 @@
     </w:p>
     <w:p>
       <w:pPr>
-        <w:pStyle w:val="ListParagraph"/>
+        <w:pStyle w:val="oancuaDanhsach"/>
         <w:numPr>
           <w:ilvl w:val="0"/>
           <w:numId w:val="35"/>
@@ -15594,7 +15653,7 @@
     </w:p>
     <w:p>
       <w:pPr>
-        <w:pStyle w:val="ListParagraph"/>
+        <w:pStyle w:val="oancuaDanhsach"/>
         <w:numPr>
           <w:ilvl w:val="0"/>
           <w:numId w:val="35"/>
@@ -15621,7 +15680,7 @@
     </w:p>
     <w:p>
       <w:pPr>
-        <w:pStyle w:val="ListParagraph"/>
+        <w:pStyle w:val="oancuaDanhsach"/>
         <w:numPr>
           <w:ilvl w:val="0"/>
           <w:numId w:val="35"/>
@@ -15655,7 +15714,7 @@
     </w:p>
     <w:p>
       <w:pPr>
-        <w:pStyle w:val="ListParagraph"/>
+        <w:pStyle w:val="oancuaDanhsach"/>
         <w:numPr>
           <w:ilvl w:val="0"/>
           <w:numId w:val="35"/>
@@ -15700,7 +15759,7 @@
     </w:p>
     <w:p>
       <w:pPr>
-        <w:pStyle w:val="ListParagraph"/>
+        <w:pStyle w:val="oancuaDanhsach"/>
         <w:numPr>
           <w:ilvl w:val="0"/>
           <w:numId w:val="35"/>
@@ -15744,7 +15803,7 @@
     </w:p>
     <w:p>
       <w:pPr>
-        <w:pStyle w:val="ListParagraph"/>
+        <w:pStyle w:val="oancuaDanhsach"/>
         <w:numPr>
           <w:ilvl w:val="0"/>
           <w:numId w:val="35"/>
@@ -15788,7 +15847,7 @@
     </w:p>
     <w:p>
       <w:pPr>
-        <w:pStyle w:val="ListParagraph"/>
+        <w:pStyle w:val="oancuaDanhsach"/>
         <w:numPr>
           <w:ilvl w:val="0"/>
           <w:numId w:val="35"/>
@@ -15863,7 +15922,7 @@
     </w:p>
     <w:p>
       <w:pPr>
-        <w:pStyle w:val="ListParagraph"/>
+        <w:pStyle w:val="oancuaDanhsach"/>
         <w:numPr>
           <w:ilvl w:val="0"/>
           <w:numId w:val="35"/>
@@ -15891,7 +15950,7 @@
     </w:p>
     <w:p>
       <w:pPr>
-        <w:pStyle w:val="ListParagraph"/>
+        <w:pStyle w:val="oancuaDanhsach"/>
         <w:numPr>
           <w:ilvl w:val="0"/>
           <w:numId w:val="35"/>
@@ -15910,7 +15969,7 @@
     </w:p>
     <w:p>
       <w:pPr>
-        <w:pStyle w:val="ListParagraph"/>
+        <w:pStyle w:val="oancuaDanhsach"/>
         <w:numPr>
           <w:ilvl w:val="0"/>
           <w:numId w:val="35"/>
@@ -15929,7 +15988,7 @@
     </w:p>
     <w:p>
       <w:pPr>
-        <w:pStyle w:val="ListParagraph"/>
+        <w:pStyle w:val="oancuaDanhsach"/>
         <w:numPr>
           <w:ilvl w:val="0"/>
           <w:numId w:val="35"/>
@@ -15987,7 +16046,7 @@
     </w:p>
     <w:p>
       <w:pPr>
-        <w:pStyle w:val="ListParagraph"/>
+        <w:pStyle w:val="oancuaDanhsach"/>
         <w:numPr>
           <w:ilvl w:val="0"/>
           <w:numId w:val="35"/>
@@ -16025,7 +16084,7 @@
     </w:p>
     <w:p>
       <w:pPr>
-        <w:pStyle w:val="ListParagraph"/>
+        <w:pStyle w:val="oancuaDanhsach"/>
         <w:numPr>
           <w:ilvl w:val="0"/>
           <w:numId w:val="35"/>
@@ -16077,22 +16136,22 @@
     </w:p>
     <w:p>
       <w:pPr>
-        <w:pStyle w:val="Heading1"/>
+        <w:pStyle w:val="u1"/>
         <w:numPr>
           <w:ilvl w:val="0"/>
           <w:numId w:val="0"/>
         </w:numPr>
         <w:spacing w:beforeLines="60" w:before="144" w:afterLines="60" w:after="144" w:line="288" w:lineRule="auto"/>
       </w:pPr>
-      <w:bookmarkStart w:id="61" w:name="_Toc204021724"/>
+      <w:bookmarkStart w:id="60" w:name="_Toc207530912"/>
       <w:r>
         <w:t>PHỤ LỤC</w:t>
       </w:r>
-      <w:bookmarkEnd w:id="61"/>
+      <w:bookmarkEnd w:id="60"/>
     </w:p>
     <w:tbl>
       <w:tblPr>
-        <w:tblStyle w:val="TableGrid"/>
+        <w:tblStyle w:val="LiBang"/>
         <w:tblW w:w="5000" w:type="pct"/>
         <w:tblLook w:val="04A0" w:firstRow="1" w:lastRow="0" w:firstColumn="1" w:lastColumn="0" w:noHBand="0" w:noVBand="1"/>
       </w:tblPr>
@@ -16113,7 +16172,7 @@
           </w:tcPr>
           <w:p>
             <w:pPr>
-              <w:pStyle w:val="Heading2"/>
+              <w:pStyle w:val="u2"/>
               <w:numPr>
                 <w:ilvl w:val="1"/>
                 <w:numId w:val="1"/>
@@ -16121,13 +16180,12 @@
               <w:spacing w:beforeLines="60" w:before="144" w:line="288" w:lineRule="auto"/>
               <w:ind w:left="462" w:hanging="299"/>
               <w:jc w:val="center"/>
-              <w:outlineLvl w:val="1"/>
             </w:pPr>
-            <w:bookmarkStart w:id="62" w:name="_Toc204021725"/>
+            <w:bookmarkStart w:id="61" w:name="_Toc207530913"/>
             <w:r>
               <w:t>Hướng dẫn sử dụng</w:t>
             </w:r>
-            <w:bookmarkEnd w:id="62"/>
+            <w:bookmarkEnd w:id="61"/>
           </w:p>
         </w:tc>
         <w:tc>
@@ -16138,23 +16196,22 @@
           </w:tcPr>
           <w:p>
             <w:pPr>
-              <w:pStyle w:val="Heading2"/>
+              <w:pStyle w:val="u2"/>
               <w:numPr>
                 <w:ilvl w:val="1"/>
                 <w:numId w:val="1"/>
               </w:numPr>
               <w:spacing w:beforeLines="60" w:before="144" w:line="288" w:lineRule="auto"/>
               <w:jc w:val="center"/>
-              <w:outlineLvl w:val="1"/>
             </w:pPr>
-            <w:bookmarkStart w:id="63" w:name="_Toc204021726"/>
+            <w:bookmarkStart w:id="62" w:name="_Toc207530914"/>
             <w:r>
               <w:rPr>
                 <w:lang w:val="en-US"/>
               </w:rPr>
               <w:t>Video mô tả</w:t>
             </w:r>
-            <w:bookmarkEnd w:id="63"/>
+            <w:bookmarkEnd w:id="62"/>
             <w:r>
               <w:rPr>
                 <w:lang w:val="en-US"/>
@@ -16171,16 +16228,15 @@
           </w:tcPr>
           <w:p>
             <w:pPr>
-              <w:pStyle w:val="Heading2"/>
+              <w:pStyle w:val="u2"/>
               <w:numPr>
                 <w:ilvl w:val="1"/>
                 <w:numId w:val="1"/>
               </w:numPr>
               <w:spacing w:beforeLines="60" w:before="144" w:line="288" w:lineRule="auto"/>
               <w:jc w:val="center"/>
-              <w:outlineLvl w:val="1"/>
             </w:pPr>
-            <w:bookmarkStart w:id="64" w:name="_Toc204021727"/>
+            <w:bookmarkStart w:id="63" w:name="_Toc207530915"/>
             <w:r>
               <w:rPr>
                 <w:lang w:val="en-US"/>
@@ -16190,7 +16246,7 @@
             <w:r>
               <w:t xml:space="preserve"> ứng dụng:</w:t>
             </w:r>
-            <w:bookmarkEnd w:id="64"/>
+            <w:bookmarkEnd w:id="63"/>
           </w:p>
         </w:tc>
       </w:tr>
@@ -16218,7 +16274,7 @@
             <w:hyperlink r:id="rId31" w:history="1">
               <w:r>
                 <w:rPr>
-                  <w:rStyle w:val="Hyperlink"/>
+                  <w:rStyle w:val="Siuktni"/>
                   <w:b/>
                   <w:bCs/>
                   <w:color w:val="385623" w:themeColor="accent6" w:themeShade="80"/>
@@ -16248,7 +16304,7 @@
             <w:hyperlink r:id="rId32" w:history="1">
               <w:r>
                 <w:rPr>
-                  <w:rStyle w:val="Hyperlink"/>
+                  <w:rStyle w:val="Siuktni"/>
                   <w:b/>
                   <w:bCs/>
                   <w:color w:val="385623" w:themeColor="accent6" w:themeShade="80"/>
@@ -16278,7 +16334,7 @@
             <w:hyperlink r:id="rId33" w:history="1">
               <w:r>
                 <w:rPr>
-                  <w:rStyle w:val="Hyperlink"/>
+                  <w:rStyle w:val="Siuktni"/>
                   <w:b/>
                   <w:bCs/>
                   <w:color w:val="385623" w:themeColor="accent6" w:themeShade="80"/>
@@ -16328,7 +16384,7 @@
                   <v:path o:extrusionok="f" gradientshapeok="t" o:connecttype="rect"/>
                   <o:lock v:ext="edit" aspectratio="t"/>
                 </v:shapetype>
-                <v:shape id="_x0000_i1025" type="#_x0000_t75" style="width:98.25pt;height:98.25pt">
+                <v:shape id="_x0000_i1025" type="#_x0000_t75" style="width:98.6pt;height:98.6pt">
                   <v:imagedata r:id="rId34" o:title="QRfinalhuongdan"/>
                 </v:shape>
               </w:pict>
@@ -16520,13 +16576,13 @@
     </w:tbl>
     <w:p>
       <w:pPr>
-        <w:pStyle w:val="ListParagraph"/>
+        <w:pStyle w:val="oancuaDanhsach"/>
         <w:ind w:firstLine="0"/>
       </w:pPr>
     </w:p>
     <w:p>
       <w:pPr>
-        <w:pStyle w:val="ListParagraph"/>
+        <w:pStyle w:val="oancuaDanhsach"/>
         <w:ind w:firstLine="0"/>
       </w:pPr>
     </w:p>
@@ -16542,7 +16598,7 @@
 </file>
 
 <file path=word/endnotes.xml><?xml version="1.0" encoding="utf-8"?>
-<w:endnotes xmlns:wpc="http://schemas.microsoft.com/office/word/2010/wordprocessingCanvas" xmlns:cx="http://schemas.microsoft.com/office/drawing/2014/chartex" xmlns:mc="http://schemas.openxmlformats.org/markup-compatibility/2006" xmlns:o="urn:schemas-microsoft-com:office:office" xmlns:r="http://schemas.openxmlformats.org/officeDocument/2006/relationships" xmlns:m="http://schemas.openxmlformats.org/officeDocument/2006/math" xmlns:v="urn:schemas-microsoft-com:vml" xmlns:wp14="http://schemas.microsoft.com/office/word/2010/wordprocessingDrawing" xmlns:wp="http://schemas.openxmlformats.org/drawingml/2006/wordprocessingDrawing" xmlns:w10="urn:schemas-microsoft-com:office:word" xmlns:w="http://schemas.openxmlformats.org/wordprocessingml/2006/main" xmlns:w14="http://schemas.microsoft.com/office/word/2010/wordml" xmlns:w15="http://schemas.microsoft.com/office/word/2012/wordml" xmlns:w16se="http://schemas.microsoft.com/office/word/2015/wordml/symex" xmlns:wpg="http://schemas.microsoft.com/office/word/2010/wordprocessingGroup" xmlns:wpi="http://schemas.microsoft.com/office/word/2010/wordprocessingInk" xmlns:wne="http://schemas.microsoft.com/office/word/2006/wordml" xmlns:wps="http://schemas.microsoft.com/office/word/2010/wordprocessingShape" mc:Ignorable="w14 w15 w16se wp14">
+<w:endnotes xmlns:wpc="http://schemas.microsoft.com/office/word/2010/wordprocessingCanvas" xmlns:cx="http://schemas.microsoft.com/office/drawing/2014/chartex" xmlns:cx1="http://schemas.microsoft.com/office/drawing/2015/9/8/chartex" xmlns:cx2="http://schemas.microsoft.com/office/drawing/2015/10/21/chartex" xmlns:cx3="http://schemas.microsoft.com/office/drawing/2016/5/9/chartex" xmlns:cx4="http://schemas.microsoft.com/office/drawing/2016/5/10/chartex" xmlns:cx5="http://schemas.microsoft.com/office/drawing/2016/5/11/chartex" xmlns:cx6="http://schemas.microsoft.com/office/drawing/2016/5/12/chartex" xmlns:cx7="http://schemas.microsoft.com/office/drawing/2016/5/13/chartex" xmlns:cx8="http://schemas.microsoft.com/office/drawing/2016/5/14/chartex" xmlns:mc="http://schemas.openxmlformats.org/markup-compatibility/2006" xmlns:aink="http://schemas.microsoft.com/office/drawing/2016/ink" xmlns:am3d="http://schemas.microsoft.com/office/drawing/2017/model3d" xmlns:o="urn:schemas-microsoft-com:office:office" xmlns:oel="http://schemas.microsoft.com/office/2019/extlst" xmlns:r="http://schemas.openxmlformats.org/officeDocument/2006/relationships" xmlns:m="http://schemas.openxmlformats.org/officeDocument/2006/math" xmlns:v="urn:schemas-microsoft-com:vml" xmlns:wp14="http://schemas.microsoft.com/office/word/2010/wordprocessingDrawing" xmlns:wp="http://schemas.openxmlformats.org/drawingml/2006/wordprocessingDrawing" xmlns:w10="urn:schemas-microsoft-com:office:word" xmlns:w="http://schemas.openxmlformats.org/wordprocessingml/2006/main" xmlns:w14="http://schemas.microsoft.com/office/word/2010/wordml" xmlns:w15="http://schemas.microsoft.com/office/word/2012/wordml" xmlns:w16cex="http://schemas.microsoft.com/office/word/2018/wordml/cex" xmlns:w16cid="http://schemas.microsoft.com/office/word/2016/wordml/cid" xmlns:w16="http://schemas.microsoft.com/office/word/2018/wordml" xmlns:w16du="http://schemas.microsoft.com/office/word/2023/wordml/word16du" xmlns:w16sdtdh="http://schemas.microsoft.com/office/word/2020/wordml/sdtdatahash" xmlns:w16sdtfl="http://schemas.microsoft.com/office/word/2024/wordml/sdtformatlock" xmlns:w16se="http://schemas.microsoft.com/office/word/2015/wordml/symex" xmlns:wpg="http://schemas.microsoft.com/office/word/2010/wordprocessingGroup" xmlns:wpi="http://schemas.microsoft.com/office/word/2010/wordprocessingInk" xmlns:wne="http://schemas.microsoft.com/office/word/2006/wordml" xmlns:wps="http://schemas.microsoft.com/office/word/2010/wordprocessingShape" mc:Ignorable="w14 w15 w16se w16cid w16 w16cex w16sdtdh w16sdtfl w16du wp14">
   <w:endnote w:type="separator" w:id="-1">
     <w:p>
       <w:pPr>
@@ -16567,43 +16623,43 @@
 </file>
 
 <file path=word/footer1.xml><?xml version="1.0" encoding="utf-8"?>
-<w:ftr xmlns:wpc="http://schemas.microsoft.com/office/word/2010/wordprocessingCanvas" xmlns:cx="http://schemas.microsoft.com/office/drawing/2014/chartex" xmlns:mc="http://schemas.openxmlformats.org/markup-compatibility/2006" xmlns:o="urn:schemas-microsoft-com:office:office" xmlns:r="http://schemas.openxmlformats.org/officeDocument/2006/relationships" xmlns:m="http://schemas.openxmlformats.org/officeDocument/2006/math" xmlns:v="urn:schemas-microsoft-com:vml" xmlns:wp14="http://schemas.microsoft.com/office/word/2010/wordprocessingDrawing" xmlns:wp="http://schemas.openxmlformats.org/drawingml/2006/wordprocessingDrawing" xmlns:w10="urn:schemas-microsoft-com:office:word" xmlns:w="http://schemas.openxmlformats.org/wordprocessingml/2006/main" xmlns:w14="http://schemas.microsoft.com/office/word/2010/wordml" xmlns:w15="http://schemas.microsoft.com/office/word/2012/wordml" xmlns:w16se="http://schemas.microsoft.com/office/word/2015/wordml/symex" xmlns:wpg="http://schemas.microsoft.com/office/word/2010/wordprocessingGroup" xmlns:wpi="http://schemas.microsoft.com/office/word/2010/wordprocessingInk" xmlns:wne="http://schemas.microsoft.com/office/word/2006/wordml" xmlns:wps="http://schemas.microsoft.com/office/word/2010/wordprocessingShape" mc:Ignorable="w14 w15 w16se wp14">
+<w:ftr xmlns:wpc="http://schemas.microsoft.com/office/word/2010/wordprocessingCanvas" xmlns:cx="http://schemas.microsoft.com/office/drawing/2014/chartex" xmlns:cx1="http://schemas.microsoft.com/office/drawing/2015/9/8/chartex" xmlns:cx2="http://schemas.microsoft.com/office/drawing/2015/10/21/chartex" xmlns:cx3="http://schemas.microsoft.com/office/drawing/2016/5/9/chartex" xmlns:cx4="http://schemas.microsoft.com/office/drawing/2016/5/10/chartex" xmlns:cx5="http://schemas.microsoft.com/office/drawing/2016/5/11/chartex" xmlns:cx6="http://schemas.microsoft.com/office/drawing/2016/5/12/chartex" xmlns:cx7="http://schemas.microsoft.com/office/drawing/2016/5/13/chartex" xmlns:cx8="http://schemas.microsoft.com/office/drawing/2016/5/14/chartex" xmlns:mc="http://schemas.openxmlformats.org/markup-compatibility/2006" xmlns:aink="http://schemas.microsoft.com/office/drawing/2016/ink" xmlns:am3d="http://schemas.microsoft.com/office/drawing/2017/model3d" xmlns:o="urn:schemas-microsoft-com:office:office" xmlns:oel="http://schemas.microsoft.com/office/2019/extlst" xmlns:r="http://schemas.openxmlformats.org/officeDocument/2006/relationships" xmlns:m="http://schemas.openxmlformats.org/officeDocument/2006/math" xmlns:v="urn:schemas-microsoft-com:vml" xmlns:wp14="http://schemas.microsoft.com/office/word/2010/wordprocessingDrawing" xmlns:wp="http://schemas.openxmlformats.org/drawingml/2006/wordprocessingDrawing" xmlns:w10="urn:schemas-microsoft-com:office:word" xmlns:w="http://schemas.openxmlformats.org/wordprocessingml/2006/main" xmlns:w14="http://schemas.microsoft.com/office/word/2010/wordml" xmlns:w15="http://schemas.microsoft.com/office/word/2012/wordml" xmlns:w16cex="http://schemas.microsoft.com/office/word/2018/wordml/cex" xmlns:w16cid="http://schemas.microsoft.com/office/word/2016/wordml/cid" xmlns:w16="http://schemas.microsoft.com/office/word/2018/wordml" xmlns:w16du="http://schemas.microsoft.com/office/word/2023/wordml/word16du" xmlns:w16sdtdh="http://schemas.microsoft.com/office/word/2020/wordml/sdtdatahash" xmlns:w16sdtfl="http://schemas.microsoft.com/office/word/2024/wordml/sdtformatlock" xmlns:w16se="http://schemas.microsoft.com/office/word/2015/wordml/symex" xmlns:wpg="http://schemas.microsoft.com/office/word/2010/wordprocessingGroup" xmlns:wpi="http://schemas.microsoft.com/office/word/2010/wordprocessingInk" xmlns:wne="http://schemas.microsoft.com/office/word/2006/wordml" xmlns:wps="http://schemas.microsoft.com/office/word/2010/wordprocessingShape" mc:Ignorable="w14 w15 w16se w16cid w16 w16cex w16sdtdh w16sdtfl w16du wp14">
   <w:p>
     <w:pPr>
-      <w:pStyle w:val="Footer"/>
+      <w:pStyle w:val="Chntrang"/>
       <w:jc w:val="center"/>
     </w:pPr>
   </w:p>
   <w:p>
     <w:pPr>
-      <w:pStyle w:val="Footer"/>
+      <w:pStyle w:val="Chntrang"/>
     </w:pPr>
   </w:p>
 </w:ftr>
 </file>
 
 <file path=word/footer2.xml><?xml version="1.0" encoding="utf-8"?>
-<w:ftr xmlns:wpc="http://schemas.microsoft.com/office/word/2010/wordprocessingCanvas" xmlns:cx="http://schemas.microsoft.com/office/drawing/2014/chartex" xmlns:mc="http://schemas.openxmlformats.org/markup-compatibility/2006" xmlns:o="urn:schemas-microsoft-com:office:office" xmlns:r="http://schemas.openxmlformats.org/officeDocument/2006/relationships" xmlns:m="http://schemas.openxmlformats.org/officeDocument/2006/math" xmlns:v="urn:schemas-microsoft-com:vml" xmlns:wp14="http://schemas.microsoft.com/office/word/2010/wordprocessingDrawing" xmlns:wp="http://schemas.openxmlformats.org/drawingml/2006/wordprocessingDrawing" xmlns:w10="urn:schemas-microsoft-com:office:word" xmlns:w="http://schemas.openxmlformats.org/wordprocessingml/2006/main" xmlns:w14="http://schemas.microsoft.com/office/word/2010/wordml" xmlns:w15="http://schemas.microsoft.com/office/word/2012/wordml" xmlns:w16se="http://schemas.microsoft.com/office/word/2015/wordml/symex" xmlns:wpg="http://schemas.microsoft.com/office/word/2010/wordprocessingGroup" xmlns:wpi="http://schemas.microsoft.com/office/word/2010/wordprocessingInk" xmlns:wne="http://schemas.microsoft.com/office/word/2006/wordml" xmlns:wps="http://schemas.microsoft.com/office/word/2010/wordprocessingShape" mc:Ignorable="w14 w15 w16se wp14">
+<w:ftr xmlns:wpc="http://schemas.microsoft.com/office/word/2010/wordprocessingCanvas" xmlns:cx="http://schemas.microsoft.com/office/drawing/2014/chartex" xmlns:cx1="http://schemas.microsoft.com/office/drawing/2015/9/8/chartex" xmlns:cx2="http://schemas.microsoft.com/office/drawing/2015/10/21/chartex" xmlns:cx3="http://schemas.microsoft.com/office/drawing/2016/5/9/chartex" xmlns:cx4="http://schemas.microsoft.com/office/drawing/2016/5/10/chartex" xmlns:cx5="http://schemas.microsoft.com/office/drawing/2016/5/11/chartex" xmlns:cx6="http://schemas.microsoft.com/office/drawing/2016/5/12/chartex" xmlns:cx7="http://schemas.microsoft.com/office/drawing/2016/5/13/chartex" xmlns:cx8="http://schemas.microsoft.com/office/drawing/2016/5/14/chartex" xmlns:mc="http://schemas.openxmlformats.org/markup-compatibility/2006" xmlns:aink="http://schemas.microsoft.com/office/drawing/2016/ink" xmlns:am3d="http://schemas.microsoft.com/office/drawing/2017/model3d" xmlns:o="urn:schemas-microsoft-com:office:office" xmlns:oel="http://schemas.microsoft.com/office/2019/extlst" xmlns:r="http://schemas.openxmlformats.org/officeDocument/2006/relationships" xmlns:m="http://schemas.openxmlformats.org/officeDocument/2006/math" xmlns:v="urn:schemas-microsoft-com:vml" xmlns:wp14="http://schemas.microsoft.com/office/word/2010/wordprocessingDrawing" xmlns:wp="http://schemas.openxmlformats.org/drawingml/2006/wordprocessingDrawing" xmlns:w10="urn:schemas-microsoft-com:office:word" xmlns:w="http://schemas.openxmlformats.org/wordprocessingml/2006/main" xmlns:w14="http://schemas.microsoft.com/office/word/2010/wordml" xmlns:w15="http://schemas.microsoft.com/office/word/2012/wordml" xmlns:w16cex="http://schemas.microsoft.com/office/word/2018/wordml/cex" xmlns:w16cid="http://schemas.microsoft.com/office/word/2016/wordml/cid" xmlns:w16="http://schemas.microsoft.com/office/word/2018/wordml" xmlns:w16du="http://schemas.microsoft.com/office/word/2023/wordml/word16du" xmlns:w16sdtdh="http://schemas.microsoft.com/office/word/2020/wordml/sdtdatahash" xmlns:w16sdtfl="http://schemas.microsoft.com/office/word/2024/wordml/sdtformatlock" xmlns:w16se="http://schemas.microsoft.com/office/word/2015/wordml/symex" xmlns:wpg="http://schemas.microsoft.com/office/word/2010/wordprocessingGroup" xmlns:wpi="http://schemas.microsoft.com/office/word/2010/wordprocessingInk" xmlns:wne="http://schemas.microsoft.com/office/word/2006/wordml" xmlns:wps="http://schemas.microsoft.com/office/word/2010/wordprocessingShape" mc:Ignorable="w14 w15 w16se w16cid w16 w16cex w16sdtdh w16sdtfl w16du wp14">
   <w:p>
     <w:pPr>
-      <w:pStyle w:val="Footer"/>
+      <w:pStyle w:val="Chntrang"/>
     </w:pPr>
   </w:p>
 </w:ftr>
 </file>
 
 <file path=word/footer3.xml><?xml version="1.0" encoding="utf-8"?>
-<w:ftr xmlns:wpc="http://schemas.microsoft.com/office/word/2010/wordprocessingCanvas" xmlns:cx="http://schemas.microsoft.com/office/drawing/2014/chartex" xmlns:mc="http://schemas.openxmlformats.org/markup-compatibility/2006" xmlns:o="urn:schemas-microsoft-com:office:office" xmlns:r="http://schemas.openxmlformats.org/officeDocument/2006/relationships" xmlns:m="http://schemas.openxmlformats.org/officeDocument/2006/math" xmlns:v="urn:schemas-microsoft-com:vml" xmlns:wp14="http://schemas.microsoft.com/office/word/2010/wordprocessingDrawing" xmlns:wp="http://schemas.openxmlformats.org/drawingml/2006/wordprocessingDrawing" xmlns:w10="urn:schemas-microsoft-com:office:word" xmlns:w="http://schemas.openxmlformats.org/wordprocessingml/2006/main" xmlns:w14="http://schemas.microsoft.com/office/word/2010/wordml" xmlns:w15="http://schemas.microsoft.com/office/word/2012/wordml" xmlns:w16se="http://schemas.microsoft.com/office/word/2015/wordml/symex" xmlns:wpg="http://schemas.microsoft.com/office/word/2010/wordprocessingGroup" xmlns:wpi="http://schemas.microsoft.com/office/word/2010/wordprocessingInk" xmlns:wne="http://schemas.microsoft.com/office/word/2006/wordml" xmlns:wps="http://schemas.microsoft.com/office/word/2010/wordprocessingShape" mc:Ignorable="w14 w15 w16se wp14">
+<w:ftr xmlns:wpc="http://schemas.microsoft.com/office/word/2010/wordprocessingCanvas" xmlns:cx="http://schemas.microsoft.com/office/drawing/2014/chartex" xmlns:cx1="http://schemas.microsoft.com/office/drawing/2015/9/8/chartex" xmlns:cx2="http://schemas.microsoft.com/office/drawing/2015/10/21/chartex" xmlns:cx3="http://schemas.microsoft.com/office/drawing/2016/5/9/chartex" xmlns:cx4="http://schemas.microsoft.com/office/drawing/2016/5/10/chartex" xmlns:cx5="http://schemas.microsoft.com/office/drawing/2016/5/11/chartex" xmlns:cx6="http://schemas.microsoft.com/office/drawing/2016/5/12/chartex" xmlns:cx7="http://schemas.microsoft.com/office/drawing/2016/5/13/chartex" xmlns:cx8="http://schemas.microsoft.com/office/drawing/2016/5/14/chartex" xmlns:mc="http://schemas.openxmlformats.org/markup-compatibility/2006" xmlns:aink="http://schemas.microsoft.com/office/drawing/2016/ink" xmlns:am3d="http://schemas.microsoft.com/office/drawing/2017/model3d" xmlns:o="urn:schemas-microsoft-com:office:office" xmlns:oel="http://schemas.microsoft.com/office/2019/extlst" xmlns:r="http://schemas.openxmlformats.org/officeDocument/2006/relationships" xmlns:m="http://schemas.openxmlformats.org/officeDocument/2006/math" xmlns:v="urn:schemas-microsoft-com:vml" xmlns:wp14="http://schemas.microsoft.com/office/word/2010/wordprocessingDrawing" xmlns:wp="http://schemas.openxmlformats.org/drawingml/2006/wordprocessingDrawing" xmlns:w10="urn:schemas-microsoft-com:office:word" xmlns:w="http://schemas.openxmlformats.org/wordprocessingml/2006/main" xmlns:w14="http://schemas.microsoft.com/office/word/2010/wordml" xmlns:w15="http://schemas.microsoft.com/office/word/2012/wordml" xmlns:w16cex="http://schemas.microsoft.com/office/word/2018/wordml/cex" xmlns:w16cid="http://schemas.microsoft.com/office/word/2016/wordml/cid" xmlns:w16="http://schemas.microsoft.com/office/word/2018/wordml" xmlns:w16du="http://schemas.microsoft.com/office/word/2023/wordml/word16du" xmlns:w16sdtdh="http://schemas.microsoft.com/office/word/2020/wordml/sdtdatahash" xmlns:w16sdtfl="http://schemas.microsoft.com/office/word/2024/wordml/sdtformatlock" xmlns:w16se="http://schemas.microsoft.com/office/word/2015/wordml/symex" xmlns:wpg="http://schemas.microsoft.com/office/word/2010/wordprocessingGroup" xmlns:wpi="http://schemas.microsoft.com/office/word/2010/wordprocessingInk" xmlns:wne="http://schemas.microsoft.com/office/word/2006/wordml" xmlns:wps="http://schemas.microsoft.com/office/word/2010/wordprocessingShape" mc:Ignorable="w14 w15 w16se w16cid w16 w16cex w16sdtdh w16sdtfl w16du wp14">
   <w:p>
     <w:pPr>
-      <w:pStyle w:val="Footer"/>
+      <w:pStyle w:val="Chntrang"/>
     </w:pPr>
   </w:p>
 </w:ftr>
 </file>
 
 <file path=word/footnotes.xml><?xml version="1.0" encoding="utf-8"?>
-<w:footnotes xmlns:wpc="http://schemas.microsoft.com/office/word/2010/wordprocessingCanvas" xmlns:cx="http://schemas.microsoft.com/office/drawing/2014/chartex" xmlns:mc="http://schemas.openxmlformats.org/markup-compatibility/2006" xmlns:o="urn:schemas-microsoft-com:office:office" xmlns:r="http://schemas.openxmlformats.org/officeDocument/2006/relationships" xmlns:m="http://schemas.openxmlformats.org/officeDocument/2006/math" xmlns:v="urn:schemas-microsoft-com:vml" xmlns:wp14="http://schemas.microsoft.com/office/word/2010/wordprocessingDrawing" xmlns:wp="http://schemas.openxmlformats.org/drawingml/2006/wordprocessingDrawing" xmlns:w10="urn:schemas-microsoft-com:office:word" xmlns:w="http://schemas.openxmlformats.org/wordprocessingml/2006/main" xmlns:w14="http://schemas.microsoft.com/office/word/2010/wordml" xmlns:w15="http://schemas.microsoft.com/office/word/2012/wordml" xmlns:w16se="http://schemas.microsoft.com/office/word/2015/wordml/symex" xmlns:wpg="http://schemas.microsoft.com/office/word/2010/wordprocessingGroup" xmlns:wpi="http://schemas.microsoft.com/office/word/2010/wordprocessingInk" xmlns:wne="http://schemas.microsoft.com/office/word/2006/wordml" xmlns:wps="http://schemas.microsoft.com/office/word/2010/wordprocessingShape" mc:Ignorable="w14 w15 w16se wp14">
+<w:footnotes xmlns:wpc="http://schemas.microsoft.com/office/word/2010/wordprocessingCanvas" xmlns:cx="http://schemas.microsoft.com/office/drawing/2014/chartex" xmlns:cx1="http://schemas.microsoft.com/office/drawing/2015/9/8/chartex" xmlns:cx2="http://schemas.microsoft.com/office/drawing/2015/10/21/chartex" xmlns:cx3="http://schemas.microsoft.com/office/drawing/2016/5/9/chartex" xmlns:cx4="http://schemas.microsoft.com/office/drawing/2016/5/10/chartex" xmlns:cx5="http://schemas.microsoft.com/office/drawing/2016/5/11/chartex" xmlns:cx6="http://schemas.microsoft.com/office/drawing/2016/5/12/chartex" xmlns:cx7="http://schemas.microsoft.com/office/drawing/2016/5/13/chartex" xmlns:cx8="http://schemas.microsoft.com/office/drawing/2016/5/14/chartex" xmlns:mc="http://schemas.openxmlformats.org/markup-compatibility/2006" xmlns:aink="http://schemas.microsoft.com/office/drawing/2016/ink" xmlns:am3d="http://schemas.microsoft.com/office/drawing/2017/model3d" xmlns:o="urn:schemas-microsoft-com:office:office" xmlns:oel="http://schemas.microsoft.com/office/2019/extlst" xmlns:r="http://schemas.openxmlformats.org/officeDocument/2006/relationships" xmlns:m="http://schemas.openxmlformats.org/officeDocument/2006/math" xmlns:v="urn:schemas-microsoft-com:vml" xmlns:wp14="http://schemas.microsoft.com/office/word/2010/wordprocessingDrawing" xmlns:wp="http://schemas.openxmlformats.org/drawingml/2006/wordprocessingDrawing" xmlns:w10="urn:schemas-microsoft-com:office:word" xmlns:w="http://schemas.openxmlformats.org/wordprocessingml/2006/main" xmlns:w14="http://schemas.microsoft.com/office/word/2010/wordml" xmlns:w15="http://schemas.microsoft.com/office/word/2012/wordml" xmlns:w16cex="http://schemas.microsoft.com/office/word/2018/wordml/cex" xmlns:w16cid="http://schemas.microsoft.com/office/word/2016/wordml/cid" xmlns:w16="http://schemas.microsoft.com/office/word/2018/wordml" xmlns:w16du="http://schemas.microsoft.com/office/word/2023/wordml/word16du" xmlns:w16sdtdh="http://schemas.microsoft.com/office/word/2020/wordml/sdtdatahash" xmlns:w16sdtfl="http://schemas.microsoft.com/office/word/2024/wordml/sdtformatlock" xmlns:w16se="http://schemas.microsoft.com/office/word/2015/wordml/symex" xmlns:wpg="http://schemas.microsoft.com/office/word/2010/wordprocessingGroup" xmlns:wpi="http://schemas.microsoft.com/office/word/2010/wordprocessingInk" xmlns:wne="http://schemas.microsoft.com/office/word/2006/wordml" xmlns:wps="http://schemas.microsoft.com/office/word/2010/wordprocessingShape" mc:Ignorable="w14 w15 w16se w16cid w16 w16cex w16sdtdh w16sdtfl w16du wp14">
   <w:footnote w:type="separator" w:id="-1">
     <w:p>
       <w:pPr>
@@ -16628,7 +16684,7 @@
 </file>
 
 <file path=word/header1.xml><?xml version="1.0" encoding="utf-8"?>
-<w:hdr xmlns:wpc="http://schemas.microsoft.com/office/word/2010/wordprocessingCanvas" xmlns:cx="http://schemas.microsoft.com/office/drawing/2014/chartex" xmlns:mc="http://schemas.openxmlformats.org/markup-compatibility/2006" xmlns:o="urn:schemas-microsoft-com:office:office" xmlns:r="http://schemas.openxmlformats.org/officeDocument/2006/relationships" xmlns:m="http://schemas.openxmlformats.org/officeDocument/2006/math" xmlns:v="urn:schemas-microsoft-com:vml" xmlns:wp14="http://schemas.microsoft.com/office/word/2010/wordprocessingDrawing" xmlns:wp="http://schemas.openxmlformats.org/drawingml/2006/wordprocessingDrawing" xmlns:w10="urn:schemas-microsoft-com:office:word" xmlns:w="http://schemas.openxmlformats.org/wordprocessingml/2006/main" xmlns:w14="http://schemas.microsoft.com/office/word/2010/wordml" xmlns:w15="http://schemas.microsoft.com/office/word/2012/wordml" xmlns:w16se="http://schemas.microsoft.com/office/word/2015/wordml/symex" xmlns:wpg="http://schemas.microsoft.com/office/word/2010/wordprocessingGroup" xmlns:wpi="http://schemas.microsoft.com/office/word/2010/wordprocessingInk" xmlns:wne="http://schemas.microsoft.com/office/word/2006/wordml" xmlns:wps="http://schemas.microsoft.com/office/word/2010/wordprocessingShape" mc:Ignorable="w14 w15 w16se wp14">
+<w:hdr xmlns:wpc="http://schemas.microsoft.com/office/word/2010/wordprocessingCanvas" xmlns:cx="http://schemas.microsoft.com/office/drawing/2014/chartex" xmlns:cx1="http://schemas.microsoft.com/office/drawing/2015/9/8/chartex" xmlns:cx2="http://schemas.microsoft.com/office/drawing/2015/10/21/chartex" xmlns:cx3="http://schemas.microsoft.com/office/drawing/2016/5/9/chartex" xmlns:cx4="http://schemas.microsoft.com/office/drawing/2016/5/10/chartex" xmlns:cx5="http://schemas.microsoft.com/office/drawing/2016/5/11/chartex" xmlns:cx6="http://schemas.microsoft.com/office/drawing/2016/5/12/chartex" xmlns:cx7="http://schemas.microsoft.com/office/drawing/2016/5/13/chartex" xmlns:cx8="http://schemas.microsoft.com/office/drawing/2016/5/14/chartex" xmlns:mc="http://schemas.openxmlformats.org/markup-compatibility/2006" xmlns:aink="http://schemas.microsoft.com/office/drawing/2016/ink" xmlns:am3d="http://schemas.microsoft.com/office/drawing/2017/model3d" xmlns:o="urn:schemas-microsoft-com:office:office" xmlns:oel="http://schemas.microsoft.com/office/2019/extlst" xmlns:r="http://schemas.openxmlformats.org/officeDocument/2006/relationships" xmlns:m="http://schemas.openxmlformats.org/officeDocument/2006/math" xmlns:v="urn:schemas-microsoft-com:vml" xmlns:wp14="http://schemas.microsoft.com/office/word/2010/wordprocessingDrawing" xmlns:wp="http://schemas.openxmlformats.org/drawingml/2006/wordprocessingDrawing" xmlns:w10="urn:schemas-microsoft-com:office:word" xmlns:w="http://schemas.openxmlformats.org/wordprocessingml/2006/main" xmlns:w14="http://schemas.microsoft.com/office/word/2010/wordml" xmlns:w15="http://schemas.microsoft.com/office/word/2012/wordml" xmlns:w16cex="http://schemas.microsoft.com/office/word/2018/wordml/cex" xmlns:w16cid="http://schemas.microsoft.com/office/word/2016/wordml/cid" xmlns:w16="http://schemas.microsoft.com/office/word/2018/wordml" xmlns:w16du="http://schemas.microsoft.com/office/word/2023/wordml/word16du" xmlns:w16sdtdh="http://schemas.microsoft.com/office/word/2020/wordml/sdtdatahash" xmlns:w16sdtfl="http://schemas.microsoft.com/office/word/2024/wordml/sdtformatlock" xmlns:w16se="http://schemas.microsoft.com/office/word/2015/wordml/symex" xmlns:wpg="http://schemas.microsoft.com/office/word/2010/wordprocessingGroup" xmlns:wpi="http://schemas.microsoft.com/office/word/2010/wordprocessingInk" xmlns:wne="http://schemas.microsoft.com/office/word/2006/wordml" xmlns:wps="http://schemas.microsoft.com/office/word/2010/wordprocessingShape" mc:Ignorable="w14 w15 w16se w16cid w16 w16cex w16sdtdh w16sdtfl w16du wp14">
   <w:sdt>
     <w:sdtPr>
       <w:id w:val="-1635090738"/>
@@ -16645,7 +16701,7 @@
     <w:sdtContent>
       <w:p>
         <w:pPr>
-          <w:pStyle w:val="Header"/>
+          <w:pStyle w:val="utrang"/>
           <w:jc w:val="center"/>
         </w:pPr>
         <w:r>
@@ -16695,7 +16751,7 @@
 </file>
 
 <file path=word/numbering.xml><?xml version="1.0" encoding="utf-8"?>
-<w:numbering xmlns:wpc="http://schemas.microsoft.com/office/word/2010/wordprocessingCanvas" xmlns:cx="http://schemas.microsoft.com/office/drawing/2014/chartex" xmlns:mc="http://schemas.openxmlformats.org/markup-compatibility/2006" xmlns:o="urn:schemas-microsoft-com:office:office" xmlns:r="http://schemas.openxmlformats.org/officeDocument/2006/relationships" xmlns:m="http://schemas.openxmlformats.org/officeDocument/2006/math" xmlns:v="urn:schemas-microsoft-com:vml" xmlns:wp14="http://schemas.microsoft.com/office/word/2010/wordprocessingDrawing" xmlns:wp="http://schemas.openxmlformats.org/drawingml/2006/wordprocessingDrawing" xmlns:w10="urn:schemas-microsoft-com:office:word" xmlns:w="http://schemas.openxmlformats.org/wordprocessingml/2006/main" xmlns:w14="http://schemas.microsoft.com/office/word/2010/wordml" xmlns:w15="http://schemas.microsoft.com/office/word/2012/wordml" xmlns:w16se="http://schemas.microsoft.com/office/word/2015/wordml/symex" xmlns:wpg="http://schemas.microsoft.com/office/word/2010/wordprocessingGroup" xmlns:wpi="http://schemas.microsoft.com/office/word/2010/wordprocessingInk" xmlns:wne="http://schemas.microsoft.com/office/word/2006/wordml" xmlns:wps="http://schemas.microsoft.com/office/word/2010/wordprocessingShape" mc:Ignorable="w14 w15 w16se wp14">
+<w:numbering xmlns:wpc="http://schemas.microsoft.com/office/word/2010/wordprocessingCanvas" xmlns:cx="http://schemas.microsoft.com/office/drawing/2014/chartex" xmlns:cx1="http://schemas.microsoft.com/office/drawing/2015/9/8/chartex" xmlns:cx2="http://schemas.microsoft.com/office/drawing/2015/10/21/chartex" xmlns:cx3="http://schemas.microsoft.com/office/drawing/2016/5/9/chartex" xmlns:cx4="http://schemas.microsoft.com/office/drawing/2016/5/10/chartex" xmlns:cx5="http://schemas.microsoft.com/office/drawing/2016/5/11/chartex" xmlns:cx6="http://schemas.microsoft.com/office/drawing/2016/5/12/chartex" xmlns:cx7="http://schemas.microsoft.com/office/drawing/2016/5/13/chartex" xmlns:cx8="http://schemas.microsoft.com/office/drawing/2016/5/14/chartex" xmlns:mc="http://schemas.openxmlformats.org/markup-compatibility/2006" xmlns:aink="http://schemas.microsoft.com/office/drawing/2016/ink" xmlns:am3d="http://schemas.microsoft.com/office/drawing/2017/model3d" xmlns:o="urn:schemas-microsoft-com:office:office" xmlns:oel="http://schemas.microsoft.com/office/2019/extlst" xmlns:r="http://schemas.openxmlformats.org/officeDocument/2006/relationships" xmlns:m="http://schemas.openxmlformats.org/officeDocument/2006/math" xmlns:v="urn:schemas-microsoft-com:vml" xmlns:wp14="http://schemas.microsoft.com/office/word/2010/wordprocessingDrawing" xmlns:wp="http://schemas.openxmlformats.org/drawingml/2006/wordprocessingDrawing" xmlns:w10="urn:schemas-microsoft-com:office:word" xmlns:w="http://schemas.openxmlformats.org/wordprocessingml/2006/main" xmlns:w14="http://schemas.microsoft.com/office/word/2010/wordml" xmlns:w15="http://schemas.microsoft.com/office/word/2012/wordml" xmlns:w16cex="http://schemas.microsoft.com/office/word/2018/wordml/cex" xmlns:w16cid="http://schemas.microsoft.com/office/word/2016/wordml/cid" xmlns:w16="http://schemas.microsoft.com/office/word/2018/wordml" xmlns:w16du="http://schemas.microsoft.com/office/word/2023/wordml/word16du" xmlns:w16sdtdh="http://schemas.microsoft.com/office/word/2020/wordml/sdtdatahash" xmlns:w16sdtfl="http://schemas.microsoft.com/office/word/2024/wordml/sdtformatlock" xmlns:w16se="http://schemas.microsoft.com/office/word/2015/wordml/symex" xmlns:wpg="http://schemas.microsoft.com/office/word/2010/wordprocessingGroup" xmlns:wpi="http://schemas.microsoft.com/office/word/2010/wordprocessingInk" xmlns:wne="http://schemas.microsoft.com/office/word/2006/wordml" xmlns:wps="http://schemas.microsoft.com/office/word/2010/wordprocessingShape" mc:Ignorable="w14 w15 w16se w16cid w16 w16cex w16sdtdh w16sdtfl w16du wp14">
   <w:abstractNum w:abstractNumId="0" w15:restartNumberingAfterBreak="0">
     <w:nsid w:val="000E3AC2"/>
     <w:multiLevelType w:val="multilevel"/>
@@ -16930,7 +16986,7 @@
     <w:lvl w:ilvl="0">
       <w:start w:val="1"/>
       <w:numFmt w:val="none"/>
-      <w:pStyle w:val="Heading1"/>
+      <w:pStyle w:val="u1"/>
       <w:lvlText w:val=""/>
       <w:lvlJc w:val="left"/>
       <w:pPr>
@@ -16955,7 +17011,7 @@
     <w:lvl w:ilvl="2">
       <w:start w:val="1"/>
       <w:numFmt w:val="decimal"/>
-      <w:pStyle w:val="Heading3"/>
+      <w:pStyle w:val="u3"/>
       <w:lvlText w:val="%2.%3"/>
       <w:lvlJc w:val="left"/>
       <w:pPr>
@@ -16969,7 +17025,7 @@
     <w:lvl w:ilvl="3">
       <w:start w:val="1"/>
       <w:numFmt w:val="lowerLetter"/>
-      <w:pStyle w:val="Heading4"/>
+      <w:pStyle w:val="u4"/>
       <w:lvlText w:val="%2.%3.%4"/>
       <w:lvlJc w:val="left"/>
       <w:pPr>
@@ -21358,127 +21414,127 @@
       </w:rPr>
     </w:lvl>
   </w:abstractNum>
-  <w:num w:numId="1">
+  <w:num w:numId="1" w16cid:durableId="780803062">
     <w:abstractNumId w:val="2"/>
   </w:num>
-  <w:num w:numId="2">
+  <w:num w:numId="2" w16cid:durableId="479619259">
     <w:abstractNumId w:val="33"/>
   </w:num>
-  <w:num w:numId="3">
+  <w:num w:numId="3" w16cid:durableId="132871441">
     <w:abstractNumId w:val="14"/>
   </w:num>
-  <w:num w:numId="4">
+  <w:num w:numId="4" w16cid:durableId="1977680711">
     <w:abstractNumId w:val="34"/>
   </w:num>
-  <w:num w:numId="5">
+  <w:num w:numId="5" w16cid:durableId="1771270782">
     <w:abstractNumId w:val="22"/>
   </w:num>
-  <w:num w:numId="6">
+  <w:num w:numId="6" w16cid:durableId="704331733">
     <w:abstractNumId w:val="30"/>
   </w:num>
-  <w:num w:numId="7">
+  <w:num w:numId="7" w16cid:durableId="1273628690">
     <w:abstractNumId w:val="18"/>
   </w:num>
-  <w:num w:numId="8">
+  <w:num w:numId="8" w16cid:durableId="406193820">
     <w:abstractNumId w:val="31"/>
   </w:num>
-  <w:num w:numId="9">
+  <w:num w:numId="9" w16cid:durableId="623925288">
     <w:abstractNumId w:val="7"/>
   </w:num>
-  <w:num w:numId="10">
+  <w:num w:numId="10" w16cid:durableId="745343461">
     <w:abstractNumId w:val="32"/>
   </w:num>
-  <w:num w:numId="11">
+  <w:num w:numId="11" w16cid:durableId="1238131449">
     <w:abstractNumId w:val="27"/>
   </w:num>
-  <w:num w:numId="12">
+  <w:num w:numId="12" w16cid:durableId="1325235145">
     <w:abstractNumId w:val="25"/>
   </w:num>
-  <w:num w:numId="13">
+  <w:num w:numId="13" w16cid:durableId="1903981875">
     <w:abstractNumId w:val="23"/>
   </w:num>
-  <w:num w:numId="14">
+  <w:num w:numId="14" w16cid:durableId="357123634">
     <w:abstractNumId w:val="5"/>
   </w:num>
-  <w:num w:numId="15">
+  <w:num w:numId="15" w16cid:durableId="2001540935">
     <w:abstractNumId w:val="1"/>
   </w:num>
-  <w:num w:numId="16">
+  <w:num w:numId="16" w16cid:durableId="659426096">
     <w:abstractNumId w:val="39"/>
   </w:num>
-  <w:num w:numId="17">
+  <w:num w:numId="17" w16cid:durableId="2094427261">
     <w:abstractNumId w:val="24"/>
   </w:num>
-  <w:num w:numId="18">
+  <w:num w:numId="18" w16cid:durableId="476341582">
     <w:abstractNumId w:val="9"/>
   </w:num>
-  <w:num w:numId="19">
+  <w:num w:numId="19" w16cid:durableId="1946616219">
     <w:abstractNumId w:val="3"/>
   </w:num>
-  <w:num w:numId="20">
+  <w:num w:numId="20" w16cid:durableId="1509758500">
     <w:abstractNumId w:val="26"/>
   </w:num>
-  <w:num w:numId="21">
+  <w:num w:numId="21" w16cid:durableId="1177231599">
     <w:abstractNumId w:val="15"/>
   </w:num>
-  <w:num w:numId="22">
+  <w:num w:numId="22" w16cid:durableId="788162446">
     <w:abstractNumId w:val="21"/>
   </w:num>
-  <w:num w:numId="23">
+  <w:num w:numId="23" w16cid:durableId="1879856353">
     <w:abstractNumId w:val="40"/>
   </w:num>
-  <w:num w:numId="24">
+  <w:num w:numId="24" w16cid:durableId="42099147">
     <w:abstractNumId w:val="38"/>
   </w:num>
-  <w:num w:numId="25">
+  <w:num w:numId="25" w16cid:durableId="561789556">
     <w:abstractNumId w:val="17"/>
   </w:num>
-  <w:num w:numId="26">
+  <w:num w:numId="26" w16cid:durableId="382026998">
     <w:abstractNumId w:val="20"/>
   </w:num>
-  <w:num w:numId="27">
+  <w:num w:numId="27" w16cid:durableId="1510366985">
     <w:abstractNumId w:val="0"/>
   </w:num>
-  <w:num w:numId="28">
+  <w:num w:numId="28" w16cid:durableId="1300112265">
     <w:abstractNumId w:val="35"/>
   </w:num>
-  <w:num w:numId="29">
+  <w:num w:numId="29" w16cid:durableId="688065988">
     <w:abstractNumId w:val="11"/>
   </w:num>
-  <w:num w:numId="30">
+  <w:num w:numId="30" w16cid:durableId="1593006212">
     <w:abstractNumId w:val="10"/>
   </w:num>
-  <w:num w:numId="31">
+  <w:num w:numId="31" w16cid:durableId="1978143240">
     <w:abstractNumId w:val="6"/>
   </w:num>
-  <w:num w:numId="32">
+  <w:num w:numId="32" w16cid:durableId="2133286405">
     <w:abstractNumId w:val="28"/>
   </w:num>
-  <w:num w:numId="33">
+  <w:num w:numId="33" w16cid:durableId="265038728">
     <w:abstractNumId w:val="12"/>
   </w:num>
-  <w:num w:numId="34">
+  <w:num w:numId="34" w16cid:durableId="2108577029">
     <w:abstractNumId w:val="8"/>
   </w:num>
-  <w:num w:numId="35">
+  <w:num w:numId="35" w16cid:durableId="36853351">
     <w:abstractNumId w:val="16"/>
   </w:num>
-  <w:num w:numId="36">
+  <w:num w:numId="36" w16cid:durableId="856819806">
     <w:abstractNumId w:val="19"/>
   </w:num>
-  <w:num w:numId="37">
+  <w:num w:numId="37" w16cid:durableId="948585740">
     <w:abstractNumId w:val="29"/>
   </w:num>
-  <w:num w:numId="38">
+  <w:num w:numId="38" w16cid:durableId="1552114078">
     <w:abstractNumId w:val="37"/>
   </w:num>
-  <w:num w:numId="39">
+  <w:num w:numId="39" w16cid:durableId="23527765">
     <w:abstractNumId w:val="36"/>
   </w:num>
-  <w:num w:numId="40">
+  <w:num w:numId="40" w16cid:durableId="590088486">
     <w:abstractNumId w:val="4"/>
   </w:num>
-  <w:num w:numId="41">
+  <w:num w:numId="41" w16cid:durableId="1595892461">
     <w:abstractNumId w:val="13"/>
   </w:num>
   <w:numIdMacAtCleanup w:val="36"/>
@@ -21486,7 +21542,7 @@
 </file>
 
 <file path=word/styles.xml><?xml version="1.0" encoding="utf-8"?>
-<w:styles xmlns:mc="http://schemas.openxmlformats.org/markup-compatibility/2006" xmlns:r="http://schemas.openxmlformats.org/officeDocument/2006/relationships" xmlns:w="http://schemas.openxmlformats.org/wordprocessingml/2006/main" xmlns:w14="http://schemas.microsoft.com/office/word/2010/wordml" xmlns:w15="http://schemas.microsoft.com/office/word/2012/wordml" xmlns:w16se="http://schemas.microsoft.com/office/word/2015/wordml/symex" mc:Ignorable="w14 w15 w16se">
+<w:styles xmlns:mc="http://schemas.openxmlformats.org/markup-compatibility/2006" xmlns:r="http://schemas.openxmlformats.org/officeDocument/2006/relationships" xmlns:w="http://schemas.openxmlformats.org/wordprocessingml/2006/main" xmlns:w14="http://schemas.microsoft.com/office/word/2010/wordml" xmlns:w15="http://schemas.microsoft.com/office/word/2012/wordml" xmlns:w16cex="http://schemas.microsoft.com/office/word/2018/wordml/cex" xmlns:w16cid="http://schemas.microsoft.com/office/word/2016/wordml/cid" xmlns:w16="http://schemas.microsoft.com/office/word/2018/wordml" xmlns:w16du="http://schemas.microsoft.com/office/word/2023/wordml/word16du" xmlns:w16sdtdh="http://schemas.microsoft.com/office/word/2020/wordml/sdtdatahash" xmlns:w16sdtfl="http://schemas.microsoft.com/office/word/2024/wordml/sdtformatlock" xmlns:w16se="http://schemas.microsoft.com/office/word/2015/wordml/symex" mc:Ignorable="w14 w15 w16se w16cid w16 w16cex w16sdtdh w16sdtfl w16du">
   <w:docDefaults>
     <w:rPrDefault>
       <w:rPr>
@@ -21502,7 +21558,7 @@
       </w:pPr>
     </w:pPrDefault>
   </w:docDefaults>
-  <w:latentStyles w:defLockedState="0" w:defUIPriority="99" w:defSemiHidden="0" w:defUnhideWhenUsed="0" w:defQFormat="0" w:count="371">
+  <w:latentStyles w:defLockedState="0" w:defUIPriority="99" w:defSemiHidden="0" w:defUnhideWhenUsed="0" w:defQFormat="0" w:count="376">
     <w:lsdException w:name="Normal" w:uiPriority="0" w:qFormat="1"/>
     <w:lsdException w:name="heading 1" w:uiPriority="9" w:qFormat="1"/>
     <w:lsdException w:name="heading 2" w:semiHidden="1" w:uiPriority="9" w:unhideWhenUsed="1" w:qFormat="1"/>
@@ -21874,11 +21930,16 @@
     <w:lsdException w:name="List Table 5 Dark Accent 6" w:uiPriority="50"/>
     <w:lsdException w:name="List Table 6 Colorful Accent 6" w:uiPriority="51"/>
     <w:lsdException w:name="List Table 7 Colorful Accent 6" w:uiPriority="52"/>
+    <w:lsdException w:name="Mention" w:semiHidden="1" w:unhideWhenUsed="1"/>
+    <w:lsdException w:name="Smart Hyperlink" w:semiHidden="1" w:unhideWhenUsed="1"/>
+    <w:lsdException w:name="Hashtag" w:semiHidden="1" w:unhideWhenUsed="1"/>
+    <w:lsdException w:name="Unresolved Mention" w:semiHidden="1" w:unhideWhenUsed="1"/>
+    <w:lsdException w:name="Smart Link" w:semiHidden="1" w:unhideWhenUsed="1"/>
   </w:latentStyles>
-  <w:style w:type="paragraph" w:default="1" w:styleId="Normal">
+  <w:style w:type="paragraph" w:default="1" w:styleId="Binhthng">
     <w:name w:val="Normal"/>
     <w:qFormat/>
-    <w:rsid w:val="00001E1D"/>
+    <w:rsid w:val="00623DED"/>
     <w:pPr>
       <w:spacing w:after="120" w:line="240" w:lineRule="auto"/>
       <w:ind w:firstLine="227"/>
@@ -21889,11 +21950,11 @@
       <w:sz w:val="26"/>
     </w:rPr>
   </w:style>
-  <w:style w:type="paragraph" w:styleId="Heading1">
+  <w:style w:type="paragraph" w:styleId="u1">
     <w:name w:val="heading 1"/>
-    <w:basedOn w:val="Normal"/>
-    <w:next w:val="Normal"/>
-    <w:link w:val="Heading1Char"/>
+    <w:basedOn w:val="Binhthng"/>
+    <w:next w:val="Binhthng"/>
+    <w:link w:val="u1Char"/>
     <w:uiPriority w:val="9"/>
     <w:qFormat/>
     <w:rsid w:val="00001E1D"/>
@@ -21915,11 +21976,11 @@
       <w:szCs w:val="30"/>
     </w:rPr>
   </w:style>
-  <w:style w:type="paragraph" w:styleId="Heading2">
+  <w:style w:type="paragraph" w:styleId="u2">
     <w:name w:val="heading 2"/>
-    <w:basedOn w:val="Normal"/>
-    <w:next w:val="Normal"/>
-    <w:link w:val="Heading2Char"/>
+    <w:basedOn w:val="Binhthng"/>
+    <w:next w:val="Binhthng"/>
+    <w:link w:val="u2Char"/>
     <w:uiPriority w:val="9"/>
     <w:unhideWhenUsed/>
     <w:qFormat/>
@@ -21939,11 +22000,11 @@
       <w:szCs w:val="26"/>
     </w:rPr>
   </w:style>
-  <w:style w:type="paragraph" w:styleId="Heading3">
+  <w:style w:type="paragraph" w:styleId="u3">
     <w:name w:val="heading 3"/>
-    <w:basedOn w:val="Normal"/>
-    <w:next w:val="Normal"/>
-    <w:link w:val="Heading3Char"/>
+    <w:basedOn w:val="Binhthng"/>
+    <w:next w:val="Binhthng"/>
+    <w:link w:val="u3Char"/>
     <w:uiPriority w:val="9"/>
     <w:unhideWhenUsed/>
     <w:qFormat/>
@@ -21966,11 +22027,11 @@
       <w:szCs w:val="24"/>
     </w:rPr>
   </w:style>
-  <w:style w:type="paragraph" w:styleId="Heading4">
+  <w:style w:type="paragraph" w:styleId="u4">
     <w:name w:val="heading 4"/>
-    <w:basedOn w:val="Normal"/>
-    <w:next w:val="Normal"/>
-    <w:link w:val="Heading4Char"/>
+    <w:basedOn w:val="Binhthng"/>
+    <w:next w:val="Binhthng"/>
+    <w:link w:val="u4Char"/>
     <w:uiPriority w:val="9"/>
     <w:unhideWhenUsed/>
     <w:qFormat/>
@@ -21992,13 +22053,12 @@
       <w:color w:val="2E74B5" w:themeColor="accent1" w:themeShade="BF"/>
     </w:rPr>
   </w:style>
-  <w:style w:type="character" w:default="1" w:styleId="DefaultParagraphFont">
+  <w:style w:type="character" w:default="1" w:styleId="Phngmcinhcuaoanvn">
     <w:name w:val="Default Paragraph Font"/>
     <w:uiPriority w:val="1"/>
-    <w:semiHidden/>
     <w:unhideWhenUsed/>
   </w:style>
-  <w:style w:type="table" w:default="1" w:styleId="TableNormal">
+  <w:style w:type="table" w:default="1" w:styleId="BangThngthng">
     <w:name w:val="Normal Table"/>
     <w:uiPriority w:val="99"/>
     <w:semiHidden/>
@@ -22013,17 +22073,17 @@
       </w:tblCellMar>
     </w:tblPr>
   </w:style>
-  <w:style w:type="numbering" w:default="1" w:styleId="NoList">
+  <w:style w:type="numbering" w:default="1" w:styleId="Khngco">
     <w:name w:val="No List"/>
     <w:uiPriority w:val="99"/>
     <w:semiHidden/>
     <w:unhideWhenUsed/>
   </w:style>
-  <w:style w:type="paragraph" w:styleId="ListParagraph">
+  <w:style w:type="paragraph" w:styleId="oancuaDanhsach">
     <w:name w:val="List Paragraph"/>
     <w:aliases w:val="danh muc hinh,chu trong hinh"/>
-    <w:basedOn w:val="Normal"/>
-    <w:link w:val="ListParagraphChar"/>
+    <w:basedOn w:val="Binhthng"/>
+    <w:link w:val="oancuaDanhsachChar"/>
     <w:uiPriority w:val="34"/>
     <w:qFormat/>
     <w:rsid w:val="003739D1"/>
@@ -22032,10 +22092,10 @@
       <w:contextualSpacing/>
     </w:pPr>
   </w:style>
-  <w:style w:type="character" w:customStyle="1" w:styleId="Heading1Char">
-    <w:name w:val="Heading 1 Char"/>
-    <w:basedOn w:val="DefaultParagraphFont"/>
-    <w:link w:val="Heading1"/>
+  <w:style w:type="character" w:customStyle="1" w:styleId="u1Char">
+    <w:name w:val="Đầu đề 1 Char"/>
+    <w:basedOn w:val="Phngmcinhcuaoanvn"/>
+    <w:link w:val="u1"/>
     <w:uiPriority w:val="9"/>
     <w:rsid w:val="00001E1D"/>
     <w:rPr>
@@ -22046,11 +22106,11 @@
       <w:szCs w:val="30"/>
     </w:rPr>
   </w:style>
-  <w:style w:type="paragraph" w:styleId="Title">
+  <w:style w:type="paragraph" w:styleId="Tiu">
     <w:name w:val="Title"/>
-    <w:basedOn w:val="Normal"/>
-    <w:next w:val="Normal"/>
-    <w:link w:val="TitleChar"/>
+    <w:basedOn w:val="Binhthng"/>
+    <w:next w:val="Binhthng"/>
+    <w:link w:val="TiuChar"/>
     <w:uiPriority w:val="10"/>
     <w:qFormat/>
     <w:rsid w:val="003739D1"/>
@@ -22066,10 +22126,10 @@
       <w:szCs w:val="56"/>
     </w:rPr>
   </w:style>
-  <w:style w:type="character" w:customStyle="1" w:styleId="TitleChar">
-    <w:name w:val="Title Char"/>
-    <w:basedOn w:val="DefaultParagraphFont"/>
-    <w:link w:val="Title"/>
+  <w:style w:type="character" w:customStyle="1" w:styleId="TiuChar">
+    <w:name w:val="Tiêu đề Char"/>
+    <w:basedOn w:val="Phngmcinhcuaoanvn"/>
+    <w:link w:val="Tiu"/>
     <w:uiPriority w:val="10"/>
     <w:rsid w:val="003739D1"/>
     <w:rPr>
@@ -22080,10 +22140,10 @@
       <w:szCs w:val="56"/>
     </w:rPr>
   </w:style>
-  <w:style w:type="character" w:customStyle="1" w:styleId="Heading2Char">
-    <w:name w:val="Heading 2 Char"/>
-    <w:basedOn w:val="DefaultParagraphFont"/>
-    <w:link w:val="Heading2"/>
+  <w:style w:type="character" w:customStyle="1" w:styleId="u2Char">
+    <w:name w:val="Đầu đề 2 Char"/>
+    <w:basedOn w:val="Phngmcinhcuaoanvn"/>
+    <w:link w:val="u2"/>
     <w:uiPriority w:val="9"/>
     <w:rsid w:val="000A519A"/>
     <w:rPr>
@@ -22094,10 +22154,10 @@
       <w:szCs w:val="26"/>
     </w:rPr>
   </w:style>
-  <w:style w:type="character" w:customStyle="1" w:styleId="Heading3Char">
-    <w:name w:val="Heading 3 Char"/>
-    <w:basedOn w:val="DefaultParagraphFont"/>
-    <w:link w:val="Heading3"/>
+  <w:style w:type="character" w:customStyle="1" w:styleId="u3Char">
+    <w:name w:val="Đầu đề 3 Char"/>
+    <w:basedOn w:val="Phngmcinhcuaoanvn"/>
+    <w:link w:val="u3"/>
     <w:uiPriority w:val="9"/>
     <w:rsid w:val="00D943F6"/>
     <w:rPr>
@@ -22108,10 +22168,10 @@
       <w:szCs w:val="24"/>
     </w:rPr>
   </w:style>
-  <w:style w:type="character" w:customStyle="1" w:styleId="Heading4Char">
-    <w:name w:val="Heading 4 Char"/>
-    <w:basedOn w:val="DefaultParagraphFont"/>
-    <w:link w:val="Heading4"/>
+  <w:style w:type="character" w:customStyle="1" w:styleId="u4Char">
+    <w:name w:val="Đầu đề 4 Char"/>
+    <w:basedOn w:val="Phngmcinhcuaoanvn"/>
+    <w:link w:val="u4"/>
     <w:uiPriority w:val="9"/>
     <w:rsid w:val="003739D1"/>
     <w:rPr>
@@ -22122,10 +22182,10 @@
       <w:sz w:val="26"/>
     </w:rPr>
   </w:style>
-  <w:style w:type="paragraph" w:styleId="Footer">
+  <w:style w:type="paragraph" w:styleId="Chntrang">
     <w:name w:val="footer"/>
-    <w:basedOn w:val="Normal"/>
-    <w:link w:val="FooterChar"/>
+    <w:basedOn w:val="Binhthng"/>
+    <w:link w:val="ChntrangChar"/>
     <w:uiPriority w:val="99"/>
     <w:unhideWhenUsed/>
     <w:rsid w:val="00B94ECA"/>
@@ -22144,10 +22204,10 @@
       <w:szCs w:val="28"/>
     </w:rPr>
   </w:style>
-  <w:style w:type="character" w:customStyle="1" w:styleId="FooterChar">
-    <w:name w:val="Footer Char"/>
-    <w:basedOn w:val="DefaultParagraphFont"/>
-    <w:link w:val="Footer"/>
+  <w:style w:type="character" w:customStyle="1" w:styleId="ChntrangChar">
+    <w:name w:val="Chân trang Char"/>
+    <w:basedOn w:val="Phngmcinhcuaoanvn"/>
+    <w:link w:val="Chntrang"/>
     <w:uiPriority w:val="99"/>
     <w:rsid w:val="00B94ECA"/>
     <w:rPr>
@@ -22157,10 +22217,10 @@
       <w:szCs w:val="28"/>
     </w:rPr>
   </w:style>
-  <w:style w:type="paragraph" w:styleId="Header">
+  <w:style w:type="paragraph" w:styleId="utrang">
     <w:name w:val="header"/>
-    <w:basedOn w:val="Normal"/>
-    <w:link w:val="HeaderChar"/>
+    <w:basedOn w:val="Binhthng"/>
+    <w:link w:val="utrangChar"/>
     <w:uiPriority w:val="99"/>
     <w:unhideWhenUsed/>
     <w:rsid w:val="00B86AAE"/>
@@ -22172,10 +22232,10 @@
       <w:spacing w:after="0"/>
     </w:pPr>
   </w:style>
-  <w:style w:type="character" w:customStyle="1" w:styleId="HeaderChar">
-    <w:name w:val="Header Char"/>
-    <w:basedOn w:val="DefaultParagraphFont"/>
-    <w:link w:val="Header"/>
+  <w:style w:type="character" w:customStyle="1" w:styleId="utrangChar">
+    <w:name w:val="Đầu trang Char"/>
+    <w:basedOn w:val="Phngmcinhcuaoanvn"/>
+    <w:link w:val="utrang"/>
     <w:uiPriority w:val="99"/>
     <w:rsid w:val="00B86AAE"/>
     <w:rPr>
@@ -22183,9 +22243,9 @@
       <w:sz w:val="26"/>
     </w:rPr>
   </w:style>
-  <w:style w:type="table" w:styleId="TableGrid">
+  <w:style w:type="table" w:styleId="LiBang">
     <w:name w:val="Table Grid"/>
-    <w:basedOn w:val="TableNormal"/>
+    <w:basedOn w:val="BangThngthng"/>
     <w:uiPriority w:val="39"/>
     <w:rsid w:val="00B86AAE"/>
     <w:pPr>
@@ -22208,10 +22268,10 @@
       </w:tblBorders>
     </w:tblPr>
   </w:style>
-  <w:style w:type="character" w:customStyle="1" w:styleId="ListParagraphChar">
-    <w:name w:val="List Paragraph Char"/>
+  <w:style w:type="character" w:customStyle="1" w:styleId="oancuaDanhsachChar">
+    <w:name w:val="Đoạn của Danh sách Char"/>
     <w:aliases w:val="danh muc hinh Char,chu trong hinh Char"/>
-    <w:link w:val="ListParagraph"/>
+    <w:link w:val="oancuaDanhsach"/>
     <w:uiPriority w:val="34"/>
     <w:rsid w:val="00B86AAE"/>
     <w:rPr>
@@ -22219,10 +22279,10 @@
       <w:sz w:val="26"/>
     </w:rPr>
   </w:style>
-  <w:style w:type="paragraph" w:styleId="Caption">
+  <w:style w:type="paragraph" w:styleId="Chuthich">
     <w:name w:val="caption"/>
-    <w:basedOn w:val="Normal"/>
-    <w:next w:val="Normal"/>
+    <w:basedOn w:val="Binhthng"/>
+    <w:next w:val="Binhthng"/>
     <w:uiPriority w:val="35"/>
     <w:unhideWhenUsed/>
     <w:qFormat/>
@@ -22241,9 +22301,9 @@
       <w:lang w:val="vi"/>
     </w:rPr>
   </w:style>
-  <w:style w:type="paragraph" w:styleId="NormalWeb">
+  <w:style w:type="paragraph" w:styleId="ThngthngWeb">
     <w:name w:val="Normal (Web)"/>
-    <w:basedOn w:val="Normal"/>
+    <w:basedOn w:val="Binhthng"/>
     <w:uiPriority w:val="99"/>
     <w:unhideWhenUsed/>
     <w:rsid w:val="001969F2"/>
@@ -22258,9 +22318,9 @@
       <w:szCs w:val="24"/>
     </w:rPr>
   </w:style>
-  <w:style w:type="character" w:styleId="Strong">
+  <w:style w:type="character" w:styleId="Manh">
     <w:name w:val="Strong"/>
-    <w:basedOn w:val="DefaultParagraphFont"/>
+    <w:basedOn w:val="Phngmcinhcuaoanvn"/>
     <w:uiPriority w:val="22"/>
     <w:qFormat/>
     <w:rsid w:val="001969F2"/>
@@ -22269,10 +22329,10 @@
       <w:bCs/>
     </w:rPr>
   </w:style>
-  <w:style w:type="paragraph" w:styleId="TOC1">
+  <w:style w:type="paragraph" w:styleId="Mucluc1">
     <w:name w:val="toc 1"/>
-    <w:basedOn w:val="Normal"/>
-    <w:next w:val="Normal"/>
+    <w:basedOn w:val="Binhthng"/>
+    <w:next w:val="Binhthng"/>
     <w:autoRedefine/>
     <w:uiPriority w:val="39"/>
     <w:unhideWhenUsed/>
@@ -22290,10 +22350,10 @@
       <w:szCs w:val="24"/>
     </w:rPr>
   </w:style>
-  <w:style w:type="paragraph" w:styleId="TOC2">
+  <w:style w:type="paragraph" w:styleId="Mucluc2">
     <w:name w:val="toc 2"/>
-    <w:basedOn w:val="Normal"/>
-    <w:next w:val="Normal"/>
+    <w:basedOn w:val="Binhthng"/>
+    <w:next w:val="Binhthng"/>
     <w:autoRedefine/>
     <w:uiPriority w:val="39"/>
     <w:unhideWhenUsed/>
@@ -22310,10 +22370,10 @@
       <w:szCs w:val="20"/>
     </w:rPr>
   </w:style>
-  <w:style w:type="paragraph" w:styleId="TOC3">
+  <w:style w:type="paragraph" w:styleId="Mucluc3">
     <w:name w:val="toc 3"/>
-    <w:basedOn w:val="Normal"/>
-    <w:next w:val="Normal"/>
+    <w:basedOn w:val="Binhthng"/>
+    <w:next w:val="Binhthng"/>
     <w:autoRedefine/>
     <w:uiPriority w:val="39"/>
     <w:unhideWhenUsed/>
@@ -22329,10 +22389,10 @@
       <w:szCs w:val="20"/>
     </w:rPr>
   </w:style>
-  <w:style w:type="paragraph" w:styleId="TOC4">
+  <w:style w:type="paragraph" w:styleId="Mucluc4">
     <w:name w:val="toc 4"/>
-    <w:basedOn w:val="Normal"/>
-    <w:next w:val="Normal"/>
+    <w:basedOn w:val="Binhthng"/>
+    <w:next w:val="Binhthng"/>
     <w:autoRedefine/>
     <w:uiPriority w:val="39"/>
     <w:unhideWhenUsed/>
@@ -22348,10 +22408,10 @@
       <w:szCs w:val="20"/>
     </w:rPr>
   </w:style>
-  <w:style w:type="paragraph" w:styleId="TOC5">
+  <w:style w:type="paragraph" w:styleId="Mucluc5">
     <w:name w:val="toc 5"/>
-    <w:basedOn w:val="Normal"/>
-    <w:next w:val="Normal"/>
+    <w:basedOn w:val="Binhthng"/>
+    <w:next w:val="Binhthng"/>
     <w:autoRedefine/>
     <w:uiPriority w:val="39"/>
     <w:unhideWhenUsed/>
@@ -22367,10 +22427,10 @@
       <w:szCs w:val="20"/>
     </w:rPr>
   </w:style>
-  <w:style w:type="paragraph" w:styleId="TOC6">
+  <w:style w:type="paragraph" w:styleId="Mucluc6">
     <w:name w:val="toc 6"/>
-    <w:basedOn w:val="Normal"/>
-    <w:next w:val="Normal"/>
+    <w:basedOn w:val="Binhthng"/>
+    <w:next w:val="Binhthng"/>
     <w:autoRedefine/>
     <w:uiPriority w:val="39"/>
     <w:unhideWhenUsed/>
@@ -22386,10 +22446,10 @@
       <w:szCs w:val="20"/>
     </w:rPr>
   </w:style>
-  <w:style w:type="paragraph" w:styleId="TOC7">
+  <w:style w:type="paragraph" w:styleId="Mucluc7">
     <w:name w:val="toc 7"/>
-    <w:basedOn w:val="Normal"/>
-    <w:next w:val="Normal"/>
+    <w:basedOn w:val="Binhthng"/>
+    <w:next w:val="Binhthng"/>
     <w:autoRedefine/>
     <w:uiPriority w:val="39"/>
     <w:unhideWhenUsed/>
@@ -22405,10 +22465,10 @@
       <w:szCs w:val="20"/>
     </w:rPr>
   </w:style>
-  <w:style w:type="paragraph" w:styleId="TOC8">
+  <w:style w:type="paragraph" w:styleId="Mucluc8">
     <w:name w:val="toc 8"/>
-    <w:basedOn w:val="Normal"/>
-    <w:next w:val="Normal"/>
+    <w:basedOn w:val="Binhthng"/>
+    <w:next w:val="Binhthng"/>
     <w:autoRedefine/>
     <w:uiPriority w:val="39"/>
     <w:unhideWhenUsed/>
@@ -22424,10 +22484,10 @@
       <w:szCs w:val="20"/>
     </w:rPr>
   </w:style>
-  <w:style w:type="paragraph" w:styleId="TOC9">
+  <w:style w:type="paragraph" w:styleId="Mucluc9">
     <w:name w:val="toc 9"/>
-    <w:basedOn w:val="Normal"/>
-    <w:next w:val="Normal"/>
+    <w:basedOn w:val="Binhthng"/>
+    <w:next w:val="Binhthng"/>
     <w:autoRedefine/>
     <w:uiPriority w:val="39"/>
     <w:unhideWhenUsed/>
@@ -22443,9 +22503,9 @@
       <w:szCs w:val="20"/>
     </w:rPr>
   </w:style>
-  <w:style w:type="character" w:styleId="Hyperlink">
+  <w:style w:type="character" w:styleId="Siuktni">
     <w:name w:val="Hyperlink"/>
-    <w:basedOn w:val="DefaultParagraphFont"/>
+    <w:basedOn w:val="Phngmcinhcuaoanvn"/>
     <w:uiPriority w:val="99"/>
     <w:unhideWhenUsed/>
     <w:rsid w:val="000C0A48"/>
@@ -22454,10 +22514,10 @@
       <w:u w:val="single"/>
     </w:rPr>
   </w:style>
-  <w:style w:type="paragraph" w:styleId="TOCHeading">
+  <w:style w:type="paragraph" w:styleId="uMucluc">
     <w:name w:val="TOC Heading"/>
-    <w:basedOn w:val="Heading1"/>
-    <w:next w:val="Normal"/>
+    <w:basedOn w:val="u1"/>
+    <w:next w:val="Binhthng"/>
     <w:uiPriority w:val="39"/>
     <w:unhideWhenUsed/>
     <w:qFormat/>
@@ -22475,10 +22535,10 @@
       <w:color w:val="2E74B5" w:themeColor="accent1" w:themeShade="BF"/>
     </w:rPr>
   </w:style>
-  <w:style w:type="paragraph" w:styleId="TableofFigures">
+  <w:style w:type="paragraph" w:styleId="Banghinhminhhoa">
     <w:name w:val="table of figures"/>
-    <w:basedOn w:val="Normal"/>
-    <w:next w:val="Normal"/>
+    <w:basedOn w:val="Binhthng"/>
+    <w:next w:val="Binhthng"/>
     <w:uiPriority w:val="99"/>
     <w:unhideWhenUsed/>
     <w:rsid w:val="00001E1D"/>
@@ -22487,17 +22547,17 @@
       <w:ind w:firstLine="230"/>
     </w:pPr>
   </w:style>
-  <w:style w:type="paragraph" w:styleId="Bibliography">
+  <w:style w:type="paragraph" w:styleId="DanhmucTailiuThamkhao">
     <w:name w:val="Bibliography"/>
-    <w:basedOn w:val="Normal"/>
-    <w:next w:val="Normal"/>
+    <w:basedOn w:val="Binhthng"/>
+    <w:next w:val="Binhthng"/>
     <w:uiPriority w:val="37"/>
     <w:unhideWhenUsed/>
     <w:rsid w:val="00BA6EAF"/>
   </w:style>
   <w:style w:type="character" w:customStyle="1" w:styleId="UnresolvedMention1">
     <w:name w:val="Unresolved Mention1"/>
-    <w:basedOn w:val="DefaultParagraphFont"/>
+    <w:basedOn w:val="Phngmcinhcuaoanvn"/>
     <w:uiPriority w:val="99"/>
     <w:semiHidden/>
     <w:unhideWhenUsed/>
@@ -22509,7 +22569,7 @@
   </w:style>
   <w:style w:type="character" w:styleId="FollowedHyperlink">
     <w:name w:val="FollowedHyperlink"/>
-    <w:basedOn w:val="DefaultParagraphFont"/>
+    <w:basedOn w:val="Phngmcinhcuaoanvn"/>
     <w:uiPriority w:val="99"/>
     <w:semiHidden/>
     <w:unhideWhenUsed/>
